--- a/docx_resources/Вечірня-Утреня/В,У - Мінея/08-Серпень/_archive/19-__-Андрея Стратопедарха.docx
+++ b/docx_resources/Вечірня-Утреня/В,У - Мінея/08-Серпень/_archive/19-__-Андрея Стратопедарха.docx
@@ -5,18 +5,18 @@
     <w:p>
       <w:r>
         <w:rPr>
-          <w:rFonts w:ascii="Book Antiqua" w:hAnsi="Book Antiqua" w:cs="Arial"/>
-          <w:color w:val="000000"/>
-          <w:sz w:val="28"/>
+          <w:rFonts w:ascii="Times New Roman" w:hAnsi="Times New Roman" w:cs="Arial"/>
+          <w:color w:val="000000"/>
+          <w:sz w:val="24"/>
           <w:szCs w:val="28"/>
         </w:rPr>
         <w:t>Субота</w:t>
       </w:r>
       <w:r>
         <w:rPr>
-          <w:rFonts w:ascii="Book Antiqua" w:hAnsi="Book Antiqua" w:cs="Arial"/>
-          <w:color w:val="000000"/>
-          <w:sz w:val="28"/>
+          <w:rFonts w:ascii="Times New Roman" w:hAnsi="Times New Roman" w:cs="Arial"/>
+          <w:color w:val="000000"/>
+          <w:sz w:val="24"/>
           <w:szCs w:val="28"/>
         </w:rPr>
         <w:br/>
@@ -24,9 +24,9 @@
       </w:r>
       <w:r>
         <w:rPr>
-          <w:rFonts w:ascii="Book Antiqua" w:hAnsi="Book Antiqua" w:cs="Arial"/>
-          <w:color w:val="000000"/>
-          <w:sz w:val="28"/>
+          <w:rFonts w:ascii="Times New Roman" w:hAnsi="Times New Roman" w:cs="Arial"/>
+          <w:color w:val="000000"/>
+          <w:sz w:val="24"/>
           <w:szCs w:val="28"/>
         </w:rPr>
         <w:br/>
@@ -54,7 +54,7 @@
           <w:bCs/>
           <w:color w:val="000000"/>
           <w:kern w:val="36"/>
-          <w:sz w:val="40"/>
+          <w:sz w:val="24"/>
           <w:szCs w:val="48"/>
           <w:lang w:val="uk-UA" w:eastAsia="ru-RU"/>
         </w:rPr>
@@ -77,6 +77,7 @@
           <w:rFonts w:ascii="Times New Roman" w:eastAsia="Calibri" w:hAnsi="Times New Roman" w:cs="Arial"/>
           <w:i/>
           <w:color w:val="FF0000"/>
+          <w:sz w:val="24"/>
           <w:szCs w:val="24"/>
           <w:lang w:val="uk-UA"/>
         </w:rPr>
@@ -86,6 +87,7 @@
         <w:rPr>
           <w:rFonts w:ascii="Times New Roman" w:eastAsia="Calibri" w:hAnsi="Times New Roman" w:cs="Arial"/>
           <w:color w:val="FF0000"/>
+          <w:sz w:val="24"/>
           <w:szCs w:val="24"/>
           <w:lang w:val="uk-UA"/>
         </w:rPr>
@@ -95,6 +97,7 @@
         <w:rPr>
           <w:rFonts w:ascii="Times New Roman" w:eastAsia="Calibri" w:hAnsi="Times New Roman" w:cs="Arial"/>
           <w:color w:val="000000"/>
+          <w:sz w:val="24"/>
           <w:szCs w:val="24"/>
           <w:lang w:val="uk-UA"/>
         </w:rPr>
@@ -117,6 +120,7 @@
           <w:rFonts w:ascii="Times New Roman" w:eastAsia="Calibri" w:hAnsi="Times New Roman" w:cs="Arial"/>
           <w:i/>
           <w:color w:val="FF0000"/>
+          <w:sz w:val="24"/>
           <w:szCs w:val="24"/>
           <w:lang w:val="uk-UA"/>
         </w:rPr>
@@ -126,6 +130,7 @@
         <w:rPr>
           <w:rFonts w:ascii="Times New Roman" w:eastAsia="Calibri" w:hAnsi="Times New Roman" w:cs="Arial"/>
           <w:color w:val="FF0000"/>
+          <w:sz w:val="24"/>
           <w:szCs w:val="24"/>
           <w:lang w:val="uk-UA"/>
         </w:rPr>
@@ -135,6 +140,7 @@
         <w:rPr>
           <w:rFonts w:ascii="Times New Roman" w:eastAsia="Calibri" w:hAnsi="Times New Roman" w:cs="Arial"/>
           <w:color w:val="000000"/>
+          <w:sz w:val="24"/>
           <w:szCs w:val="24"/>
           <w:lang w:val="uk-UA"/>
         </w:rPr>
@@ -373,6 +379,7 @@
         <w:rPr>
           <w:rFonts w:ascii="Times New Roman" w:eastAsia="Calibri" w:hAnsi="Times New Roman" w:cs="Arial"/>
           <w:color w:val="000000"/>
+          <w:sz w:val="24"/>
           <w:szCs w:val="24"/>
           <w:lang w:val="uk-UA"/>
         </w:rPr>
@@ -383,6 +390,7 @@
           <w:rFonts w:ascii="Times New Roman" w:eastAsia="Calibri" w:hAnsi="Times New Roman" w:cs="Arial"/>
           <w:i/>
           <w:color w:val="FF0000"/>
+          <w:sz w:val="24"/>
           <w:szCs w:val="24"/>
           <w:lang w:val="uk-UA"/>
         </w:rPr>
@@ -404,6 +412,7 @@
         <w:rPr>
           <w:rFonts w:ascii="Times New Roman" w:eastAsia="Calibri" w:hAnsi="Times New Roman" w:cs="Arial"/>
           <w:color w:val="000000"/>
+          <w:sz w:val="24"/>
           <w:szCs w:val="24"/>
           <w:lang w:val="uk-UA"/>
         </w:rPr>
@@ -425,6 +434,7 @@
         <w:rPr>
           <w:rFonts w:ascii="Times New Roman" w:eastAsia="Calibri" w:hAnsi="Times New Roman" w:cs="Arial"/>
           <w:color w:val="000000"/>
+          <w:sz w:val="24"/>
           <w:szCs w:val="24"/>
           <w:lang w:val="uk-UA"/>
         </w:rPr>
@@ -447,6 +457,7 @@
         <w:rPr>
           <w:rFonts w:ascii="Times New Roman" w:eastAsia="Calibri" w:hAnsi="Times New Roman" w:cs="Arial"/>
           <w:color w:val="000000"/>
+          <w:sz w:val="24"/>
           <w:szCs w:val="24"/>
           <w:lang w:val="uk-UA"/>
         </w:rPr>
@@ -457,6 +468,7 @@
           <w:rFonts w:ascii="Times New Roman" w:eastAsia="Calibri" w:hAnsi="Times New Roman" w:cs="Arial"/>
           <w:i/>
           <w:color w:val="000000"/>
+          <w:sz w:val="24"/>
           <w:szCs w:val="24"/>
           <w:lang w:val="uk-UA"/>
         </w:rPr>
@@ -467,6 +479,7 @@
           <w:rFonts w:ascii="Times New Roman" w:eastAsia="Calibri" w:hAnsi="Times New Roman" w:cs="Arial"/>
           <w:i/>
           <w:color w:val="FF0000"/>
+          <w:sz w:val="24"/>
           <w:szCs w:val="24"/>
           <w:lang w:val="uk-UA"/>
         </w:rPr>
@@ -516,6 +529,7 @@
         <w:rPr>
           <w:rFonts w:ascii="Times New Roman" w:eastAsia="Calibri" w:hAnsi="Times New Roman" w:cs="Arial"/>
           <w:color w:val="000000"/>
+          <w:sz w:val="24"/>
           <w:szCs w:val="24"/>
           <w:lang w:val="uk-UA"/>
         </w:rPr>
@@ -561,6 +575,7 @@
           <w:rFonts w:ascii="Times New Roman" w:eastAsia="Calibri" w:hAnsi="Times New Roman" w:cs="Arial"/>
           <w:i/>
           <w:color w:val="FF0000"/>
+          <w:sz w:val="24"/>
           <w:szCs w:val="24"/>
           <w:lang w:val="uk-UA"/>
         </w:rPr>
@@ -570,6 +585,7 @@
         <w:rPr>
           <w:rFonts w:ascii="Times New Roman" w:eastAsia="Calibri" w:hAnsi="Times New Roman" w:cs="Arial"/>
           <w:color w:val="FF0000"/>
+          <w:sz w:val="24"/>
           <w:szCs w:val="24"/>
           <w:lang w:val="uk-UA"/>
         </w:rPr>
@@ -579,6 +595,7 @@
         <w:rPr>
           <w:rFonts w:ascii="Times New Roman" w:eastAsia="Calibri" w:hAnsi="Times New Roman" w:cs="Arial"/>
           <w:color w:val="000000"/>
+          <w:sz w:val="24"/>
           <w:szCs w:val="24"/>
           <w:lang w:val="uk-UA"/>
         </w:rPr>
@@ -589,6 +606,7 @@
           <w:rFonts w:ascii="Times New Roman" w:eastAsia="Calibri" w:hAnsi="Times New Roman" w:cs="Arial"/>
           <w:i/>
           <w:color w:val="FF0000"/>
+          <w:sz w:val="24"/>
           <w:szCs w:val="24"/>
           <w:lang w:val="uk-UA"/>
         </w:rPr>
@@ -610,6 +628,7 @@
         <w:rPr>
           <w:rFonts w:ascii="Times New Roman" w:eastAsia="Calibri" w:hAnsi="Times New Roman" w:cs="Arial"/>
           <w:color w:val="000000"/>
+          <w:sz w:val="24"/>
           <w:szCs w:val="24"/>
           <w:lang w:val="uk-UA"/>
         </w:rPr>
@@ -631,6 +650,7 @@
         <w:rPr>
           <w:rFonts w:ascii="Times New Roman" w:eastAsia="Calibri" w:hAnsi="Times New Roman" w:cs="Arial"/>
           <w:color w:val="000000"/>
+          <w:sz w:val="24"/>
           <w:szCs w:val="24"/>
           <w:lang w:val="uk-UA"/>
         </w:rPr>
@@ -652,6 +672,7 @@
         <w:rPr>
           <w:rFonts w:ascii="Times New Roman" w:eastAsia="Calibri" w:hAnsi="Times New Roman" w:cs="Arial"/>
           <w:color w:val="000000"/>
+          <w:sz w:val="24"/>
           <w:szCs w:val="24"/>
           <w:lang w:val="uk-UA"/>
         </w:rPr>
@@ -673,6 +694,7 @@
         <w:rPr>
           <w:rFonts w:ascii="Times New Roman" w:eastAsia="Calibri" w:hAnsi="Times New Roman" w:cs="Arial"/>
           <w:color w:val="000000"/>
+          <w:sz w:val="24"/>
           <w:szCs w:val="24"/>
           <w:lang w:val="uk-UA"/>
         </w:rPr>
@@ -694,6 +716,7 @@
         <w:rPr>
           <w:rFonts w:ascii="Times New Roman" w:eastAsia="Calibri" w:hAnsi="Times New Roman" w:cs="Arial"/>
           <w:color w:val="000000"/>
+          <w:sz w:val="24"/>
           <w:szCs w:val="24"/>
           <w:lang w:val="uk-UA"/>
         </w:rPr>
@@ -734,6 +757,7 @@
           <w:b/>
           <w:i/>
           <w:color w:val="FF0000"/>
+          <w:sz w:val="24"/>
           <w:szCs w:val="24"/>
           <w:lang w:val="uk-UA"/>
         </w:rPr>
@@ -755,6 +779,7 @@
         <w:rPr>
           <w:rFonts w:ascii="Times New Roman" w:eastAsia="Calibri" w:hAnsi="Times New Roman" w:cs="Arial"/>
           <w:color w:val="000000"/>
+          <w:sz w:val="24"/>
           <w:szCs w:val="24"/>
           <w:lang w:val="uk-UA"/>
         </w:rPr>
@@ -776,6 +801,7 @@
         <w:rPr>
           <w:rFonts w:ascii="Times New Roman" w:eastAsia="Calibri" w:hAnsi="Times New Roman" w:cs="Arial"/>
           <w:color w:val="000000"/>
+          <w:sz w:val="24"/>
           <w:szCs w:val="24"/>
           <w:lang w:val="uk-UA"/>
         </w:rPr>
@@ -797,6 +823,7 @@
         <w:rPr>
           <w:rFonts w:ascii="Times New Roman" w:eastAsia="Calibri" w:hAnsi="Times New Roman" w:cs="Arial"/>
           <w:color w:val="000000"/>
+          <w:sz w:val="24"/>
           <w:szCs w:val="24"/>
           <w:lang w:val="uk-UA"/>
         </w:rPr>
@@ -818,6 +845,7 @@
         <w:rPr>
           <w:rFonts w:ascii="Times New Roman" w:eastAsia="Calibri" w:hAnsi="Times New Roman" w:cs="Arial"/>
           <w:color w:val="000000"/>
+          <w:sz w:val="24"/>
           <w:szCs w:val="24"/>
           <w:lang w:val="uk-UA"/>
         </w:rPr>
@@ -840,6 +868,7 @@
         <w:rPr>
           <w:rFonts w:ascii="Times New Roman" w:eastAsia="Calibri" w:hAnsi="Times New Roman" w:cs="Arial"/>
           <w:color w:val="000000"/>
+          <w:sz w:val="24"/>
           <w:szCs w:val="24"/>
           <w:lang w:val="uk-UA"/>
         </w:rPr>
@@ -861,6 +890,7 @@
         <w:rPr>
           <w:rFonts w:ascii="Times New Roman" w:eastAsia="Calibri" w:hAnsi="Times New Roman" w:cs="Arial"/>
           <w:color w:val="000000"/>
+          <w:sz w:val="24"/>
           <w:szCs w:val="24"/>
           <w:lang w:val="uk-UA"/>
         </w:rPr>
@@ -882,6 +912,7 @@
         <w:rPr>
           <w:rFonts w:ascii="Times New Roman" w:eastAsia="Calibri" w:hAnsi="Times New Roman" w:cs="Arial"/>
           <w:color w:val="000000"/>
+          <w:sz w:val="24"/>
           <w:szCs w:val="24"/>
           <w:lang w:val="uk-UA"/>
         </w:rPr>
@@ -903,6 +934,7 @@
         <w:rPr>
           <w:rFonts w:ascii="Times New Roman" w:eastAsia="Calibri" w:hAnsi="Times New Roman" w:cs="Arial"/>
           <w:color w:val="000000"/>
+          <w:sz w:val="24"/>
           <w:szCs w:val="24"/>
           <w:lang w:val="uk-UA"/>
         </w:rPr>
@@ -924,6 +956,7 @@
         <w:rPr>
           <w:rFonts w:ascii="Times New Roman" w:eastAsia="Calibri" w:hAnsi="Times New Roman" w:cs="Arial"/>
           <w:color w:val="000000"/>
+          <w:sz w:val="24"/>
           <w:szCs w:val="24"/>
           <w:lang w:val="uk-UA"/>
         </w:rPr>
@@ -945,6 +978,7 @@
         <w:rPr>
           <w:rFonts w:ascii="Times New Roman" w:eastAsia="Calibri" w:hAnsi="Times New Roman" w:cs="Arial"/>
           <w:color w:val="000000"/>
+          <w:sz w:val="24"/>
           <w:szCs w:val="24"/>
           <w:lang w:val="uk-UA"/>
         </w:rPr>
@@ -966,6 +1000,7 @@
         <w:rPr>
           <w:rFonts w:ascii="Times New Roman" w:eastAsia="Calibri" w:hAnsi="Times New Roman" w:cs="Arial"/>
           <w:color w:val="000000"/>
+          <w:sz w:val="24"/>
           <w:szCs w:val="24"/>
           <w:lang w:val="uk-UA"/>
         </w:rPr>
@@ -987,6 +1022,7 @@
         <w:rPr>
           <w:rFonts w:ascii="Times New Roman" w:eastAsia="Calibri" w:hAnsi="Times New Roman" w:cs="Arial"/>
           <w:color w:val="000000"/>
+          <w:sz w:val="24"/>
           <w:szCs w:val="24"/>
           <w:lang w:val="uk-UA"/>
         </w:rPr>
@@ -1008,6 +1044,7 @@
         <w:rPr>
           <w:rFonts w:ascii="Times New Roman" w:eastAsia="Calibri" w:hAnsi="Times New Roman" w:cs="Arial"/>
           <w:color w:val="000000"/>
+          <w:sz w:val="24"/>
           <w:szCs w:val="24"/>
           <w:lang w:val="uk-UA"/>
         </w:rPr>
@@ -1029,6 +1066,7 @@
         <w:rPr>
           <w:rFonts w:ascii="Times New Roman" w:eastAsia="Calibri" w:hAnsi="Times New Roman" w:cs="Arial"/>
           <w:color w:val="000000"/>
+          <w:sz w:val="24"/>
           <w:szCs w:val="24"/>
           <w:lang w:val="uk-UA"/>
         </w:rPr>
@@ -1050,6 +1088,7 @@
         <w:rPr>
           <w:rFonts w:ascii="Times New Roman" w:eastAsia="Calibri" w:hAnsi="Times New Roman" w:cs="Arial"/>
           <w:color w:val="000000"/>
+          <w:sz w:val="24"/>
           <w:szCs w:val="24"/>
           <w:lang w:val="uk-UA"/>
         </w:rPr>
@@ -1071,6 +1110,7 @@
         <w:rPr>
           <w:rFonts w:ascii="Times New Roman" w:eastAsia="Calibri" w:hAnsi="Times New Roman" w:cs="Arial"/>
           <w:color w:val="000000"/>
+          <w:sz w:val="24"/>
           <w:szCs w:val="24"/>
           <w:lang w:val="uk-UA"/>
         </w:rPr>
@@ -1092,6 +1132,7 @@
         <w:rPr>
           <w:rFonts w:ascii="Times New Roman" w:eastAsia="Calibri" w:hAnsi="Times New Roman" w:cs="Arial"/>
           <w:color w:val="000000"/>
+          <w:sz w:val="24"/>
           <w:szCs w:val="24"/>
           <w:lang w:val="uk-UA"/>
         </w:rPr>
@@ -1113,6 +1154,7 @@
         <w:rPr>
           <w:rFonts w:ascii="Times New Roman" w:eastAsia="Calibri" w:hAnsi="Times New Roman" w:cs="Arial"/>
           <w:color w:val="000000"/>
+          <w:sz w:val="24"/>
           <w:szCs w:val="24"/>
           <w:lang w:val="uk-UA"/>
         </w:rPr>
@@ -1134,6 +1176,7 @@
         <w:rPr>
           <w:rFonts w:ascii="Times New Roman" w:eastAsia="Calibri" w:hAnsi="Times New Roman" w:cs="Arial"/>
           <w:color w:val="000000"/>
+          <w:sz w:val="24"/>
           <w:szCs w:val="24"/>
           <w:lang w:val="uk-UA"/>
         </w:rPr>
@@ -1155,6 +1198,7 @@
         <w:rPr>
           <w:rFonts w:ascii="Times New Roman" w:eastAsia="Calibri" w:hAnsi="Times New Roman" w:cs="Arial"/>
           <w:color w:val="000000"/>
+          <w:sz w:val="24"/>
           <w:szCs w:val="24"/>
           <w:lang w:val="uk-UA"/>
         </w:rPr>
@@ -1176,6 +1220,7 @@
         <w:rPr>
           <w:rFonts w:ascii="Times New Roman" w:eastAsia="Calibri" w:hAnsi="Times New Roman" w:cs="Arial"/>
           <w:color w:val="000000"/>
+          <w:sz w:val="24"/>
           <w:szCs w:val="24"/>
           <w:lang w:val="uk-UA"/>
         </w:rPr>
@@ -1197,6 +1242,7 @@
         <w:rPr>
           <w:rFonts w:ascii="Times New Roman" w:eastAsia="Calibri" w:hAnsi="Times New Roman" w:cs="Arial"/>
           <w:color w:val="000000"/>
+          <w:sz w:val="24"/>
           <w:szCs w:val="24"/>
           <w:lang w:val="uk-UA"/>
         </w:rPr>
@@ -1218,6 +1264,7 @@
         <w:rPr>
           <w:rFonts w:ascii="Times New Roman" w:eastAsia="Calibri" w:hAnsi="Times New Roman" w:cs="Arial"/>
           <w:color w:val="000000"/>
+          <w:sz w:val="24"/>
           <w:szCs w:val="24"/>
           <w:lang w:val="uk-UA"/>
         </w:rPr>
@@ -1239,6 +1286,7 @@
         <w:rPr>
           <w:rFonts w:ascii="Times New Roman" w:eastAsia="Calibri" w:hAnsi="Times New Roman" w:cs="Arial"/>
           <w:color w:val="000000"/>
+          <w:sz w:val="24"/>
           <w:szCs w:val="24"/>
           <w:lang w:val="uk-UA"/>
         </w:rPr>
@@ -1260,6 +1308,7 @@
         <w:rPr>
           <w:rFonts w:ascii="Times New Roman" w:eastAsia="Calibri" w:hAnsi="Times New Roman" w:cs="Arial"/>
           <w:color w:val="000000"/>
+          <w:sz w:val="24"/>
           <w:szCs w:val="24"/>
           <w:lang w:val="uk-UA"/>
         </w:rPr>
@@ -1281,6 +1330,7 @@
         <w:rPr>
           <w:rFonts w:ascii="Times New Roman" w:eastAsia="Calibri" w:hAnsi="Times New Roman" w:cs="Arial"/>
           <w:color w:val="000000"/>
+          <w:sz w:val="24"/>
           <w:szCs w:val="24"/>
           <w:lang w:val="uk-UA"/>
         </w:rPr>
@@ -1302,6 +1352,7 @@
         <w:rPr>
           <w:rFonts w:ascii="Times New Roman" w:eastAsia="Calibri" w:hAnsi="Times New Roman" w:cs="Arial"/>
           <w:color w:val="000000"/>
+          <w:sz w:val="24"/>
           <w:szCs w:val="24"/>
           <w:lang w:val="uk-UA"/>
         </w:rPr>
@@ -1323,6 +1374,7 @@
         <w:rPr>
           <w:rFonts w:ascii="Times New Roman" w:eastAsia="Calibri" w:hAnsi="Times New Roman" w:cs="Arial"/>
           <w:color w:val="000000"/>
+          <w:sz w:val="24"/>
           <w:szCs w:val="24"/>
           <w:lang w:val="uk-UA"/>
         </w:rPr>
@@ -1344,6 +1396,7 @@
         <w:rPr>
           <w:rFonts w:ascii="Times New Roman" w:eastAsia="Calibri" w:hAnsi="Times New Roman" w:cs="Arial"/>
           <w:color w:val="000000"/>
+          <w:sz w:val="24"/>
           <w:szCs w:val="24"/>
           <w:lang w:val="uk-UA"/>
         </w:rPr>
@@ -1365,6 +1418,7 @@
         <w:rPr>
           <w:rFonts w:ascii="Times New Roman" w:eastAsia="Calibri" w:hAnsi="Times New Roman" w:cs="Arial"/>
           <w:color w:val="000000"/>
+          <w:sz w:val="24"/>
           <w:szCs w:val="24"/>
           <w:lang w:val="uk-UA"/>
         </w:rPr>
@@ -1386,6 +1440,7 @@
         <w:rPr>
           <w:rFonts w:ascii="Times New Roman" w:eastAsia="Calibri" w:hAnsi="Times New Roman" w:cs="Arial"/>
           <w:color w:val="000000"/>
+          <w:sz w:val="24"/>
           <w:szCs w:val="24"/>
           <w:lang w:val="uk-UA"/>
         </w:rPr>
@@ -1407,6 +1462,7 @@
         <w:rPr>
           <w:rFonts w:ascii="Times New Roman" w:eastAsia="Calibri" w:hAnsi="Times New Roman" w:cs="Arial"/>
           <w:color w:val="000000"/>
+          <w:sz w:val="24"/>
           <w:szCs w:val="24"/>
           <w:lang w:val="uk-UA"/>
         </w:rPr>
@@ -1428,6 +1484,7 @@
         <w:rPr>
           <w:rFonts w:ascii="Times New Roman" w:eastAsia="Calibri" w:hAnsi="Times New Roman" w:cs="Arial"/>
           <w:color w:val="000000"/>
+          <w:sz w:val="24"/>
           <w:szCs w:val="24"/>
           <w:lang w:val="uk-UA"/>
         </w:rPr>
@@ -1449,6 +1506,7 @@
         <w:rPr>
           <w:rFonts w:ascii="Times New Roman" w:eastAsia="Calibri" w:hAnsi="Times New Roman" w:cs="Arial"/>
           <w:color w:val="000000"/>
+          <w:sz w:val="24"/>
           <w:szCs w:val="24"/>
           <w:lang w:val="uk-UA"/>
         </w:rPr>
@@ -1470,6 +1528,7 @@
         <w:rPr>
           <w:rFonts w:ascii="Times New Roman" w:eastAsia="Calibri" w:hAnsi="Times New Roman" w:cs="Arial"/>
           <w:color w:val="000000"/>
+          <w:sz w:val="24"/>
           <w:szCs w:val="24"/>
           <w:lang w:val="uk-UA"/>
         </w:rPr>
@@ -1492,6 +1551,7 @@
         <w:rPr>
           <w:rFonts w:ascii="Times New Roman" w:eastAsia="Calibri" w:hAnsi="Times New Roman" w:cs="Arial"/>
           <w:color w:val="000000"/>
+          <w:sz w:val="24"/>
           <w:szCs w:val="24"/>
           <w:lang w:val="uk-UA"/>
         </w:rPr>
@@ -1513,6 +1573,7 @@
         <w:rPr>
           <w:rFonts w:ascii="Times New Roman" w:eastAsia="Calibri" w:hAnsi="Times New Roman" w:cs="Arial"/>
           <w:color w:val="000000"/>
+          <w:sz w:val="24"/>
           <w:szCs w:val="24"/>
           <w:lang w:val="uk-UA"/>
         </w:rPr>
@@ -1534,6 +1595,7 @@
         <w:rPr>
           <w:rFonts w:ascii="Times New Roman" w:eastAsia="Calibri" w:hAnsi="Times New Roman" w:cs="Arial"/>
           <w:color w:val="000000"/>
+          <w:sz w:val="24"/>
           <w:szCs w:val="24"/>
           <w:lang w:val="uk-UA"/>
         </w:rPr>
@@ -1556,6 +1618,7 @@
         <w:rPr>
           <w:rFonts w:ascii="Times New Roman" w:eastAsia="Calibri" w:hAnsi="Times New Roman" w:cs="Arial"/>
           <w:color w:val="000000"/>
+          <w:sz w:val="24"/>
           <w:szCs w:val="24"/>
           <w:lang w:val="uk-UA"/>
         </w:rPr>
@@ -1566,6 +1629,7 @@
           <w:rFonts w:ascii="Times New Roman" w:eastAsia="Calibri" w:hAnsi="Times New Roman" w:cs="Arial"/>
           <w:i/>
           <w:color w:val="FF0000"/>
+          <w:sz w:val="24"/>
           <w:szCs w:val="24"/>
           <w:lang w:val="uk-UA"/>
         </w:rPr>
@@ -1606,6 +1670,7 @@
           <w:b/>
           <w:i/>
           <w:color w:val="FF0000"/>
+          <w:sz w:val="24"/>
           <w:szCs w:val="24"/>
           <w:lang w:val="uk-UA"/>
         </w:rPr>
@@ -1629,6 +1694,7 @@
           <w:rFonts w:ascii="Times New Roman" w:eastAsia="Calibri" w:hAnsi="Times New Roman" w:cs="Arial"/>
           <w:i/>
           <w:color w:val="FF0000"/>
+          <w:sz w:val="24"/>
           <w:szCs w:val="24"/>
           <w:lang w:val="uk-UA"/>
         </w:rPr>
@@ -1650,6 +1716,7 @@
         <w:rPr>
           <w:rFonts w:ascii="Times New Roman" w:eastAsia="Calibri" w:hAnsi="Times New Roman" w:cs="Arial"/>
           <w:color w:val="FF0000"/>
+          <w:sz w:val="24"/>
           <w:szCs w:val="24"/>
           <w:lang w:val="uk-UA"/>
         </w:rPr>
@@ -1659,6 +1726,7 @@
         <w:rPr>
           <w:rFonts w:ascii="Times New Roman" w:eastAsia="Calibri" w:hAnsi="Times New Roman" w:cs="Arial"/>
           <w:color w:val="000000"/>
+          <w:sz w:val="24"/>
           <w:szCs w:val="24"/>
           <w:lang w:val="uk-UA"/>
         </w:rPr>
@@ -1680,6 +1748,7 @@
         <w:rPr>
           <w:rFonts w:ascii="Times New Roman" w:eastAsia="Calibri" w:hAnsi="Times New Roman" w:cs="Arial"/>
           <w:color w:val="FF0000"/>
+          <w:sz w:val="24"/>
           <w:szCs w:val="24"/>
           <w:lang w:val="uk-UA"/>
         </w:rPr>
@@ -1689,6 +1758,7 @@
         <w:rPr>
           <w:rFonts w:ascii="Times New Roman" w:eastAsia="Calibri" w:hAnsi="Times New Roman" w:cs="Arial"/>
           <w:color w:val="000000"/>
+          <w:sz w:val="24"/>
           <w:szCs w:val="24"/>
           <w:lang w:val="uk-UA"/>
         </w:rPr>
@@ -1710,6 +1780,7 @@
         <w:rPr>
           <w:rFonts w:ascii="Times New Roman" w:eastAsia="Calibri" w:hAnsi="Times New Roman" w:cs="Arial"/>
           <w:color w:val="FF0000"/>
+          <w:sz w:val="24"/>
           <w:szCs w:val="24"/>
           <w:lang w:val="uk-UA"/>
         </w:rPr>
@@ -1719,6 +1790,7 @@
         <w:rPr>
           <w:rFonts w:ascii="Times New Roman" w:eastAsia="Calibri" w:hAnsi="Times New Roman" w:cs="Arial"/>
           <w:color w:val="000000"/>
+          <w:sz w:val="24"/>
           <w:szCs w:val="24"/>
           <w:lang w:val="uk-UA"/>
         </w:rPr>
@@ -1740,6 +1812,7 @@
         <w:rPr>
           <w:rFonts w:ascii="Times New Roman" w:eastAsia="Calibri" w:hAnsi="Times New Roman" w:cs="Arial"/>
           <w:color w:val="FF0000"/>
+          <w:sz w:val="24"/>
           <w:szCs w:val="24"/>
           <w:lang w:val="uk-UA"/>
         </w:rPr>
@@ -1749,6 +1822,7 @@
         <w:rPr>
           <w:rFonts w:ascii="Times New Roman" w:eastAsia="Calibri" w:hAnsi="Times New Roman" w:cs="Arial"/>
           <w:color w:val="000000"/>
+          <w:sz w:val="24"/>
           <w:szCs w:val="24"/>
           <w:lang w:val="uk-UA"/>
         </w:rPr>
@@ -1770,6 +1844,7 @@
         <w:rPr>
           <w:rFonts w:ascii="Times New Roman" w:eastAsia="Calibri" w:hAnsi="Times New Roman" w:cs="Arial"/>
           <w:color w:val="FF0000"/>
+          <w:sz w:val="24"/>
           <w:szCs w:val="24"/>
           <w:lang w:val="uk-UA"/>
         </w:rPr>
@@ -1779,6 +1854,7 @@
         <w:rPr>
           <w:rFonts w:ascii="Times New Roman" w:eastAsia="Calibri" w:hAnsi="Times New Roman" w:cs="Arial"/>
           <w:color w:val="000000"/>
+          <w:sz w:val="24"/>
           <w:szCs w:val="24"/>
           <w:lang w:val="uk-UA"/>
         </w:rPr>
@@ -1800,6 +1876,7 @@
         <w:rPr>
           <w:rFonts w:ascii="Times New Roman" w:eastAsia="Calibri" w:hAnsi="Times New Roman" w:cs="Arial"/>
           <w:color w:val="FF0000"/>
+          <w:sz w:val="24"/>
           <w:szCs w:val="24"/>
           <w:lang w:val="uk-UA"/>
         </w:rPr>
@@ -1809,6 +1886,7 @@
         <w:rPr>
           <w:rFonts w:ascii="Times New Roman" w:eastAsia="Calibri" w:hAnsi="Times New Roman" w:cs="Arial"/>
           <w:color w:val="000000"/>
+          <w:sz w:val="24"/>
           <w:szCs w:val="24"/>
           <w:lang w:val="uk-UA"/>
         </w:rPr>
@@ -1818,6 +1896,7 @@
         <w:rPr>
           <w:rFonts w:ascii="Times New Roman" w:eastAsia="Calibri" w:hAnsi="Times New Roman" w:cs="Arial"/>
           <w:color w:val="000000"/>
+          <w:sz w:val="24"/>
           <w:szCs w:val="24"/>
           <w:lang w:val="uk-UA"/>
         </w:rPr>
@@ -1840,6 +1919,7 @@
         <w:rPr>
           <w:rFonts w:ascii="Times New Roman" w:eastAsia="Calibri" w:hAnsi="Times New Roman" w:cs="Arial"/>
           <w:color w:val="FF0000"/>
+          <w:sz w:val="24"/>
           <w:szCs w:val="24"/>
           <w:lang w:val="uk-UA"/>
         </w:rPr>
@@ -1849,6 +1929,7 @@
         <w:rPr>
           <w:rFonts w:ascii="Times New Roman" w:eastAsia="Calibri" w:hAnsi="Times New Roman" w:cs="Arial"/>
           <w:color w:val="000000"/>
+          <w:sz w:val="24"/>
           <w:szCs w:val="24"/>
           <w:lang w:val="uk-UA"/>
         </w:rPr>
@@ -1870,6 +1951,7 @@
         <w:rPr>
           <w:rFonts w:ascii="Times New Roman" w:eastAsia="Calibri" w:hAnsi="Times New Roman" w:cs="Arial"/>
           <w:color w:val="FF0000"/>
+          <w:sz w:val="24"/>
           <w:szCs w:val="24"/>
           <w:lang w:val="uk-UA"/>
         </w:rPr>
@@ -1879,6 +1961,7 @@
         <w:rPr>
           <w:rFonts w:ascii="Times New Roman" w:eastAsia="Calibri" w:hAnsi="Times New Roman" w:cs="Arial"/>
           <w:color w:val="000000"/>
+          <w:sz w:val="24"/>
           <w:szCs w:val="24"/>
           <w:lang w:val="uk-UA"/>
         </w:rPr>
@@ -1920,6 +2003,7 @@
           <w:b/>
           <w:i/>
           <w:color w:val="FF0000"/>
+          <w:sz w:val="24"/>
           <w:szCs w:val="24"/>
           <w:lang w:val="uk-UA"/>
         </w:rPr>
@@ -1942,6 +2026,7 @@
           <w:rFonts w:ascii="Times New Roman" w:eastAsia="Calibri" w:hAnsi="Times New Roman" w:cs="Arial"/>
           <w:i/>
           <w:color w:val="FF0000"/>
+          <w:sz w:val="24"/>
           <w:szCs w:val="24"/>
           <w:lang w:val="uk-UA"/>
         </w:rPr>
@@ -1951,6 +2036,7 @@
         <w:rPr>
           <w:rFonts w:ascii="Times New Roman" w:eastAsia="Calibri" w:hAnsi="Times New Roman" w:cs="Arial"/>
           <w:color w:val="000000"/>
+          <w:sz w:val="24"/>
           <w:szCs w:val="24"/>
           <w:lang w:val="uk-UA"/>
         </w:rPr>
@@ -1973,6 +2059,7 @@
           <w:rFonts w:ascii="Times New Roman" w:eastAsia="Calibri" w:hAnsi="Times New Roman" w:cs="Arial"/>
           <w:i/>
           <w:color w:val="FF0000"/>
+          <w:sz w:val="24"/>
           <w:szCs w:val="24"/>
           <w:lang w:val="uk-UA"/>
         </w:rPr>
@@ -1982,6 +2069,7 @@
         <w:rPr>
           <w:rFonts w:ascii="Times New Roman" w:eastAsia="Calibri" w:hAnsi="Times New Roman" w:cs="Arial"/>
           <w:color w:val="000000"/>
+          <w:sz w:val="24"/>
           <w:szCs w:val="24"/>
           <w:lang w:val="uk-UA"/>
         </w:rPr>
@@ -1992,6 +2080,7 @@
           <w:rFonts w:ascii="Times New Roman" w:eastAsia="Calibri" w:hAnsi="Times New Roman" w:cs="Arial"/>
           <w:i/>
           <w:color w:val="000000"/>
+          <w:sz w:val="24"/>
           <w:szCs w:val="24"/>
           <w:lang w:val="uk-UA"/>
         </w:rPr>
@@ -2014,6 +2103,7 @@
           <w:rFonts w:ascii="Times New Roman" w:eastAsia="Calibri" w:hAnsi="Times New Roman" w:cs="Arial"/>
           <w:i/>
           <w:color w:val="FF0000"/>
+          <w:sz w:val="24"/>
           <w:szCs w:val="24"/>
           <w:lang w:val="uk-UA"/>
         </w:rPr>
@@ -2023,6 +2113,7 @@
         <w:rPr>
           <w:rFonts w:ascii="Times New Roman" w:eastAsia="Calibri" w:hAnsi="Times New Roman" w:cs="Arial"/>
           <w:color w:val="000000"/>
+          <w:sz w:val="24"/>
           <w:szCs w:val="24"/>
           <w:lang w:val="uk-UA"/>
         </w:rPr>
@@ -2045,6 +2136,7 @@
           <w:rFonts w:ascii="Times New Roman" w:eastAsia="Calibri" w:hAnsi="Times New Roman" w:cs="Arial"/>
           <w:i/>
           <w:color w:val="FF0000"/>
+          <w:sz w:val="24"/>
           <w:szCs w:val="24"/>
           <w:lang w:val="uk-UA"/>
         </w:rPr>
@@ -2054,6 +2146,7 @@
         <w:rPr>
           <w:rFonts w:ascii="Times New Roman" w:eastAsia="Calibri" w:hAnsi="Times New Roman" w:cs="Arial"/>
           <w:color w:val="000000"/>
+          <w:sz w:val="24"/>
           <w:szCs w:val="24"/>
           <w:lang w:val="uk-UA"/>
         </w:rPr>
@@ -2076,6 +2169,7 @@
           <w:rFonts w:ascii="Times New Roman" w:eastAsia="Calibri" w:hAnsi="Times New Roman" w:cs="Arial"/>
           <w:i/>
           <w:color w:val="FF0000"/>
+          <w:sz w:val="24"/>
           <w:szCs w:val="24"/>
           <w:lang w:val="uk-UA"/>
         </w:rPr>
@@ -2085,6 +2179,7 @@
         <w:rPr>
           <w:rFonts w:ascii="Times New Roman" w:eastAsia="Calibri" w:hAnsi="Times New Roman" w:cs="Arial"/>
           <w:color w:val="000000"/>
+          <w:sz w:val="24"/>
           <w:szCs w:val="24"/>
           <w:lang w:val="uk-UA"/>
         </w:rPr>
@@ -2107,6 +2202,7 @@
           <w:rFonts w:ascii="Times New Roman" w:eastAsia="Calibri" w:hAnsi="Times New Roman" w:cs="Arial"/>
           <w:i/>
           <w:color w:val="FF0000"/>
+          <w:sz w:val="24"/>
           <w:szCs w:val="24"/>
           <w:lang w:val="uk-UA"/>
         </w:rPr>
@@ -2116,6 +2212,7 @@
         <w:rPr>
           <w:rFonts w:ascii="Times New Roman" w:eastAsia="Calibri" w:hAnsi="Times New Roman" w:cs="Arial"/>
           <w:color w:val="000000"/>
+          <w:sz w:val="24"/>
           <w:szCs w:val="24"/>
           <w:lang w:val="uk-UA"/>
         </w:rPr>
@@ -2138,6 +2235,7 @@
           <w:rFonts w:ascii="Times New Roman" w:eastAsia="Calibri" w:hAnsi="Times New Roman" w:cs="Arial"/>
           <w:i/>
           <w:color w:val="FF0000"/>
+          <w:sz w:val="24"/>
           <w:szCs w:val="24"/>
           <w:lang w:val="uk-UA"/>
         </w:rPr>
@@ -2147,6 +2245,7 @@
         <w:rPr>
           <w:rFonts w:ascii="Times New Roman" w:eastAsia="Calibri" w:hAnsi="Times New Roman" w:cs="Arial"/>
           <w:color w:val="000000"/>
+          <w:sz w:val="24"/>
           <w:szCs w:val="24"/>
           <w:lang w:val="uk-UA"/>
         </w:rPr>
@@ -2169,6 +2268,7 @@
           <w:rFonts w:ascii="Times New Roman" w:eastAsia="Calibri" w:hAnsi="Times New Roman" w:cs="Arial"/>
           <w:i/>
           <w:color w:val="FF0000"/>
+          <w:sz w:val="24"/>
           <w:szCs w:val="24"/>
           <w:lang w:val="uk-UA"/>
         </w:rPr>
@@ -2178,6 +2278,7 @@
         <w:rPr>
           <w:rFonts w:ascii="Times New Roman" w:eastAsia="Calibri" w:hAnsi="Times New Roman" w:cs="Arial"/>
           <w:color w:val="000000"/>
+          <w:sz w:val="24"/>
           <w:szCs w:val="24"/>
           <w:lang w:val="uk-UA"/>
         </w:rPr>
@@ -2200,6 +2301,7 @@
           <w:rFonts w:ascii="Times New Roman" w:eastAsia="Calibri" w:hAnsi="Times New Roman" w:cs="Arial"/>
           <w:i/>
           <w:color w:val="FF0000"/>
+          <w:sz w:val="24"/>
           <w:szCs w:val="24"/>
           <w:lang w:val="uk-UA"/>
         </w:rPr>
@@ -2209,6 +2311,7 @@
         <w:rPr>
           <w:rFonts w:ascii="Times New Roman" w:eastAsia="Calibri" w:hAnsi="Times New Roman" w:cs="Arial"/>
           <w:color w:val="000000"/>
+          <w:sz w:val="24"/>
           <w:szCs w:val="24"/>
           <w:lang w:val="uk-UA"/>
         </w:rPr>
@@ -2219,6 +2322,7 @@
           <w:rFonts w:ascii="Times New Roman" w:eastAsia="Calibri" w:hAnsi="Times New Roman" w:cs="Arial"/>
           <w:i/>
           <w:color w:val="FF0000"/>
+          <w:sz w:val="24"/>
           <w:szCs w:val="24"/>
           <w:lang w:val="uk-UA"/>
         </w:rPr>
@@ -2228,6 +2332,7 @@
         <w:rPr>
           <w:rFonts w:ascii="Times New Roman" w:eastAsia="Calibri" w:hAnsi="Times New Roman" w:cs="Arial"/>
           <w:color w:val="000000"/>
+          <w:sz w:val="24"/>
           <w:szCs w:val="24"/>
           <w:lang w:val="uk-UA"/>
         </w:rPr>
@@ -2238,6 +2343,7 @@
           <w:rFonts w:ascii="Times New Roman" w:eastAsia="Calibri" w:hAnsi="Times New Roman" w:cs="Arial"/>
           <w:i/>
           <w:color w:val="FF0000"/>
+          <w:sz w:val="24"/>
           <w:szCs w:val="24"/>
           <w:lang w:val="uk-UA"/>
         </w:rPr>
@@ -2247,6 +2353,7 @@
         <w:rPr>
           <w:rFonts w:ascii="Times New Roman" w:eastAsia="Calibri" w:hAnsi="Times New Roman" w:cs="Arial"/>
           <w:color w:val="000000"/>
+          <w:sz w:val="24"/>
           <w:szCs w:val="24"/>
           <w:lang w:val="uk-UA"/>
         </w:rPr>
@@ -2257,6 +2364,7 @@
           <w:rFonts w:ascii="Times New Roman" w:eastAsia="Calibri" w:hAnsi="Times New Roman" w:cs="Arial"/>
           <w:i/>
           <w:color w:val="FF0000"/>
+          <w:sz w:val="24"/>
           <w:szCs w:val="24"/>
           <w:lang w:val="uk-UA"/>
         </w:rPr>
@@ -2266,6 +2374,7 @@
         <w:rPr>
           <w:rFonts w:ascii="Times New Roman" w:eastAsia="Calibri" w:hAnsi="Times New Roman" w:cs="Arial"/>
           <w:color w:val="000000"/>
+          <w:sz w:val="24"/>
           <w:szCs w:val="24"/>
           <w:lang w:val="uk-UA"/>
         </w:rPr>
@@ -2276,6 +2385,7 @@
           <w:rFonts w:ascii="Times New Roman" w:eastAsia="Calibri" w:hAnsi="Times New Roman" w:cs="Arial"/>
           <w:i/>
           <w:color w:val="FF0000"/>
+          <w:sz w:val="24"/>
           <w:szCs w:val="24"/>
           <w:lang w:val="uk-UA"/>
         </w:rPr>
@@ -2285,6 +2395,7 @@
         <w:rPr>
           <w:rFonts w:ascii="Times New Roman" w:eastAsia="Calibri" w:hAnsi="Times New Roman" w:cs="Arial"/>
           <w:color w:val="000000"/>
+          <w:sz w:val="24"/>
           <w:szCs w:val="24"/>
           <w:lang w:val="uk-UA"/>
         </w:rPr>
@@ -2307,6 +2418,7 @@
           <w:rFonts w:ascii="Times New Roman" w:eastAsia="Calibri" w:hAnsi="Times New Roman" w:cs="Arial"/>
           <w:i/>
           <w:color w:val="FF0000"/>
+          <w:sz w:val="24"/>
           <w:szCs w:val="24"/>
           <w:lang w:val="uk-UA"/>
         </w:rPr>
@@ -2316,6 +2428,7 @@
         <w:rPr>
           <w:rFonts w:ascii="Times New Roman" w:eastAsia="Calibri" w:hAnsi="Times New Roman" w:cs="Arial"/>
           <w:color w:val="000000"/>
+          <w:sz w:val="24"/>
           <w:szCs w:val="24"/>
           <w:lang w:val="uk-UA"/>
         </w:rPr>
@@ -2338,6 +2451,7 @@
           <w:rFonts w:ascii="Times New Roman" w:eastAsia="Calibri" w:hAnsi="Times New Roman" w:cs="Arial"/>
           <w:i/>
           <w:color w:val="FF0000"/>
+          <w:sz w:val="24"/>
           <w:szCs w:val="24"/>
           <w:lang w:val="uk-UA"/>
         </w:rPr>
@@ -2348,6 +2462,7 @@
         <w:rPr>
           <w:rFonts w:ascii="Times New Roman" w:eastAsia="Calibri" w:hAnsi="Times New Roman" w:cs="Arial"/>
           <w:color w:val="000000"/>
+          <w:sz w:val="24"/>
           <w:szCs w:val="24"/>
           <w:lang w:val="uk-UA"/>
         </w:rPr>
@@ -2370,6 +2485,7 @@
           <w:rFonts w:ascii="Times New Roman" w:eastAsia="Calibri" w:hAnsi="Times New Roman" w:cs="Arial"/>
           <w:i/>
           <w:color w:val="FF0000"/>
+          <w:sz w:val="24"/>
           <w:szCs w:val="24"/>
           <w:lang w:val="uk-UA"/>
         </w:rPr>
@@ -2379,6 +2495,7 @@
         <w:rPr>
           <w:rFonts w:ascii="Times New Roman" w:eastAsia="Calibri" w:hAnsi="Times New Roman" w:cs="Arial"/>
           <w:color w:val="000000"/>
+          <w:sz w:val="24"/>
           <w:szCs w:val="24"/>
           <w:lang w:val="uk-UA"/>
         </w:rPr>
@@ -2401,6 +2518,7 @@
           <w:rFonts w:ascii="Times New Roman" w:eastAsia="Calibri" w:hAnsi="Times New Roman" w:cs="Arial"/>
           <w:i/>
           <w:color w:val="FF0000"/>
+          <w:sz w:val="24"/>
           <w:szCs w:val="24"/>
           <w:lang w:val="uk-UA"/>
         </w:rPr>
@@ -2410,6 +2528,7 @@
         <w:rPr>
           <w:rFonts w:ascii="Times New Roman" w:eastAsia="Calibri" w:hAnsi="Times New Roman" w:cs="Arial"/>
           <w:color w:val="000000"/>
+          <w:sz w:val="24"/>
           <w:szCs w:val="24"/>
           <w:lang w:val="uk-UA"/>
         </w:rPr>
@@ -2420,6 +2539,7 @@
           <w:rFonts w:ascii="Times New Roman" w:eastAsia="Calibri" w:hAnsi="Times New Roman" w:cs="Arial"/>
           <w:i/>
           <w:color w:val="FF0000"/>
+          <w:sz w:val="24"/>
           <w:szCs w:val="24"/>
           <w:lang w:val="uk-UA"/>
         </w:rPr>
@@ -2429,6 +2549,7 @@
         <w:rPr>
           <w:rFonts w:ascii="Times New Roman" w:eastAsia="Calibri" w:hAnsi="Times New Roman" w:cs="Arial"/>
           <w:color w:val="FF0000"/>
+          <w:sz w:val="24"/>
           <w:szCs w:val="24"/>
           <w:lang w:val="uk-UA"/>
         </w:rPr>
@@ -2438,6 +2559,7 @@
         <w:rPr>
           <w:rFonts w:ascii="Times New Roman" w:eastAsia="Calibri" w:hAnsi="Times New Roman" w:cs="Arial"/>
           <w:color w:val="000000"/>
+          <w:sz w:val="24"/>
           <w:szCs w:val="24"/>
           <w:lang w:val="uk-UA"/>
         </w:rPr>
@@ -2448,6 +2570,7 @@
           <w:rFonts w:ascii="Times New Roman" w:eastAsia="Calibri" w:hAnsi="Times New Roman" w:cs="Arial"/>
           <w:i/>
           <w:color w:val="FF0000"/>
+          <w:sz w:val="24"/>
           <w:szCs w:val="24"/>
           <w:lang w:val="uk-UA"/>
         </w:rPr>
@@ -2457,6 +2580,7 @@
         <w:rPr>
           <w:rFonts w:ascii="Times New Roman" w:eastAsia="Calibri" w:hAnsi="Times New Roman" w:cs="Arial"/>
           <w:color w:val="FF0000"/>
+          <w:sz w:val="24"/>
           <w:szCs w:val="24"/>
           <w:lang w:val="uk-UA"/>
         </w:rPr>
@@ -2466,6 +2590,7 @@
         <w:rPr>
           <w:rFonts w:ascii="Times New Roman" w:eastAsia="Calibri" w:hAnsi="Times New Roman" w:cs="Arial"/>
           <w:color w:val="000000"/>
+          <w:sz w:val="24"/>
           <w:szCs w:val="24"/>
           <w:lang w:val="uk-UA"/>
         </w:rPr>
@@ -2488,6 +2613,7 @@
           <w:rFonts w:ascii="Times New Roman" w:eastAsia="Calibri" w:hAnsi="Times New Roman" w:cs="Arial"/>
           <w:i/>
           <w:color w:val="FF0000"/>
+          <w:sz w:val="24"/>
           <w:szCs w:val="24"/>
           <w:lang w:val="uk-UA"/>
         </w:rPr>
@@ -2497,6 +2623,7 @@
         <w:rPr>
           <w:rFonts w:ascii="Times New Roman" w:eastAsia="Calibri" w:hAnsi="Times New Roman" w:cs="Arial"/>
           <w:color w:val="000000"/>
+          <w:sz w:val="24"/>
           <w:szCs w:val="24"/>
           <w:lang w:val="uk-UA"/>
         </w:rPr>
@@ -2519,6 +2646,7 @@
           <w:rFonts w:ascii="Times New Roman" w:eastAsia="Calibri" w:hAnsi="Times New Roman" w:cs="Arial"/>
           <w:i/>
           <w:color w:val="FF0000"/>
+          <w:sz w:val="24"/>
           <w:szCs w:val="24"/>
           <w:lang w:val="uk-UA"/>
         </w:rPr>
@@ -2528,6 +2656,7 @@
         <w:rPr>
           <w:rFonts w:ascii="Times New Roman" w:eastAsia="Calibri" w:hAnsi="Times New Roman" w:cs="Arial"/>
           <w:color w:val="000000"/>
+          <w:sz w:val="24"/>
           <w:szCs w:val="24"/>
           <w:lang w:val="uk-UA"/>
         </w:rPr>
@@ -2550,6 +2679,7 @@
           <w:rFonts w:ascii="Times New Roman" w:eastAsia="Calibri" w:hAnsi="Times New Roman" w:cs="Arial"/>
           <w:i/>
           <w:color w:val="FF0000"/>
+          <w:sz w:val="24"/>
           <w:szCs w:val="24"/>
           <w:lang w:val="uk-UA"/>
         </w:rPr>
@@ -2559,6 +2689,7 @@
         <w:rPr>
           <w:rFonts w:ascii="Times New Roman" w:eastAsia="Calibri" w:hAnsi="Times New Roman" w:cs="Arial"/>
           <w:color w:val="000000"/>
+          <w:sz w:val="24"/>
           <w:szCs w:val="24"/>
           <w:lang w:val="uk-UA"/>
         </w:rPr>
@@ -2581,6 +2712,7 @@
           <w:rFonts w:ascii="Times New Roman" w:eastAsia="Calibri" w:hAnsi="Times New Roman" w:cs="Arial"/>
           <w:i/>
           <w:color w:val="FF0000"/>
+          <w:sz w:val="24"/>
           <w:szCs w:val="24"/>
           <w:lang w:val="uk-UA"/>
         </w:rPr>
@@ -2590,6 +2722,7 @@
         <w:rPr>
           <w:rFonts w:ascii="Times New Roman" w:eastAsia="Calibri" w:hAnsi="Times New Roman" w:cs="Arial"/>
           <w:color w:val="000000"/>
+          <w:sz w:val="24"/>
           <w:szCs w:val="24"/>
           <w:lang w:val="uk-UA"/>
         </w:rPr>
@@ -2612,6 +2745,7 @@
           <w:rFonts w:ascii="Times New Roman" w:eastAsia="Calibri" w:hAnsi="Times New Roman" w:cs="Arial"/>
           <w:i/>
           <w:color w:val="FF0000"/>
+          <w:sz w:val="24"/>
           <w:szCs w:val="24"/>
           <w:lang w:val="uk-UA"/>
         </w:rPr>
@@ -2621,6 +2755,7 @@
         <w:rPr>
           <w:rFonts w:ascii="Times New Roman" w:eastAsia="Calibri" w:hAnsi="Times New Roman" w:cs="Arial"/>
           <w:color w:val="000000"/>
+          <w:sz w:val="24"/>
           <w:szCs w:val="24"/>
           <w:lang w:val="uk-UA"/>
         </w:rPr>
@@ -2643,6 +2778,7 @@
           <w:rFonts w:ascii="Times New Roman" w:eastAsia="Calibri" w:hAnsi="Times New Roman" w:cs="Arial"/>
           <w:i/>
           <w:color w:val="FF0000"/>
+          <w:sz w:val="24"/>
           <w:szCs w:val="24"/>
           <w:lang w:val="uk-UA"/>
         </w:rPr>
@@ -2652,6 +2788,7 @@
         <w:rPr>
           <w:rFonts w:ascii="Times New Roman" w:eastAsia="Calibri" w:hAnsi="Times New Roman" w:cs="Arial"/>
           <w:color w:val="000000"/>
+          <w:sz w:val="24"/>
           <w:szCs w:val="24"/>
           <w:lang w:val="uk-UA"/>
         </w:rPr>
@@ -2674,6 +2811,7 @@
           <w:rFonts w:ascii="Times New Roman" w:eastAsia="Calibri" w:hAnsi="Times New Roman" w:cs="Arial"/>
           <w:i/>
           <w:color w:val="FF0000"/>
+          <w:sz w:val="24"/>
           <w:szCs w:val="24"/>
           <w:lang w:val="uk-UA"/>
         </w:rPr>
@@ -2683,6 +2821,7 @@
         <w:rPr>
           <w:rFonts w:ascii="Times New Roman" w:eastAsia="Calibri" w:hAnsi="Times New Roman" w:cs="Arial"/>
           <w:color w:val="000000"/>
+          <w:sz w:val="24"/>
           <w:szCs w:val="24"/>
           <w:lang w:val="uk-UA"/>
         </w:rPr>
@@ -2705,6 +2844,7 @@
           <w:rFonts w:ascii="Times New Roman" w:eastAsia="Calibri" w:hAnsi="Times New Roman" w:cs="Arial"/>
           <w:i/>
           <w:color w:val="FF0000"/>
+          <w:sz w:val="24"/>
           <w:szCs w:val="24"/>
           <w:lang w:val="uk-UA"/>
         </w:rPr>
@@ -2714,6 +2854,7 @@
         <w:rPr>
           <w:rFonts w:ascii="Times New Roman" w:eastAsia="Calibri" w:hAnsi="Times New Roman" w:cs="Arial"/>
           <w:color w:val="000000"/>
+          <w:sz w:val="24"/>
           <w:szCs w:val="24"/>
           <w:lang w:val="uk-UA"/>
         </w:rPr>
@@ -2736,6 +2877,7 @@
           <w:rFonts w:ascii="Times New Roman" w:eastAsia="Calibri" w:hAnsi="Times New Roman" w:cs="Arial"/>
           <w:i/>
           <w:color w:val="FF0000"/>
+          <w:sz w:val="24"/>
           <w:szCs w:val="24"/>
           <w:lang w:val="uk-UA"/>
         </w:rPr>
@@ -2745,6 +2887,7 @@
         <w:rPr>
           <w:rFonts w:ascii="Times New Roman" w:eastAsia="Calibri" w:hAnsi="Times New Roman" w:cs="Arial"/>
           <w:color w:val="000000"/>
+          <w:sz w:val="24"/>
           <w:szCs w:val="24"/>
           <w:lang w:val="uk-UA"/>
         </w:rPr>
@@ -2767,6 +2910,7 @@
           <w:rFonts w:ascii="Times New Roman" w:eastAsia="Calibri" w:hAnsi="Times New Roman" w:cs="Arial"/>
           <w:i/>
           <w:color w:val="FF0000"/>
+          <w:sz w:val="24"/>
           <w:szCs w:val="24"/>
           <w:lang w:val="uk-UA"/>
         </w:rPr>
@@ -2776,6 +2920,7 @@
         <w:rPr>
           <w:rFonts w:ascii="Times New Roman" w:eastAsia="Calibri" w:hAnsi="Times New Roman" w:cs="Arial"/>
           <w:color w:val="000000"/>
+          <w:sz w:val="24"/>
           <w:szCs w:val="24"/>
           <w:lang w:val="uk-UA"/>
         </w:rPr>
@@ -2798,6 +2943,7 @@
           <w:rFonts w:ascii="Times New Roman" w:eastAsia="Calibri" w:hAnsi="Times New Roman" w:cs="Arial"/>
           <w:i/>
           <w:color w:val="FF0000"/>
+          <w:sz w:val="24"/>
           <w:szCs w:val="24"/>
           <w:lang w:val="uk-UA"/>
         </w:rPr>
@@ -2807,6 +2953,7 @@
         <w:rPr>
           <w:rFonts w:ascii="Times New Roman" w:eastAsia="Calibri" w:hAnsi="Times New Roman" w:cs="Arial"/>
           <w:color w:val="FF0000"/>
+          <w:sz w:val="24"/>
           <w:szCs w:val="24"/>
           <w:lang w:val="uk-UA"/>
         </w:rPr>
@@ -2816,6 +2963,7 @@
         <w:rPr>
           <w:rFonts w:ascii="Times New Roman" w:eastAsia="Calibri" w:hAnsi="Times New Roman" w:cs="Arial"/>
           <w:color w:val="000000"/>
+          <w:sz w:val="24"/>
           <w:szCs w:val="24"/>
           <w:lang w:val="uk-UA"/>
         </w:rPr>
@@ -2860,6 +3008,7 @@
           <w:rFonts w:ascii="Times New Roman" w:eastAsia="Calibri" w:hAnsi="Times New Roman" w:cs="Arial"/>
           <w:i/>
           <w:color w:val="FF0000"/>
+          <w:sz w:val="24"/>
           <w:szCs w:val="24"/>
           <w:lang w:val="uk-UA"/>
         </w:rPr>
@@ -2869,6 +3018,7 @@
         <w:rPr>
           <w:rFonts w:ascii="Times New Roman" w:eastAsia="Calibri" w:hAnsi="Times New Roman" w:cs="Arial"/>
           <w:color w:val="FF0000"/>
+          <w:sz w:val="24"/>
           <w:szCs w:val="24"/>
           <w:lang w:val="uk-UA"/>
         </w:rPr>
@@ -2878,6 +3028,7 @@
         <w:rPr>
           <w:rFonts w:ascii="Times New Roman" w:eastAsia="Calibri" w:hAnsi="Times New Roman" w:cs="Arial"/>
           <w:color w:val="000000"/>
+          <w:sz w:val="24"/>
           <w:szCs w:val="24"/>
           <w:lang w:val="uk-UA"/>
         </w:rPr>
@@ -2919,6 +3070,7 @@
           <w:b/>
           <w:i/>
           <w:color w:val="FF0000"/>
+          <w:sz w:val="24"/>
           <w:szCs w:val="24"/>
           <w:lang w:val="uk-UA"/>
         </w:rPr>
@@ -2942,6 +3094,7 @@
           <w:rFonts w:ascii="Times New Roman" w:eastAsia="Calibri" w:hAnsi="Times New Roman" w:cs="Arial"/>
           <w:i/>
           <w:color w:val="FF0000"/>
+          <w:sz w:val="24"/>
           <w:szCs w:val="24"/>
           <w:lang w:val="uk-UA"/>
         </w:rPr>
@@ -4032,6 +4185,7 @@
         <w:rPr>
           <w:rFonts w:ascii="Times New Roman" w:eastAsia="Calibri" w:hAnsi="Times New Roman" w:cs="Arial"/>
           <w:color w:val="000000"/>
+          <w:sz w:val="24"/>
           <w:szCs w:val="24"/>
           <w:lang w:val="uk-UA"/>
         </w:rPr>
@@ -4053,6 +4207,7 @@
         <w:rPr>
           <w:rFonts w:ascii="Times New Roman" w:eastAsia="Calibri" w:hAnsi="Times New Roman" w:cs="Arial"/>
           <w:color w:val="000000"/>
+          <w:sz w:val="24"/>
           <w:szCs w:val="24"/>
           <w:lang w:val="uk-UA"/>
         </w:rPr>
@@ -4074,6 +4229,7 @@
         <w:rPr>
           <w:rFonts w:ascii="Times New Roman" w:eastAsia="Calibri" w:hAnsi="Times New Roman" w:cs="Arial"/>
           <w:color w:val="000000"/>
+          <w:sz w:val="24"/>
           <w:szCs w:val="24"/>
           <w:lang w:val="uk-UA"/>
         </w:rPr>
@@ -4095,6 +4251,7 @@
         <w:rPr>
           <w:rFonts w:ascii="Times New Roman" w:eastAsia="Calibri" w:hAnsi="Times New Roman" w:cs="Arial"/>
           <w:color w:val="000000"/>
+          <w:sz w:val="24"/>
           <w:szCs w:val="24"/>
           <w:lang w:val="uk-UA"/>
         </w:rPr>
@@ -4116,6 +4273,7 @@
         <w:rPr>
           <w:rFonts w:ascii="Times New Roman" w:eastAsia="Calibri" w:hAnsi="Times New Roman" w:cs="Arial"/>
           <w:color w:val="000000"/>
+          <w:sz w:val="24"/>
           <w:szCs w:val="24"/>
           <w:lang w:val="uk-UA"/>
         </w:rPr>
@@ -4138,6 +4296,7 @@
         <w:rPr>
           <w:rFonts w:ascii="Times New Roman" w:eastAsia="Calibri" w:hAnsi="Times New Roman" w:cs="Arial"/>
           <w:color w:val="000000"/>
+          <w:sz w:val="24"/>
           <w:szCs w:val="24"/>
           <w:lang w:val="uk-UA"/>
         </w:rPr>
@@ -4159,6 +4318,7 @@
         <w:rPr>
           <w:rFonts w:ascii="Times New Roman" w:eastAsia="Calibri" w:hAnsi="Times New Roman" w:cs="Arial"/>
           <w:color w:val="000000"/>
+          <w:sz w:val="24"/>
           <w:szCs w:val="24"/>
           <w:lang w:val="uk-UA"/>
         </w:rPr>
@@ -4180,6 +4340,7 @@
         <w:rPr>
           <w:rFonts w:ascii="Times New Roman" w:eastAsia="Calibri" w:hAnsi="Times New Roman" w:cs="Arial"/>
           <w:color w:val="000000"/>
+          <w:sz w:val="24"/>
           <w:szCs w:val="24"/>
           <w:lang w:val="uk-UA"/>
         </w:rPr>
@@ -4201,6 +4362,7 @@
         <w:rPr>
           <w:rFonts w:ascii="Times New Roman" w:eastAsia="Calibri" w:hAnsi="Times New Roman" w:cs="Arial"/>
           <w:color w:val="000000"/>
+          <w:sz w:val="24"/>
           <w:szCs w:val="24"/>
           <w:lang w:val="uk-UA"/>
         </w:rPr>
@@ -4222,6 +4384,7 @@
         <w:rPr>
           <w:rFonts w:ascii="Times New Roman" w:eastAsia="Calibri" w:hAnsi="Times New Roman" w:cs="Arial"/>
           <w:color w:val="000000"/>
+          <w:sz w:val="24"/>
           <w:szCs w:val="24"/>
           <w:lang w:val="uk-UA"/>
         </w:rPr>
@@ -4245,6 +4408,7 @@
           <w:rFonts w:ascii="Times New Roman" w:eastAsia="Calibri" w:hAnsi="Times New Roman" w:cs="Arial"/>
           <w:b/>
           <w:color w:val="FF0000"/>
+          <w:sz w:val="24"/>
           <w:szCs w:val="24"/>
           <w:lang w:val="uk-UA"/>
         </w:rPr>
@@ -4266,6 +4430,7 @@
         <w:rPr>
           <w:rFonts w:ascii="Times New Roman" w:eastAsia="Calibri" w:hAnsi="Times New Roman" w:cs="Arial"/>
           <w:color w:val="000000"/>
+          <w:sz w:val="24"/>
           <w:szCs w:val="24"/>
           <w:lang w:val="uk-UA"/>
         </w:rPr>
@@ -4287,6 +4452,7 @@
         <w:rPr>
           <w:rFonts w:ascii="Times New Roman" w:eastAsia="Calibri" w:hAnsi="Times New Roman" w:cs="Arial"/>
           <w:color w:val="000000"/>
+          <w:sz w:val="24"/>
           <w:szCs w:val="24"/>
           <w:lang w:val="uk-UA"/>
         </w:rPr>
@@ -4308,6 +4474,7 @@
         <w:rPr>
           <w:rFonts w:ascii="Times New Roman" w:eastAsia="Calibri" w:hAnsi="Times New Roman" w:cs="Arial"/>
           <w:color w:val="000000"/>
+          <w:sz w:val="24"/>
           <w:szCs w:val="24"/>
           <w:lang w:val="uk-UA"/>
         </w:rPr>
@@ -4329,6 +4496,7 @@
         <w:rPr>
           <w:rFonts w:ascii="Times New Roman" w:eastAsia="Calibri" w:hAnsi="Times New Roman" w:cs="Arial"/>
           <w:color w:val="000000"/>
+          <w:sz w:val="24"/>
           <w:szCs w:val="24"/>
           <w:lang w:val="uk-UA"/>
         </w:rPr>
@@ -4350,6 +4518,7 @@
         <w:rPr>
           <w:rFonts w:ascii="Times New Roman" w:eastAsia="Calibri" w:hAnsi="Times New Roman" w:cs="Arial"/>
           <w:color w:val="000000"/>
+          <w:sz w:val="24"/>
           <w:szCs w:val="24"/>
           <w:lang w:val="uk-UA"/>
         </w:rPr>
@@ -4371,6 +4540,7 @@
         <w:rPr>
           <w:rFonts w:ascii="Times New Roman" w:eastAsia="Calibri" w:hAnsi="Times New Roman" w:cs="Arial"/>
           <w:color w:val="000000"/>
+          <w:sz w:val="24"/>
           <w:szCs w:val="24"/>
           <w:lang w:val="uk-UA"/>
         </w:rPr>
@@ -4392,6 +4562,7 @@
         <w:rPr>
           <w:rFonts w:ascii="Times New Roman" w:eastAsia="Calibri" w:hAnsi="Times New Roman" w:cs="Arial"/>
           <w:color w:val="000000"/>
+          <w:sz w:val="24"/>
           <w:szCs w:val="24"/>
           <w:lang w:val="uk-UA"/>
         </w:rPr>
@@ -4413,6 +4584,7 @@
         <w:rPr>
           <w:rFonts w:ascii="Times New Roman" w:eastAsia="Calibri" w:hAnsi="Times New Roman" w:cs="Arial"/>
           <w:color w:val="000000"/>
+          <w:sz w:val="24"/>
           <w:szCs w:val="24"/>
           <w:lang w:val="uk-UA"/>
         </w:rPr>
@@ -4434,6 +4606,7 @@
         <w:rPr>
           <w:rFonts w:ascii="Times New Roman" w:eastAsia="Calibri" w:hAnsi="Times New Roman" w:cs="Arial"/>
           <w:color w:val="000000"/>
+          <w:sz w:val="24"/>
           <w:szCs w:val="24"/>
           <w:lang w:val="uk-UA"/>
         </w:rPr>
@@ -4455,6 +4628,7 @@
         <w:rPr>
           <w:rFonts w:ascii="Times New Roman" w:eastAsia="Calibri" w:hAnsi="Times New Roman" w:cs="Arial"/>
           <w:color w:val="000000"/>
+          <w:sz w:val="24"/>
           <w:szCs w:val="24"/>
           <w:lang w:val="uk-UA"/>
         </w:rPr>
@@ -4478,6 +4652,7 @@
           <w:rFonts w:ascii="Times New Roman" w:eastAsia="Calibri" w:hAnsi="Times New Roman" w:cs="Arial"/>
           <w:b/>
           <w:color w:val="FF0000"/>
+          <w:sz w:val="24"/>
           <w:szCs w:val="24"/>
           <w:lang w:val="uk-UA"/>
         </w:rPr>
@@ -4499,6 +4674,7 @@
         <w:rPr>
           <w:rFonts w:ascii="Times New Roman" w:eastAsia="Calibri" w:hAnsi="Times New Roman" w:cs="Arial"/>
           <w:color w:val="000000"/>
+          <w:sz w:val="24"/>
           <w:szCs w:val="24"/>
           <w:lang w:val="uk-UA"/>
         </w:rPr>
@@ -4520,6 +4696,7 @@
         <w:rPr>
           <w:rFonts w:ascii="Times New Roman" w:eastAsia="Calibri" w:hAnsi="Times New Roman" w:cs="Arial"/>
           <w:color w:val="000000"/>
+          <w:sz w:val="24"/>
           <w:szCs w:val="24"/>
           <w:lang w:val="uk-UA"/>
         </w:rPr>
@@ -4548,6 +4725,7 @@
           <w:b/>
           <w:i/>
           <w:color w:val="FF0000"/>
+          <w:sz w:val="24"/>
           <w:szCs w:val="24"/>
           <w:lang w:val="uk-UA"/>
         </w:rPr>
@@ -4570,6 +4748,7 @@
           <w:rFonts w:ascii="Times New Roman" w:eastAsia="Calibri" w:hAnsi="Times New Roman" w:cs="Arial"/>
           <w:i/>
           <w:color w:val="FF0000"/>
+          <w:sz w:val="24"/>
           <w:szCs w:val="24"/>
           <w:lang w:val="uk-UA"/>
         </w:rPr>
@@ -4580,6 +4759,7 @@
           <w:rFonts w:ascii="Times New Roman" w:eastAsia="Calibri" w:hAnsi="Times New Roman" w:cs="Arial"/>
           <w:i/>
           <w:color w:val="000000"/>
+          <w:sz w:val="24"/>
           <w:szCs w:val="24"/>
           <w:lang w:val="uk-UA"/>
         </w:rPr>
@@ -4589,6 +4769,7 @@
         <w:rPr>
           <w:rFonts w:ascii="Times New Roman" w:eastAsia="Calibri" w:hAnsi="Times New Roman" w:cs="Arial"/>
           <w:color w:val="000000"/>
+          <w:sz w:val="24"/>
           <w:szCs w:val="24"/>
           <w:lang w:val="uk-UA"/>
         </w:rPr>
@@ -4611,6 +4792,7 @@
           <w:rFonts w:ascii="Times New Roman" w:eastAsia="Calibri" w:hAnsi="Times New Roman" w:cs="Arial"/>
           <w:i/>
           <w:color w:val="FF0000"/>
+          <w:sz w:val="24"/>
           <w:szCs w:val="24"/>
           <w:lang w:val="uk-UA"/>
         </w:rPr>
@@ -4620,6 +4802,7 @@
         <w:rPr>
           <w:rFonts w:ascii="Times New Roman" w:eastAsia="Calibri" w:hAnsi="Times New Roman" w:cs="Arial"/>
           <w:color w:val="000000"/>
+          <w:sz w:val="24"/>
           <w:szCs w:val="24"/>
           <w:lang w:val="uk-UA"/>
         </w:rPr>
@@ -4642,6 +4825,7 @@
           <w:rFonts w:ascii="Times New Roman" w:eastAsia="Calibri" w:hAnsi="Times New Roman" w:cs="Arial"/>
           <w:i/>
           <w:color w:val="FF0000"/>
+          <w:sz w:val="24"/>
           <w:szCs w:val="24"/>
           <w:lang w:val="uk-UA"/>
         </w:rPr>
@@ -4652,6 +4836,7 @@
           <w:rFonts w:ascii="Times New Roman" w:eastAsia="Calibri" w:hAnsi="Times New Roman" w:cs="Arial"/>
           <w:i/>
           <w:color w:val="000000"/>
+          <w:sz w:val="24"/>
           <w:szCs w:val="24"/>
           <w:lang w:val="uk-UA"/>
         </w:rPr>
@@ -4661,6 +4846,7 @@
         <w:rPr>
           <w:rFonts w:ascii="Times New Roman" w:eastAsia="Calibri" w:hAnsi="Times New Roman" w:cs="Arial"/>
           <w:color w:val="000000"/>
+          <w:sz w:val="24"/>
           <w:szCs w:val="24"/>
           <w:lang w:val="uk-UA"/>
         </w:rPr>
@@ -4682,6 +4868,7 @@
         <w:rPr>
           <w:rFonts w:ascii="Times New Roman" w:eastAsia="Calibri" w:hAnsi="Times New Roman" w:cs="Arial"/>
           <w:color w:val="000000"/>
+          <w:sz w:val="24"/>
           <w:szCs w:val="24"/>
           <w:lang w:val="uk-UA"/>
         </w:rPr>
@@ -4704,6 +4891,7 @@
           <w:rFonts w:ascii="Times New Roman" w:eastAsia="Calibri" w:hAnsi="Times New Roman" w:cs="Arial"/>
           <w:i/>
           <w:color w:val="FF0000"/>
+          <w:sz w:val="24"/>
           <w:szCs w:val="24"/>
           <w:lang w:val="uk-UA"/>
         </w:rPr>
@@ -4714,6 +4902,7 @@
           <w:rFonts w:ascii="Times New Roman" w:eastAsia="Calibri" w:hAnsi="Times New Roman" w:cs="Arial"/>
           <w:i/>
           <w:color w:val="000000"/>
+          <w:sz w:val="24"/>
           <w:szCs w:val="24"/>
           <w:lang w:val="uk-UA"/>
         </w:rPr>
@@ -4723,6 +4912,7 @@
         <w:rPr>
           <w:rFonts w:ascii="Times New Roman" w:eastAsia="Calibri" w:hAnsi="Times New Roman" w:cs="Arial"/>
           <w:color w:val="000000"/>
+          <w:sz w:val="24"/>
           <w:szCs w:val="24"/>
           <w:lang w:val="uk-UA"/>
         </w:rPr>
@@ -4744,6 +4934,7 @@
         <w:rPr>
           <w:rFonts w:ascii="Times New Roman" w:eastAsia="Calibri" w:hAnsi="Times New Roman" w:cs="Arial"/>
           <w:color w:val="000000"/>
+          <w:sz w:val="24"/>
           <w:szCs w:val="24"/>
           <w:lang w:val="uk-UA"/>
         </w:rPr>
@@ -4767,6 +4958,7 @@
           <w:rFonts w:ascii="Times New Roman" w:eastAsia="Calibri" w:hAnsi="Times New Roman" w:cs="Arial"/>
           <w:i/>
           <w:color w:val="FF0000"/>
+          <w:sz w:val="24"/>
           <w:szCs w:val="24"/>
           <w:lang w:val="uk-UA"/>
         </w:rPr>
@@ -4777,6 +4969,7 @@
           <w:rFonts w:ascii="Times New Roman" w:eastAsia="Calibri" w:hAnsi="Times New Roman" w:cs="Arial"/>
           <w:i/>
           <w:color w:val="000000"/>
+          <w:sz w:val="24"/>
           <w:szCs w:val="24"/>
           <w:lang w:val="uk-UA"/>
         </w:rPr>
@@ -4786,6 +4979,7 @@
         <w:rPr>
           <w:rFonts w:ascii="Times New Roman" w:eastAsia="Calibri" w:hAnsi="Times New Roman" w:cs="Arial"/>
           <w:color w:val="000000"/>
+          <w:sz w:val="24"/>
           <w:szCs w:val="24"/>
           <w:lang w:val="uk-UA"/>
         </w:rPr>
@@ -4808,6 +5002,7 @@
           <w:rFonts w:ascii="Times New Roman" w:eastAsia="Calibri" w:hAnsi="Times New Roman" w:cs="Arial"/>
           <w:i/>
           <w:color w:val="FF0000"/>
+          <w:sz w:val="24"/>
           <w:szCs w:val="24"/>
           <w:lang w:val="uk-UA"/>
         </w:rPr>
@@ -4817,6 +5012,7 @@
         <w:rPr>
           <w:rFonts w:ascii="Times New Roman" w:eastAsia="Calibri" w:hAnsi="Times New Roman" w:cs="Arial"/>
           <w:color w:val="FF0000"/>
+          <w:sz w:val="24"/>
           <w:szCs w:val="24"/>
           <w:lang w:val="uk-UA"/>
         </w:rPr>
@@ -4826,6 +5022,7 @@
         <w:rPr>
           <w:rFonts w:ascii="Times New Roman" w:eastAsia="Calibri" w:hAnsi="Times New Roman" w:cs="Arial"/>
           <w:color w:val="000000"/>
+          <w:sz w:val="24"/>
           <w:szCs w:val="24"/>
           <w:lang w:val="uk-UA"/>
         </w:rPr>
@@ -4849,6 +5046,7 @@
           <w:rFonts w:ascii="Times New Roman" w:eastAsia="Calibri" w:hAnsi="Times New Roman" w:cs="Arial"/>
           <w:b/>
           <w:color w:val="FF0000"/>
+          <w:sz w:val="24"/>
           <w:szCs w:val="24"/>
           <w:lang w:val="uk-UA"/>
         </w:rPr>
@@ -4871,6 +5069,7 @@
           <w:rFonts w:ascii="Times New Roman" w:eastAsia="Calibri" w:hAnsi="Times New Roman" w:cs="Arial"/>
           <w:i/>
           <w:color w:val="FF0000"/>
+          <w:sz w:val="24"/>
           <w:szCs w:val="24"/>
           <w:lang w:val="uk-UA"/>
         </w:rPr>
@@ -4881,6 +5080,7 @@
           <w:rFonts w:ascii="Times New Roman" w:eastAsia="Calibri" w:hAnsi="Times New Roman" w:cs="Arial"/>
           <w:i/>
           <w:color w:val="000000"/>
+          <w:sz w:val="24"/>
           <w:szCs w:val="24"/>
           <w:lang w:val="uk-UA"/>
         </w:rPr>
@@ -4890,6 +5090,7 @@
         <w:rPr>
           <w:rFonts w:ascii="Times New Roman" w:eastAsia="Calibri" w:hAnsi="Times New Roman" w:cs="Arial"/>
           <w:color w:val="000000"/>
+          <w:sz w:val="24"/>
           <w:szCs w:val="24"/>
           <w:lang w:val="uk-UA"/>
         </w:rPr>
@@ -4911,6 +5112,7 @@
         <w:rPr>
           <w:rFonts w:ascii="Times New Roman" w:eastAsia="Calibri" w:hAnsi="Times New Roman" w:cs="Arial"/>
           <w:color w:val="000000"/>
+          <w:sz w:val="24"/>
           <w:szCs w:val="24"/>
           <w:lang w:val="uk-UA"/>
         </w:rPr>
@@ -4933,6 +5135,7 @@
           <w:rFonts w:ascii="Times New Roman" w:eastAsia="Calibri" w:hAnsi="Times New Roman" w:cs="Arial"/>
           <w:i/>
           <w:color w:val="FF0000"/>
+          <w:sz w:val="24"/>
           <w:szCs w:val="24"/>
           <w:lang w:val="uk-UA"/>
         </w:rPr>
@@ -4943,6 +5146,7 @@
           <w:rFonts w:ascii="Times New Roman" w:eastAsia="Calibri" w:hAnsi="Times New Roman" w:cs="Arial"/>
           <w:i/>
           <w:color w:val="000000"/>
+          <w:sz w:val="24"/>
           <w:szCs w:val="24"/>
           <w:lang w:val="uk-UA"/>
         </w:rPr>
@@ -4952,6 +5156,7 @@
         <w:rPr>
           <w:rFonts w:ascii="Times New Roman" w:eastAsia="Calibri" w:hAnsi="Times New Roman" w:cs="Arial"/>
           <w:color w:val="000000"/>
+          <w:sz w:val="24"/>
           <w:szCs w:val="24"/>
           <w:lang w:val="uk-UA"/>
         </w:rPr>
@@ -4973,6 +5178,7 @@
         <w:rPr>
           <w:rFonts w:ascii="Times New Roman" w:eastAsia="Calibri" w:hAnsi="Times New Roman" w:cs="Arial"/>
           <w:color w:val="000000"/>
+          <w:sz w:val="24"/>
           <w:szCs w:val="24"/>
           <w:lang w:val="uk-UA"/>
         </w:rPr>
@@ -4983,6 +5189,7 @@
           <w:rFonts w:ascii="Times New Roman" w:eastAsia="Calibri" w:hAnsi="Times New Roman" w:cs="Arial"/>
           <w:i/>
           <w:color w:val="FF0000"/>
+          <w:sz w:val="24"/>
           <w:szCs w:val="24"/>
           <w:lang w:val="uk-UA"/>
         </w:rPr>
@@ -4992,6 +5199,7 @@
         <w:rPr>
           <w:rFonts w:ascii="Times New Roman" w:eastAsia="Calibri" w:hAnsi="Times New Roman" w:cs="Arial"/>
           <w:color w:val="000000"/>
+          <w:sz w:val="24"/>
           <w:szCs w:val="24"/>
           <w:lang w:val="uk-UA"/>
         </w:rPr>
@@ -5014,6 +5222,7 @@
           <w:rFonts w:ascii="Times New Roman" w:eastAsia="Calibri" w:hAnsi="Times New Roman" w:cs="Arial"/>
           <w:b/>
           <w:color w:val="000000"/>
+          <w:sz w:val="24"/>
           <w:szCs w:val="24"/>
           <w:lang w:val="uk-UA"/>
         </w:rPr>
@@ -5023,6 +5232,7 @@
         <w:rPr>
           <w:rFonts w:ascii="Times New Roman" w:eastAsia="Calibri" w:hAnsi="Times New Roman" w:cs="Arial"/>
           <w:color w:val="000000"/>
+          <w:sz w:val="24"/>
           <w:szCs w:val="24"/>
           <w:lang w:val="uk-UA"/>
         </w:rPr>
@@ -5033,6 +5243,7 @@
           <w:rFonts w:ascii="Times New Roman" w:eastAsia="Calibri" w:hAnsi="Times New Roman" w:cs="Arial"/>
           <w:i/>
           <w:color w:val="FF0000"/>
+          <w:sz w:val="24"/>
           <w:szCs w:val="24"/>
           <w:lang w:val="uk-UA"/>
         </w:rPr>
@@ -5042,6 +5253,7 @@
         <w:rPr>
           <w:rFonts w:ascii="Times New Roman" w:eastAsia="Calibri" w:hAnsi="Times New Roman" w:cs="Arial"/>
           <w:color w:val="000000"/>
+          <w:sz w:val="24"/>
           <w:szCs w:val="24"/>
           <w:lang w:val="uk-UA"/>
         </w:rPr>
@@ -5082,6 +5294,7 @@
           <w:b/>
           <w:i/>
           <w:color w:val="FF0000"/>
+          <w:sz w:val="24"/>
           <w:szCs w:val="24"/>
           <w:lang w:val="uk-UA"/>
         </w:rPr>
@@ -5105,6 +5318,7 @@
           <w:rFonts w:ascii="Times New Roman" w:eastAsia="Calibri" w:hAnsi="Times New Roman" w:cs="Arial"/>
           <w:i/>
           <w:color w:val="FF0000"/>
+          <w:sz w:val="24"/>
           <w:szCs w:val="24"/>
           <w:lang w:val="uk-UA"/>
         </w:rPr>
@@ -5126,6 +5340,7 @@
         <w:rPr>
           <w:rFonts w:ascii="Times New Roman" w:eastAsia="Calibri" w:hAnsi="Times New Roman" w:cs="Arial"/>
           <w:color w:val="000000"/>
+          <w:sz w:val="24"/>
           <w:szCs w:val="24"/>
           <w:lang w:val="uk-UA"/>
         </w:rPr>
@@ -5148,6 +5363,7 @@
           <w:rFonts w:ascii="Times New Roman" w:eastAsia="Calibri" w:hAnsi="Times New Roman" w:cs="Arial"/>
           <w:i/>
           <w:color w:val="FF0000"/>
+          <w:sz w:val="24"/>
           <w:szCs w:val="24"/>
           <w:lang w:val="uk-UA"/>
         </w:rPr>
@@ -5157,6 +5373,7 @@
         <w:rPr>
           <w:rFonts w:ascii="Times New Roman" w:eastAsia="Calibri" w:hAnsi="Times New Roman" w:cs="Arial"/>
           <w:color w:val="000000"/>
+          <w:sz w:val="24"/>
           <w:szCs w:val="24"/>
           <w:lang w:val="uk-UA"/>
         </w:rPr>
@@ -5179,6 +5396,7 @@
           <w:rFonts w:ascii="Times New Roman" w:eastAsia="Calibri" w:hAnsi="Times New Roman" w:cs="Arial"/>
           <w:i/>
           <w:color w:val="FF0000"/>
+          <w:sz w:val="24"/>
           <w:szCs w:val="24"/>
           <w:lang w:val="uk-UA"/>
         </w:rPr>
@@ -5188,6 +5406,7 @@
         <w:rPr>
           <w:rFonts w:ascii="Times New Roman" w:eastAsia="Calibri" w:hAnsi="Times New Roman" w:cs="Arial"/>
           <w:color w:val="FF0000"/>
+          <w:sz w:val="24"/>
           <w:szCs w:val="24"/>
           <w:lang w:val="uk-UA"/>
         </w:rPr>
@@ -5197,6 +5416,7 @@
         <w:rPr>
           <w:rFonts w:ascii="Times New Roman" w:eastAsia="Calibri" w:hAnsi="Times New Roman" w:cs="Arial"/>
           <w:color w:val="000000"/>
+          <w:sz w:val="24"/>
           <w:szCs w:val="24"/>
           <w:lang w:val="uk-UA"/>
         </w:rPr>
@@ -5219,6 +5439,7 @@
           <w:rFonts w:ascii="Times New Roman" w:eastAsia="Calibri" w:hAnsi="Times New Roman" w:cs="Arial"/>
           <w:i/>
           <w:color w:val="FF0000"/>
+          <w:sz w:val="24"/>
           <w:szCs w:val="24"/>
           <w:lang w:val="uk-UA"/>
         </w:rPr>
@@ -5228,6 +5449,7 @@
         <w:rPr>
           <w:rFonts w:ascii="Times New Roman" w:eastAsia="Calibri" w:hAnsi="Times New Roman" w:cs="Arial"/>
           <w:color w:val="FF0000"/>
+          <w:sz w:val="24"/>
           <w:szCs w:val="24"/>
           <w:lang w:val="uk-UA"/>
         </w:rPr>
@@ -5237,6 +5459,7 @@
         <w:rPr>
           <w:rFonts w:ascii="Times New Roman" w:eastAsia="Calibri" w:hAnsi="Times New Roman" w:cs="Arial"/>
           <w:color w:val="000000"/>
+          <w:sz w:val="24"/>
           <w:szCs w:val="24"/>
           <w:lang w:val="uk-UA"/>
         </w:rPr>
@@ -5259,6 +5482,7 @@
           <w:rFonts w:ascii="Times New Roman" w:eastAsia="Calibri" w:hAnsi="Times New Roman" w:cs="Arial"/>
           <w:i/>
           <w:color w:val="FF0000"/>
+          <w:sz w:val="24"/>
           <w:szCs w:val="24"/>
           <w:lang w:val="uk-UA"/>
         </w:rPr>
@@ -5268,6 +5492,7 @@
         <w:rPr>
           <w:rFonts w:ascii="Times New Roman" w:eastAsia="Calibri" w:hAnsi="Times New Roman" w:cs="Arial"/>
           <w:color w:val="FF0000"/>
+          <w:sz w:val="24"/>
           <w:szCs w:val="24"/>
           <w:lang w:val="uk-UA"/>
         </w:rPr>
@@ -5277,6 +5502,7 @@
         <w:rPr>
           <w:rFonts w:ascii="Times New Roman" w:eastAsia="Calibri" w:hAnsi="Times New Roman" w:cs="Arial"/>
           <w:color w:val="000000"/>
+          <w:sz w:val="24"/>
           <w:szCs w:val="24"/>
           <w:lang w:val="uk-UA"/>
         </w:rPr>
@@ -5316,6 +5542,7 @@
           <w:b/>
           <w:i/>
           <w:color w:val="FF0000"/>
+          <w:sz w:val="24"/>
           <w:szCs w:val="24"/>
           <w:lang w:val="uk-UA"/>
         </w:rPr>
@@ -5339,6 +5566,7 @@
           <w:rFonts w:ascii="Times New Roman" w:eastAsia="Times New Roman" w:hAnsi="Times New Roman" w:cs="Times New Roman"/>
           <w:i/>
           <w:color w:val="FF0000"/>
+          <w:sz w:val="24"/>
           <w:szCs w:val="24"/>
           <w:lang w:val="uk-UA" w:eastAsia="uk-UA"/>
         </w:rPr>
@@ -5358,6 +5586,7 @@
       <w:r>
         <w:rPr>
           <w:rFonts w:ascii="Times New Roman" w:eastAsia="Times New Roman" w:hAnsi="Times New Roman" w:cs="Times New Roman"/>
+          <w:sz w:val="24"/>
           <w:szCs w:val="24"/>
           <w:lang w:val="uk-UA" w:eastAsia="uk-UA"/>
         </w:rPr>
@@ -5380,6 +5609,7 @@
           <w:rFonts w:ascii="Times New Roman" w:eastAsia="Times New Roman" w:hAnsi="Times New Roman" w:cs="Times New Roman"/>
           <w:i/>
           <w:color w:val="FF0000"/>
+          <w:sz w:val="24"/>
           <w:szCs w:val="24"/>
           <w:lang w:val="uk-UA" w:eastAsia="uk-UA"/>
         </w:rPr>
@@ -5390,6 +5620,7 @@
         <w:rPr>
           <w:rFonts w:ascii="Times New Roman" w:eastAsia="Times New Roman" w:hAnsi="Times New Roman" w:cs="Times New Roman"/>
           <w:i/>
+          <w:sz w:val="24"/>
           <w:szCs w:val="24"/>
           <w:lang w:val="uk-UA" w:eastAsia="uk-UA"/>
         </w:rPr>
@@ -5398,6 +5629,7 @@
       <w:r>
         <w:rPr>
           <w:rFonts w:ascii="Times New Roman" w:eastAsia="Times New Roman" w:hAnsi="Times New Roman" w:cs="Times New Roman"/>
+          <w:sz w:val="24"/>
           <w:szCs w:val="24"/>
           <w:u w:val="single"/>
           <w:lang w:val="uk-UA" w:eastAsia="uk-UA"/>
@@ -5439,6 +5671,7 @@
           <w:b/>
           <w:i/>
           <w:color w:val="FF0000"/>
+          <w:sz w:val="24"/>
           <w:szCs w:val="24"/>
           <w:lang w:val="uk-UA"/>
         </w:rPr>
@@ -5460,6 +5693,7 @@
         <w:rPr>
           <w:rFonts w:ascii="Times New Roman" w:eastAsia="Calibri" w:hAnsi="Times New Roman" w:cs="Arial"/>
           <w:color w:val="000000"/>
+          <w:sz w:val="24"/>
           <w:szCs w:val="24"/>
           <w:lang w:val="uk-UA"/>
         </w:rPr>
@@ -5481,6 +5715,7 @@
         <w:rPr>
           <w:rFonts w:ascii="Times New Roman" w:eastAsia="Calibri" w:hAnsi="Times New Roman" w:cs="Arial"/>
           <w:color w:val="000000"/>
+          <w:sz w:val="24"/>
           <w:szCs w:val="24"/>
           <w:lang w:val="uk-UA"/>
         </w:rPr>
@@ -5502,6 +5737,7 @@
         <w:rPr>
           <w:rFonts w:ascii="Times New Roman" w:eastAsia="Calibri" w:hAnsi="Times New Roman" w:cs="Arial"/>
           <w:color w:val="000000"/>
+          <w:sz w:val="24"/>
           <w:szCs w:val="24"/>
           <w:lang w:val="uk-UA"/>
         </w:rPr>
@@ -5523,6 +5759,7 @@
         <w:rPr>
           <w:rFonts w:ascii="Times New Roman" w:eastAsia="Calibri" w:hAnsi="Times New Roman" w:cs="Arial"/>
           <w:color w:val="000000"/>
+          <w:sz w:val="24"/>
           <w:szCs w:val="24"/>
           <w:lang w:val="uk-UA"/>
         </w:rPr>
@@ -5544,6 +5781,7 @@
         <w:rPr>
           <w:rFonts w:ascii="Times New Roman" w:eastAsia="Calibri" w:hAnsi="Times New Roman" w:cs="Arial"/>
           <w:color w:val="000000"/>
+          <w:sz w:val="24"/>
           <w:szCs w:val="24"/>
           <w:lang w:val="uk-UA"/>
         </w:rPr>
@@ -5565,6 +5803,7 @@
         <w:rPr>
           <w:rFonts w:ascii="Times New Roman" w:eastAsia="Calibri" w:hAnsi="Times New Roman" w:cs="Arial"/>
           <w:color w:val="000000"/>
+          <w:sz w:val="24"/>
           <w:szCs w:val="24"/>
           <w:lang w:val="uk-UA"/>
         </w:rPr>
@@ -5586,6 +5825,7 @@
         <w:rPr>
           <w:rFonts w:ascii="Times New Roman" w:eastAsia="Calibri" w:hAnsi="Times New Roman" w:cs="Arial"/>
           <w:color w:val="000000"/>
+          <w:sz w:val="24"/>
           <w:szCs w:val="24"/>
           <w:lang w:val="uk-UA"/>
         </w:rPr>
@@ -5607,6 +5847,7 @@
         <w:rPr>
           <w:rFonts w:ascii="Times New Roman" w:eastAsia="Calibri" w:hAnsi="Times New Roman" w:cs="Arial"/>
           <w:color w:val="000000"/>
+          <w:sz w:val="24"/>
           <w:szCs w:val="24"/>
           <w:lang w:val="uk-UA"/>
         </w:rPr>
@@ -5628,6 +5869,7 @@
         <w:rPr>
           <w:rFonts w:ascii="Times New Roman" w:eastAsia="Calibri" w:hAnsi="Times New Roman" w:cs="Arial"/>
           <w:color w:val="000000"/>
+          <w:sz w:val="24"/>
           <w:szCs w:val="24"/>
           <w:lang w:val="uk-UA"/>
         </w:rPr>
@@ -5649,6 +5891,7 @@
         <w:rPr>
           <w:rFonts w:ascii="Times New Roman" w:eastAsia="Calibri" w:hAnsi="Times New Roman" w:cs="Arial"/>
           <w:color w:val="000000"/>
+          <w:sz w:val="24"/>
           <w:szCs w:val="24"/>
           <w:lang w:val="uk-UA"/>
         </w:rPr>
@@ -5689,6 +5932,7 @@
           <w:b/>
           <w:i/>
           <w:color w:val="FF0000"/>
+          <w:sz w:val="24"/>
           <w:szCs w:val="24"/>
           <w:lang w:val="uk-UA"/>
         </w:rPr>
@@ -5711,6 +5955,7 @@
           <w:rFonts w:ascii="Times New Roman" w:eastAsia="Calibri" w:hAnsi="Times New Roman" w:cs="Arial"/>
           <w:i/>
           <w:color w:val="FF0000"/>
+          <w:sz w:val="24"/>
           <w:szCs w:val="24"/>
           <w:lang w:val="uk-UA"/>
         </w:rPr>
@@ -5720,6 +5965,7 @@
         <w:rPr>
           <w:rFonts w:ascii="Times New Roman" w:eastAsia="Calibri" w:hAnsi="Times New Roman" w:cs="Arial"/>
           <w:color w:val="000000"/>
+          <w:sz w:val="24"/>
           <w:szCs w:val="24"/>
           <w:lang w:val="uk-UA"/>
         </w:rPr>
@@ -5742,6 +5988,7 @@
           <w:rFonts w:ascii="Times New Roman" w:eastAsia="Calibri" w:hAnsi="Times New Roman" w:cs="Arial"/>
           <w:i/>
           <w:color w:val="FF0000"/>
+          <w:sz w:val="24"/>
           <w:szCs w:val="24"/>
           <w:lang w:val="uk-UA"/>
         </w:rPr>
@@ -5751,6 +5998,7 @@
         <w:rPr>
           <w:rFonts w:ascii="Times New Roman" w:eastAsia="Calibri" w:hAnsi="Times New Roman" w:cs="Arial"/>
           <w:color w:val="FF0000"/>
+          <w:sz w:val="24"/>
           <w:szCs w:val="24"/>
           <w:lang w:val="uk-UA"/>
         </w:rPr>
@@ -5760,6 +6008,7 @@
         <w:rPr>
           <w:rFonts w:ascii="Times New Roman" w:eastAsia="Calibri" w:hAnsi="Times New Roman" w:cs="Arial"/>
           <w:color w:val="000000"/>
+          <w:sz w:val="24"/>
           <w:szCs w:val="24"/>
           <w:lang w:val="uk-UA"/>
         </w:rPr>
@@ -5782,6 +6031,7 @@
           <w:rFonts w:ascii="Times New Roman" w:eastAsia="Calibri" w:hAnsi="Times New Roman" w:cs="Arial"/>
           <w:i/>
           <w:color w:val="FF0000"/>
+          <w:sz w:val="24"/>
           <w:szCs w:val="24"/>
           <w:lang w:val="uk-UA"/>
         </w:rPr>
@@ -5791,6 +6041,7 @@
         <w:rPr>
           <w:rFonts w:ascii="Times New Roman" w:eastAsia="Calibri" w:hAnsi="Times New Roman" w:cs="Arial"/>
           <w:color w:val="000000"/>
+          <w:sz w:val="24"/>
           <w:szCs w:val="24"/>
           <w:lang w:val="uk-UA"/>
         </w:rPr>
@@ -5813,6 +6064,7 @@
           <w:rFonts w:ascii="Times New Roman" w:eastAsia="Calibri" w:hAnsi="Times New Roman" w:cs="Arial"/>
           <w:i/>
           <w:color w:val="FF0000"/>
+          <w:sz w:val="24"/>
           <w:szCs w:val="24"/>
           <w:lang w:val="uk-UA"/>
         </w:rPr>
@@ -5822,6 +6074,7 @@
         <w:rPr>
           <w:rFonts w:ascii="Times New Roman" w:eastAsia="Calibri" w:hAnsi="Times New Roman" w:cs="Arial"/>
           <w:color w:val="FF0000"/>
+          <w:sz w:val="24"/>
           <w:szCs w:val="24"/>
           <w:lang w:val="uk-UA"/>
         </w:rPr>
@@ -5831,6 +6084,7 @@
         <w:rPr>
           <w:rFonts w:ascii="Times New Roman" w:eastAsia="Calibri" w:hAnsi="Times New Roman" w:cs="Arial"/>
           <w:color w:val="000000"/>
+          <w:sz w:val="24"/>
           <w:szCs w:val="24"/>
           <w:lang w:val="uk-UA"/>
         </w:rPr>
@@ -5853,6 +6107,7 @@
           <w:rFonts w:ascii="Times New Roman" w:eastAsia="Calibri" w:hAnsi="Times New Roman" w:cs="Arial"/>
           <w:i/>
           <w:color w:val="FF0000"/>
+          <w:sz w:val="24"/>
           <w:szCs w:val="24"/>
           <w:lang w:val="uk-UA"/>
         </w:rPr>
@@ -5862,6 +6117,7 @@
         <w:rPr>
           <w:rFonts w:ascii="Times New Roman" w:eastAsia="Calibri" w:hAnsi="Times New Roman" w:cs="Arial"/>
           <w:color w:val="000000"/>
+          <w:sz w:val="24"/>
           <w:szCs w:val="24"/>
           <w:lang w:val="uk-UA"/>
         </w:rPr>
@@ -6422,6 +6678,7 @@
           <w:rFonts w:ascii="Times New Roman" w:eastAsia="Calibri" w:hAnsi="Times New Roman" w:cs="Arial"/>
           <w:i/>
           <w:color w:val="FF0000"/>
+          <w:sz w:val="24"/>
           <w:szCs w:val="24"/>
           <w:lang w:val="uk-UA"/>
         </w:rPr>
@@ -6431,6 +6688,7 @@
         <w:rPr>
           <w:rFonts w:ascii="Times New Roman" w:eastAsia="Calibri" w:hAnsi="Times New Roman" w:cs="Arial"/>
           <w:color w:val="FF0000"/>
+          <w:sz w:val="24"/>
           <w:szCs w:val="24"/>
           <w:lang w:val="uk-UA"/>
         </w:rPr>
@@ -6440,6 +6698,7 @@
         <w:rPr>
           <w:rFonts w:ascii="Times New Roman" w:eastAsia="Calibri" w:hAnsi="Times New Roman" w:cs="Arial"/>
           <w:color w:val="000000"/>
+          <w:sz w:val="24"/>
           <w:szCs w:val="24"/>
           <w:lang w:val="uk-UA"/>
         </w:rPr>
@@ -6462,6 +6721,7 @@
           <w:rFonts w:ascii="Times New Roman" w:eastAsia="Calibri" w:hAnsi="Times New Roman" w:cs="Arial"/>
           <w:i/>
           <w:color w:val="FF0000"/>
+          <w:sz w:val="24"/>
           <w:szCs w:val="24"/>
           <w:lang w:val="uk-UA"/>
         </w:rPr>
@@ -6471,6 +6731,7 @@
         <w:rPr>
           <w:rFonts w:ascii="Times New Roman" w:eastAsia="Calibri" w:hAnsi="Times New Roman" w:cs="Arial"/>
           <w:color w:val="FF0000"/>
+          <w:sz w:val="24"/>
           <w:szCs w:val="24"/>
           <w:lang w:val="uk-UA"/>
         </w:rPr>
@@ -6480,6 +6741,7 @@
         <w:rPr>
           <w:rFonts w:ascii="Times New Roman" w:eastAsia="Calibri" w:hAnsi="Times New Roman" w:cs="Arial"/>
           <w:color w:val="000000"/>
+          <w:sz w:val="24"/>
           <w:szCs w:val="24"/>
           <w:lang w:val="uk-UA"/>
         </w:rPr>
@@ -6502,6 +6764,7 @@
           <w:rFonts w:ascii="Times New Roman" w:eastAsia="Calibri" w:hAnsi="Times New Roman" w:cs="Arial"/>
           <w:i/>
           <w:color w:val="FF0000"/>
+          <w:sz w:val="24"/>
           <w:szCs w:val="24"/>
           <w:lang w:val="uk-UA"/>
         </w:rPr>
@@ -6511,6 +6774,7 @@
         <w:rPr>
           <w:rFonts w:ascii="Times New Roman" w:eastAsia="Calibri" w:hAnsi="Times New Roman" w:cs="Arial"/>
           <w:color w:val="FF0000"/>
+          <w:sz w:val="24"/>
           <w:szCs w:val="24"/>
           <w:lang w:val="uk-UA"/>
         </w:rPr>
@@ -6520,6 +6784,7 @@
         <w:rPr>
           <w:rFonts w:ascii="Times New Roman" w:eastAsia="Calibri" w:hAnsi="Times New Roman" w:cs="Arial"/>
           <w:color w:val="000000"/>
+          <w:sz w:val="24"/>
           <w:szCs w:val="24"/>
           <w:lang w:val="uk-UA"/>
         </w:rPr>
@@ -6542,6 +6807,7 @@
           <w:rFonts w:ascii="Times New Roman" w:eastAsia="Calibri" w:hAnsi="Times New Roman" w:cs="Arial"/>
           <w:i/>
           <w:color w:val="FF0000"/>
+          <w:sz w:val="24"/>
           <w:szCs w:val="24"/>
           <w:lang w:val="uk-UA"/>
         </w:rPr>
@@ -6551,6 +6817,7 @@
         <w:rPr>
           <w:rFonts w:ascii="Times New Roman" w:eastAsia="Calibri" w:hAnsi="Times New Roman" w:cs="Arial"/>
           <w:color w:val="FF0000"/>
+          <w:sz w:val="24"/>
           <w:szCs w:val="24"/>
           <w:lang w:val="uk-UA"/>
         </w:rPr>
@@ -6560,6 +6827,7 @@
         <w:rPr>
           <w:rFonts w:ascii="Times New Roman" w:eastAsia="Calibri" w:hAnsi="Times New Roman" w:cs="Arial"/>
           <w:color w:val="000000"/>
+          <w:sz w:val="24"/>
           <w:szCs w:val="24"/>
           <w:lang w:val="uk-UA"/>
         </w:rPr>
@@ -6582,6 +6850,7 @@
           <w:rFonts w:ascii="Times New Roman" w:eastAsia="Calibri" w:hAnsi="Times New Roman" w:cs="Arial"/>
           <w:i/>
           <w:color w:val="FF0000"/>
+          <w:sz w:val="24"/>
           <w:szCs w:val="24"/>
           <w:lang w:val="uk-UA"/>
         </w:rPr>
@@ -6591,6 +6860,7 @@
         <w:rPr>
           <w:rFonts w:ascii="Times New Roman" w:eastAsia="Calibri" w:hAnsi="Times New Roman" w:cs="Arial"/>
           <w:color w:val="FF0000"/>
+          <w:sz w:val="24"/>
           <w:szCs w:val="24"/>
           <w:lang w:val="uk-UA"/>
         </w:rPr>
@@ -6600,6 +6870,7 @@
         <w:rPr>
           <w:rFonts w:ascii="Times New Roman" w:eastAsia="Calibri" w:hAnsi="Times New Roman" w:cs="Arial"/>
           <w:color w:val="000000"/>
+          <w:sz w:val="24"/>
           <w:szCs w:val="24"/>
           <w:lang w:val="uk-UA"/>
         </w:rPr>
@@ -6622,6 +6893,7 @@
           <w:rFonts w:ascii="Times New Roman" w:eastAsia="Calibri" w:hAnsi="Times New Roman" w:cs="Arial"/>
           <w:i/>
           <w:color w:val="FF0000"/>
+          <w:sz w:val="24"/>
           <w:szCs w:val="24"/>
           <w:lang w:val="uk-UA"/>
         </w:rPr>
@@ -6631,6 +6903,7 @@
         <w:rPr>
           <w:rFonts w:ascii="Times New Roman" w:eastAsia="Calibri" w:hAnsi="Times New Roman" w:cs="Arial"/>
           <w:color w:val="000000"/>
+          <w:sz w:val="24"/>
           <w:szCs w:val="24"/>
           <w:lang w:val="uk-UA"/>
         </w:rPr>
@@ -6684,6 +6957,7 @@
           <w:rFonts w:ascii="Times New Roman" w:eastAsia="Calibri" w:hAnsi="Times New Roman" w:cs="Arial"/>
           <w:i/>
           <w:color w:val="FF0000"/>
+          <w:sz w:val="24"/>
           <w:szCs w:val="24"/>
           <w:lang w:val="uk-UA"/>
         </w:rPr>
@@ -6693,6 +6967,7 @@
         <w:rPr>
           <w:rFonts w:ascii="Times New Roman" w:eastAsia="Calibri" w:hAnsi="Times New Roman" w:cs="Arial"/>
           <w:color w:val="000000"/>
+          <w:sz w:val="24"/>
           <w:szCs w:val="24"/>
           <w:lang w:val="uk-UA"/>
         </w:rPr>
@@ -6734,6 +7009,7 @@
           <w:b/>
           <w:i/>
           <w:color w:val="FF0000"/>
+          <w:sz w:val="24"/>
           <w:szCs w:val="24"/>
           <w:lang w:val="uk-UA"/>
         </w:rPr>
@@ -6756,6 +7032,7 @@
           <w:rFonts w:ascii="Times New Roman" w:eastAsia="Calibri" w:hAnsi="Times New Roman" w:cs="Arial"/>
           <w:i/>
           <w:color w:val="FF0000"/>
+          <w:sz w:val="24"/>
           <w:szCs w:val="24"/>
           <w:lang w:val="uk-UA"/>
         </w:rPr>
@@ -6765,6 +7042,7 @@
         <w:rPr>
           <w:rFonts w:ascii="Times New Roman" w:eastAsia="Calibri" w:hAnsi="Times New Roman" w:cs="Arial"/>
           <w:color w:val="000000"/>
+          <w:sz w:val="24"/>
           <w:szCs w:val="24"/>
           <w:lang w:val="uk-UA"/>
         </w:rPr>
@@ -6787,6 +7065,7 @@
           <w:rFonts w:ascii="Times New Roman" w:eastAsia="Calibri" w:hAnsi="Times New Roman" w:cs="Arial"/>
           <w:i/>
           <w:color w:val="FF0000"/>
+          <w:sz w:val="24"/>
           <w:szCs w:val="24"/>
           <w:lang w:val="uk-UA"/>
         </w:rPr>
@@ -6797,6 +7076,7 @@
           <w:rFonts w:ascii="Times New Roman" w:eastAsia="Calibri" w:hAnsi="Times New Roman" w:cs="Arial"/>
           <w:i/>
           <w:color w:val="000000"/>
+          <w:sz w:val="24"/>
           <w:szCs w:val="24"/>
           <w:lang w:val="uk-UA"/>
         </w:rPr>
@@ -6806,6 +7086,7 @@
         <w:rPr>
           <w:rFonts w:ascii="Times New Roman" w:eastAsia="Calibri" w:hAnsi="Times New Roman" w:cs="Arial"/>
           <w:color w:val="000000"/>
+          <w:sz w:val="24"/>
           <w:szCs w:val="24"/>
           <w:lang w:val="uk-UA"/>
         </w:rPr>
@@ -6827,6 +7108,7 @@
         <w:rPr>
           <w:rFonts w:ascii="Times New Roman" w:eastAsia="Calibri" w:hAnsi="Times New Roman" w:cs="Arial"/>
           <w:color w:val="000000"/>
+          <w:sz w:val="24"/>
           <w:szCs w:val="24"/>
           <w:lang w:val="uk-UA"/>
         </w:rPr>
@@ -6849,6 +7131,7 @@
           <w:rFonts w:ascii="Times New Roman" w:eastAsia="Calibri" w:hAnsi="Times New Roman" w:cs="Arial"/>
           <w:i/>
           <w:color w:val="FF0000"/>
+          <w:sz w:val="24"/>
           <w:szCs w:val="24"/>
           <w:lang w:val="uk-UA"/>
         </w:rPr>
@@ -6859,6 +7142,7 @@
           <w:rFonts w:ascii="Times New Roman" w:eastAsia="Calibri" w:hAnsi="Times New Roman" w:cs="Arial"/>
           <w:i/>
           <w:color w:val="000000"/>
+          <w:sz w:val="24"/>
           <w:szCs w:val="24"/>
           <w:lang w:val="uk-UA"/>
         </w:rPr>
@@ -6868,6 +7152,7 @@
         <w:rPr>
           <w:rFonts w:ascii="Times New Roman" w:eastAsia="Calibri" w:hAnsi="Times New Roman" w:cs="Arial"/>
           <w:color w:val="000000"/>
+          <w:sz w:val="24"/>
           <w:szCs w:val="24"/>
           <w:lang w:val="uk-UA"/>
         </w:rPr>
@@ -6889,6 +7174,7 @@
         <w:rPr>
           <w:rFonts w:ascii="Times New Roman" w:eastAsia="Calibri" w:hAnsi="Times New Roman" w:cs="Arial"/>
           <w:color w:val="000000"/>
+          <w:sz w:val="24"/>
           <w:szCs w:val="24"/>
           <w:lang w:val="uk-UA"/>
         </w:rPr>
@@ -6911,6 +7197,7 @@
           <w:rFonts w:ascii="Times New Roman" w:eastAsia="Calibri" w:hAnsi="Times New Roman" w:cs="Arial"/>
           <w:b/>
           <w:color w:val="000000"/>
+          <w:sz w:val="24"/>
           <w:szCs w:val="24"/>
           <w:lang w:val="uk-UA"/>
         </w:rPr>
@@ -6920,6 +7207,7 @@
         <w:rPr>
           <w:rFonts w:ascii="Times New Roman" w:eastAsia="Calibri" w:hAnsi="Times New Roman" w:cs="Arial"/>
           <w:color w:val="000000"/>
+          <w:sz w:val="24"/>
           <w:szCs w:val="24"/>
           <w:lang w:val="uk-UA"/>
         </w:rPr>
@@ -6930,6 +7218,7 @@
           <w:rFonts w:ascii="Times New Roman" w:eastAsia="Calibri" w:hAnsi="Times New Roman" w:cs="Arial"/>
           <w:i/>
           <w:color w:val="FF0000"/>
+          <w:sz w:val="24"/>
           <w:szCs w:val="24"/>
           <w:lang w:val="uk-UA"/>
         </w:rPr>
@@ -6939,6 +7228,7 @@
         <w:rPr>
           <w:rFonts w:ascii="Times New Roman" w:eastAsia="Calibri" w:hAnsi="Times New Roman" w:cs="Arial"/>
           <w:color w:val="000000"/>
+          <w:sz w:val="24"/>
           <w:szCs w:val="24"/>
           <w:lang w:val="uk-UA"/>
         </w:rPr>
@@ -6948,6 +7238,7 @@
         <w:rPr>
           <w:rFonts w:ascii="Times New Roman" w:eastAsia="Calibri" w:hAnsi="Times New Roman" w:cs="Arial"/>
           <w:color w:val="000000"/>
+          <w:sz w:val="24"/>
           <w:szCs w:val="24"/>
           <w:lang w:val="uk-UA"/>
         </w:rPr>
@@ -6989,6 +7280,7 @@
           <w:b/>
           <w:i/>
           <w:color w:val="FF0000"/>
+          <w:sz w:val="24"/>
           <w:szCs w:val="24"/>
           <w:lang w:val="uk-UA"/>
         </w:rPr>
@@ -7010,6 +7302,7 @@
         <w:rPr>
           <w:rFonts w:ascii="Times New Roman" w:eastAsia="Calibri" w:hAnsi="Times New Roman" w:cs="Arial"/>
           <w:color w:val="000000"/>
+          <w:sz w:val="24"/>
           <w:szCs w:val="24"/>
           <w:lang w:val="uk-UA"/>
         </w:rPr>
@@ -7031,6 +7324,7 @@
         <w:rPr>
           <w:rFonts w:ascii="Times New Roman" w:eastAsia="Calibri" w:hAnsi="Times New Roman" w:cs="Arial"/>
           <w:color w:val="000000"/>
+          <w:sz w:val="24"/>
           <w:szCs w:val="24"/>
           <w:lang w:val="uk-UA"/>
         </w:rPr>
@@ -7052,6 +7346,7 @@
         <w:rPr>
           <w:rFonts w:ascii="Times New Roman" w:eastAsia="Calibri" w:hAnsi="Times New Roman" w:cs="Arial"/>
           <w:color w:val="000000"/>
+          <w:sz w:val="24"/>
           <w:szCs w:val="24"/>
           <w:lang w:val="uk-UA"/>
         </w:rPr>
@@ -7073,6 +7368,7 @@
         <w:rPr>
           <w:rFonts w:ascii="Times New Roman" w:eastAsia="Calibri" w:hAnsi="Times New Roman" w:cs="Arial"/>
           <w:color w:val="000000"/>
+          <w:sz w:val="24"/>
           <w:szCs w:val="24"/>
           <w:lang w:val="uk-UA"/>
         </w:rPr>
@@ -7094,6 +7390,7 @@
         <w:rPr>
           <w:rFonts w:ascii="Times New Roman" w:eastAsia="Calibri" w:hAnsi="Times New Roman" w:cs="Arial"/>
           <w:color w:val="000000"/>
+          <w:sz w:val="24"/>
           <w:szCs w:val="24"/>
           <w:lang w:val="uk-UA"/>
         </w:rPr>
@@ -7104,6 +7401,7 @@
           <w:rFonts w:ascii="Times New Roman" w:eastAsia="Calibri" w:hAnsi="Times New Roman" w:cs="Arial"/>
           <w:i/>
           <w:color w:val="FF0000"/>
+          <w:sz w:val="24"/>
           <w:szCs w:val="24"/>
           <w:lang w:val="uk-UA"/>
         </w:rPr>
@@ -7125,6 +7423,7 @@
         <w:rPr>
           <w:rFonts w:ascii="Times New Roman" w:eastAsia="Calibri" w:hAnsi="Times New Roman" w:cs="Arial"/>
           <w:color w:val="000000"/>
+          <w:sz w:val="24"/>
           <w:szCs w:val="24"/>
           <w:lang w:val="uk-UA"/>
         </w:rPr>
@@ -7146,6 +7445,7 @@
         <w:rPr>
           <w:rFonts w:ascii="Times New Roman" w:eastAsia="Calibri" w:hAnsi="Times New Roman" w:cs="Arial"/>
           <w:color w:val="000000"/>
+          <w:sz w:val="24"/>
           <w:szCs w:val="24"/>
           <w:lang w:val="uk-UA"/>
         </w:rPr>
@@ -7167,6 +7467,7 @@
         <w:rPr>
           <w:rFonts w:ascii="Times New Roman" w:eastAsia="Calibri" w:hAnsi="Times New Roman" w:cs="Arial"/>
           <w:color w:val="000000"/>
+          <w:sz w:val="24"/>
           <w:szCs w:val="24"/>
           <w:lang w:val="uk-UA"/>
         </w:rPr>
@@ -7177,6 +7478,7 @@
           <w:rFonts w:ascii="Times New Roman" w:eastAsia="Calibri" w:hAnsi="Times New Roman" w:cs="Arial"/>
           <w:i/>
           <w:color w:val="FF0000"/>
+          <w:sz w:val="24"/>
           <w:szCs w:val="24"/>
           <w:lang w:val="uk-UA"/>
         </w:rPr>
@@ -7226,6 +7528,7 @@
         <w:rPr>
           <w:rFonts w:ascii="Times New Roman" w:eastAsia="Calibri" w:hAnsi="Times New Roman" w:cs="Arial"/>
           <w:color w:val="000000"/>
+          <w:sz w:val="24"/>
           <w:szCs w:val="24"/>
           <w:lang w:val="uk-UA"/>
         </w:rPr>
@@ -7270,6 +7573,7 @@
           <w:rFonts w:ascii="Times New Roman" w:eastAsia="Calibri" w:hAnsi="Times New Roman" w:cs="Arial"/>
           <w:i/>
           <w:color w:val="FF0000"/>
+          <w:sz w:val="24"/>
           <w:szCs w:val="24"/>
           <w:lang w:val="uk-UA"/>
         </w:rPr>
@@ -7279,6 +7583,7 @@
         <w:rPr>
           <w:rFonts w:ascii="Times New Roman" w:eastAsia="Calibri" w:hAnsi="Times New Roman" w:cs="Arial"/>
           <w:color w:val="FF0000"/>
+          <w:sz w:val="24"/>
           <w:szCs w:val="24"/>
           <w:lang w:val="uk-UA"/>
         </w:rPr>
@@ -7288,6 +7593,7 @@
         <w:rPr>
           <w:rFonts w:ascii="Times New Roman" w:eastAsia="Calibri" w:hAnsi="Times New Roman" w:cs="Arial"/>
           <w:color w:val="000000"/>
+          <w:sz w:val="24"/>
           <w:szCs w:val="24"/>
           <w:lang w:val="uk-UA"/>
         </w:rPr>
@@ -7328,6 +7634,7 @@
           <w:b/>
           <w:i/>
           <w:color w:val="FF0000"/>
+          <w:sz w:val="24"/>
           <w:szCs w:val="24"/>
           <w:lang w:val="uk-UA"/>
         </w:rPr>
@@ -7350,6 +7657,7 @@
           <w:rFonts w:ascii="Times New Roman" w:eastAsia="Calibri" w:hAnsi="Times New Roman" w:cs="Arial"/>
           <w:i/>
           <w:color w:val="FF0000"/>
+          <w:sz w:val="24"/>
           <w:szCs w:val="24"/>
           <w:lang w:val="uk-UA"/>
         </w:rPr>
@@ -7359,6 +7667,7 @@
         <w:rPr>
           <w:rFonts w:ascii="Times New Roman" w:eastAsia="Calibri" w:hAnsi="Times New Roman" w:cs="Arial"/>
           <w:color w:val="FF0000"/>
+          <w:sz w:val="24"/>
           <w:szCs w:val="24"/>
           <w:lang w:val="uk-UA"/>
         </w:rPr>
@@ -7368,6 +7677,7 @@
         <w:rPr>
           <w:rFonts w:ascii="Times New Roman" w:eastAsia="Calibri" w:hAnsi="Times New Roman" w:cs="Arial"/>
           <w:color w:val="000000"/>
+          <w:sz w:val="24"/>
           <w:szCs w:val="24"/>
           <w:lang w:val="uk-UA"/>
         </w:rPr>
@@ -7378,6 +7688,7 @@
           <w:rFonts w:ascii="Times New Roman" w:eastAsia="Calibri" w:hAnsi="Times New Roman" w:cs="Arial"/>
           <w:i/>
           <w:color w:val="FF0000"/>
+          <w:sz w:val="24"/>
           <w:szCs w:val="24"/>
           <w:lang w:val="uk-UA"/>
         </w:rPr>
@@ -7387,6 +7698,7 @@
         <w:rPr>
           <w:rFonts w:ascii="Times New Roman" w:eastAsia="Calibri" w:hAnsi="Times New Roman" w:cs="Arial"/>
           <w:color w:val="000000"/>
+          <w:sz w:val="24"/>
           <w:szCs w:val="24"/>
           <w:lang w:val="uk-UA"/>
         </w:rPr>
@@ -7410,6 +7722,7 @@
           <w:rFonts w:ascii="Times New Roman" w:eastAsia="Calibri" w:hAnsi="Times New Roman" w:cs="Arial"/>
           <w:b/>
           <w:color w:val="000000"/>
+          <w:sz w:val="24"/>
           <w:szCs w:val="24"/>
           <w:lang w:val="ru-RU"/>
         </w:rPr>
@@ -7420,6 +7733,7 @@
           <w:rFonts w:ascii="Times New Roman" w:eastAsia="Calibri" w:hAnsi="Times New Roman" w:cs="Arial"/>
           <w:b/>
           <w:color w:val="000000"/>
+          <w:sz w:val="24"/>
           <w:szCs w:val="24"/>
           <w:lang w:val="uk-UA"/>
         </w:rPr>
@@ -7430,6 +7744,7 @@
           <w:rFonts w:ascii="Times New Roman" w:eastAsia="Calibri" w:hAnsi="Times New Roman" w:cs="Arial"/>
           <w:b/>
           <w:color w:val="000000"/>
+          <w:sz w:val="24"/>
           <w:szCs w:val="24"/>
           <w:lang w:val="ru-RU"/>
         </w:rPr>
@@ -7439,6 +7754,7 @@
         <w:rPr>
           <w:rFonts w:ascii="Times New Roman" w:eastAsia="Calibri" w:hAnsi="Times New Roman" w:cs="Arial"/>
           <w:color w:val="000000"/>
+          <w:sz w:val="24"/>
           <w:szCs w:val="24"/>
           <w:lang w:val="ru-RU"/>
         </w:rPr>
@@ -7449,6 +7765,7 @@
           <w:rFonts w:ascii="Times New Roman" w:eastAsia="Calibri" w:hAnsi="Times New Roman" w:cs="Arial"/>
           <w:i/>
           <w:color w:val="FF0000"/>
+          <w:sz w:val="24"/>
           <w:szCs w:val="24"/>
           <w:lang w:val="uk-UA"/>
         </w:rPr>
@@ -7458,6 +7775,7 @@
         <w:rPr>
           <w:rFonts w:ascii="Times New Roman" w:eastAsia="Calibri" w:hAnsi="Times New Roman" w:cs="Arial"/>
           <w:color w:val="000000"/>
+          <w:sz w:val="24"/>
           <w:szCs w:val="24"/>
           <w:lang w:val="uk-UA"/>
         </w:rPr>
@@ -7497,6 +7815,7 @@
           <w:b/>
           <w:i/>
           <w:color w:val="FF0000"/>
+          <w:sz w:val="24"/>
           <w:szCs w:val="24"/>
           <w:lang w:val="uk-UA"/>
         </w:rPr>
@@ -7519,6 +7838,7 @@
           <w:rFonts w:ascii="Times New Roman" w:eastAsia="Calibri" w:hAnsi="Times New Roman" w:cs="Arial"/>
           <w:i/>
           <w:color w:val="FF0000"/>
+          <w:sz w:val="24"/>
           <w:szCs w:val="24"/>
           <w:lang w:val="uk-UA"/>
         </w:rPr>
@@ -7528,6 +7848,7 @@
         <w:rPr>
           <w:rFonts w:ascii="Times New Roman" w:eastAsia="Calibri" w:hAnsi="Times New Roman" w:cs="Arial"/>
           <w:color w:val="000000"/>
+          <w:sz w:val="24"/>
           <w:szCs w:val="24"/>
           <w:lang w:val="uk-UA"/>
         </w:rPr>
@@ -7551,6 +7872,7 @@
           <w:rFonts w:ascii="Times New Roman" w:eastAsia="Calibri" w:hAnsi="Times New Roman" w:cs="Arial"/>
           <w:i/>
           <w:color w:val="FF0000"/>
+          <w:sz w:val="24"/>
           <w:szCs w:val="24"/>
           <w:lang w:val="uk-UA"/>
         </w:rPr>
@@ -7560,6 +7882,7 @@
         <w:rPr>
           <w:rFonts w:ascii="Times New Roman" w:eastAsia="Calibri" w:hAnsi="Times New Roman" w:cs="Arial"/>
           <w:color w:val="000000"/>
+          <w:sz w:val="24"/>
           <w:szCs w:val="24"/>
           <w:lang w:val="uk-UA"/>
         </w:rPr>
@@ -7570,6 +7893,7 @@
           <w:rFonts w:ascii="Times New Roman" w:eastAsia="Calibri" w:hAnsi="Times New Roman" w:cs="Arial"/>
           <w:i/>
           <w:color w:val="FF0000"/>
+          <w:sz w:val="24"/>
           <w:szCs w:val="24"/>
           <w:lang w:val="uk-UA"/>
         </w:rPr>
@@ -7592,6 +7916,7 @@
           <w:rFonts w:ascii="Times New Roman" w:eastAsia="Calibri" w:hAnsi="Times New Roman" w:cs="Arial"/>
           <w:i/>
           <w:color w:val="FF0000"/>
+          <w:sz w:val="24"/>
           <w:szCs w:val="24"/>
           <w:lang w:val="uk-UA"/>
         </w:rPr>
@@ -7602,6 +7927,7 @@
         <w:rPr>
           <w:rFonts w:ascii="Times New Roman" w:eastAsia="Calibri" w:hAnsi="Times New Roman" w:cs="Arial"/>
           <w:color w:val="000000"/>
+          <w:sz w:val="24"/>
           <w:szCs w:val="24"/>
           <w:lang w:val="uk-UA"/>
         </w:rPr>
@@ -7612,6 +7938,7 @@
           <w:rFonts w:ascii="Times New Roman" w:eastAsia="Calibri" w:hAnsi="Times New Roman" w:cs="Arial"/>
           <w:i/>
           <w:color w:val="FF0000"/>
+          <w:sz w:val="24"/>
           <w:szCs w:val="24"/>
           <w:lang w:val="uk-UA"/>
         </w:rPr>
@@ -7621,6 +7948,7 @@
         <w:rPr>
           <w:rFonts w:ascii="Times New Roman" w:eastAsia="Calibri" w:hAnsi="Times New Roman" w:cs="Arial"/>
           <w:color w:val="000000"/>
+          <w:sz w:val="24"/>
           <w:szCs w:val="24"/>
           <w:lang w:val="uk-UA"/>
         </w:rPr>
@@ -7631,6 +7959,7 @@
           <w:rFonts w:ascii="Times New Roman" w:eastAsia="Calibri" w:hAnsi="Times New Roman" w:cs="Arial"/>
           <w:i/>
           <w:color w:val="FF0000"/>
+          <w:sz w:val="24"/>
           <w:szCs w:val="24"/>
           <w:lang w:val="uk-UA"/>
         </w:rPr>
@@ -7640,6 +7969,7 @@
         <w:rPr>
           <w:rFonts w:ascii="Times New Roman" w:eastAsia="Calibri" w:hAnsi="Times New Roman" w:cs="Arial"/>
           <w:color w:val="000000"/>
+          <w:sz w:val="24"/>
           <w:szCs w:val="24"/>
           <w:lang w:val="uk-UA"/>
         </w:rPr>
@@ -7650,6 +7980,7 @@
           <w:rFonts w:ascii="Times New Roman" w:eastAsia="Calibri" w:hAnsi="Times New Roman" w:cs="Arial"/>
           <w:i/>
           <w:color w:val="FF0000"/>
+          <w:sz w:val="24"/>
           <w:szCs w:val="24"/>
           <w:lang w:val="uk-UA"/>
         </w:rPr>
@@ -7659,6 +7990,7 @@
         <w:rPr>
           <w:rFonts w:ascii="Times New Roman" w:eastAsia="Calibri" w:hAnsi="Times New Roman" w:cs="Arial"/>
           <w:color w:val="000000"/>
+          <w:sz w:val="24"/>
           <w:szCs w:val="24"/>
           <w:lang w:val="uk-UA"/>
         </w:rPr>
@@ -7669,6 +8001,7 @@
           <w:rFonts w:ascii="Times New Roman" w:eastAsia="Calibri" w:hAnsi="Times New Roman" w:cs="Arial"/>
           <w:i/>
           <w:color w:val="FF0000"/>
+          <w:sz w:val="24"/>
           <w:szCs w:val="24"/>
           <w:lang w:val="uk-UA"/>
         </w:rPr>
@@ -7678,6 +8011,7 @@
         <w:rPr>
           <w:rFonts w:ascii="Times New Roman" w:eastAsia="Calibri" w:hAnsi="Times New Roman" w:cs="Arial"/>
           <w:color w:val="000000"/>
+          <w:sz w:val="24"/>
           <w:szCs w:val="24"/>
           <w:lang w:val="uk-UA"/>
         </w:rPr>
@@ -7688,6 +8022,7 @@
           <w:rFonts w:ascii="Times New Roman" w:eastAsia="Calibri" w:hAnsi="Times New Roman" w:cs="Arial"/>
           <w:i/>
           <w:color w:val="FF0000"/>
+          <w:sz w:val="24"/>
           <w:szCs w:val="24"/>
           <w:lang w:val="uk-UA"/>
         </w:rPr>
@@ -7697,6 +8032,7 @@
         <w:rPr>
           <w:rFonts w:ascii="Times New Roman" w:eastAsia="Calibri" w:hAnsi="Times New Roman" w:cs="Arial"/>
           <w:color w:val="000000"/>
+          <w:sz w:val="24"/>
           <w:szCs w:val="24"/>
           <w:lang w:val="uk-UA"/>
         </w:rPr>
@@ -7707,6 +8043,7 @@
           <w:rFonts w:ascii="Times New Roman" w:eastAsia="Calibri" w:hAnsi="Times New Roman" w:cs="Arial"/>
           <w:i/>
           <w:color w:val="FF0000"/>
+          <w:sz w:val="24"/>
           <w:szCs w:val="24"/>
           <w:lang w:val="uk-UA"/>
         </w:rPr>
@@ -7716,6 +8053,7 @@
         <w:rPr>
           <w:rFonts w:ascii="Times New Roman" w:eastAsia="Calibri" w:hAnsi="Times New Roman" w:cs="Arial"/>
           <w:color w:val="000000"/>
+          <w:sz w:val="24"/>
           <w:szCs w:val="24"/>
           <w:lang w:val="uk-UA"/>
         </w:rPr>
@@ -7726,6 +8064,7 @@
           <w:rFonts w:ascii="Times New Roman" w:eastAsia="Calibri" w:hAnsi="Times New Roman" w:cs="Arial"/>
           <w:i/>
           <w:color w:val="FF0000"/>
+          <w:sz w:val="24"/>
           <w:szCs w:val="24"/>
           <w:lang w:val="uk-UA"/>
         </w:rPr>
@@ -7735,6 +8074,7 @@
         <w:rPr>
           <w:rFonts w:ascii="Times New Roman" w:eastAsia="Calibri" w:hAnsi="Times New Roman" w:cs="Arial"/>
           <w:color w:val="000000"/>
+          <w:sz w:val="24"/>
           <w:szCs w:val="24"/>
           <w:lang w:val="uk-UA"/>
         </w:rPr>
@@ -7745,6 +8085,7 @@
           <w:rFonts w:ascii="Times New Roman" w:eastAsia="Calibri" w:hAnsi="Times New Roman" w:cs="Arial"/>
           <w:i/>
           <w:color w:val="FF0000"/>
+          <w:sz w:val="24"/>
           <w:szCs w:val="24"/>
           <w:lang w:val="uk-UA"/>
         </w:rPr>
@@ -7754,6 +8095,7 @@
         <w:rPr>
           <w:rFonts w:ascii="Times New Roman" w:eastAsia="Calibri" w:hAnsi="Times New Roman" w:cs="Arial"/>
           <w:color w:val="000000"/>
+          <w:sz w:val="24"/>
           <w:szCs w:val="24"/>
           <w:lang w:val="uk-UA"/>
         </w:rPr>
@@ -7777,6 +8119,7 @@
           <w:rFonts w:ascii="Times New Roman" w:eastAsia="Calibri" w:hAnsi="Times New Roman" w:cs="Arial"/>
           <w:i/>
           <w:color w:val="FF0000"/>
+          <w:sz w:val="24"/>
           <w:szCs w:val="24"/>
           <w:lang w:val="uk-UA"/>
         </w:rPr>
@@ -7786,6 +8129,7 @@
         <w:rPr>
           <w:rFonts w:ascii="Times New Roman" w:eastAsia="Calibri" w:hAnsi="Times New Roman" w:cs="Arial"/>
           <w:color w:val="000000"/>
+          <w:sz w:val="24"/>
           <w:szCs w:val="24"/>
           <w:lang w:val="uk-UA"/>
         </w:rPr>
@@ -7796,6 +8140,7 @@
           <w:rFonts w:ascii="Times New Roman" w:eastAsia="Calibri" w:hAnsi="Times New Roman" w:cs="Arial"/>
           <w:i/>
           <w:color w:val="000000"/>
+          <w:sz w:val="24"/>
           <w:szCs w:val="24"/>
           <w:lang w:val="uk-UA"/>
         </w:rPr>
@@ -7806,6 +8151,7 @@
           <w:rFonts w:ascii="Times New Roman" w:eastAsia="Calibri" w:hAnsi="Times New Roman" w:cs="Arial"/>
           <w:i/>
           <w:color w:val="FF0000"/>
+          <w:sz w:val="24"/>
           <w:szCs w:val="24"/>
           <w:lang w:val="uk-UA"/>
         </w:rPr>
@@ -7828,6 +8174,7 @@
           <w:rFonts w:ascii="Times New Roman" w:eastAsia="Calibri" w:hAnsi="Times New Roman" w:cs="Arial"/>
           <w:i/>
           <w:color w:val="FF0000"/>
+          <w:sz w:val="24"/>
           <w:szCs w:val="24"/>
           <w:lang w:val="uk-UA"/>
         </w:rPr>
@@ -7837,6 +8184,7 @@
         <w:rPr>
           <w:rFonts w:ascii="Times New Roman" w:eastAsia="Calibri" w:hAnsi="Times New Roman" w:cs="Arial"/>
           <w:color w:val="000000"/>
+          <w:sz w:val="24"/>
           <w:szCs w:val="24"/>
           <w:lang w:val="uk-UA"/>
         </w:rPr>
@@ -7860,6 +8208,7 @@
           <w:rFonts w:ascii="Times New Roman" w:eastAsia="Calibri" w:hAnsi="Times New Roman" w:cs="Arial"/>
           <w:i/>
           <w:color w:val="FF0000"/>
+          <w:sz w:val="24"/>
           <w:szCs w:val="24"/>
           <w:lang w:val="uk-UA"/>
         </w:rPr>
@@ -7869,6 +8218,7 @@
         <w:rPr>
           <w:rFonts w:ascii="Times New Roman" w:eastAsia="Calibri" w:hAnsi="Times New Roman" w:cs="Arial"/>
           <w:color w:val="000000"/>
+          <w:sz w:val="24"/>
           <w:szCs w:val="24"/>
           <w:lang w:val="uk-UA"/>
         </w:rPr>
@@ -7879,6 +8229,7 @@
           <w:rFonts w:ascii="Times New Roman" w:eastAsia="Calibri" w:hAnsi="Times New Roman" w:cs="Arial"/>
           <w:i/>
           <w:color w:val="000000"/>
+          <w:sz w:val="24"/>
           <w:szCs w:val="24"/>
           <w:lang w:val="uk-UA"/>
         </w:rPr>
@@ -7889,6 +8240,7 @@
           <w:rFonts w:ascii="Times New Roman" w:eastAsia="Calibri" w:hAnsi="Times New Roman" w:cs="Arial"/>
           <w:i/>
           <w:color w:val="FF0000"/>
+          <w:sz w:val="24"/>
           <w:szCs w:val="24"/>
           <w:lang w:val="uk-UA"/>
         </w:rPr>
@@ -7911,6 +8263,7 @@
           <w:rFonts w:ascii="Times New Roman" w:eastAsia="Calibri" w:hAnsi="Times New Roman" w:cs="Arial"/>
           <w:i/>
           <w:color w:val="FF0000"/>
+          <w:sz w:val="24"/>
           <w:szCs w:val="24"/>
           <w:lang w:val="uk-UA"/>
         </w:rPr>
@@ -7920,6 +8273,7 @@
         <w:rPr>
           <w:rFonts w:ascii="Times New Roman" w:eastAsia="Calibri" w:hAnsi="Times New Roman" w:cs="Arial"/>
           <w:color w:val="000000"/>
+          <w:sz w:val="24"/>
           <w:szCs w:val="24"/>
           <w:lang w:val="uk-UA"/>
         </w:rPr>
@@ -7943,6 +8297,7 @@
           <w:rFonts w:ascii="Times New Roman" w:eastAsia="Calibri" w:hAnsi="Times New Roman" w:cs="Arial"/>
           <w:i/>
           <w:color w:val="FF0000"/>
+          <w:sz w:val="24"/>
           <w:szCs w:val="24"/>
           <w:lang w:val="uk-UA"/>
         </w:rPr>
@@ -7952,6 +8307,7 @@
         <w:rPr>
           <w:rFonts w:ascii="Times New Roman" w:eastAsia="Calibri" w:hAnsi="Times New Roman" w:cs="Arial"/>
           <w:color w:val="000000"/>
+          <w:sz w:val="24"/>
           <w:szCs w:val="24"/>
           <w:lang w:val="uk-UA"/>
         </w:rPr>
@@ -7962,6 +8318,7 @@
           <w:rFonts w:ascii="Times New Roman" w:eastAsia="Calibri" w:hAnsi="Times New Roman" w:cs="Arial"/>
           <w:i/>
           <w:color w:val="000000"/>
+          <w:sz w:val="24"/>
           <w:szCs w:val="24"/>
           <w:lang w:val="uk-UA"/>
         </w:rPr>
@@ -7972,6 +8329,7 @@
           <w:rFonts w:ascii="Times New Roman" w:eastAsia="Calibri" w:hAnsi="Times New Roman" w:cs="Arial"/>
           <w:i/>
           <w:color w:val="FF0000"/>
+          <w:sz w:val="24"/>
           <w:szCs w:val="24"/>
           <w:lang w:val="uk-UA"/>
         </w:rPr>
@@ -8030,6 +8388,7 @@
           <w:rFonts w:ascii="Times New Roman" w:eastAsia="Calibri" w:hAnsi="Times New Roman" w:cs="Arial"/>
           <w:i/>
           <w:color w:val="FF0000"/>
+          <w:sz w:val="24"/>
           <w:szCs w:val="24"/>
           <w:lang w:val="uk-UA"/>
         </w:rPr>
@@ -8039,6 +8398,7 @@
         <w:rPr>
           <w:rFonts w:ascii="Times New Roman" w:eastAsia="Calibri" w:hAnsi="Times New Roman" w:cs="Arial"/>
           <w:color w:val="000000"/>
+          <w:sz w:val="24"/>
           <w:szCs w:val="24"/>
           <w:lang w:val="uk-UA"/>
         </w:rPr>
@@ -8082,6 +8442,7 @@
           <w:i/>
           <w:iCs/>
           <w:color w:val="FF0000"/>
+          <w:sz w:val="24"/>
           <w:szCs w:val="24"/>
           <w:lang w:val="uk-UA"/>
         </w:rPr>
@@ -8103,6 +8464,7 @@
           <w:rFonts w:ascii="Times New Roman" w:eastAsia="Calibri" w:hAnsi="Times New Roman" w:cs="Arial"/>
           <w:i/>
           <w:color w:val="FF0000"/>
+          <w:sz w:val="24"/>
           <w:szCs w:val="24"/>
           <w:lang w:val="uk-UA"/>
         </w:rPr>
@@ -8112,6 +8474,7 @@
         <w:rPr>
           <w:rFonts w:ascii="Times New Roman" w:eastAsia="Calibri" w:hAnsi="Times New Roman" w:cs="Arial"/>
           <w:color w:val="000000"/>
+          <w:sz w:val="24"/>
           <w:szCs w:val="24"/>
           <w:lang w:val="uk-UA"/>
         </w:rPr>
@@ -8120,6 +8483,7 @@
       <w:r>
         <w:rPr>
           <w:rFonts w:ascii="Times New Roman" w:eastAsia="Calibri" w:hAnsi="Times New Roman" w:cs="Times New Roman"/>
+          <w:sz w:val="24"/>
           <w:szCs w:val="24"/>
           <w:lang w:val="uk-UA"/>
         </w:rPr>
@@ -8141,6 +8505,7 @@
           <w:rFonts w:ascii="Times New Roman" w:eastAsia="Calibri" w:hAnsi="Times New Roman" w:cs="Times New Roman"/>
           <w:i/>
           <w:color w:val="FF0000"/>
+          <w:sz w:val="24"/>
           <w:szCs w:val="24"/>
           <w:lang w:val="uk-UA"/>
         </w:rPr>
@@ -8150,6 +8515,7 @@
         <w:rPr>
           <w:rFonts w:ascii="Times New Roman" w:eastAsia="Calibri" w:hAnsi="Times New Roman" w:cs="Times New Roman"/>
           <w:color w:val="FF0000"/>
+          <w:sz w:val="24"/>
           <w:szCs w:val="24"/>
           <w:lang w:val="uk-UA"/>
         </w:rPr>
@@ -8158,6 +8524,7 @@
       <w:r>
         <w:rPr>
           <w:rFonts w:ascii="Times New Roman" w:eastAsia="Calibri" w:hAnsi="Times New Roman" w:cs="Times New Roman"/>
+          <w:sz w:val="24"/>
           <w:szCs w:val="24"/>
           <w:lang w:val="uk-UA"/>
         </w:rPr>
@@ -8179,6 +8546,7 @@
           <w:rFonts w:ascii="Times New Roman" w:eastAsia="Calibri" w:hAnsi="Times New Roman" w:cs="Times New Roman"/>
           <w:i/>
           <w:color w:val="FF0000"/>
+          <w:sz w:val="24"/>
           <w:szCs w:val="24"/>
           <w:lang w:val="uk-UA"/>
         </w:rPr>
@@ -8188,6 +8556,7 @@
         <w:rPr>
           <w:rFonts w:ascii="Times New Roman" w:eastAsia="Calibri" w:hAnsi="Times New Roman" w:cs="Times New Roman"/>
           <w:color w:val="FF0000"/>
+          <w:sz w:val="24"/>
           <w:szCs w:val="24"/>
           <w:lang w:val="uk-UA"/>
         </w:rPr>
@@ -8196,6 +8565,7 @@
       <w:r>
         <w:rPr>
           <w:rFonts w:ascii="Times New Roman" w:eastAsia="Calibri" w:hAnsi="Times New Roman" w:cs="Times New Roman"/>
+          <w:sz w:val="24"/>
           <w:szCs w:val="24"/>
           <w:lang w:val="uk-UA"/>
         </w:rPr>
@@ -8217,6 +8587,7 @@
           <w:rFonts w:ascii="Times New Roman" w:eastAsia="Calibri" w:hAnsi="Times New Roman" w:cs="Times New Roman"/>
           <w:i/>
           <w:color w:val="FF0000"/>
+          <w:sz w:val="24"/>
           <w:szCs w:val="24"/>
           <w:lang w:val="uk-UA"/>
         </w:rPr>
@@ -8226,6 +8597,7 @@
         <w:rPr>
           <w:rFonts w:ascii="Times New Roman" w:eastAsia="Calibri" w:hAnsi="Times New Roman" w:cs="Times New Roman"/>
           <w:color w:val="FF0000"/>
+          <w:sz w:val="24"/>
           <w:szCs w:val="24"/>
           <w:lang w:val="uk-UA"/>
         </w:rPr>
@@ -8234,6 +8606,7 @@
       <w:r>
         <w:rPr>
           <w:rFonts w:ascii="Times New Roman" w:eastAsia="Calibri" w:hAnsi="Times New Roman" w:cs="Times New Roman"/>
+          <w:sz w:val="24"/>
           <w:szCs w:val="24"/>
           <w:lang w:val="uk-UA"/>
         </w:rPr>
@@ -8255,6 +8628,7 @@
           <w:rFonts w:ascii="Times New Roman" w:eastAsia="Calibri" w:hAnsi="Times New Roman" w:cs="Times New Roman"/>
           <w:i/>
           <w:color w:val="FF0000"/>
+          <w:sz w:val="24"/>
           <w:szCs w:val="24"/>
           <w:lang w:val="uk-UA"/>
         </w:rPr>
@@ -8264,6 +8638,7 @@
         <w:rPr>
           <w:rFonts w:ascii="Times New Roman" w:eastAsia="Calibri" w:hAnsi="Times New Roman" w:cs="Times New Roman"/>
           <w:color w:val="FF0000"/>
+          <w:sz w:val="24"/>
           <w:szCs w:val="24"/>
           <w:lang w:val="uk-UA"/>
         </w:rPr>
@@ -8272,6 +8647,7 @@
       <w:r>
         <w:rPr>
           <w:rFonts w:ascii="Times New Roman" w:eastAsia="Calibri" w:hAnsi="Times New Roman" w:cs="Times New Roman"/>
+          <w:sz w:val="24"/>
           <w:szCs w:val="24"/>
           <w:lang w:val="uk-UA"/>
         </w:rPr>
@@ -8293,6 +8669,7 @@
           <w:rFonts w:ascii="Times New Roman" w:eastAsia="Calibri" w:hAnsi="Times New Roman" w:cs="Times New Roman"/>
           <w:i/>
           <w:color w:val="FF0000"/>
+          <w:sz w:val="24"/>
           <w:szCs w:val="24"/>
           <w:lang w:val="uk-UA"/>
         </w:rPr>
@@ -8301,6 +8678,7 @@
       <w:r>
         <w:rPr>
           <w:rFonts w:ascii="Times New Roman" w:eastAsia="Calibri" w:hAnsi="Times New Roman" w:cs="Times New Roman"/>
+          <w:sz w:val="24"/>
           <w:szCs w:val="24"/>
           <w:lang w:val="uk-UA"/>
         </w:rPr>
@@ -8322,6 +8700,7 @@
           <w:rFonts w:ascii="Times New Roman" w:eastAsia="Calibri" w:hAnsi="Times New Roman" w:cs="Times New Roman"/>
           <w:i/>
           <w:color w:val="FF0000"/>
+          <w:sz w:val="24"/>
           <w:szCs w:val="24"/>
           <w:lang w:val="uk-UA"/>
         </w:rPr>
@@ -8331,6 +8710,7 @@
         <w:rPr>
           <w:rFonts w:ascii="Times New Roman" w:eastAsia="Calibri" w:hAnsi="Times New Roman" w:cs="Times New Roman"/>
           <w:color w:val="FF0000"/>
+          <w:sz w:val="24"/>
           <w:szCs w:val="24"/>
           <w:lang w:val="uk-UA"/>
         </w:rPr>
@@ -8339,6 +8719,7 @@
       <w:r>
         <w:rPr>
           <w:rFonts w:ascii="Times New Roman" w:eastAsia="Calibri" w:hAnsi="Times New Roman" w:cs="Times New Roman"/>
+          <w:sz w:val="24"/>
           <w:szCs w:val="24"/>
           <w:lang w:val="uk-UA"/>
         </w:rPr>
@@ -8360,6 +8741,7 @@
           <w:rFonts w:ascii="Times New Roman" w:eastAsia="Calibri" w:hAnsi="Times New Roman" w:cs="Times New Roman"/>
           <w:i/>
           <w:color w:val="FF0000"/>
+          <w:sz w:val="24"/>
           <w:szCs w:val="24"/>
           <w:lang w:val="uk-UA"/>
         </w:rPr>
@@ -8368,6 +8750,7 @@
       <w:r>
         <w:rPr>
           <w:rFonts w:ascii="Times New Roman" w:eastAsia="Calibri" w:hAnsi="Times New Roman" w:cs="Times New Roman"/>
+          <w:sz w:val="24"/>
           <w:szCs w:val="24"/>
           <w:lang w:val="uk-UA"/>
         </w:rPr>
@@ -8378,6 +8761,7 @@
           <w:rFonts w:ascii="Times New Roman" w:eastAsia="Calibri" w:hAnsi="Times New Roman" w:cs="Times New Roman"/>
           <w:i/>
           <w:color w:val="FF0000"/>
+          <w:sz w:val="24"/>
           <w:szCs w:val="24"/>
           <w:lang w:val="uk-UA"/>
         </w:rPr>
@@ -8387,6 +8771,7 @@
         <w:rPr>
           <w:rFonts w:ascii="Times New Roman" w:eastAsia="Calibri" w:hAnsi="Times New Roman" w:cs="Times New Roman"/>
           <w:i/>
+          <w:sz w:val="24"/>
           <w:szCs w:val="24"/>
           <w:lang w:val="uk-UA"/>
         </w:rPr>
@@ -8395,6 +8780,7 @@
       <w:r>
         <w:rPr>
           <w:rFonts w:ascii="Times New Roman" w:eastAsia="Calibri" w:hAnsi="Times New Roman" w:cs="Times New Roman"/>
+          <w:sz w:val="24"/>
           <w:szCs w:val="24"/>
           <w:lang w:val="uk-UA"/>
         </w:rPr>
@@ -8417,6 +8803,7 @@
           <w:rFonts w:ascii="Times New Roman" w:eastAsia="Calibri" w:hAnsi="Times New Roman" w:cs="Arial"/>
           <w:i/>
           <w:color w:val="FF0000"/>
+          <w:sz w:val="24"/>
           <w:szCs w:val="24"/>
           <w:lang w:val="uk-UA"/>
         </w:rPr>
@@ -8426,6 +8813,7 @@
         <w:rPr>
           <w:rFonts w:ascii="Times New Roman" w:eastAsia="Calibri" w:hAnsi="Times New Roman" w:cs="Arial"/>
           <w:color w:val="000000"/>
+          <w:sz w:val="24"/>
           <w:szCs w:val="24"/>
           <w:lang w:val="uk-UA"/>
         </w:rPr>
@@ -8436,6 +8824,7 @@
           <w:rFonts w:ascii="Times New Roman" w:eastAsia="Calibri" w:hAnsi="Times New Roman" w:cs="Arial"/>
           <w:i/>
           <w:color w:val="FF0000"/>
+          <w:sz w:val="24"/>
           <w:szCs w:val="24"/>
           <w:lang w:val="uk-UA"/>
         </w:rPr>
@@ -8445,6 +8834,7 @@
         <w:rPr>
           <w:rFonts w:ascii="Times New Roman" w:eastAsia="Calibri" w:hAnsi="Times New Roman" w:cs="Arial"/>
           <w:color w:val="000000"/>
+          <w:sz w:val="24"/>
           <w:szCs w:val="24"/>
           <w:lang w:val="uk-UA"/>
         </w:rPr>
@@ -8454,6 +8844,7 @@
         <w:rPr>
           <w:rFonts w:ascii="Times New Roman" w:eastAsia="Calibri" w:hAnsi="Times New Roman" w:cs="Arial"/>
           <w:color w:val="000000"/>
+          <w:sz w:val="24"/>
           <w:szCs w:val="24"/>
           <w:lang w:val="ru-RU"/>
         </w:rPr>
@@ -8463,6 +8854,7 @@
         <w:rPr>
           <w:rFonts w:ascii="Times New Roman" w:eastAsia="Calibri" w:hAnsi="Times New Roman" w:cs="Arial"/>
           <w:color w:val="000000"/>
+          <w:sz w:val="24"/>
           <w:szCs w:val="24"/>
           <w:lang w:val="uk-UA"/>
         </w:rPr>
@@ -8485,6 +8877,7 @@
           <w:rFonts w:ascii="Times New Roman" w:eastAsia="Calibri" w:hAnsi="Times New Roman" w:cs="Arial"/>
           <w:i/>
           <w:color w:val="FF0000"/>
+          <w:sz w:val="24"/>
           <w:szCs w:val="24"/>
           <w:lang w:val="uk-UA"/>
         </w:rPr>
@@ -8494,6 +8887,7 @@
         <w:rPr>
           <w:rFonts w:ascii="Times New Roman" w:eastAsia="Calibri" w:hAnsi="Times New Roman" w:cs="Arial"/>
           <w:color w:val="FF0000"/>
+          <w:sz w:val="24"/>
           <w:szCs w:val="24"/>
           <w:lang w:val="uk-UA"/>
         </w:rPr>
@@ -8503,6 +8897,7 @@
         <w:rPr>
           <w:rFonts w:ascii="Times New Roman" w:eastAsia="Calibri" w:hAnsi="Times New Roman" w:cs="Arial"/>
           <w:color w:val="000000"/>
+          <w:sz w:val="24"/>
           <w:szCs w:val="24"/>
           <w:lang w:val="uk-UA"/>
         </w:rPr>
@@ -8543,6 +8938,7 @@
           <w:b/>
           <w:i/>
           <w:color w:val="FF0000"/>
+          <w:sz w:val="24"/>
           <w:szCs w:val="24"/>
           <w:lang w:val="uk-UA"/>
         </w:rPr>
@@ -8565,6 +8961,7 @@
           <w:rFonts w:ascii="Times New Roman" w:eastAsia="Calibri" w:hAnsi="Times New Roman" w:cs="Arial"/>
           <w:i/>
           <w:color w:val="FF0000"/>
+          <w:sz w:val="24"/>
           <w:szCs w:val="24"/>
           <w:lang w:val="uk-UA"/>
         </w:rPr>
@@ -8574,6 +8971,7 @@
         <w:rPr>
           <w:rFonts w:ascii="Times New Roman" w:eastAsia="Calibri" w:hAnsi="Times New Roman" w:cs="Arial"/>
           <w:color w:val="FF0000"/>
+          <w:sz w:val="24"/>
           <w:szCs w:val="24"/>
           <w:lang w:val="uk-UA"/>
         </w:rPr>
@@ -8583,6 +8981,7 @@
         <w:rPr>
           <w:rFonts w:ascii="Times New Roman" w:eastAsia="Calibri" w:hAnsi="Times New Roman" w:cs="Arial"/>
           <w:color w:val="000000"/>
+          <w:sz w:val="24"/>
           <w:szCs w:val="24"/>
           <w:lang w:val="uk-UA"/>
         </w:rPr>
@@ -8605,6 +9004,7 @@
           <w:rFonts w:ascii="Times New Roman" w:eastAsia="Calibri" w:hAnsi="Times New Roman" w:cs="Arial"/>
           <w:b/>
           <w:color w:val="000000"/>
+          <w:sz w:val="24"/>
           <w:szCs w:val="24"/>
           <w:lang w:val="uk-UA"/>
         </w:rPr>
@@ -8633,7 +9033,7 @@
           <w:bCs/>
           <w:color w:val="000000"/>
           <w:kern w:val="36"/>
-          <w:sz w:val="40"/>
+          <w:sz w:val="24"/>
           <w:szCs w:val="48"/>
           <w:lang w:val="uk-UA" w:eastAsia="ru-RU"/>
         </w:rPr>
@@ -8657,6 +9057,7 @@
           <w:rFonts w:ascii="Times New Roman" w:eastAsia="Calibri" w:hAnsi="Times New Roman" w:cs="Arial"/>
           <w:i/>
           <w:color w:val="FF0000"/>
+          <w:sz w:val="24"/>
           <w:szCs w:val="24"/>
           <w:lang w:val="uk-UA"/>
         </w:rPr>
@@ -8666,6 +9067,7 @@
         <w:rPr>
           <w:rFonts w:ascii="Times New Roman" w:eastAsia="Calibri" w:hAnsi="Times New Roman" w:cs="Arial"/>
           <w:color w:val="FF0000"/>
+          <w:sz w:val="24"/>
           <w:szCs w:val="24"/>
           <w:lang w:val="uk-UA"/>
         </w:rPr>
@@ -8675,6 +9077,7 @@
         <w:rPr>
           <w:rFonts w:ascii="Times New Roman" w:eastAsia="Calibri" w:hAnsi="Times New Roman" w:cs="Arial"/>
           <w:color w:val="000000"/>
+          <w:sz w:val="24"/>
           <w:szCs w:val="24"/>
           <w:lang w:val="uk-UA"/>
         </w:rPr>
@@ -8697,6 +9100,7 @@
           <w:rFonts w:ascii="Times New Roman" w:eastAsia="Calibri" w:hAnsi="Times New Roman" w:cs="Arial"/>
           <w:i/>
           <w:color w:val="FF0000"/>
+          <w:sz w:val="24"/>
           <w:szCs w:val="24"/>
           <w:lang w:val="uk-UA"/>
         </w:rPr>
@@ -8706,6 +9110,7 @@
         <w:rPr>
           <w:rFonts w:ascii="Times New Roman" w:eastAsia="Calibri" w:hAnsi="Times New Roman" w:cs="Arial"/>
           <w:color w:val="FF0000"/>
+          <w:sz w:val="24"/>
           <w:szCs w:val="24"/>
           <w:lang w:val="uk-UA"/>
         </w:rPr>
@@ -8715,6 +9120,7 @@
         <w:rPr>
           <w:rFonts w:ascii="Times New Roman" w:eastAsia="Calibri" w:hAnsi="Times New Roman" w:cs="Arial"/>
           <w:color w:val="000000"/>
+          <w:sz w:val="24"/>
           <w:szCs w:val="24"/>
           <w:lang w:val="uk-UA"/>
         </w:rPr>
@@ -8736,6 +9142,7 @@
         <w:rPr>
           <w:rFonts w:ascii="Times New Roman" w:eastAsia="Calibri" w:hAnsi="Times New Roman" w:cs="Arial"/>
           <w:color w:val="000000"/>
+          <w:sz w:val="24"/>
           <w:szCs w:val="24"/>
           <w:lang w:val="uk-UA"/>
         </w:rPr>
@@ -8746,6 +9153,7 @@
           <w:rFonts w:ascii="Times New Roman" w:eastAsia="Calibri" w:hAnsi="Times New Roman" w:cs="Arial"/>
           <w:i/>
           <w:color w:val="FF0000"/>
+          <w:sz w:val="24"/>
           <w:szCs w:val="24"/>
           <w:lang w:val="uk-UA"/>
         </w:rPr>
@@ -8768,6 +9176,7 @@
         <w:rPr>
           <w:rFonts w:ascii="Times New Roman" w:eastAsia="Calibri" w:hAnsi="Times New Roman" w:cs="Arial"/>
           <w:color w:val="000000"/>
+          <w:sz w:val="24"/>
           <w:szCs w:val="24"/>
           <w:lang w:val="uk-UA"/>
         </w:rPr>
@@ -8778,6 +9187,7 @@
           <w:rFonts w:ascii="Times New Roman" w:eastAsia="Calibri" w:hAnsi="Times New Roman" w:cs="Arial"/>
           <w:i/>
           <w:color w:val="FF0000"/>
+          <w:sz w:val="24"/>
           <w:szCs w:val="24"/>
           <w:lang w:val="uk-UA"/>
         </w:rPr>
@@ -8818,6 +9228,7 @@
           <w:b/>
           <w:i/>
           <w:color w:val="FF0000"/>
+          <w:sz w:val="24"/>
           <w:szCs w:val="24"/>
           <w:lang w:val="uk-UA"/>
         </w:rPr>
@@ -8841,6 +9252,7 @@
           <w:rFonts w:ascii="Times New Roman" w:eastAsia="Calibri" w:hAnsi="Times New Roman" w:cs="Arial"/>
           <w:b/>
           <w:color w:val="FF0000"/>
+          <w:sz w:val="24"/>
           <w:szCs w:val="24"/>
           <w:lang w:val="uk-UA"/>
         </w:rPr>
@@ -8851,6 +9263,7 @@
           <w:rFonts w:ascii="Times New Roman" w:eastAsia="Calibri" w:hAnsi="Times New Roman" w:cs="Arial"/>
           <w:i/>
           <w:color w:val="FF0000"/>
+          <w:sz w:val="24"/>
           <w:szCs w:val="24"/>
           <w:lang w:val="uk-UA"/>
         </w:rPr>
@@ -8872,6 +9285,7 @@
         <w:rPr>
           <w:rFonts w:ascii="Times New Roman" w:eastAsia="Calibri" w:hAnsi="Times New Roman" w:cs="Arial"/>
           <w:color w:val="000000"/>
+          <w:sz w:val="24"/>
           <w:szCs w:val="24"/>
           <w:lang w:val="uk-UA"/>
         </w:rPr>
@@ -8893,6 +9307,7 @@
         <w:rPr>
           <w:rFonts w:ascii="Times New Roman" w:eastAsia="Calibri" w:hAnsi="Times New Roman" w:cs="Arial"/>
           <w:color w:val="000000"/>
+          <w:sz w:val="24"/>
           <w:szCs w:val="24"/>
           <w:lang w:val="uk-UA"/>
         </w:rPr>
@@ -8914,6 +9329,7 @@
         <w:rPr>
           <w:rFonts w:ascii="Times New Roman" w:eastAsia="Calibri" w:hAnsi="Times New Roman" w:cs="Arial"/>
           <w:color w:val="000000"/>
+          <w:sz w:val="24"/>
           <w:szCs w:val="24"/>
           <w:lang w:val="uk-UA"/>
         </w:rPr>
@@ -8935,6 +9351,7 @@
         <w:rPr>
           <w:rFonts w:ascii="Times New Roman" w:eastAsia="Calibri" w:hAnsi="Times New Roman" w:cs="Arial"/>
           <w:color w:val="000000"/>
+          <w:sz w:val="24"/>
           <w:szCs w:val="24"/>
           <w:lang w:val="uk-UA"/>
         </w:rPr>
@@ -8956,6 +9373,7 @@
         <w:rPr>
           <w:rFonts w:ascii="Times New Roman" w:eastAsia="Calibri" w:hAnsi="Times New Roman" w:cs="Arial"/>
           <w:color w:val="000000"/>
+          <w:sz w:val="24"/>
           <w:szCs w:val="24"/>
           <w:lang w:val="uk-UA"/>
         </w:rPr>
@@ -8977,6 +9395,7 @@
         <w:rPr>
           <w:rFonts w:ascii="Times New Roman" w:eastAsia="Calibri" w:hAnsi="Times New Roman" w:cs="Arial"/>
           <w:color w:val="000000"/>
+          <w:sz w:val="24"/>
           <w:szCs w:val="24"/>
           <w:lang w:val="uk-UA"/>
         </w:rPr>
@@ -8998,6 +9417,7 @@
         <w:rPr>
           <w:rFonts w:ascii="Times New Roman" w:eastAsia="Calibri" w:hAnsi="Times New Roman" w:cs="Arial"/>
           <w:color w:val="000000"/>
+          <w:sz w:val="24"/>
           <w:szCs w:val="24"/>
           <w:lang w:val="uk-UA"/>
         </w:rPr>
@@ -9019,6 +9439,7 @@
         <w:rPr>
           <w:rFonts w:ascii="Times New Roman" w:eastAsia="Calibri" w:hAnsi="Times New Roman" w:cs="Arial"/>
           <w:color w:val="000000"/>
+          <w:sz w:val="24"/>
           <w:szCs w:val="24"/>
           <w:lang w:val="uk-UA"/>
         </w:rPr>
@@ -9042,6 +9463,7 @@
           <w:rFonts w:ascii="Times New Roman" w:eastAsia="Calibri" w:hAnsi="Times New Roman" w:cs="Arial"/>
           <w:b/>
           <w:color w:val="FF0000"/>
+          <w:sz w:val="24"/>
           <w:szCs w:val="24"/>
           <w:lang w:val="uk-UA"/>
         </w:rPr>
@@ -9052,6 +9474,7 @@
           <w:rFonts w:ascii="Times New Roman" w:eastAsia="Calibri" w:hAnsi="Times New Roman" w:cs="Arial"/>
           <w:i/>
           <w:color w:val="FF0000"/>
+          <w:sz w:val="24"/>
           <w:szCs w:val="24"/>
           <w:lang w:val="uk-UA"/>
         </w:rPr>
@@ -9063,6 +9486,7 @@
           <w:b/>
           <w:i/>
           <w:color w:val="FF0000"/>
+          <w:sz w:val="24"/>
           <w:szCs w:val="24"/>
           <w:lang w:val="uk-UA"/>
         </w:rPr>
@@ -9084,6 +9508,7 @@
         <w:rPr>
           <w:rFonts w:ascii="Times New Roman" w:eastAsia="Calibri" w:hAnsi="Times New Roman" w:cs="Arial"/>
           <w:color w:val="000000"/>
+          <w:sz w:val="24"/>
           <w:szCs w:val="24"/>
           <w:lang w:val="uk-UA"/>
         </w:rPr>
@@ -9105,6 +9530,7 @@
         <w:rPr>
           <w:rFonts w:ascii="Times New Roman" w:eastAsia="Calibri" w:hAnsi="Times New Roman" w:cs="Arial"/>
           <w:color w:val="000000"/>
+          <w:sz w:val="24"/>
           <w:szCs w:val="24"/>
           <w:lang w:val="uk-UA"/>
         </w:rPr>
@@ -9126,6 +9552,7 @@
         <w:rPr>
           <w:rFonts w:ascii="Times New Roman" w:eastAsia="Calibri" w:hAnsi="Times New Roman" w:cs="Arial"/>
           <w:color w:val="000000"/>
+          <w:sz w:val="24"/>
           <w:szCs w:val="24"/>
           <w:lang w:val="uk-UA"/>
         </w:rPr>
@@ -9147,6 +9574,7 @@
         <w:rPr>
           <w:rFonts w:ascii="Times New Roman" w:eastAsia="Calibri" w:hAnsi="Times New Roman" w:cs="Arial"/>
           <w:color w:val="000000"/>
+          <w:sz w:val="24"/>
           <w:szCs w:val="24"/>
           <w:lang w:val="uk-UA"/>
         </w:rPr>
@@ -9168,6 +9596,7 @@
         <w:rPr>
           <w:rFonts w:ascii="Times New Roman" w:eastAsia="Calibri" w:hAnsi="Times New Roman" w:cs="Arial"/>
           <w:color w:val="000000"/>
+          <w:sz w:val="24"/>
           <w:szCs w:val="24"/>
           <w:lang w:val="uk-UA"/>
         </w:rPr>
@@ -9189,6 +9618,7 @@
         <w:rPr>
           <w:rFonts w:ascii="Times New Roman" w:eastAsia="Calibri" w:hAnsi="Times New Roman" w:cs="Arial"/>
           <w:color w:val="000000"/>
+          <w:sz w:val="24"/>
           <w:szCs w:val="24"/>
           <w:lang w:val="uk-UA"/>
         </w:rPr>
@@ -9210,6 +9640,7 @@
         <w:rPr>
           <w:rFonts w:ascii="Times New Roman" w:eastAsia="Calibri" w:hAnsi="Times New Roman" w:cs="Arial"/>
           <w:color w:val="000000"/>
+          <w:sz w:val="24"/>
           <w:szCs w:val="24"/>
           <w:lang w:val="uk-UA"/>
         </w:rPr>
@@ -9231,6 +9662,7 @@
         <w:rPr>
           <w:rFonts w:ascii="Times New Roman" w:eastAsia="Calibri" w:hAnsi="Times New Roman" w:cs="Arial"/>
           <w:color w:val="000000"/>
+          <w:sz w:val="24"/>
           <w:szCs w:val="24"/>
           <w:lang w:val="uk-UA"/>
         </w:rPr>
@@ -9252,6 +9684,7 @@
         <w:rPr>
           <w:rFonts w:ascii="Times New Roman" w:eastAsia="Calibri" w:hAnsi="Times New Roman" w:cs="Arial"/>
           <w:color w:val="000000"/>
+          <w:sz w:val="24"/>
           <w:szCs w:val="24"/>
           <w:lang w:val="uk-UA"/>
         </w:rPr>
@@ -9273,6 +9706,7 @@
         <w:rPr>
           <w:rFonts w:ascii="Times New Roman" w:eastAsia="Calibri" w:hAnsi="Times New Roman" w:cs="Arial"/>
           <w:color w:val="000000"/>
+          <w:sz w:val="24"/>
           <w:szCs w:val="24"/>
           <w:lang w:val="uk-UA"/>
         </w:rPr>
@@ -9294,6 +9728,7 @@
         <w:rPr>
           <w:rFonts w:ascii="Times New Roman" w:eastAsia="Calibri" w:hAnsi="Times New Roman" w:cs="Arial"/>
           <w:color w:val="000000"/>
+          <w:sz w:val="24"/>
           <w:szCs w:val="24"/>
           <w:lang w:val="uk-UA"/>
         </w:rPr>
@@ -9315,6 +9750,7 @@
         <w:rPr>
           <w:rFonts w:ascii="Times New Roman" w:eastAsia="Calibri" w:hAnsi="Times New Roman" w:cs="Arial"/>
           <w:color w:val="000000"/>
+          <w:sz w:val="24"/>
           <w:szCs w:val="24"/>
           <w:lang w:val="uk-UA"/>
         </w:rPr>
@@ -9337,6 +9773,7 @@
         <w:rPr>
           <w:rFonts w:ascii="Times New Roman" w:eastAsia="Calibri" w:hAnsi="Times New Roman" w:cs="Arial"/>
           <w:color w:val="000000"/>
+          <w:sz w:val="24"/>
           <w:szCs w:val="24"/>
           <w:lang w:val="uk-UA"/>
         </w:rPr>
@@ -9358,6 +9795,7 @@
         <w:rPr>
           <w:rFonts w:ascii="Times New Roman" w:eastAsia="Calibri" w:hAnsi="Times New Roman" w:cs="Arial"/>
           <w:color w:val="000000"/>
+          <w:sz w:val="24"/>
           <w:szCs w:val="24"/>
           <w:lang w:val="uk-UA"/>
         </w:rPr>
@@ -9379,6 +9817,7 @@
         <w:rPr>
           <w:rFonts w:ascii="Times New Roman" w:eastAsia="Calibri" w:hAnsi="Times New Roman" w:cs="Arial"/>
           <w:color w:val="000000"/>
+          <w:sz w:val="24"/>
           <w:szCs w:val="24"/>
           <w:lang w:val="uk-UA"/>
         </w:rPr>
@@ -9400,6 +9839,7 @@
         <w:rPr>
           <w:rFonts w:ascii="Times New Roman" w:eastAsia="Calibri" w:hAnsi="Times New Roman" w:cs="Arial"/>
           <w:color w:val="000000"/>
+          <w:sz w:val="24"/>
           <w:szCs w:val="24"/>
           <w:lang w:val="uk-UA"/>
         </w:rPr>
@@ -9421,6 +9861,7 @@
         <w:rPr>
           <w:rFonts w:ascii="Times New Roman" w:eastAsia="Calibri" w:hAnsi="Times New Roman" w:cs="Arial"/>
           <w:color w:val="000000"/>
+          <w:sz w:val="24"/>
           <w:szCs w:val="24"/>
           <w:lang w:val="uk-UA"/>
         </w:rPr>
@@ -9442,6 +9883,7 @@
         <w:rPr>
           <w:rFonts w:ascii="Times New Roman" w:eastAsia="Calibri" w:hAnsi="Times New Roman" w:cs="Arial"/>
           <w:color w:val="000000"/>
+          <w:sz w:val="24"/>
           <w:szCs w:val="24"/>
           <w:lang w:val="uk-UA"/>
         </w:rPr>
@@ -9463,6 +9905,7 @@
         <w:rPr>
           <w:rFonts w:ascii="Times New Roman" w:eastAsia="Calibri" w:hAnsi="Times New Roman" w:cs="Arial"/>
           <w:color w:val="000000"/>
+          <w:sz w:val="24"/>
           <w:szCs w:val="24"/>
           <w:lang w:val="uk-UA"/>
         </w:rPr>
@@ -9484,6 +9927,7 @@
         <w:rPr>
           <w:rFonts w:ascii="Times New Roman" w:eastAsia="Calibri" w:hAnsi="Times New Roman" w:cs="Arial"/>
           <w:color w:val="000000"/>
+          <w:sz w:val="24"/>
           <w:szCs w:val="24"/>
           <w:lang w:val="uk-UA"/>
         </w:rPr>
@@ -9505,6 +9949,7 @@
         <w:rPr>
           <w:rFonts w:ascii="Times New Roman" w:eastAsia="Calibri" w:hAnsi="Times New Roman" w:cs="Arial"/>
           <w:color w:val="000000"/>
+          <w:sz w:val="24"/>
           <w:szCs w:val="24"/>
           <w:lang w:val="uk-UA"/>
         </w:rPr>
@@ -9526,6 +9971,7 @@
         <w:rPr>
           <w:rFonts w:ascii="Times New Roman" w:eastAsia="Calibri" w:hAnsi="Times New Roman" w:cs="Arial"/>
           <w:color w:val="000000"/>
+          <w:sz w:val="24"/>
           <w:szCs w:val="24"/>
           <w:lang w:val="uk-UA"/>
         </w:rPr>
@@ -9548,6 +9994,7 @@
           <w:rFonts w:ascii="Times New Roman" w:eastAsia="Calibri" w:hAnsi="Times New Roman" w:cs="Arial"/>
           <w:b/>
           <w:color w:val="FF0000"/>
+          <w:sz w:val="24"/>
           <w:szCs w:val="24"/>
           <w:lang w:val="uk-UA"/>
         </w:rPr>
@@ -9558,6 +10005,7 @@
           <w:rFonts w:ascii="Times New Roman" w:eastAsia="Calibri" w:hAnsi="Times New Roman" w:cs="Arial"/>
           <w:i/>
           <w:color w:val="FF0000"/>
+          <w:sz w:val="24"/>
           <w:szCs w:val="24"/>
           <w:lang w:val="uk-UA"/>
         </w:rPr>
@@ -9579,6 +10027,7 @@
         <w:rPr>
           <w:rFonts w:ascii="Times New Roman" w:eastAsia="Calibri" w:hAnsi="Times New Roman" w:cs="Arial"/>
           <w:color w:val="000000"/>
+          <w:sz w:val="24"/>
           <w:szCs w:val="24"/>
           <w:lang w:val="uk-UA"/>
         </w:rPr>
@@ -9600,6 +10049,7 @@
         <w:rPr>
           <w:rFonts w:ascii="Times New Roman" w:eastAsia="Calibri" w:hAnsi="Times New Roman" w:cs="Arial"/>
           <w:color w:val="000000"/>
+          <w:sz w:val="24"/>
           <w:szCs w:val="24"/>
           <w:lang w:val="uk-UA"/>
         </w:rPr>
@@ -9621,6 +10071,7 @@
         <w:rPr>
           <w:rFonts w:ascii="Times New Roman" w:eastAsia="Calibri" w:hAnsi="Times New Roman" w:cs="Arial"/>
           <w:color w:val="000000"/>
+          <w:sz w:val="24"/>
           <w:szCs w:val="24"/>
           <w:lang w:val="uk-UA"/>
         </w:rPr>
@@ -9642,6 +10093,7 @@
         <w:rPr>
           <w:rFonts w:ascii="Times New Roman" w:eastAsia="Calibri" w:hAnsi="Times New Roman" w:cs="Arial"/>
           <w:color w:val="000000"/>
+          <w:sz w:val="24"/>
           <w:szCs w:val="24"/>
           <w:lang w:val="uk-UA"/>
         </w:rPr>
@@ -9663,6 +10115,7 @@
         <w:rPr>
           <w:rFonts w:ascii="Times New Roman" w:eastAsia="Calibri" w:hAnsi="Times New Roman" w:cs="Arial"/>
           <w:color w:val="000000"/>
+          <w:sz w:val="24"/>
           <w:szCs w:val="24"/>
           <w:lang w:val="uk-UA"/>
         </w:rPr>
@@ -9684,6 +10137,7 @@
         <w:rPr>
           <w:rFonts w:ascii="Times New Roman" w:eastAsia="Calibri" w:hAnsi="Times New Roman" w:cs="Arial"/>
           <w:color w:val="000000"/>
+          <w:sz w:val="24"/>
           <w:szCs w:val="24"/>
           <w:lang w:val="uk-UA"/>
         </w:rPr>
@@ -9705,6 +10159,7 @@
         <w:rPr>
           <w:rFonts w:ascii="Times New Roman" w:eastAsia="Calibri" w:hAnsi="Times New Roman" w:cs="Arial"/>
           <w:color w:val="000000"/>
+          <w:sz w:val="24"/>
           <w:szCs w:val="24"/>
           <w:lang w:val="uk-UA"/>
         </w:rPr>
@@ -9726,6 +10181,7 @@
         <w:rPr>
           <w:rFonts w:ascii="Times New Roman" w:eastAsia="Calibri" w:hAnsi="Times New Roman" w:cs="Arial"/>
           <w:color w:val="000000"/>
+          <w:sz w:val="24"/>
           <w:szCs w:val="24"/>
           <w:lang w:val="uk-UA"/>
         </w:rPr>
@@ -9747,6 +10203,7 @@
         <w:rPr>
           <w:rFonts w:ascii="Times New Roman" w:eastAsia="Calibri" w:hAnsi="Times New Roman" w:cs="Arial"/>
           <w:color w:val="000000"/>
+          <w:sz w:val="24"/>
           <w:szCs w:val="24"/>
           <w:lang w:val="uk-UA"/>
         </w:rPr>
@@ -9768,6 +10225,7 @@
         <w:rPr>
           <w:rFonts w:ascii="Times New Roman" w:eastAsia="Calibri" w:hAnsi="Times New Roman" w:cs="Arial"/>
           <w:color w:val="000000"/>
+          <w:sz w:val="24"/>
           <w:szCs w:val="24"/>
           <w:lang w:val="uk-UA"/>
         </w:rPr>
@@ -9789,6 +10247,7 @@
         <w:rPr>
           <w:rFonts w:ascii="Times New Roman" w:eastAsia="Calibri" w:hAnsi="Times New Roman" w:cs="Arial"/>
           <w:color w:val="000000"/>
+          <w:sz w:val="24"/>
           <w:szCs w:val="24"/>
           <w:lang w:val="uk-UA"/>
         </w:rPr>
@@ -9810,6 +10269,7 @@
         <w:rPr>
           <w:rFonts w:ascii="Times New Roman" w:eastAsia="Calibri" w:hAnsi="Times New Roman" w:cs="Arial"/>
           <w:color w:val="000000"/>
+          <w:sz w:val="24"/>
           <w:szCs w:val="24"/>
           <w:lang w:val="uk-UA"/>
         </w:rPr>
@@ -9843,6 +10303,7 @@
         <w:rPr>
           <w:rFonts w:ascii="Times New Roman" w:eastAsia="Calibri" w:hAnsi="Times New Roman" w:cs="Arial"/>
           <w:color w:val="000000"/>
+          <w:sz w:val="24"/>
           <w:szCs w:val="24"/>
           <w:lang w:val="uk-UA"/>
         </w:rPr>
@@ -9867,6 +10328,7 @@
         <w:rPr>
           <w:rFonts w:ascii="Times New Roman" w:eastAsia="Calibri" w:hAnsi="Times New Roman" w:cs="Arial"/>
           <w:color w:val="000000"/>
+          <w:sz w:val="24"/>
           <w:szCs w:val="24"/>
           <w:lang w:val="uk-UA"/>
         </w:rPr>
@@ -9877,6 +10339,7 @@
           <w:rFonts w:ascii="Times New Roman" w:eastAsia="Calibri" w:hAnsi="Times New Roman" w:cs="Arial"/>
           <w:i/>
           <w:color w:val="FF0000"/>
+          <w:sz w:val="24"/>
           <w:szCs w:val="24"/>
           <w:lang w:val="uk-UA"/>
         </w:rPr>
@@ -9898,6 +10361,7 @@
         <w:rPr>
           <w:rFonts w:ascii="Times New Roman" w:eastAsia="Calibri" w:hAnsi="Times New Roman" w:cs="Arial"/>
           <w:color w:val="000000"/>
+          <w:sz w:val="24"/>
           <w:szCs w:val="24"/>
           <w:lang w:val="uk-UA"/>
         </w:rPr>
@@ -9908,6 +10372,7 @@
           <w:rFonts w:ascii="Times New Roman" w:eastAsia="Calibri" w:hAnsi="Times New Roman" w:cs="Arial"/>
           <w:i/>
           <w:color w:val="FF0000"/>
+          <w:sz w:val="24"/>
           <w:szCs w:val="24"/>
           <w:lang w:val="uk-UA"/>
         </w:rPr>
@@ -9929,6 +10394,7 @@
         <w:rPr>
           <w:rFonts w:ascii="Times New Roman" w:eastAsia="Calibri" w:hAnsi="Times New Roman" w:cs="Arial"/>
           <w:color w:val="000000"/>
+          <w:sz w:val="24"/>
           <w:szCs w:val="24"/>
           <w:lang w:val="uk-UA"/>
         </w:rPr>
@@ -9967,6 +10433,7 @@
           <w:rFonts w:ascii="Times New Roman" w:eastAsia="Calibri" w:hAnsi="Times New Roman" w:cs="Arial"/>
           <w:b/>
           <w:color w:val="FF0000"/>
+          <w:sz w:val="24"/>
           <w:szCs w:val="24"/>
           <w:lang w:val="uk-UA"/>
         </w:rPr>
@@ -9978,6 +10445,7 @@
           <w:rFonts w:ascii="Times New Roman" w:eastAsia="Calibri" w:hAnsi="Times New Roman" w:cs="Arial"/>
           <w:i/>
           <w:color w:val="FF0000"/>
+          <w:sz w:val="24"/>
           <w:szCs w:val="24"/>
           <w:lang w:val="uk-UA"/>
         </w:rPr>
@@ -9999,6 +10467,7 @@
         <w:rPr>
           <w:rFonts w:ascii="Times New Roman" w:eastAsia="Calibri" w:hAnsi="Times New Roman" w:cs="Arial"/>
           <w:color w:val="000000"/>
+          <w:sz w:val="24"/>
           <w:szCs w:val="24"/>
           <w:lang w:val="uk-UA"/>
         </w:rPr>
@@ -10020,6 +10489,7 @@
         <w:rPr>
           <w:rFonts w:ascii="Times New Roman" w:eastAsia="Calibri" w:hAnsi="Times New Roman" w:cs="Arial"/>
           <w:color w:val="000000"/>
+          <w:sz w:val="24"/>
           <w:szCs w:val="24"/>
           <w:lang w:val="uk-UA"/>
         </w:rPr>
@@ -10041,6 +10511,7 @@
         <w:rPr>
           <w:rFonts w:ascii="Times New Roman" w:eastAsia="Calibri" w:hAnsi="Times New Roman" w:cs="Arial"/>
           <w:color w:val="000000"/>
+          <w:sz w:val="24"/>
           <w:szCs w:val="24"/>
           <w:lang w:val="uk-UA"/>
         </w:rPr>
@@ -10062,6 +10533,7 @@
         <w:rPr>
           <w:rFonts w:ascii="Times New Roman" w:eastAsia="Calibri" w:hAnsi="Times New Roman" w:cs="Arial"/>
           <w:color w:val="000000"/>
+          <w:sz w:val="24"/>
           <w:szCs w:val="24"/>
           <w:lang w:val="uk-UA"/>
         </w:rPr>
@@ -10083,6 +10555,7 @@
         <w:rPr>
           <w:rFonts w:ascii="Times New Roman" w:eastAsia="Calibri" w:hAnsi="Times New Roman" w:cs="Arial"/>
           <w:color w:val="000000"/>
+          <w:sz w:val="24"/>
           <w:szCs w:val="24"/>
           <w:lang w:val="uk-UA"/>
         </w:rPr>
@@ -10104,6 +10577,7 @@
         <w:rPr>
           <w:rFonts w:ascii="Times New Roman" w:eastAsia="Calibri" w:hAnsi="Times New Roman" w:cs="Arial"/>
           <w:color w:val="000000"/>
+          <w:sz w:val="24"/>
           <w:szCs w:val="24"/>
           <w:lang w:val="uk-UA"/>
         </w:rPr>
@@ -10125,6 +10599,7 @@
         <w:rPr>
           <w:rFonts w:ascii="Times New Roman" w:eastAsia="Calibri" w:hAnsi="Times New Roman" w:cs="Arial"/>
           <w:color w:val="000000"/>
+          <w:sz w:val="24"/>
           <w:szCs w:val="24"/>
           <w:lang w:val="uk-UA"/>
         </w:rPr>
@@ -10146,6 +10621,7 @@
         <w:rPr>
           <w:rFonts w:ascii="Times New Roman" w:eastAsia="Calibri" w:hAnsi="Times New Roman" w:cs="Arial"/>
           <w:color w:val="000000"/>
+          <w:sz w:val="24"/>
           <w:szCs w:val="24"/>
           <w:lang w:val="uk-UA"/>
         </w:rPr>
@@ -10167,6 +10643,7 @@
         <w:rPr>
           <w:rFonts w:ascii="Times New Roman" w:eastAsia="Calibri" w:hAnsi="Times New Roman" w:cs="Arial"/>
           <w:color w:val="000000"/>
+          <w:sz w:val="24"/>
           <w:szCs w:val="24"/>
           <w:lang w:val="uk-UA"/>
         </w:rPr>
@@ -10188,6 +10665,7 @@
         <w:rPr>
           <w:rFonts w:ascii="Times New Roman" w:eastAsia="Calibri" w:hAnsi="Times New Roman" w:cs="Arial"/>
           <w:color w:val="000000"/>
+          <w:sz w:val="24"/>
           <w:szCs w:val="24"/>
           <w:lang w:val="uk-UA"/>
         </w:rPr>
@@ -10209,6 +10687,7 @@
         <w:rPr>
           <w:rFonts w:ascii="Times New Roman" w:eastAsia="Calibri" w:hAnsi="Times New Roman" w:cs="Arial"/>
           <w:color w:val="000000"/>
+          <w:sz w:val="24"/>
           <w:szCs w:val="24"/>
           <w:lang w:val="uk-UA"/>
         </w:rPr>
@@ -10230,6 +10709,7 @@
         <w:rPr>
           <w:rFonts w:ascii="Times New Roman" w:eastAsia="Calibri" w:hAnsi="Times New Roman" w:cs="Arial"/>
           <w:color w:val="000000"/>
+          <w:sz w:val="24"/>
           <w:szCs w:val="24"/>
           <w:lang w:val="uk-UA"/>
         </w:rPr>
@@ -10251,6 +10731,7 @@
         <w:rPr>
           <w:rFonts w:ascii="Times New Roman" w:eastAsia="Calibri" w:hAnsi="Times New Roman" w:cs="Arial"/>
           <w:color w:val="000000"/>
+          <w:sz w:val="24"/>
           <w:szCs w:val="24"/>
           <w:lang w:val="uk-UA"/>
         </w:rPr>
@@ -10272,6 +10753,7 @@
         <w:rPr>
           <w:rFonts w:ascii="Times New Roman" w:eastAsia="Calibri" w:hAnsi="Times New Roman" w:cs="Arial"/>
           <w:color w:val="000000"/>
+          <w:sz w:val="24"/>
           <w:szCs w:val="24"/>
           <w:lang w:val="uk-UA"/>
         </w:rPr>
@@ -10293,6 +10775,7 @@
         <w:rPr>
           <w:rFonts w:ascii="Times New Roman" w:eastAsia="Calibri" w:hAnsi="Times New Roman" w:cs="Arial"/>
           <w:color w:val="000000"/>
+          <w:sz w:val="24"/>
           <w:szCs w:val="24"/>
           <w:lang w:val="uk-UA"/>
         </w:rPr>
@@ -10314,6 +10797,7 @@
         <w:rPr>
           <w:rFonts w:ascii="Times New Roman" w:eastAsia="Calibri" w:hAnsi="Times New Roman" w:cs="Arial"/>
           <w:color w:val="000000"/>
+          <w:sz w:val="24"/>
           <w:szCs w:val="24"/>
           <w:lang w:val="uk-UA"/>
         </w:rPr>
@@ -10335,6 +10819,7 @@
         <w:rPr>
           <w:rFonts w:ascii="Times New Roman" w:eastAsia="Calibri" w:hAnsi="Times New Roman" w:cs="Arial"/>
           <w:color w:val="000000"/>
+          <w:sz w:val="24"/>
           <w:szCs w:val="24"/>
           <w:lang w:val="uk-UA"/>
         </w:rPr>
@@ -10356,6 +10841,7 @@
         <w:rPr>
           <w:rFonts w:ascii="Times New Roman" w:eastAsia="Calibri" w:hAnsi="Times New Roman" w:cs="Arial"/>
           <w:color w:val="000000"/>
+          <w:sz w:val="24"/>
           <w:szCs w:val="24"/>
           <w:lang w:val="uk-UA"/>
         </w:rPr>
@@ -10380,6 +10866,7 @@
           <w:rFonts w:ascii="Times New Roman" w:eastAsia="Calibri" w:hAnsi="Times New Roman" w:cs="Arial"/>
           <w:b/>
           <w:color w:val="FF0000"/>
+          <w:sz w:val="24"/>
           <w:szCs w:val="24"/>
           <w:lang w:val="uk-UA"/>
         </w:rPr>
@@ -10391,6 +10878,7 @@
           <w:b/>
           <w:i/>
           <w:color w:val="FF0000"/>
+          <w:sz w:val="24"/>
           <w:szCs w:val="24"/>
           <w:lang w:val="uk-UA"/>
         </w:rPr>
@@ -10401,6 +10889,7 @@
           <w:rFonts w:ascii="Times New Roman" w:eastAsia="Calibri" w:hAnsi="Times New Roman" w:cs="Arial"/>
           <w:i/>
           <w:color w:val="FF0000"/>
+          <w:sz w:val="24"/>
           <w:szCs w:val="24"/>
           <w:lang w:val="uk-UA"/>
         </w:rPr>
@@ -10422,6 +10911,7 @@
         <w:rPr>
           <w:rFonts w:ascii="Times New Roman" w:eastAsia="Calibri" w:hAnsi="Times New Roman" w:cs="Arial"/>
           <w:color w:val="000000"/>
+          <w:sz w:val="24"/>
           <w:szCs w:val="24"/>
           <w:lang w:val="uk-UA"/>
         </w:rPr>
@@ -10443,6 +10933,7 @@
         <w:rPr>
           <w:rFonts w:ascii="Times New Roman" w:eastAsia="Calibri" w:hAnsi="Times New Roman" w:cs="Arial"/>
           <w:color w:val="000000"/>
+          <w:sz w:val="24"/>
           <w:szCs w:val="24"/>
           <w:lang w:val="uk-UA"/>
         </w:rPr>
@@ -10464,6 +10955,7 @@
         <w:rPr>
           <w:rFonts w:ascii="Times New Roman" w:eastAsia="Calibri" w:hAnsi="Times New Roman" w:cs="Arial"/>
           <w:color w:val="000000"/>
+          <w:sz w:val="24"/>
           <w:szCs w:val="24"/>
           <w:lang w:val="uk-UA"/>
         </w:rPr>
@@ -10485,6 +10977,7 @@
         <w:rPr>
           <w:rFonts w:ascii="Times New Roman" w:eastAsia="Calibri" w:hAnsi="Times New Roman" w:cs="Arial"/>
           <w:color w:val="000000"/>
+          <w:sz w:val="24"/>
           <w:szCs w:val="24"/>
           <w:lang w:val="uk-UA"/>
         </w:rPr>
@@ -10506,6 +10999,7 @@
         <w:rPr>
           <w:rFonts w:ascii="Times New Roman" w:eastAsia="Calibri" w:hAnsi="Times New Roman" w:cs="Arial"/>
           <w:color w:val="000000"/>
+          <w:sz w:val="24"/>
           <w:szCs w:val="24"/>
           <w:lang w:val="uk-UA"/>
         </w:rPr>
@@ -10527,6 +11021,7 @@
         <w:rPr>
           <w:rFonts w:ascii="Times New Roman" w:eastAsia="Calibri" w:hAnsi="Times New Roman" w:cs="Arial"/>
           <w:color w:val="000000"/>
+          <w:sz w:val="24"/>
           <w:szCs w:val="24"/>
           <w:lang w:val="uk-UA"/>
         </w:rPr>
@@ -10548,6 +11043,7 @@
         <w:rPr>
           <w:rFonts w:ascii="Times New Roman" w:eastAsia="Calibri" w:hAnsi="Times New Roman" w:cs="Arial"/>
           <w:color w:val="000000"/>
+          <w:sz w:val="24"/>
           <w:szCs w:val="24"/>
           <w:lang w:val="uk-UA"/>
         </w:rPr>
@@ -10569,6 +11065,7 @@
         <w:rPr>
           <w:rFonts w:ascii="Times New Roman" w:eastAsia="Calibri" w:hAnsi="Times New Roman" w:cs="Arial"/>
           <w:color w:val="000000"/>
+          <w:sz w:val="24"/>
           <w:szCs w:val="24"/>
           <w:lang w:val="uk-UA"/>
         </w:rPr>
@@ -10590,6 +11087,7 @@
         <w:rPr>
           <w:rFonts w:ascii="Times New Roman" w:eastAsia="Calibri" w:hAnsi="Times New Roman" w:cs="Arial"/>
           <w:color w:val="000000"/>
+          <w:sz w:val="24"/>
           <w:szCs w:val="24"/>
           <w:lang w:val="uk-UA"/>
         </w:rPr>
@@ -10611,6 +11109,7 @@
         <w:rPr>
           <w:rFonts w:ascii="Times New Roman" w:eastAsia="Calibri" w:hAnsi="Times New Roman" w:cs="Arial"/>
           <w:color w:val="000000"/>
+          <w:sz w:val="24"/>
           <w:szCs w:val="24"/>
           <w:lang w:val="uk-UA"/>
         </w:rPr>
@@ -10632,6 +11131,7 @@
         <w:rPr>
           <w:rFonts w:ascii="Times New Roman" w:eastAsia="Calibri" w:hAnsi="Times New Roman" w:cs="Arial"/>
           <w:color w:val="000000"/>
+          <w:sz w:val="24"/>
           <w:szCs w:val="24"/>
           <w:lang w:val="uk-UA"/>
         </w:rPr>
@@ -10656,6 +11156,7 @@
           <w:rFonts w:ascii="Times New Roman" w:eastAsia="Calibri" w:hAnsi="Times New Roman" w:cs="Arial"/>
           <w:iCs/>
           <w:color w:val="000000"/>
+          <w:sz w:val="24"/>
           <w:szCs w:val="24"/>
           <w:lang w:val="uk-UA"/>
         </w:rPr>
@@ -10678,6 +11179,7 @@
           <w:rFonts w:ascii="Times New Roman" w:eastAsia="Calibri" w:hAnsi="Times New Roman" w:cs="Arial"/>
           <w:iCs/>
           <w:color w:val="000000"/>
+          <w:sz w:val="24"/>
           <w:szCs w:val="24"/>
           <w:lang w:val="uk-UA"/>
         </w:rPr>
@@ -10699,6 +11201,7 @@
         <w:rPr>
           <w:rFonts w:ascii="Times New Roman" w:eastAsia="Calibri" w:hAnsi="Times New Roman" w:cs="Arial"/>
           <w:color w:val="000000"/>
+          <w:sz w:val="24"/>
           <w:szCs w:val="24"/>
           <w:lang w:val="uk-UA"/>
         </w:rPr>
@@ -10720,6 +11223,7 @@
         <w:rPr>
           <w:rFonts w:ascii="Times New Roman" w:eastAsia="Calibri" w:hAnsi="Times New Roman" w:cs="Arial"/>
           <w:color w:val="000000"/>
+          <w:sz w:val="24"/>
           <w:szCs w:val="24"/>
           <w:lang w:val="uk-UA"/>
         </w:rPr>
@@ -10741,6 +11245,7 @@
         <w:rPr>
           <w:rFonts w:ascii="Times New Roman" w:eastAsia="Calibri" w:hAnsi="Times New Roman" w:cs="Arial"/>
           <w:color w:val="000000"/>
+          <w:sz w:val="24"/>
           <w:szCs w:val="24"/>
           <w:lang w:val="uk-UA"/>
         </w:rPr>
@@ -10762,6 +11267,7 @@
         <w:rPr>
           <w:rFonts w:ascii="Times New Roman" w:eastAsia="Calibri" w:hAnsi="Times New Roman" w:cs="Arial"/>
           <w:color w:val="000000"/>
+          <w:sz w:val="24"/>
           <w:szCs w:val="24"/>
           <w:lang w:val="uk-UA"/>
         </w:rPr>
@@ -10783,6 +11289,7 @@
         <w:rPr>
           <w:rFonts w:ascii="Times New Roman" w:eastAsia="Calibri" w:hAnsi="Times New Roman" w:cs="Arial"/>
           <w:color w:val="000000"/>
+          <w:sz w:val="24"/>
           <w:szCs w:val="24"/>
           <w:lang w:val="uk-UA"/>
         </w:rPr>
@@ -10804,6 +11311,7 @@
         <w:rPr>
           <w:rFonts w:ascii="Times New Roman" w:eastAsia="Calibri" w:hAnsi="Times New Roman" w:cs="Arial"/>
           <w:color w:val="000000"/>
+          <w:sz w:val="24"/>
           <w:szCs w:val="24"/>
           <w:lang w:val="uk-UA"/>
         </w:rPr>
@@ -10825,6 +11333,7 @@
         <w:rPr>
           <w:rFonts w:ascii="Times New Roman" w:eastAsia="Calibri" w:hAnsi="Times New Roman" w:cs="Arial"/>
           <w:color w:val="000000"/>
+          <w:sz w:val="24"/>
           <w:szCs w:val="24"/>
           <w:lang w:val="uk-UA"/>
         </w:rPr>
@@ -10846,6 +11355,7 @@
         <w:rPr>
           <w:rFonts w:ascii="Times New Roman" w:eastAsia="Calibri" w:hAnsi="Times New Roman" w:cs="Arial"/>
           <w:color w:val="000000"/>
+          <w:sz w:val="24"/>
           <w:szCs w:val="24"/>
           <w:lang w:val="uk-UA"/>
         </w:rPr>
@@ -10867,6 +11377,7 @@
         <w:rPr>
           <w:rFonts w:ascii="Times New Roman" w:eastAsia="Calibri" w:hAnsi="Times New Roman" w:cs="Arial"/>
           <w:color w:val="000000"/>
+          <w:sz w:val="24"/>
           <w:szCs w:val="24"/>
           <w:lang w:val="uk-UA"/>
         </w:rPr>
@@ -10891,6 +11402,7 @@
           <w:rFonts w:ascii="Times New Roman" w:eastAsia="Calibri" w:hAnsi="Times New Roman" w:cs="Arial"/>
           <w:b/>
           <w:color w:val="FF0000"/>
+          <w:sz w:val="24"/>
           <w:szCs w:val="24"/>
           <w:lang w:val="uk-UA"/>
         </w:rPr>
@@ -10901,6 +11413,7 @@
           <w:rFonts w:ascii="Times New Roman" w:eastAsia="Calibri" w:hAnsi="Times New Roman" w:cs="Arial"/>
           <w:i/>
           <w:color w:val="FF0000"/>
+          <w:sz w:val="24"/>
           <w:szCs w:val="24"/>
           <w:lang w:val="uk-UA"/>
         </w:rPr>
@@ -10922,6 +11435,7 @@
         <w:rPr>
           <w:rFonts w:ascii="Times New Roman" w:eastAsia="Calibri" w:hAnsi="Times New Roman" w:cs="Arial"/>
           <w:color w:val="000000"/>
+          <w:sz w:val="24"/>
           <w:szCs w:val="24"/>
           <w:lang w:val="uk-UA"/>
         </w:rPr>
@@ -10943,6 +11457,7 @@
         <w:rPr>
           <w:rFonts w:ascii="Times New Roman" w:eastAsia="Calibri" w:hAnsi="Times New Roman" w:cs="Arial"/>
           <w:color w:val="000000"/>
+          <w:sz w:val="24"/>
           <w:szCs w:val="24"/>
           <w:lang w:val="uk-UA"/>
         </w:rPr>
@@ -10964,6 +11479,7 @@
         <w:rPr>
           <w:rFonts w:ascii="Times New Roman" w:eastAsia="Calibri" w:hAnsi="Times New Roman" w:cs="Arial"/>
           <w:color w:val="000000"/>
+          <w:sz w:val="24"/>
           <w:szCs w:val="24"/>
           <w:lang w:val="uk-UA"/>
         </w:rPr>
@@ -10985,6 +11501,7 @@
         <w:rPr>
           <w:rFonts w:ascii="Times New Roman" w:eastAsia="Calibri" w:hAnsi="Times New Roman" w:cs="Arial"/>
           <w:color w:val="000000"/>
+          <w:sz w:val="24"/>
           <w:szCs w:val="24"/>
           <w:lang w:val="uk-UA"/>
         </w:rPr>
@@ -11006,6 +11523,7 @@
         <w:rPr>
           <w:rFonts w:ascii="Times New Roman" w:eastAsia="Calibri" w:hAnsi="Times New Roman" w:cs="Arial"/>
           <w:color w:val="000000"/>
+          <w:sz w:val="24"/>
           <w:szCs w:val="24"/>
           <w:lang w:val="uk-UA"/>
         </w:rPr>
@@ -11027,6 +11545,7 @@
         <w:rPr>
           <w:rFonts w:ascii="Times New Roman" w:eastAsia="Calibri" w:hAnsi="Times New Roman" w:cs="Arial"/>
           <w:color w:val="000000"/>
+          <w:sz w:val="24"/>
           <w:szCs w:val="24"/>
           <w:lang w:val="uk-UA"/>
         </w:rPr>
@@ -11048,6 +11567,7 @@
         <w:rPr>
           <w:rFonts w:ascii="Times New Roman" w:eastAsia="Calibri" w:hAnsi="Times New Roman" w:cs="Arial"/>
           <w:color w:val="000000"/>
+          <w:sz w:val="24"/>
           <w:szCs w:val="24"/>
           <w:lang w:val="uk-UA"/>
         </w:rPr>
@@ -11069,6 +11589,7 @@
         <w:rPr>
           <w:rFonts w:ascii="Times New Roman" w:eastAsia="Calibri" w:hAnsi="Times New Roman" w:cs="Arial"/>
           <w:color w:val="000000"/>
+          <w:sz w:val="24"/>
           <w:szCs w:val="24"/>
           <w:lang w:val="uk-UA"/>
         </w:rPr>
@@ -11090,6 +11611,7 @@
         <w:rPr>
           <w:rFonts w:ascii="Times New Roman" w:eastAsia="Calibri" w:hAnsi="Times New Roman" w:cs="Arial"/>
           <w:color w:val="000000"/>
+          <w:sz w:val="24"/>
           <w:szCs w:val="24"/>
           <w:lang w:val="uk-UA"/>
         </w:rPr>
@@ -11111,6 +11633,7 @@
         <w:rPr>
           <w:rFonts w:ascii="Times New Roman" w:eastAsia="Calibri" w:hAnsi="Times New Roman" w:cs="Arial"/>
           <w:color w:val="000000"/>
+          <w:sz w:val="24"/>
           <w:szCs w:val="24"/>
           <w:lang w:val="uk-UA"/>
         </w:rPr>
@@ -11132,6 +11655,7 @@
         <w:rPr>
           <w:rFonts w:ascii="Times New Roman" w:eastAsia="Calibri" w:hAnsi="Times New Roman" w:cs="Arial"/>
           <w:color w:val="000000"/>
+          <w:sz w:val="24"/>
           <w:szCs w:val="24"/>
           <w:lang w:val="uk-UA"/>
         </w:rPr>
@@ -11153,6 +11677,7 @@
         <w:rPr>
           <w:rFonts w:ascii="Times New Roman" w:eastAsia="Calibri" w:hAnsi="Times New Roman" w:cs="Arial"/>
           <w:color w:val="000000"/>
+          <w:sz w:val="24"/>
           <w:szCs w:val="24"/>
           <w:lang w:val="uk-UA"/>
         </w:rPr>
@@ -11174,6 +11699,7 @@
         <w:rPr>
           <w:rFonts w:ascii="Times New Roman" w:eastAsia="Calibri" w:hAnsi="Times New Roman" w:cs="Arial"/>
           <w:color w:val="000000"/>
+          <w:sz w:val="24"/>
           <w:szCs w:val="24"/>
           <w:lang w:val="uk-UA"/>
         </w:rPr>
@@ -11196,6 +11722,7 @@
         <w:rPr>
           <w:rFonts w:ascii="Times New Roman" w:eastAsia="Calibri" w:hAnsi="Times New Roman" w:cs="Arial"/>
           <w:color w:val="000000"/>
+          <w:sz w:val="24"/>
           <w:szCs w:val="24"/>
           <w:lang w:val="uk-UA"/>
         </w:rPr>
@@ -11206,6 +11733,7 @@
           <w:rFonts w:ascii="Times New Roman" w:eastAsia="Calibri" w:hAnsi="Times New Roman" w:cs="Arial"/>
           <w:i/>
           <w:color w:val="FF0000"/>
+          <w:sz w:val="24"/>
           <w:szCs w:val="24"/>
           <w:lang w:val="uk-UA"/>
         </w:rPr>
@@ -11247,6 +11775,7 @@
           <w:b/>
           <w:i/>
           <w:color w:val="FF0000"/>
+          <w:sz w:val="24"/>
           <w:szCs w:val="24"/>
           <w:lang w:val="uk-UA"/>
         </w:rPr>
@@ -11270,6 +11799,7 @@
           <w:rFonts w:ascii="Times New Roman" w:eastAsia="Calibri" w:hAnsi="Times New Roman" w:cs="Arial"/>
           <w:i/>
           <w:color w:val="FF0000"/>
+          <w:sz w:val="24"/>
           <w:szCs w:val="24"/>
           <w:lang w:val="uk-UA"/>
         </w:rPr>
@@ -11291,6 +11821,7 @@
         <w:rPr>
           <w:rFonts w:ascii="Times New Roman" w:eastAsia="Calibri" w:hAnsi="Times New Roman" w:cs="Arial"/>
           <w:color w:val="FF0000"/>
+          <w:sz w:val="24"/>
           <w:szCs w:val="24"/>
           <w:lang w:val="uk-UA"/>
         </w:rPr>
@@ -11300,6 +11831,7 @@
         <w:rPr>
           <w:rFonts w:ascii="Times New Roman" w:eastAsia="Calibri" w:hAnsi="Times New Roman" w:cs="Arial"/>
           <w:color w:val="000000"/>
+          <w:sz w:val="24"/>
           <w:szCs w:val="24"/>
           <w:lang w:val="uk-UA"/>
         </w:rPr>
@@ -11321,6 +11853,7 @@
         <w:rPr>
           <w:rFonts w:ascii="Times New Roman" w:eastAsia="Calibri" w:hAnsi="Times New Roman" w:cs="Arial"/>
           <w:color w:val="FF0000"/>
+          <w:sz w:val="24"/>
           <w:szCs w:val="24"/>
           <w:lang w:val="uk-UA"/>
         </w:rPr>
@@ -11330,6 +11863,7 @@
         <w:rPr>
           <w:rFonts w:ascii="Times New Roman" w:eastAsia="Calibri" w:hAnsi="Times New Roman" w:cs="Arial"/>
           <w:color w:val="000000"/>
+          <w:sz w:val="24"/>
           <w:szCs w:val="24"/>
           <w:lang w:val="uk-UA"/>
         </w:rPr>
@@ -11351,6 +11885,7 @@
         <w:rPr>
           <w:rFonts w:ascii="Times New Roman" w:eastAsia="Calibri" w:hAnsi="Times New Roman" w:cs="Arial"/>
           <w:color w:val="FF0000"/>
+          <w:sz w:val="24"/>
           <w:szCs w:val="24"/>
           <w:lang w:val="uk-UA"/>
         </w:rPr>
@@ -11360,6 +11895,7 @@
         <w:rPr>
           <w:rFonts w:ascii="Times New Roman" w:eastAsia="Calibri" w:hAnsi="Times New Roman" w:cs="Arial"/>
           <w:color w:val="000000"/>
+          <w:sz w:val="24"/>
           <w:szCs w:val="24"/>
           <w:lang w:val="uk-UA"/>
         </w:rPr>
@@ -11381,6 +11917,7 @@
         <w:rPr>
           <w:rFonts w:ascii="Times New Roman" w:eastAsia="Calibri" w:hAnsi="Times New Roman" w:cs="Arial"/>
           <w:color w:val="FF0000"/>
+          <w:sz w:val="24"/>
           <w:szCs w:val="24"/>
           <w:lang w:val="uk-UA"/>
         </w:rPr>
@@ -11390,6 +11927,7 @@
         <w:rPr>
           <w:rFonts w:ascii="Times New Roman" w:eastAsia="Calibri" w:hAnsi="Times New Roman" w:cs="Arial"/>
           <w:color w:val="000000"/>
+          <w:sz w:val="24"/>
           <w:szCs w:val="24"/>
           <w:lang w:val="uk-UA"/>
         </w:rPr>
@@ -11411,6 +11949,7 @@
         <w:rPr>
           <w:rFonts w:ascii="Times New Roman" w:eastAsia="Calibri" w:hAnsi="Times New Roman" w:cs="Arial"/>
           <w:color w:val="FF0000"/>
+          <w:sz w:val="24"/>
           <w:szCs w:val="24"/>
           <w:lang w:val="uk-UA"/>
         </w:rPr>
@@ -11420,6 +11959,7 @@
         <w:rPr>
           <w:rFonts w:ascii="Times New Roman" w:eastAsia="Calibri" w:hAnsi="Times New Roman" w:cs="Arial"/>
           <w:color w:val="000000"/>
+          <w:sz w:val="24"/>
           <w:szCs w:val="24"/>
           <w:lang w:val="uk-UA"/>
         </w:rPr>
@@ -11429,6 +11969,7 @@
         <w:rPr>
           <w:rFonts w:ascii="Times New Roman" w:eastAsia="Calibri" w:hAnsi="Times New Roman" w:cs="Arial"/>
           <w:color w:val="000000"/>
+          <w:sz w:val="24"/>
           <w:szCs w:val="24"/>
           <w:lang w:val="uk-UA"/>
         </w:rPr>
@@ -11451,6 +11992,7 @@
         <w:rPr>
           <w:rFonts w:ascii="Times New Roman" w:eastAsia="Calibri" w:hAnsi="Times New Roman" w:cs="Arial"/>
           <w:color w:val="FF0000"/>
+          <w:sz w:val="24"/>
           <w:szCs w:val="24"/>
           <w:lang w:val="uk-UA"/>
         </w:rPr>
@@ -11460,6 +12002,7 @@
         <w:rPr>
           <w:rFonts w:ascii="Times New Roman" w:eastAsia="Calibri" w:hAnsi="Times New Roman" w:cs="Arial"/>
           <w:color w:val="000000"/>
+          <w:sz w:val="24"/>
           <w:szCs w:val="24"/>
           <w:lang w:val="uk-UA"/>
         </w:rPr>
@@ -11481,6 +12024,7 @@
         <w:rPr>
           <w:rFonts w:ascii="Times New Roman" w:eastAsia="Calibri" w:hAnsi="Times New Roman" w:cs="Arial"/>
           <w:color w:val="FF0000"/>
+          <w:sz w:val="24"/>
           <w:szCs w:val="24"/>
           <w:lang w:val="uk-UA"/>
         </w:rPr>
@@ -11490,6 +12034,7 @@
         <w:rPr>
           <w:rFonts w:ascii="Times New Roman" w:eastAsia="Calibri" w:hAnsi="Times New Roman" w:cs="Arial"/>
           <w:color w:val="000000"/>
+          <w:sz w:val="24"/>
           <w:szCs w:val="24"/>
           <w:lang w:val="uk-UA"/>
         </w:rPr>
@@ -11511,6 +12056,7 @@
         <w:rPr>
           <w:rFonts w:ascii="Times New Roman" w:eastAsia="Calibri" w:hAnsi="Times New Roman" w:cs="Arial"/>
           <w:color w:val="FF0000"/>
+          <w:sz w:val="24"/>
           <w:szCs w:val="24"/>
           <w:lang w:val="uk-UA"/>
         </w:rPr>
@@ -11520,6 +12066,7 @@
         <w:rPr>
           <w:rFonts w:ascii="Times New Roman" w:eastAsia="Calibri" w:hAnsi="Times New Roman" w:cs="Arial"/>
           <w:color w:val="000000"/>
+          <w:sz w:val="24"/>
           <w:szCs w:val="24"/>
           <w:lang w:val="uk-UA"/>
         </w:rPr>
@@ -11541,6 +12088,7 @@
         <w:rPr>
           <w:rFonts w:ascii="Times New Roman" w:eastAsia="Calibri" w:hAnsi="Times New Roman" w:cs="Arial"/>
           <w:color w:val="FF0000"/>
+          <w:sz w:val="24"/>
           <w:szCs w:val="24"/>
           <w:lang w:val="uk-UA"/>
         </w:rPr>
@@ -11550,6 +12098,7 @@
         <w:rPr>
           <w:rFonts w:ascii="Times New Roman" w:eastAsia="Calibri" w:hAnsi="Times New Roman" w:cs="Arial"/>
           <w:color w:val="000000"/>
+          <w:sz w:val="24"/>
           <w:szCs w:val="24"/>
           <w:lang w:val="uk-UA"/>
         </w:rPr>
@@ -11571,6 +12120,7 @@
         <w:rPr>
           <w:rFonts w:ascii="Times New Roman" w:eastAsia="Calibri" w:hAnsi="Times New Roman" w:cs="Arial"/>
           <w:color w:val="FF0000"/>
+          <w:sz w:val="24"/>
           <w:szCs w:val="24"/>
           <w:lang w:val="uk-UA"/>
         </w:rPr>
@@ -11580,6 +12130,7 @@
         <w:rPr>
           <w:rFonts w:ascii="Times New Roman" w:eastAsia="Calibri" w:hAnsi="Times New Roman" w:cs="Arial"/>
           <w:color w:val="000000"/>
+          <w:sz w:val="24"/>
           <w:szCs w:val="24"/>
           <w:lang w:val="uk-UA"/>
         </w:rPr>
@@ -11601,6 +12152,7 @@
         <w:rPr>
           <w:rFonts w:ascii="Times New Roman" w:eastAsia="Calibri" w:hAnsi="Times New Roman" w:cs="Arial"/>
           <w:color w:val="FF0000"/>
+          <w:sz w:val="24"/>
           <w:szCs w:val="24"/>
           <w:lang w:val="uk-UA"/>
         </w:rPr>
@@ -11611,6 +12163,7 @@
         <w:rPr>
           <w:rFonts w:ascii="Times New Roman" w:eastAsia="Calibri" w:hAnsi="Times New Roman" w:cs="Arial"/>
           <w:color w:val="000000"/>
+          <w:sz w:val="24"/>
           <w:szCs w:val="24"/>
           <w:lang w:val="uk-UA"/>
         </w:rPr>
@@ -11651,6 +12204,7 @@
           <w:b/>
           <w:i/>
           <w:color w:val="FF0000"/>
+          <w:sz w:val="24"/>
           <w:szCs w:val="24"/>
           <w:lang w:val="uk-UA"/>
         </w:rPr>
@@ -11673,6 +12227,7 @@
           <w:rFonts w:ascii="Times New Roman" w:eastAsia="Calibri" w:hAnsi="Times New Roman" w:cs="Arial"/>
           <w:i/>
           <w:color w:val="FF0000"/>
+          <w:sz w:val="24"/>
           <w:szCs w:val="24"/>
           <w:lang w:val="uk-UA"/>
         </w:rPr>
@@ -11682,6 +12237,7 @@
         <w:rPr>
           <w:rFonts w:ascii="Times New Roman" w:eastAsia="Calibri" w:hAnsi="Times New Roman" w:cs="Arial"/>
           <w:color w:val="000000"/>
+          <w:sz w:val="24"/>
           <w:szCs w:val="24"/>
           <w:lang w:val="uk-UA"/>
         </w:rPr>
@@ -11704,6 +12260,7 @@
           <w:rFonts w:ascii="Times New Roman" w:eastAsia="Calibri" w:hAnsi="Times New Roman" w:cs="Arial"/>
           <w:i/>
           <w:color w:val="FF0000"/>
+          <w:sz w:val="24"/>
           <w:szCs w:val="24"/>
           <w:lang w:val="uk-UA"/>
         </w:rPr>
@@ -11713,6 +12270,7 @@
         <w:rPr>
           <w:rFonts w:ascii="Times New Roman" w:eastAsia="Calibri" w:hAnsi="Times New Roman" w:cs="Arial"/>
           <w:color w:val="000000"/>
+          <w:sz w:val="24"/>
           <w:szCs w:val="24"/>
           <w:lang w:val="uk-UA"/>
         </w:rPr>
@@ -11723,6 +12281,7 @@
           <w:rFonts w:ascii="Times New Roman" w:eastAsia="Calibri" w:hAnsi="Times New Roman" w:cs="Arial"/>
           <w:i/>
           <w:color w:val="000000"/>
+          <w:sz w:val="24"/>
           <w:szCs w:val="24"/>
           <w:lang w:val="uk-UA"/>
         </w:rPr>
@@ -11745,6 +12304,7 @@
           <w:rFonts w:ascii="Times New Roman" w:eastAsia="Calibri" w:hAnsi="Times New Roman" w:cs="Arial"/>
           <w:i/>
           <w:color w:val="FF0000"/>
+          <w:sz w:val="24"/>
           <w:szCs w:val="24"/>
           <w:lang w:val="uk-UA"/>
         </w:rPr>
@@ -11754,6 +12314,7 @@
         <w:rPr>
           <w:rFonts w:ascii="Times New Roman" w:eastAsia="Calibri" w:hAnsi="Times New Roman" w:cs="Arial"/>
           <w:color w:val="000000"/>
+          <w:sz w:val="24"/>
           <w:szCs w:val="24"/>
           <w:lang w:val="uk-UA"/>
         </w:rPr>
@@ -11776,6 +12337,7 @@
           <w:rFonts w:ascii="Times New Roman" w:eastAsia="Calibri" w:hAnsi="Times New Roman" w:cs="Arial"/>
           <w:i/>
           <w:color w:val="FF0000"/>
+          <w:sz w:val="24"/>
           <w:szCs w:val="24"/>
           <w:lang w:val="uk-UA"/>
         </w:rPr>
@@ -11785,6 +12347,7 @@
         <w:rPr>
           <w:rFonts w:ascii="Times New Roman" w:eastAsia="Calibri" w:hAnsi="Times New Roman" w:cs="Arial"/>
           <w:color w:val="000000"/>
+          <w:sz w:val="24"/>
           <w:szCs w:val="24"/>
           <w:lang w:val="uk-UA"/>
         </w:rPr>
@@ -11807,6 +12370,7 @@
           <w:rFonts w:ascii="Times New Roman" w:eastAsia="Calibri" w:hAnsi="Times New Roman" w:cs="Arial"/>
           <w:i/>
           <w:color w:val="FF0000"/>
+          <w:sz w:val="24"/>
           <w:szCs w:val="24"/>
           <w:lang w:val="uk-UA"/>
         </w:rPr>
@@ -11816,6 +12380,7 @@
         <w:rPr>
           <w:rFonts w:ascii="Times New Roman" w:eastAsia="Calibri" w:hAnsi="Times New Roman" w:cs="Arial"/>
           <w:color w:val="000000"/>
+          <w:sz w:val="24"/>
           <w:szCs w:val="24"/>
           <w:lang w:val="uk-UA"/>
         </w:rPr>
@@ -11838,6 +12403,7 @@
           <w:rFonts w:ascii="Times New Roman" w:eastAsia="Calibri" w:hAnsi="Times New Roman" w:cs="Arial"/>
           <w:i/>
           <w:color w:val="FF0000"/>
+          <w:sz w:val="24"/>
           <w:szCs w:val="24"/>
           <w:lang w:val="uk-UA"/>
         </w:rPr>
@@ -11847,6 +12413,7 @@
         <w:rPr>
           <w:rFonts w:ascii="Times New Roman" w:eastAsia="Calibri" w:hAnsi="Times New Roman" w:cs="Arial"/>
           <w:color w:val="000000"/>
+          <w:sz w:val="24"/>
           <w:szCs w:val="24"/>
           <w:lang w:val="uk-UA"/>
         </w:rPr>
@@ -11869,6 +12436,7 @@
           <w:rFonts w:ascii="Times New Roman" w:eastAsia="Calibri" w:hAnsi="Times New Roman" w:cs="Arial"/>
           <w:i/>
           <w:color w:val="FF0000"/>
+          <w:sz w:val="24"/>
           <w:szCs w:val="24"/>
           <w:lang w:val="uk-UA"/>
         </w:rPr>
@@ -11878,6 +12446,7 @@
         <w:rPr>
           <w:rFonts w:ascii="Times New Roman" w:eastAsia="Calibri" w:hAnsi="Times New Roman" w:cs="Arial"/>
           <w:color w:val="000000"/>
+          <w:sz w:val="24"/>
           <w:szCs w:val="24"/>
           <w:lang w:val="uk-UA"/>
         </w:rPr>
@@ -11900,6 +12469,7 @@
           <w:rFonts w:ascii="Times New Roman" w:eastAsia="Calibri" w:hAnsi="Times New Roman" w:cs="Arial"/>
           <w:i/>
           <w:color w:val="FF0000"/>
+          <w:sz w:val="24"/>
           <w:szCs w:val="24"/>
           <w:lang w:val="uk-UA"/>
         </w:rPr>
@@ -11909,6 +12479,7 @@
         <w:rPr>
           <w:rFonts w:ascii="Times New Roman" w:eastAsia="Calibri" w:hAnsi="Times New Roman" w:cs="Arial"/>
           <w:color w:val="000000"/>
+          <w:sz w:val="24"/>
           <w:szCs w:val="24"/>
           <w:lang w:val="uk-UA"/>
         </w:rPr>
@@ -11931,6 +12502,7 @@
           <w:rFonts w:ascii="Times New Roman" w:eastAsia="Calibri" w:hAnsi="Times New Roman" w:cs="Arial"/>
           <w:i/>
           <w:color w:val="FF0000"/>
+          <w:sz w:val="24"/>
           <w:szCs w:val="24"/>
           <w:lang w:val="uk-UA"/>
         </w:rPr>
@@ -11940,6 +12512,7 @@
         <w:rPr>
           <w:rFonts w:ascii="Times New Roman" w:eastAsia="Calibri" w:hAnsi="Times New Roman" w:cs="Arial"/>
           <w:color w:val="000000"/>
+          <w:sz w:val="24"/>
           <w:szCs w:val="24"/>
           <w:lang w:val="uk-UA"/>
         </w:rPr>
@@ -11950,6 +12523,7 @@
           <w:rFonts w:ascii="Times New Roman" w:eastAsia="Calibri" w:hAnsi="Times New Roman" w:cs="Arial"/>
           <w:i/>
           <w:color w:val="FF0000"/>
+          <w:sz w:val="24"/>
           <w:szCs w:val="24"/>
           <w:lang w:val="uk-UA"/>
         </w:rPr>
@@ -11959,6 +12533,7 @@
         <w:rPr>
           <w:rFonts w:ascii="Times New Roman" w:eastAsia="Calibri" w:hAnsi="Times New Roman" w:cs="Arial"/>
           <w:color w:val="000000"/>
+          <w:sz w:val="24"/>
           <w:szCs w:val="24"/>
           <w:lang w:val="uk-UA"/>
         </w:rPr>
@@ -11969,6 +12544,7 @@
           <w:rFonts w:ascii="Times New Roman" w:eastAsia="Calibri" w:hAnsi="Times New Roman" w:cs="Arial"/>
           <w:i/>
           <w:color w:val="FF0000"/>
+          <w:sz w:val="24"/>
           <w:szCs w:val="24"/>
           <w:lang w:val="uk-UA"/>
         </w:rPr>
@@ -11978,6 +12554,7 @@
         <w:rPr>
           <w:rFonts w:ascii="Times New Roman" w:eastAsia="Calibri" w:hAnsi="Times New Roman" w:cs="Arial"/>
           <w:color w:val="000000"/>
+          <w:sz w:val="24"/>
           <w:szCs w:val="24"/>
           <w:lang w:val="uk-UA"/>
         </w:rPr>
@@ -11988,6 +12565,7 @@
           <w:rFonts w:ascii="Times New Roman" w:eastAsia="Calibri" w:hAnsi="Times New Roman" w:cs="Arial"/>
           <w:i/>
           <w:color w:val="FF0000"/>
+          <w:sz w:val="24"/>
           <w:szCs w:val="24"/>
           <w:lang w:val="uk-UA"/>
         </w:rPr>
@@ -11997,6 +12575,7 @@
         <w:rPr>
           <w:rFonts w:ascii="Times New Roman" w:eastAsia="Calibri" w:hAnsi="Times New Roman" w:cs="Arial"/>
           <w:color w:val="000000"/>
+          <w:sz w:val="24"/>
           <w:szCs w:val="24"/>
           <w:lang w:val="uk-UA"/>
         </w:rPr>
@@ -12007,6 +12586,7 @@
           <w:rFonts w:ascii="Times New Roman" w:eastAsia="Calibri" w:hAnsi="Times New Roman" w:cs="Arial"/>
           <w:i/>
           <w:color w:val="FF0000"/>
+          <w:sz w:val="24"/>
           <w:szCs w:val="24"/>
           <w:lang w:val="uk-UA"/>
         </w:rPr>
@@ -12016,6 +12596,7 @@
         <w:rPr>
           <w:rFonts w:ascii="Times New Roman" w:eastAsia="Calibri" w:hAnsi="Times New Roman" w:cs="Arial"/>
           <w:color w:val="000000"/>
+          <w:sz w:val="24"/>
           <w:szCs w:val="24"/>
           <w:lang w:val="uk-UA"/>
         </w:rPr>
@@ -12038,6 +12619,7 @@
           <w:rFonts w:ascii="Times New Roman" w:eastAsia="Calibri" w:hAnsi="Times New Roman" w:cs="Arial"/>
           <w:i/>
           <w:color w:val="FF0000"/>
+          <w:sz w:val="24"/>
           <w:szCs w:val="24"/>
           <w:lang w:val="uk-UA"/>
         </w:rPr>
@@ -12047,6 +12629,7 @@
         <w:rPr>
           <w:rFonts w:ascii="Times New Roman" w:eastAsia="Calibri" w:hAnsi="Times New Roman" w:cs="Arial"/>
           <w:color w:val="000000"/>
+          <w:sz w:val="24"/>
           <w:szCs w:val="24"/>
           <w:lang w:val="uk-UA"/>
         </w:rPr>
@@ -12069,6 +12652,7 @@
           <w:rFonts w:ascii="Times New Roman" w:eastAsia="Calibri" w:hAnsi="Times New Roman" w:cs="Arial"/>
           <w:i/>
           <w:color w:val="FF0000"/>
+          <w:sz w:val="24"/>
           <w:szCs w:val="24"/>
           <w:lang w:val="uk-UA"/>
         </w:rPr>
@@ -12078,6 +12662,7 @@
         <w:rPr>
           <w:rFonts w:ascii="Times New Roman" w:eastAsia="Calibri" w:hAnsi="Times New Roman" w:cs="Arial"/>
           <w:color w:val="000000"/>
+          <w:sz w:val="24"/>
           <w:szCs w:val="24"/>
           <w:lang w:val="uk-UA"/>
         </w:rPr>
@@ -12100,6 +12685,7 @@
           <w:rFonts w:ascii="Times New Roman" w:eastAsia="Calibri" w:hAnsi="Times New Roman" w:cs="Arial"/>
           <w:i/>
           <w:color w:val="FF0000"/>
+          <w:sz w:val="24"/>
           <w:szCs w:val="24"/>
           <w:lang w:val="uk-UA"/>
         </w:rPr>
@@ -12109,6 +12695,7 @@
         <w:rPr>
           <w:rFonts w:ascii="Times New Roman" w:eastAsia="Calibri" w:hAnsi="Times New Roman" w:cs="Arial"/>
           <w:color w:val="000000"/>
+          <w:sz w:val="24"/>
           <w:szCs w:val="24"/>
           <w:lang w:val="uk-UA"/>
         </w:rPr>
@@ -12131,6 +12718,7 @@
           <w:rFonts w:ascii="Times New Roman" w:eastAsia="Calibri" w:hAnsi="Times New Roman" w:cs="Arial"/>
           <w:i/>
           <w:color w:val="FF0000"/>
+          <w:sz w:val="24"/>
           <w:szCs w:val="24"/>
           <w:lang w:val="uk-UA"/>
         </w:rPr>
@@ -12140,6 +12728,7 @@
         <w:rPr>
           <w:rFonts w:ascii="Times New Roman" w:eastAsia="Calibri" w:hAnsi="Times New Roman" w:cs="Arial"/>
           <w:color w:val="000000"/>
+          <w:sz w:val="24"/>
           <w:szCs w:val="24"/>
           <w:lang w:val="uk-UA"/>
         </w:rPr>
@@ -12150,6 +12739,7 @@
           <w:rFonts w:ascii="Times New Roman" w:eastAsia="Calibri" w:hAnsi="Times New Roman" w:cs="Arial"/>
           <w:i/>
           <w:color w:val="FF0000"/>
+          <w:sz w:val="24"/>
           <w:szCs w:val="24"/>
           <w:lang w:val="uk-UA"/>
         </w:rPr>
@@ -12159,6 +12749,7 @@
         <w:rPr>
           <w:rFonts w:ascii="Times New Roman" w:eastAsia="Calibri" w:hAnsi="Times New Roman" w:cs="Arial"/>
           <w:color w:val="FF0000"/>
+          <w:sz w:val="24"/>
           <w:szCs w:val="24"/>
           <w:lang w:val="uk-UA"/>
         </w:rPr>
@@ -12168,6 +12759,7 @@
         <w:rPr>
           <w:rFonts w:ascii="Times New Roman" w:eastAsia="Calibri" w:hAnsi="Times New Roman" w:cs="Arial"/>
           <w:color w:val="000000"/>
+          <w:sz w:val="24"/>
           <w:szCs w:val="24"/>
           <w:lang w:val="uk-UA"/>
         </w:rPr>
@@ -12178,6 +12770,7 @@
           <w:rFonts w:ascii="Times New Roman" w:eastAsia="Calibri" w:hAnsi="Times New Roman" w:cs="Arial"/>
           <w:i/>
           <w:color w:val="FF0000"/>
+          <w:sz w:val="24"/>
           <w:szCs w:val="24"/>
           <w:lang w:val="uk-UA"/>
         </w:rPr>
@@ -12187,6 +12780,7 @@
         <w:rPr>
           <w:rFonts w:ascii="Times New Roman" w:eastAsia="Calibri" w:hAnsi="Times New Roman" w:cs="Arial"/>
           <w:color w:val="FF0000"/>
+          <w:sz w:val="24"/>
           <w:szCs w:val="24"/>
           <w:lang w:val="uk-UA"/>
         </w:rPr>
@@ -12196,6 +12790,7 @@
         <w:rPr>
           <w:rFonts w:ascii="Times New Roman" w:eastAsia="Calibri" w:hAnsi="Times New Roman" w:cs="Arial"/>
           <w:color w:val="000000"/>
+          <w:sz w:val="24"/>
           <w:szCs w:val="24"/>
           <w:lang w:val="uk-UA"/>
         </w:rPr>
@@ -12218,6 +12813,7 @@
           <w:rFonts w:ascii="Times New Roman" w:eastAsia="Calibri" w:hAnsi="Times New Roman" w:cs="Arial"/>
           <w:i/>
           <w:color w:val="FF0000"/>
+          <w:sz w:val="24"/>
           <w:szCs w:val="24"/>
           <w:lang w:val="uk-UA"/>
         </w:rPr>
@@ -12227,6 +12823,7 @@
         <w:rPr>
           <w:rFonts w:ascii="Times New Roman" w:eastAsia="Calibri" w:hAnsi="Times New Roman" w:cs="Arial"/>
           <w:color w:val="000000"/>
+          <w:sz w:val="24"/>
           <w:szCs w:val="24"/>
           <w:lang w:val="uk-UA"/>
         </w:rPr>
@@ -12249,6 +12846,7 @@
           <w:rFonts w:ascii="Times New Roman" w:eastAsia="Calibri" w:hAnsi="Times New Roman" w:cs="Arial"/>
           <w:i/>
           <w:color w:val="FF0000"/>
+          <w:sz w:val="24"/>
           <w:szCs w:val="24"/>
           <w:lang w:val="uk-UA"/>
         </w:rPr>
@@ -12258,6 +12856,7 @@
         <w:rPr>
           <w:rFonts w:ascii="Times New Roman" w:eastAsia="Calibri" w:hAnsi="Times New Roman" w:cs="Arial"/>
           <w:color w:val="000000"/>
+          <w:sz w:val="24"/>
           <w:szCs w:val="24"/>
           <w:lang w:val="uk-UA"/>
         </w:rPr>
@@ -12280,6 +12879,7 @@
           <w:rFonts w:ascii="Times New Roman" w:eastAsia="Calibri" w:hAnsi="Times New Roman" w:cs="Arial"/>
           <w:i/>
           <w:color w:val="FF0000"/>
+          <w:sz w:val="24"/>
           <w:szCs w:val="24"/>
           <w:lang w:val="uk-UA"/>
         </w:rPr>
@@ -12289,6 +12889,7 @@
         <w:rPr>
           <w:rFonts w:ascii="Times New Roman" w:eastAsia="Calibri" w:hAnsi="Times New Roman" w:cs="Arial"/>
           <w:color w:val="000000"/>
+          <w:sz w:val="24"/>
           <w:szCs w:val="24"/>
           <w:lang w:val="uk-UA"/>
         </w:rPr>
@@ -12311,6 +12912,7 @@
           <w:rFonts w:ascii="Times New Roman" w:eastAsia="Calibri" w:hAnsi="Times New Roman" w:cs="Arial"/>
           <w:i/>
           <w:color w:val="FF0000"/>
+          <w:sz w:val="24"/>
           <w:szCs w:val="24"/>
           <w:lang w:val="uk-UA"/>
         </w:rPr>
@@ -12320,6 +12922,7 @@
         <w:rPr>
           <w:rFonts w:ascii="Times New Roman" w:eastAsia="Calibri" w:hAnsi="Times New Roman" w:cs="Arial"/>
           <w:color w:val="000000"/>
+          <w:sz w:val="24"/>
           <w:szCs w:val="24"/>
           <w:lang w:val="uk-UA"/>
         </w:rPr>
@@ -12342,6 +12945,7 @@
           <w:rFonts w:ascii="Times New Roman" w:eastAsia="Calibri" w:hAnsi="Times New Roman" w:cs="Arial"/>
           <w:i/>
           <w:color w:val="FF0000"/>
+          <w:sz w:val="24"/>
           <w:szCs w:val="24"/>
           <w:lang w:val="uk-UA"/>
         </w:rPr>
@@ -12351,6 +12955,7 @@
         <w:rPr>
           <w:rFonts w:ascii="Times New Roman" w:eastAsia="Calibri" w:hAnsi="Times New Roman" w:cs="Arial"/>
           <w:color w:val="000000"/>
+          <w:sz w:val="24"/>
           <w:szCs w:val="24"/>
           <w:lang w:val="uk-UA"/>
         </w:rPr>
@@ -12373,6 +12978,7 @@
           <w:rFonts w:ascii="Times New Roman" w:eastAsia="Calibri" w:hAnsi="Times New Roman" w:cs="Arial"/>
           <w:i/>
           <w:color w:val="FF0000"/>
+          <w:sz w:val="24"/>
           <w:szCs w:val="24"/>
           <w:lang w:val="uk-UA"/>
         </w:rPr>
@@ -12382,6 +12988,7 @@
         <w:rPr>
           <w:rFonts w:ascii="Times New Roman" w:eastAsia="Calibri" w:hAnsi="Times New Roman" w:cs="Arial"/>
           <w:color w:val="000000"/>
+          <w:sz w:val="24"/>
           <w:szCs w:val="24"/>
           <w:lang w:val="uk-UA"/>
         </w:rPr>
@@ -12404,6 +13011,7 @@
           <w:rFonts w:ascii="Times New Roman" w:eastAsia="Calibri" w:hAnsi="Times New Roman" w:cs="Arial"/>
           <w:i/>
           <w:color w:val="FF0000"/>
+          <w:sz w:val="24"/>
           <w:szCs w:val="24"/>
           <w:lang w:val="uk-UA"/>
         </w:rPr>
@@ -12413,6 +13021,7 @@
         <w:rPr>
           <w:rFonts w:ascii="Times New Roman" w:eastAsia="Calibri" w:hAnsi="Times New Roman" w:cs="Arial"/>
           <w:color w:val="000000"/>
+          <w:sz w:val="24"/>
           <w:szCs w:val="24"/>
           <w:lang w:val="uk-UA"/>
         </w:rPr>
@@ -12435,6 +13044,7 @@
           <w:rFonts w:ascii="Times New Roman" w:eastAsia="Calibri" w:hAnsi="Times New Roman" w:cs="Arial"/>
           <w:i/>
           <w:color w:val="FF0000"/>
+          <w:sz w:val="24"/>
           <w:szCs w:val="24"/>
           <w:lang w:val="uk-UA"/>
         </w:rPr>
@@ -12445,6 +13055,7 @@
         <w:rPr>
           <w:rFonts w:ascii="Times New Roman" w:eastAsia="Calibri" w:hAnsi="Times New Roman" w:cs="Arial"/>
           <w:color w:val="000000"/>
+          <w:sz w:val="24"/>
           <w:szCs w:val="24"/>
           <w:lang w:val="uk-UA"/>
         </w:rPr>
@@ -12467,6 +13078,7 @@
           <w:rFonts w:ascii="Times New Roman" w:eastAsia="Calibri" w:hAnsi="Times New Roman" w:cs="Arial"/>
           <w:i/>
           <w:color w:val="FF0000"/>
+          <w:sz w:val="24"/>
           <w:szCs w:val="24"/>
           <w:lang w:val="uk-UA"/>
         </w:rPr>
@@ -12476,6 +13088,7 @@
         <w:rPr>
           <w:rFonts w:ascii="Times New Roman" w:eastAsia="Calibri" w:hAnsi="Times New Roman" w:cs="Arial"/>
           <w:color w:val="000000"/>
+          <w:sz w:val="24"/>
           <w:szCs w:val="24"/>
           <w:lang w:val="uk-UA"/>
         </w:rPr>
@@ -12498,6 +13111,7 @@
           <w:rFonts w:ascii="Times New Roman" w:eastAsia="Calibri" w:hAnsi="Times New Roman" w:cs="Arial"/>
           <w:i/>
           <w:color w:val="FF0000"/>
+          <w:sz w:val="24"/>
           <w:szCs w:val="24"/>
           <w:lang w:val="uk-UA"/>
         </w:rPr>
@@ -12507,6 +13121,7 @@
         <w:rPr>
           <w:rFonts w:ascii="Times New Roman" w:eastAsia="Calibri" w:hAnsi="Times New Roman" w:cs="Arial"/>
           <w:color w:val="000000"/>
+          <w:sz w:val="24"/>
           <w:szCs w:val="24"/>
           <w:lang w:val="uk-UA"/>
         </w:rPr>
@@ -12529,6 +13144,7 @@
           <w:rFonts w:ascii="Times New Roman" w:eastAsia="Calibri" w:hAnsi="Times New Roman" w:cs="Arial"/>
           <w:i/>
           <w:color w:val="FF0000"/>
+          <w:sz w:val="24"/>
           <w:szCs w:val="24"/>
           <w:lang w:val="uk-UA"/>
         </w:rPr>
@@ -12538,6 +13154,7 @@
         <w:rPr>
           <w:rFonts w:ascii="Times New Roman" w:eastAsia="Calibri" w:hAnsi="Times New Roman" w:cs="Arial"/>
           <w:color w:val="FF0000"/>
+          <w:sz w:val="24"/>
           <w:szCs w:val="24"/>
           <w:lang w:val="uk-UA"/>
         </w:rPr>
@@ -12547,6 +13164,7 @@
         <w:rPr>
           <w:rFonts w:ascii="Times New Roman" w:eastAsia="Calibri" w:hAnsi="Times New Roman" w:cs="Arial"/>
           <w:color w:val="000000"/>
+          <w:sz w:val="24"/>
           <w:szCs w:val="24"/>
           <w:lang w:val="uk-UA"/>
         </w:rPr>
@@ -12591,6 +13209,7 @@
           <w:rFonts w:ascii="Times New Roman" w:eastAsia="Calibri" w:hAnsi="Times New Roman" w:cs="Arial"/>
           <w:i/>
           <w:color w:val="FF0000"/>
+          <w:sz w:val="24"/>
           <w:szCs w:val="24"/>
           <w:lang w:val="uk-UA"/>
         </w:rPr>
@@ -12600,6 +13219,7 @@
         <w:rPr>
           <w:rFonts w:ascii="Times New Roman" w:eastAsia="Calibri" w:hAnsi="Times New Roman" w:cs="Arial"/>
           <w:color w:val="FF0000"/>
+          <w:sz w:val="24"/>
           <w:szCs w:val="24"/>
           <w:lang w:val="uk-UA"/>
         </w:rPr>
@@ -12609,6 +13229,7 @@
         <w:rPr>
           <w:rFonts w:ascii="Times New Roman" w:eastAsia="Calibri" w:hAnsi="Times New Roman" w:cs="Arial"/>
           <w:color w:val="000000"/>
+          <w:sz w:val="24"/>
           <w:szCs w:val="24"/>
           <w:lang w:val="uk-UA"/>
         </w:rPr>
@@ -12648,6 +13269,7 @@
           <w:b/>
           <w:i/>
           <w:color w:val="FF0000"/>
+          <w:sz w:val="24"/>
           <w:szCs w:val="24"/>
           <w:lang w:val="uk-UA"/>
         </w:rPr>
@@ -12658,6 +13280,7 @@
           <w:rFonts w:ascii="Times New Roman" w:eastAsia="Times New Roman" w:hAnsi="Times New Roman" w:cs="Times New Roman"/>
           <w:i/>
           <w:color w:val="FF0000"/>
+          <w:sz w:val="24"/>
           <w:szCs w:val="24"/>
           <w:lang w:val="uk-UA"/>
         </w:rPr>
@@ -12681,6 +13304,7 @@
           <w:rFonts w:ascii="Times New Roman" w:eastAsia="Calibri" w:hAnsi="Times New Roman" w:cs="Arial"/>
           <w:b/>
           <w:color w:val="000000"/>
+          <w:sz w:val="24"/>
           <w:szCs w:val="24"/>
           <w:lang w:val="uk-UA"/>
         </w:rPr>
@@ -12703,6 +13327,7 @@
           <w:rFonts w:ascii="Times New Roman" w:eastAsia="Calibri" w:hAnsi="Times New Roman" w:cs="Arial"/>
           <w:i/>
           <w:color w:val="FF0000"/>
+          <w:sz w:val="24"/>
           <w:szCs w:val="24"/>
           <w:lang w:val="uk-UA"/>
         </w:rPr>
@@ -12712,6 +13337,7 @@
         <w:rPr>
           <w:rFonts w:ascii="Times New Roman" w:eastAsia="Calibri" w:hAnsi="Times New Roman" w:cs="Arial"/>
           <w:color w:val="000000"/>
+          <w:sz w:val="24"/>
           <w:szCs w:val="24"/>
           <w:lang w:val="uk-UA"/>
         </w:rPr>
@@ -12734,6 +13360,7 @@
           <w:rFonts w:ascii="Times New Roman" w:eastAsia="Calibri" w:hAnsi="Times New Roman" w:cs="Arial"/>
           <w:i/>
           <w:color w:val="FF0000"/>
+          <w:sz w:val="24"/>
           <w:szCs w:val="24"/>
           <w:lang w:val="uk-UA"/>
         </w:rPr>
@@ -12743,6 +13370,7 @@
         <w:rPr>
           <w:rFonts w:ascii="Times New Roman" w:eastAsia="Calibri" w:hAnsi="Times New Roman" w:cs="Arial"/>
           <w:color w:val="FF0000"/>
+          <w:sz w:val="24"/>
           <w:szCs w:val="24"/>
           <w:lang w:val="uk-UA"/>
         </w:rPr>
@@ -12752,6 +13380,7 @@
         <w:rPr>
           <w:rFonts w:ascii="Times New Roman" w:eastAsia="Calibri" w:hAnsi="Times New Roman" w:cs="Arial"/>
           <w:color w:val="000000"/>
+          <w:sz w:val="24"/>
           <w:szCs w:val="24"/>
           <w:lang w:val="uk-UA"/>
         </w:rPr>
@@ -12774,6 +13403,7 @@
           <w:rFonts w:ascii="Times New Roman" w:eastAsia="Calibri" w:hAnsi="Times New Roman" w:cs="Arial"/>
           <w:i/>
           <w:color w:val="FF0000"/>
+          <w:sz w:val="24"/>
           <w:szCs w:val="24"/>
           <w:lang w:val="uk-UA"/>
         </w:rPr>
@@ -12783,6 +13413,7 @@
         <w:rPr>
           <w:rFonts w:ascii="Times New Roman" w:eastAsia="Calibri" w:hAnsi="Times New Roman" w:cs="Arial"/>
           <w:color w:val="FF0000"/>
+          <w:sz w:val="24"/>
           <w:szCs w:val="24"/>
           <w:lang w:val="uk-UA"/>
         </w:rPr>
@@ -12792,6 +13423,7 @@
         <w:rPr>
           <w:rFonts w:ascii="Times New Roman" w:eastAsia="Calibri" w:hAnsi="Times New Roman" w:cs="Arial"/>
           <w:color w:val="000000"/>
+          <w:sz w:val="24"/>
           <w:szCs w:val="24"/>
           <w:lang w:val="uk-UA"/>
         </w:rPr>
@@ -12814,6 +13446,7 @@
           <w:rFonts w:ascii="Times New Roman" w:eastAsia="Calibri" w:hAnsi="Times New Roman" w:cs="Arial"/>
           <w:i/>
           <w:color w:val="FF0000"/>
+          <w:sz w:val="24"/>
           <w:szCs w:val="24"/>
           <w:lang w:val="uk-UA"/>
         </w:rPr>
@@ -12823,6 +13456,7 @@
         <w:rPr>
           <w:rFonts w:ascii="Times New Roman" w:eastAsia="Calibri" w:hAnsi="Times New Roman" w:cs="Arial"/>
           <w:color w:val="FF0000"/>
+          <w:sz w:val="24"/>
           <w:szCs w:val="24"/>
           <w:lang w:val="uk-UA"/>
         </w:rPr>
@@ -12832,6 +13466,7 @@
         <w:rPr>
           <w:rFonts w:ascii="Times New Roman" w:eastAsia="Calibri" w:hAnsi="Times New Roman" w:cs="Arial"/>
           <w:color w:val="000000"/>
+          <w:sz w:val="24"/>
           <w:szCs w:val="24"/>
           <w:lang w:val="uk-UA"/>
         </w:rPr>
@@ -12871,6 +13506,7 @@
           <w:b/>
           <w:i/>
           <w:color w:val="FF0000"/>
+          <w:sz w:val="24"/>
           <w:szCs w:val="24"/>
           <w:lang w:val="uk-UA"/>
         </w:rPr>
@@ -12893,6 +13529,7 @@
           <w:rFonts w:ascii="Times New Roman" w:eastAsia="Calibri" w:hAnsi="Times New Roman" w:cs="Arial"/>
           <w:i/>
           <w:color w:val="FF0000"/>
+          <w:sz w:val="24"/>
           <w:szCs w:val="24"/>
           <w:lang w:val="uk-UA"/>
         </w:rPr>
@@ -12902,6 +13539,7 @@
         <w:rPr>
           <w:rFonts w:ascii="Times New Roman" w:eastAsia="Calibri" w:hAnsi="Times New Roman" w:cs="Arial"/>
           <w:color w:val="000000"/>
+          <w:sz w:val="24"/>
           <w:szCs w:val="24"/>
           <w:lang w:val="uk-UA"/>
         </w:rPr>
@@ -12912,6 +13550,7 @@
           <w:rFonts w:ascii="Times New Roman" w:eastAsia="Calibri" w:hAnsi="Times New Roman" w:cs="Arial"/>
           <w:i/>
           <w:color w:val="FF0000"/>
+          <w:sz w:val="24"/>
           <w:szCs w:val="24"/>
           <w:lang w:val="uk-UA"/>
         </w:rPr>
@@ -12934,6 +13573,7 @@
           <w:rFonts w:ascii="Times New Roman" w:eastAsia="Calibri" w:hAnsi="Times New Roman" w:cs="Arial"/>
           <w:b/>
           <w:color w:val="000000"/>
+          <w:sz w:val="24"/>
           <w:szCs w:val="24"/>
           <w:lang w:val="ru-RU"/>
         </w:rPr>
@@ -12944,6 +13584,7 @@
           <w:rFonts w:ascii="Times New Roman" w:eastAsia="Calibri" w:hAnsi="Times New Roman" w:cs="Arial"/>
           <w:i/>
           <w:color w:val="FF0000"/>
+          <w:sz w:val="24"/>
           <w:szCs w:val="24"/>
           <w:lang w:val="uk-UA"/>
         </w:rPr>
@@ -12953,6 +13594,7 @@
         <w:rPr>
           <w:rFonts w:ascii="Times New Roman" w:eastAsia="Calibri" w:hAnsi="Times New Roman" w:cs="Arial"/>
           <w:color w:val="FF0000"/>
+          <w:sz w:val="24"/>
           <w:szCs w:val="24"/>
           <w:lang w:val="uk-UA"/>
         </w:rPr>
@@ -12962,6 +13604,7 @@
         <w:rPr>
           <w:rFonts w:ascii="Times New Roman" w:eastAsia="Calibri" w:hAnsi="Times New Roman" w:cs="Arial"/>
           <w:color w:val="000000"/>
+          <w:sz w:val="24"/>
           <w:szCs w:val="24"/>
           <w:lang w:val="uk-UA"/>
         </w:rPr>
@@ -12972,6 +13615,7 @@
           <w:rFonts w:ascii="Times New Roman" w:eastAsia="Calibri" w:hAnsi="Times New Roman" w:cs="Arial"/>
           <w:i/>
           <w:color w:val="FF0000"/>
+          <w:sz w:val="24"/>
           <w:szCs w:val="24"/>
           <w:lang w:val="uk-UA"/>
         </w:rPr>
@@ -12981,6 +13625,7 @@
         <w:rPr>
           <w:rFonts w:ascii="Times New Roman" w:eastAsia="Calibri" w:hAnsi="Times New Roman" w:cs="Arial"/>
           <w:color w:val="000000"/>
+          <w:sz w:val="24"/>
           <w:szCs w:val="24"/>
           <w:lang w:val="uk-UA"/>
         </w:rPr>
@@ -13004,6 +13649,7 @@
           <w:rFonts w:ascii="Times New Roman" w:eastAsia="Calibri" w:hAnsi="Times New Roman" w:cs="Arial"/>
           <w:b/>
           <w:color w:val="000000"/>
+          <w:sz w:val="24"/>
           <w:szCs w:val="24"/>
           <w:lang w:val="uk-UA"/>
         </w:rPr>
@@ -13014,6 +13660,7 @@
           <w:rFonts w:ascii="Times New Roman" w:eastAsia="Calibri" w:hAnsi="Times New Roman" w:cs="Arial"/>
           <w:b/>
           <w:color w:val="000000"/>
+          <w:sz w:val="24"/>
           <w:szCs w:val="24"/>
           <w:lang w:val="ru-RU"/>
         </w:rPr>
@@ -13023,6 +13670,7 @@
         <w:rPr>
           <w:rFonts w:ascii="Times New Roman" w:eastAsia="Calibri" w:hAnsi="Times New Roman" w:cs="Arial"/>
           <w:color w:val="000000"/>
+          <w:sz w:val="24"/>
           <w:szCs w:val="24"/>
           <w:lang w:val="ru-RU"/>
         </w:rPr>
@@ -13033,6 +13681,7 @@
           <w:rFonts w:ascii="Times New Roman" w:eastAsia="Calibri" w:hAnsi="Times New Roman" w:cs="Arial"/>
           <w:i/>
           <w:color w:val="FF0000"/>
+          <w:sz w:val="24"/>
           <w:szCs w:val="24"/>
           <w:lang w:val="uk-UA"/>
         </w:rPr>
@@ -13042,6 +13691,7 @@
         <w:rPr>
           <w:rFonts w:ascii="Times New Roman" w:eastAsia="Calibri" w:hAnsi="Times New Roman" w:cs="Arial"/>
           <w:color w:val="000000"/>
+          <w:sz w:val="24"/>
           <w:szCs w:val="24"/>
           <w:lang w:val="uk-UA"/>
         </w:rPr>
@@ -13078,6 +13728,7 @@
           <w:rFonts w:ascii="Times New Roman" w:eastAsia="Calibri" w:hAnsi="Times New Roman" w:cs="Arial"/>
           <w:i/>
           <w:color w:val="FF0000"/>
+          <w:sz w:val="24"/>
           <w:szCs w:val="24"/>
           <w:lang w:val="uk-UA"/>
         </w:rPr>
@@ -13089,6 +13740,7 @@
           <w:i/>
           <w:iCs/>
           <w:color w:val="FF0000"/>
+          <w:sz w:val="24"/>
           <w:szCs w:val="24"/>
           <w:lang w:val="uk-UA"/>
         </w:rPr>
@@ -13129,6 +13781,7 @@
           <w:b/>
           <w:i/>
           <w:color w:val="FF0000"/>
+          <w:sz w:val="24"/>
           <w:szCs w:val="24"/>
           <w:lang w:val="uk-UA"/>
         </w:rPr>
@@ -13152,6 +13805,7 @@
           <w:rFonts w:ascii="Times New Roman" w:eastAsia="Calibri" w:hAnsi="Times New Roman" w:cs="Arial"/>
           <w:i/>
           <w:color w:val="FF0000"/>
+          <w:sz w:val="24"/>
           <w:szCs w:val="24"/>
           <w:lang w:val="uk-UA"/>
         </w:rPr>
@@ -13161,6 +13815,7 @@
         <w:rPr>
           <w:rFonts w:ascii="Times New Roman" w:eastAsia="Calibri" w:hAnsi="Times New Roman" w:cs="Arial"/>
           <w:color w:val="000000"/>
+          <w:sz w:val="24"/>
           <w:szCs w:val="24"/>
           <w:lang w:val="uk-UA"/>
         </w:rPr>
@@ -13184,6 +13839,7 @@
           <w:rFonts w:ascii="Times New Roman" w:eastAsia="Calibri" w:hAnsi="Times New Roman" w:cs="Arial"/>
           <w:i/>
           <w:color w:val="FF0000"/>
+          <w:sz w:val="24"/>
           <w:szCs w:val="24"/>
           <w:lang w:val="uk-UA"/>
         </w:rPr>
@@ -13193,6 +13849,7 @@
         <w:rPr>
           <w:rFonts w:ascii="Times New Roman" w:eastAsia="Calibri" w:hAnsi="Times New Roman" w:cs="Arial"/>
           <w:color w:val="000000"/>
+          <w:sz w:val="24"/>
           <w:szCs w:val="24"/>
           <w:lang w:val="uk-UA"/>
         </w:rPr>
@@ -13216,6 +13873,7 @@
           <w:rFonts w:ascii="Times New Roman" w:eastAsia="Calibri" w:hAnsi="Times New Roman" w:cs="Arial"/>
           <w:i/>
           <w:color w:val="FF0000"/>
+          <w:sz w:val="24"/>
           <w:szCs w:val="24"/>
           <w:lang w:val="uk-UA"/>
         </w:rPr>
@@ -13225,6 +13883,7 @@
         <w:rPr>
           <w:rFonts w:ascii="Times New Roman" w:eastAsia="Calibri" w:hAnsi="Times New Roman" w:cs="Arial"/>
           <w:color w:val="000000"/>
+          <w:sz w:val="24"/>
           <w:szCs w:val="24"/>
           <w:lang w:val="uk-UA"/>
         </w:rPr>
@@ -13248,6 +13907,7 @@
           <w:rFonts w:ascii="Times New Roman" w:eastAsia="Calibri" w:hAnsi="Times New Roman" w:cs="Arial"/>
           <w:i/>
           <w:color w:val="FF0000"/>
+          <w:sz w:val="24"/>
           <w:szCs w:val="24"/>
           <w:lang w:val="uk-UA"/>
         </w:rPr>
@@ -13258,6 +13918,7 @@
         <w:rPr>
           <w:rFonts w:ascii="Times New Roman" w:eastAsia="Calibri" w:hAnsi="Times New Roman" w:cs="Arial"/>
           <w:color w:val="000000"/>
+          <w:sz w:val="24"/>
           <w:szCs w:val="24"/>
           <w:lang w:val="uk-UA"/>
         </w:rPr>
@@ -13281,6 +13942,7 @@
           <w:rFonts w:ascii="Times New Roman" w:eastAsia="Calibri" w:hAnsi="Times New Roman" w:cs="Arial"/>
           <w:i/>
           <w:color w:val="FF0000"/>
+          <w:sz w:val="24"/>
           <w:szCs w:val="24"/>
           <w:lang w:val="uk-UA"/>
         </w:rPr>
@@ -13290,6 +13952,7 @@
         <w:rPr>
           <w:rFonts w:ascii="Times New Roman" w:eastAsia="Calibri" w:hAnsi="Times New Roman" w:cs="Arial"/>
           <w:color w:val="000000"/>
+          <w:sz w:val="24"/>
           <w:szCs w:val="24"/>
           <w:lang w:val="uk-UA"/>
         </w:rPr>
@@ -13313,6 +13976,7 @@
           <w:rFonts w:ascii="Times New Roman" w:eastAsia="Calibri" w:hAnsi="Times New Roman" w:cs="Arial"/>
           <w:i/>
           <w:color w:val="FF0000"/>
+          <w:sz w:val="24"/>
           <w:szCs w:val="24"/>
           <w:lang w:val="uk-UA"/>
         </w:rPr>
@@ -13322,6 +13986,7 @@
         <w:rPr>
           <w:rFonts w:ascii="Times New Roman" w:eastAsia="Calibri" w:hAnsi="Times New Roman" w:cs="Arial"/>
           <w:color w:val="000000"/>
+          <w:sz w:val="24"/>
           <w:szCs w:val="24"/>
           <w:lang w:val="uk-UA"/>
         </w:rPr>
@@ -13367,6 +14032,7 @@
           <w:rFonts w:ascii="Times New Roman" w:eastAsia="Calibri" w:hAnsi="Times New Roman" w:cs="Arial"/>
           <w:i/>
           <w:color w:val="FF0000"/>
+          <w:sz w:val="24"/>
           <w:szCs w:val="24"/>
           <w:lang w:val="uk-UA"/>
         </w:rPr>
@@ -13376,6 +14042,7 @@
         <w:rPr>
           <w:rFonts w:ascii="Times New Roman" w:eastAsia="Calibri" w:hAnsi="Times New Roman" w:cs="Arial"/>
           <w:color w:val="FF0000"/>
+          <w:sz w:val="24"/>
           <w:szCs w:val="24"/>
           <w:lang w:val="uk-UA"/>
         </w:rPr>
@@ -13385,6 +14052,7 @@
         <w:rPr>
           <w:rFonts w:ascii="Times New Roman" w:eastAsia="Calibri" w:hAnsi="Times New Roman" w:cs="Arial"/>
           <w:color w:val="000000"/>
+          <w:sz w:val="24"/>
           <w:szCs w:val="24"/>
           <w:lang w:val="uk-UA"/>
         </w:rPr>
@@ -13425,6 +14093,7 @@
           <w:b/>
           <w:i/>
           <w:color w:val="FF0000"/>
+          <w:sz w:val="24"/>
           <w:szCs w:val="24"/>
           <w:lang w:val="uk-UA"/>
         </w:rPr>
@@ -13447,6 +14116,7 @@
           <w:rFonts w:ascii="Times New Roman" w:eastAsia="Calibri" w:hAnsi="Times New Roman" w:cs="Arial"/>
           <w:i/>
           <w:color w:val="FF0000"/>
+          <w:sz w:val="24"/>
           <w:szCs w:val="24"/>
           <w:lang w:val="uk-UA"/>
         </w:rPr>
@@ -13456,6 +14126,7 @@
         <w:rPr>
           <w:rFonts w:ascii="Times New Roman" w:eastAsia="Calibri" w:hAnsi="Times New Roman" w:cs="Arial"/>
           <w:color w:val="000000"/>
+          <w:sz w:val="24"/>
           <w:szCs w:val="24"/>
           <w:lang w:val="uk-UA"/>
         </w:rPr>
@@ -13478,6 +14149,7 @@
           <w:rFonts w:ascii="Times New Roman" w:eastAsia="Calibri" w:hAnsi="Times New Roman" w:cs="Arial"/>
           <w:b/>
           <w:color w:val="000000"/>
+          <w:sz w:val="24"/>
           <w:szCs w:val="24"/>
           <w:lang w:val="uk-UA"/>
         </w:rPr>
@@ -13487,6 +14159,7 @@
         <w:rPr>
           <w:rFonts w:ascii="Times New Roman" w:eastAsia="Calibri" w:hAnsi="Times New Roman" w:cs="Arial"/>
           <w:color w:val="000000"/>
+          <w:sz w:val="24"/>
           <w:szCs w:val="24"/>
           <w:lang w:val="uk-UA"/>
         </w:rPr>
@@ -13497,6 +14170,7 @@
           <w:rFonts w:ascii="Times New Roman" w:eastAsia="Calibri" w:hAnsi="Times New Roman" w:cs="Arial"/>
           <w:i/>
           <w:color w:val="FF0000"/>
+          <w:sz w:val="24"/>
           <w:szCs w:val="24"/>
           <w:lang w:val="uk-UA"/>
         </w:rPr>
@@ -13534,6 +14208,7 @@
           <w:rFonts w:ascii="Times New Roman" w:eastAsia="Calibri" w:hAnsi="Times New Roman" w:cs="Arial"/>
           <w:i/>
           <w:color w:val="FF0000"/>
+          <w:sz w:val="24"/>
           <w:szCs w:val="24"/>
           <w:lang w:val="uk-UA"/>
         </w:rPr>
@@ -13545,6 +14220,7 @@
           <w:i/>
           <w:iCs/>
           <w:color w:val="FF0000"/>
+          <w:sz w:val="24"/>
           <w:szCs w:val="24"/>
           <w:lang w:val="uk-UA"/>
         </w:rPr>
@@ -13586,6 +14262,7 @@
           <w:b/>
           <w:i/>
           <w:color w:val="FF0000"/>
+          <w:sz w:val="24"/>
           <w:szCs w:val="24"/>
           <w:lang w:val="uk-UA"/>
         </w:rPr>
@@ -13609,6 +14286,7 @@
           <w:rFonts w:ascii="Times New Roman" w:eastAsia="Calibri" w:hAnsi="Times New Roman" w:cs="Arial"/>
           <w:i/>
           <w:color w:val="FF0000"/>
+          <w:sz w:val="24"/>
           <w:szCs w:val="24"/>
           <w:lang w:val="uk-UA"/>
         </w:rPr>
@@ -13618,6 +14296,7 @@
         <w:rPr>
           <w:rFonts w:ascii="Times New Roman" w:eastAsia="Calibri" w:hAnsi="Times New Roman" w:cs="Arial"/>
           <w:color w:val="000000"/>
+          <w:sz w:val="24"/>
           <w:szCs w:val="24"/>
           <w:lang w:val="uk-UA"/>
         </w:rPr>
@@ -13641,6 +14320,7 @@
           <w:rFonts w:ascii="Times New Roman" w:eastAsia="Calibri" w:hAnsi="Times New Roman" w:cs="Arial"/>
           <w:i/>
           <w:color w:val="FF0000"/>
+          <w:sz w:val="24"/>
           <w:szCs w:val="24"/>
           <w:lang w:val="uk-UA"/>
         </w:rPr>
@@ -13650,6 +14330,7 @@
         <w:rPr>
           <w:rFonts w:ascii="Times New Roman" w:eastAsia="Calibri" w:hAnsi="Times New Roman" w:cs="Arial"/>
           <w:color w:val="000000"/>
+          <w:sz w:val="24"/>
           <w:szCs w:val="24"/>
           <w:lang w:val="uk-UA"/>
         </w:rPr>
@@ -13673,6 +14354,7 @@
           <w:rFonts w:ascii="Times New Roman" w:eastAsia="Calibri" w:hAnsi="Times New Roman" w:cs="Arial"/>
           <w:i/>
           <w:color w:val="FF0000"/>
+          <w:sz w:val="24"/>
           <w:szCs w:val="24"/>
           <w:lang w:val="uk-UA"/>
         </w:rPr>
@@ -13682,6 +14364,7 @@
         <w:rPr>
           <w:rFonts w:ascii="Times New Roman" w:eastAsia="Calibri" w:hAnsi="Times New Roman" w:cs="Arial"/>
           <w:color w:val="000000"/>
+          <w:sz w:val="24"/>
           <w:szCs w:val="24"/>
           <w:lang w:val="uk-UA"/>
         </w:rPr>
@@ -13705,6 +14388,7 @@
           <w:rFonts w:ascii="Times New Roman" w:eastAsia="Calibri" w:hAnsi="Times New Roman" w:cs="Arial"/>
           <w:i/>
           <w:color w:val="FF0000"/>
+          <w:sz w:val="24"/>
           <w:szCs w:val="24"/>
           <w:lang w:val="uk-UA"/>
         </w:rPr>
@@ -13714,6 +14398,7 @@
         <w:rPr>
           <w:rFonts w:ascii="Times New Roman" w:eastAsia="Calibri" w:hAnsi="Times New Roman" w:cs="Arial"/>
           <w:color w:val="000000"/>
+          <w:sz w:val="24"/>
           <w:szCs w:val="24"/>
           <w:lang w:val="uk-UA"/>
         </w:rPr>
@@ -13737,6 +14422,7 @@
           <w:rFonts w:ascii="Times New Roman" w:eastAsia="Calibri" w:hAnsi="Times New Roman" w:cs="Arial"/>
           <w:i/>
           <w:color w:val="FF0000"/>
+          <w:sz w:val="24"/>
           <w:szCs w:val="24"/>
           <w:lang w:val="uk-UA"/>
         </w:rPr>
@@ -13746,6 +14432,7 @@
         <w:rPr>
           <w:rFonts w:ascii="Times New Roman" w:eastAsia="Calibri" w:hAnsi="Times New Roman" w:cs="Arial"/>
           <w:color w:val="000000"/>
+          <w:sz w:val="24"/>
           <w:szCs w:val="24"/>
           <w:lang w:val="uk-UA"/>
         </w:rPr>
@@ -13769,6 +14456,7 @@
           <w:rFonts w:ascii="Times New Roman" w:eastAsia="Calibri" w:hAnsi="Times New Roman" w:cs="Arial"/>
           <w:i/>
           <w:color w:val="FF0000"/>
+          <w:sz w:val="24"/>
           <w:szCs w:val="24"/>
           <w:lang w:val="uk-UA"/>
         </w:rPr>
@@ -13778,6 +14466,7 @@
         <w:rPr>
           <w:rFonts w:ascii="Times New Roman" w:eastAsia="Calibri" w:hAnsi="Times New Roman" w:cs="Arial"/>
           <w:color w:val="000000"/>
+          <w:sz w:val="24"/>
           <w:szCs w:val="24"/>
           <w:lang w:val="uk-UA"/>
         </w:rPr>
@@ -13801,6 +14490,7 @@
           <w:i/>
           <w:iCs/>
           <w:color w:val="FF0000"/>
+          <w:sz w:val="24"/>
           <w:szCs w:val="24"/>
           <w:lang w:val="uk-UA"/>
         </w:rPr>
@@ -13810,6 +14500,7 @@
         <w:rPr>
           <w:rFonts w:ascii="Times New Roman" w:eastAsia="Calibri" w:hAnsi="Times New Roman" w:cs="Arial"/>
           <w:color w:val="000000"/>
+          <w:sz w:val="24"/>
           <w:szCs w:val="24"/>
           <w:lang w:val="uk-UA"/>
         </w:rPr>
@@ -13832,6 +14523,7 @@
           <w:rFonts w:ascii="Times New Roman" w:eastAsia="Calibri" w:hAnsi="Times New Roman" w:cs="Arial"/>
           <w:i/>
           <w:color w:val="FF0000"/>
+          <w:sz w:val="24"/>
           <w:szCs w:val="24"/>
           <w:lang w:val="uk-UA"/>
         </w:rPr>
@@ -13841,6 +14533,7 @@
         <w:rPr>
           <w:rFonts w:ascii="Times New Roman" w:eastAsia="Calibri" w:hAnsi="Times New Roman" w:cs="Arial"/>
           <w:color w:val="FF0000"/>
+          <w:sz w:val="24"/>
           <w:szCs w:val="24"/>
           <w:lang w:val="uk-UA"/>
         </w:rPr>
@@ -13850,6 +14543,7 @@
         <w:rPr>
           <w:rFonts w:ascii="Times New Roman" w:eastAsia="Calibri" w:hAnsi="Times New Roman" w:cs="Arial"/>
           <w:color w:val="000000"/>
+          <w:sz w:val="24"/>
           <w:szCs w:val="24"/>
           <w:lang w:val="uk-UA"/>
         </w:rPr>
@@ -13890,6 +14584,7 @@
           <w:b/>
           <w:i/>
           <w:color w:val="FF0000"/>
+          <w:sz w:val="24"/>
           <w:szCs w:val="24"/>
           <w:lang w:val="uk-UA"/>
         </w:rPr>
@@ -13912,6 +14607,7 @@
           <w:rFonts w:ascii="Times New Roman" w:eastAsia="Calibri" w:hAnsi="Times New Roman" w:cs="Arial"/>
           <w:i/>
           <w:color w:val="FF0000"/>
+          <w:sz w:val="24"/>
           <w:szCs w:val="24"/>
           <w:lang w:val="uk-UA"/>
         </w:rPr>
@@ -13921,6 +14617,7 @@
         <w:rPr>
           <w:rFonts w:ascii="Times New Roman" w:eastAsia="Calibri" w:hAnsi="Times New Roman" w:cs="Arial"/>
           <w:color w:val="000000"/>
+          <w:sz w:val="24"/>
           <w:szCs w:val="24"/>
           <w:lang w:val="uk-UA"/>
         </w:rPr>
@@ -13943,6 +14640,7 @@
           <w:rFonts w:ascii="Times New Roman" w:eastAsia="Calibri" w:hAnsi="Times New Roman" w:cs="Arial"/>
           <w:b/>
           <w:color w:val="000000"/>
+          <w:sz w:val="24"/>
           <w:szCs w:val="24"/>
           <w:lang w:val="uk-UA"/>
         </w:rPr>
@@ -13952,6 +14650,7 @@
         <w:rPr>
           <w:rFonts w:ascii="Times New Roman" w:eastAsia="Calibri" w:hAnsi="Times New Roman" w:cs="Arial"/>
           <w:color w:val="000000"/>
+          <w:sz w:val="24"/>
           <w:szCs w:val="24"/>
           <w:lang w:val="uk-UA"/>
         </w:rPr>
@@ -13962,6 +14661,7 @@
           <w:rFonts w:ascii="Times New Roman" w:eastAsia="Calibri" w:hAnsi="Times New Roman" w:cs="Arial"/>
           <w:i/>
           <w:color w:val="FF0000"/>
+          <w:sz w:val="24"/>
           <w:szCs w:val="24"/>
           <w:lang w:val="uk-UA"/>
         </w:rPr>
@@ -13998,6 +14698,7 @@
           <w:rFonts w:ascii="Times New Roman" w:eastAsia="Calibri" w:hAnsi="Times New Roman" w:cs="Arial"/>
           <w:i/>
           <w:color w:val="FF0000"/>
+          <w:sz w:val="24"/>
           <w:szCs w:val="24"/>
           <w:lang w:val="uk-UA"/>
         </w:rPr>
@@ -14039,6 +14740,7 @@
           <w:b/>
           <w:i/>
           <w:color w:val="FF0000"/>
+          <w:sz w:val="24"/>
           <w:szCs w:val="24"/>
           <w:lang w:val="uk-UA"/>
         </w:rPr>
@@ -14060,6 +14762,7 @@
         <w:rPr>
           <w:rFonts w:ascii="Times New Roman" w:eastAsia="Calibri" w:hAnsi="Times New Roman" w:cs="Arial"/>
           <w:color w:val="000000"/>
+          <w:sz w:val="24"/>
           <w:szCs w:val="24"/>
           <w:lang w:val="uk-UA"/>
         </w:rPr>
@@ -14081,6 +14784,7 @@
         <w:rPr>
           <w:rFonts w:ascii="Times New Roman" w:eastAsia="Calibri" w:hAnsi="Times New Roman" w:cs="Arial"/>
           <w:color w:val="000000"/>
+          <w:sz w:val="24"/>
           <w:szCs w:val="24"/>
           <w:lang w:val="uk-UA"/>
         </w:rPr>
@@ -14102,6 +14806,7 @@
         <w:rPr>
           <w:rFonts w:ascii="Times New Roman" w:eastAsia="Calibri" w:hAnsi="Times New Roman" w:cs="Arial"/>
           <w:color w:val="000000"/>
+          <w:sz w:val="24"/>
           <w:szCs w:val="24"/>
           <w:lang w:val="uk-UA"/>
         </w:rPr>
@@ -14123,6 +14828,7 @@
         <w:rPr>
           <w:rFonts w:ascii="Times New Roman" w:eastAsia="Calibri" w:hAnsi="Times New Roman" w:cs="Arial"/>
           <w:color w:val="000000"/>
+          <w:sz w:val="24"/>
           <w:szCs w:val="24"/>
           <w:lang w:val="uk-UA"/>
         </w:rPr>
@@ -14144,6 +14850,7 @@
         <w:rPr>
           <w:rFonts w:ascii="Times New Roman" w:eastAsia="Calibri" w:hAnsi="Times New Roman" w:cs="Arial"/>
           <w:color w:val="000000"/>
+          <w:sz w:val="24"/>
           <w:szCs w:val="24"/>
           <w:lang w:val="uk-UA"/>
         </w:rPr>
@@ -14165,6 +14872,7 @@
         <w:rPr>
           <w:rFonts w:ascii="Times New Roman" w:eastAsia="Calibri" w:hAnsi="Times New Roman" w:cs="Arial"/>
           <w:color w:val="000000"/>
+          <w:sz w:val="24"/>
           <w:szCs w:val="24"/>
           <w:lang w:val="uk-UA"/>
         </w:rPr>
@@ -14186,6 +14894,7 @@
         <w:rPr>
           <w:rFonts w:ascii="Times New Roman" w:eastAsia="Calibri" w:hAnsi="Times New Roman" w:cs="Arial"/>
           <w:color w:val="000000"/>
+          <w:sz w:val="24"/>
           <w:szCs w:val="24"/>
           <w:lang w:val="uk-UA"/>
         </w:rPr>
@@ -14207,6 +14916,7 @@
         <w:rPr>
           <w:rFonts w:ascii="Times New Roman" w:eastAsia="Calibri" w:hAnsi="Times New Roman" w:cs="Arial"/>
           <w:color w:val="000000"/>
+          <w:sz w:val="24"/>
           <w:szCs w:val="24"/>
           <w:lang w:val="uk-UA"/>
         </w:rPr>
@@ -14228,6 +14938,7 @@
         <w:rPr>
           <w:rFonts w:ascii="Times New Roman" w:eastAsia="Calibri" w:hAnsi="Times New Roman" w:cs="Arial"/>
           <w:color w:val="000000"/>
+          <w:sz w:val="24"/>
           <w:szCs w:val="24"/>
           <w:lang w:val="uk-UA"/>
         </w:rPr>
@@ -14249,6 +14960,7 @@
         <w:rPr>
           <w:rFonts w:ascii="Times New Roman" w:eastAsia="Calibri" w:hAnsi="Times New Roman" w:cs="Arial"/>
           <w:color w:val="000000"/>
+          <w:sz w:val="24"/>
           <w:szCs w:val="24"/>
           <w:lang w:val="uk-UA"/>
         </w:rPr>
@@ -14270,6 +14982,7 @@
         <w:rPr>
           <w:rFonts w:ascii="Times New Roman" w:eastAsia="Calibri" w:hAnsi="Times New Roman" w:cs="Arial"/>
           <w:color w:val="000000"/>
+          <w:sz w:val="24"/>
           <w:szCs w:val="24"/>
           <w:lang w:val="uk-UA"/>
         </w:rPr>
@@ -14291,6 +15004,7 @@
         <w:rPr>
           <w:rFonts w:ascii="Times New Roman" w:eastAsia="Calibri" w:hAnsi="Times New Roman" w:cs="Arial"/>
           <w:color w:val="000000"/>
+          <w:sz w:val="24"/>
           <w:szCs w:val="24"/>
           <w:lang w:val="uk-UA"/>
         </w:rPr>
@@ -14312,6 +15026,7 @@
         <w:rPr>
           <w:rFonts w:ascii="Times New Roman" w:eastAsia="Calibri" w:hAnsi="Times New Roman" w:cs="Arial"/>
           <w:color w:val="000000"/>
+          <w:sz w:val="24"/>
           <w:szCs w:val="24"/>
           <w:lang w:val="uk-UA"/>
         </w:rPr>
@@ -14333,6 +15048,7 @@
         <w:rPr>
           <w:rFonts w:ascii="Times New Roman" w:eastAsia="Calibri" w:hAnsi="Times New Roman" w:cs="Arial"/>
           <w:color w:val="000000"/>
+          <w:sz w:val="24"/>
           <w:szCs w:val="24"/>
           <w:lang w:val="uk-UA"/>
         </w:rPr>
@@ -14354,6 +15070,7 @@
         <w:rPr>
           <w:rFonts w:ascii="Times New Roman" w:eastAsia="Calibri" w:hAnsi="Times New Roman" w:cs="Arial"/>
           <w:color w:val="000000"/>
+          <w:sz w:val="24"/>
           <w:szCs w:val="24"/>
           <w:lang w:val="uk-UA"/>
         </w:rPr>
@@ -14375,6 +15092,7 @@
         <w:rPr>
           <w:rFonts w:ascii="Times New Roman" w:eastAsia="Calibri" w:hAnsi="Times New Roman" w:cs="Arial"/>
           <w:color w:val="000000"/>
+          <w:sz w:val="24"/>
           <w:szCs w:val="24"/>
           <w:lang w:val="uk-UA"/>
         </w:rPr>
@@ -14396,6 +15114,7 @@
         <w:rPr>
           <w:rFonts w:ascii="Times New Roman" w:eastAsia="Calibri" w:hAnsi="Times New Roman" w:cs="Arial"/>
           <w:color w:val="000000"/>
+          <w:sz w:val="24"/>
           <w:szCs w:val="24"/>
           <w:lang w:val="uk-UA"/>
         </w:rPr>
@@ -14417,6 +15136,7 @@
         <w:rPr>
           <w:rFonts w:ascii="Times New Roman" w:eastAsia="Calibri" w:hAnsi="Times New Roman" w:cs="Arial"/>
           <w:color w:val="000000"/>
+          <w:sz w:val="24"/>
           <w:szCs w:val="24"/>
           <w:lang w:val="uk-UA"/>
         </w:rPr>
@@ -14438,6 +15158,7 @@
         <w:rPr>
           <w:rFonts w:ascii="Times New Roman" w:eastAsia="Calibri" w:hAnsi="Times New Roman" w:cs="Arial"/>
           <w:color w:val="000000"/>
+          <w:sz w:val="24"/>
           <w:szCs w:val="24"/>
           <w:lang w:val="uk-UA"/>
         </w:rPr>
@@ -14459,6 +15180,7 @@
         <w:rPr>
           <w:rFonts w:ascii="Times New Roman" w:eastAsia="Calibri" w:hAnsi="Times New Roman" w:cs="Arial"/>
           <w:color w:val="000000"/>
+          <w:sz w:val="24"/>
           <w:szCs w:val="24"/>
           <w:lang w:val="uk-UA"/>
         </w:rPr>
@@ -14499,6 +15221,7 @@
           <w:b/>
           <w:i/>
           <w:color w:val="FF0000"/>
+          <w:sz w:val="24"/>
           <w:szCs w:val="24"/>
           <w:lang w:val="uk-UA"/>
         </w:rPr>
@@ -14522,6 +15245,7 @@
           <w:rFonts w:ascii="Times New Roman" w:eastAsia="Calibri" w:hAnsi="Times New Roman" w:cs="Arial"/>
           <w:i/>
           <w:color w:val="FF0000"/>
+          <w:sz w:val="24"/>
           <w:szCs w:val="24"/>
           <w:lang w:val="uk-UA"/>
         </w:rPr>
@@ -14532,6 +15256,7 @@
           <w:rFonts w:ascii="Times New Roman" w:eastAsia="Calibri" w:hAnsi="Times New Roman" w:cs="Arial"/>
           <w:b/>
           <w:color w:val="000000"/>
+          <w:sz w:val="24"/>
           <w:szCs w:val="24"/>
           <w:lang w:val="uk-UA"/>
         </w:rPr>
@@ -14556,6 +15281,7 @@
           <w:iCs/>
           <w:color w:val="FF0000"/>
           <w:spacing w:val="3"/>
+          <w:sz w:val="24"/>
           <w:szCs w:val="24"/>
           <w:lang w:val="uk-UA"/>
         </w:rPr>
@@ -14568,6 +15294,7 @@
           <w:iCs/>
           <w:color w:val="000000"/>
           <w:spacing w:val="3"/>
+          <w:sz w:val="24"/>
           <w:szCs w:val="24"/>
           <w:lang w:val="uk-UA"/>
         </w:rPr>
@@ -14578,6 +15305,7 @@
           <w:rFonts w:ascii="Times New Roman" w:eastAsia="Calibri" w:hAnsi="Times New Roman" w:cs="Arial"/>
           <w:color w:val="000000"/>
           <w:spacing w:val="3"/>
+          <w:sz w:val="24"/>
           <w:szCs w:val="24"/>
           <w:lang w:val="uk-UA"/>
         </w:rPr>
@@ -14603,6 +15331,7 @@
           <w:rFonts w:ascii="Times New Roman" w:eastAsia="Calibri" w:hAnsi="Times New Roman" w:cs="Arial"/>
           <w:color w:val="000000"/>
           <w:spacing w:val="3"/>
+          <w:sz w:val="24"/>
           <w:szCs w:val="24"/>
           <w:lang w:val="uk-UA"/>
         </w:rPr>
@@ -14613,6 +15342,7 @@
           <w:rFonts w:ascii="Times New Roman" w:eastAsia="Calibri" w:hAnsi="Times New Roman" w:cs="Arial"/>
           <w:color w:val="000000"/>
           <w:spacing w:val="2"/>
+          <w:sz w:val="24"/>
           <w:szCs w:val="24"/>
           <w:lang w:val="uk-UA"/>
         </w:rPr>
@@ -14623,6 +15353,7 @@
           <w:rFonts w:ascii="Times New Roman" w:eastAsia="Calibri" w:hAnsi="Times New Roman" w:cs="Arial"/>
           <w:color w:val="000000"/>
           <w:spacing w:val="3"/>
+          <w:sz w:val="24"/>
           <w:szCs w:val="24"/>
           <w:lang w:val="uk-UA"/>
         </w:rPr>
@@ -14633,6 +15364,7 @@
           <w:rFonts w:ascii="Times New Roman" w:eastAsia="Calibri" w:hAnsi="Times New Roman" w:cs="Arial"/>
           <w:color w:val="000000"/>
           <w:spacing w:val="5"/>
+          <w:sz w:val="24"/>
           <w:szCs w:val="24"/>
           <w:lang w:val="uk-UA"/>
         </w:rPr>
@@ -14658,6 +15390,7 @@
           <w:rFonts w:ascii="Times New Roman" w:eastAsia="Calibri" w:hAnsi="Times New Roman" w:cs="Arial"/>
           <w:color w:val="000000"/>
           <w:spacing w:val="8"/>
+          <w:sz w:val="24"/>
           <w:szCs w:val="24"/>
           <w:lang w:val="uk-UA"/>
         </w:rPr>
@@ -14669,6 +15402,7 @@
           <w:rFonts w:ascii="Times New Roman" w:eastAsia="Calibri" w:hAnsi="Times New Roman" w:cs="Arial"/>
           <w:color w:val="000000"/>
           <w:spacing w:val="7"/>
+          <w:sz w:val="24"/>
           <w:szCs w:val="24"/>
           <w:lang w:val="uk-UA"/>
         </w:rPr>
@@ -14679,6 +15413,7 @@
           <w:rFonts w:ascii="Times New Roman" w:eastAsia="Calibri" w:hAnsi="Times New Roman" w:cs="Arial"/>
           <w:color w:val="000000"/>
           <w:spacing w:val="20"/>
+          <w:sz w:val="24"/>
           <w:szCs w:val="24"/>
           <w:lang w:val="uk-UA"/>
         </w:rPr>
@@ -14689,6 +15424,7 @@
           <w:rFonts w:ascii="Times New Roman" w:eastAsia="Calibri" w:hAnsi="Times New Roman" w:cs="Arial"/>
           <w:color w:val="000000"/>
           <w:spacing w:val="-4"/>
+          <w:sz w:val="24"/>
           <w:szCs w:val="24"/>
           <w:lang w:val="uk-UA"/>
         </w:rPr>
@@ -14725,6 +15461,7 @@
           <w:rFonts w:ascii="Times New Roman" w:eastAsia="Calibri" w:hAnsi="Times New Roman" w:cs="Arial"/>
           <w:i/>
           <w:color w:val="FF0000"/>
+          <w:sz w:val="24"/>
           <w:szCs w:val="24"/>
           <w:lang w:val="uk-UA"/>
         </w:rPr>
@@ -14735,6 +15472,7 @@
           <w:rFonts w:ascii="Times New Roman" w:eastAsia="Calibri" w:hAnsi="Times New Roman" w:cs="Arial"/>
           <w:b/>
           <w:color w:val="000000"/>
+          <w:sz w:val="24"/>
           <w:szCs w:val="24"/>
           <w:lang w:val="uk-UA"/>
         </w:rPr>
@@ -14759,6 +15497,7 @@
           <w:iCs/>
           <w:color w:val="FF0000"/>
           <w:spacing w:val="3"/>
+          <w:sz w:val="24"/>
           <w:szCs w:val="24"/>
           <w:lang w:val="uk-UA"/>
         </w:rPr>
@@ -14771,6 +15510,7 @@
           <w:iCs/>
           <w:color w:val="000000"/>
           <w:spacing w:val="3"/>
+          <w:sz w:val="24"/>
           <w:szCs w:val="24"/>
           <w:lang w:val="uk-UA"/>
         </w:rPr>
@@ -14781,6 +15521,7 @@
           <w:rFonts w:ascii="Times New Roman" w:eastAsia="Calibri" w:hAnsi="Times New Roman" w:cs="Arial"/>
           <w:color w:val="000000"/>
           <w:spacing w:val="3"/>
+          <w:sz w:val="24"/>
           <w:szCs w:val="24"/>
           <w:lang w:val="uk-UA"/>
         </w:rPr>
@@ -14810,6 +15551,7 @@
           <w:rFonts w:ascii="Times New Roman" w:eastAsia="Calibri" w:hAnsi="Times New Roman" w:cs="Arial"/>
           <w:color w:val="000000"/>
           <w:spacing w:val="-2"/>
+          <w:sz w:val="24"/>
           <w:szCs w:val="24"/>
           <w:lang w:val="uk-UA"/>
         </w:rPr>
@@ -14820,6 +15562,7 @@
           <w:rFonts w:ascii="Times New Roman" w:eastAsia="Calibri" w:hAnsi="Times New Roman" w:cs="Arial"/>
           <w:color w:val="000000"/>
           <w:spacing w:val="5"/>
+          <w:sz w:val="24"/>
           <w:szCs w:val="24"/>
           <w:lang w:val="uk-UA"/>
         </w:rPr>
@@ -14830,6 +15573,7 @@
           <w:rFonts w:ascii="Times New Roman" w:eastAsia="Calibri" w:hAnsi="Times New Roman" w:cs="Arial"/>
           <w:color w:val="000000"/>
           <w:spacing w:val="1"/>
+          <w:sz w:val="24"/>
           <w:szCs w:val="24"/>
           <w:lang w:val="uk-UA"/>
         </w:rPr>
@@ -14859,6 +15603,7 @@
           <w:rFonts w:ascii="Times New Roman" w:eastAsia="Calibri" w:hAnsi="Times New Roman" w:cs="Arial"/>
           <w:color w:val="000000"/>
           <w:spacing w:val="1"/>
+          <w:sz w:val="24"/>
           <w:szCs w:val="24"/>
           <w:lang w:val="uk-UA"/>
         </w:rPr>
@@ -14869,6 +15614,7 @@
           <w:rFonts w:ascii="Times New Roman" w:eastAsia="Calibri" w:hAnsi="Times New Roman" w:cs="Arial"/>
           <w:color w:val="000000"/>
           <w:spacing w:val="8"/>
+          <w:sz w:val="24"/>
           <w:szCs w:val="24"/>
           <w:lang w:val="uk-UA"/>
         </w:rPr>
@@ -14879,6 +15625,7 @@
           <w:rFonts w:ascii="Times New Roman" w:eastAsia="Calibri" w:hAnsi="Times New Roman" w:cs="Arial"/>
           <w:color w:val="000000"/>
           <w:spacing w:val="2"/>
+          <w:sz w:val="24"/>
           <w:szCs w:val="24"/>
           <w:lang w:val="uk-UA"/>
         </w:rPr>
@@ -14917,6 +15664,7 @@
           <w:rFonts w:ascii="Times New Roman" w:eastAsia="Times New Roman" w:hAnsi="Times New Roman" w:cs="Times New Roman"/>
           <w:i/>
           <w:color w:val="FF0000"/>
+          <w:sz w:val="24"/>
           <w:szCs w:val="24"/>
           <w:lang w:val="uk-UA"/>
         </w:rPr>
@@ -14940,6 +15688,7 @@
           <w:rFonts w:ascii="Times New Roman" w:eastAsia="Calibri" w:hAnsi="Times New Roman" w:cs="Arial"/>
           <w:i/>
           <w:color w:val="FF0000"/>
+          <w:sz w:val="24"/>
           <w:szCs w:val="24"/>
           <w:lang w:val="uk-UA"/>
         </w:rPr>
@@ -14949,6 +15698,7 @@
         <w:rPr>
           <w:rFonts w:ascii="Times New Roman" w:eastAsia="Calibri" w:hAnsi="Times New Roman" w:cs="Arial"/>
           <w:color w:val="000000"/>
+          <w:sz w:val="24"/>
           <w:szCs w:val="24"/>
           <w:lang w:val="uk-UA"/>
         </w:rPr>
@@ -14972,6 +15722,7 @@
           <w:rFonts w:ascii="Times New Roman" w:eastAsia="Calibri" w:hAnsi="Times New Roman" w:cs="Arial"/>
           <w:i/>
           <w:color w:val="FF0000"/>
+          <w:sz w:val="24"/>
           <w:szCs w:val="24"/>
           <w:lang w:val="uk-UA"/>
         </w:rPr>
@@ -14981,6 +15732,7 @@
         <w:rPr>
           <w:rFonts w:ascii="Times New Roman" w:eastAsia="Calibri" w:hAnsi="Times New Roman" w:cs="Arial"/>
           <w:color w:val="000000"/>
+          <w:sz w:val="24"/>
           <w:szCs w:val="24"/>
           <w:lang w:val="uk-UA"/>
         </w:rPr>
@@ -15004,6 +15756,7 @@
           <w:rFonts w:ascii="Times New Roman" w:eastAsia="Calibri" w:hAnsi="Times New Roman" w:cs="Arial"/>
           <w:i/>
           <w:color w:val="FF0000"/>
+          <w:sz w:val="24"/>
           <w:szCs w:val="24"/>
           <w:lang w:val="uk-UA"/>
         </w:rPr>
@@ -15013,6 +15766,7 @@
         <w:rPr>
           <w:rFonts w:ascii="Times New Roman" w:eastAsia="Calibri" w:hAnsi="Times New Roman" w:cs="Arial"/>
           <w:color w:val="000000"/>
+          <w:sz w:val="24"/>
           <w:szCs w:val="24"/>
           <w:lang w:val="uk-UA"/>
         </w:rPr>
@@ -15036,6 +15790,7 @@
           <w:rFonts w:ascii="Times New Roman" w:eastAsia="Calibri" w:hAnsi="Times New Roman" w:cs="Arial"/>
           <w:i/>
           <w:color w:val="FF0000"/>
+          <w:sz w:val="24"/>
           <w:szCs w:val="24"/>
           <w:lang w:val="uk-UA"/>
         </w:rPr>
@@ -15045,6 +15800,7 @@
         <w:rPr>
           <w:rFonts w:ascii="Times New Roman" w:eastAsia="Calibri" w:hAnsi="Times New Roman" w:cs="Arial"/>
           <w:color w:val="000000"/>
+          <w:sz w:val="24"/>
           <w:szCs w:val="24"/>
           <w:lang w:val="uk-UA"/>
         </w:rPr>
@@ -15068,6 +15824,7 @@
           <w:rFonts w:ascii="Times New Roman" w:eastAsia="Calibri" w:hAnsi="Times New Roman" w:cs="Arial"/>
           <w:i/>
           <w:color w:val="FF0000"/>
+          <w:sz w:val="24"/>
           <w:szCs w:val="24"/>
           <w:lang w:val="uk-UA"/>
         </w:rPr>
@@ -15077,6 +15834,7 @@
         <w:rPr>
           <w:rFonts w:ascii="Times New Roman" w:eastAsia="Calibri" w:hAnsi="Times New Roman" w:cs="Arial"/>
           <w:color w:val="000000"/>
+          <w:sz w:val="24"/>
           <w:szCs w:val="24"/>
           <w:lang w:val="uk-UA"/>
         </w:rPr>
@@ -15100,6 +15858,7 @@
           <w:rFonts w:ascii="Times New Roman" w:eastAsia="Calibri" w:hAnsi="Times New Roman" w:cs="Arial"/>
           <w:i/>
           <w:color w:val="FF0000"/>
+          <w:sz w:val="24"/>
           <w:szCs w:val="24"/>
           <w:lang w:val="uk-UA"/>
         </w:rPr>
@@ -15109,6 +15868,7 @@
         <w:rPr>
           <w:rFonts w:ascii="Times New Roman" w:eastAsia="Calibri" w:hAnsi="Times New Roman" w:cs="Arial"/>
           <w:color w:val="000000"/>
+          <w:sz w:val="24"/>
           <w:szCs w:val="24"/>
           <w:lang w:val="uk-UA"/>
         </w:rPr>
@@ -15178,6 +15938,7 @@
           <w:rFonts w:ascii="Times New Roman" w:eastAsia="Calibri" w:hAnsi="Times New Roman" w:cs="Arial"/>
           <w:i/>
           <w:color w:val="FF0000"/>
+          <w:sz w:val="24"/>
           <w:szCs w:val="24"/>
           <w:lang w:val="uk-UA"/>
         </w:rPr>
@@ -15187,6 +15948,7 @@
         <w:rPr>
           <w:rFonts w:ascii="Times New Roman" w:eastAsia="Calibri" w:hAnsi="Times New Roman" w:cs="Arial"/>
           <w:color w:val="FF0000"/>
+          <w:sz w:val="24"/>
           <w:szCs w:val="24"/>
           <w:lang w:val="uk-UA"/>
         </w:rPr>
@@ -15196,6 +15958,7 @@
         <w:rPr>
           <w:rFonts w:ascii="Times New Roman" w:eastAsia="Calibri" w:hAnsi="Times New Roman" w:cs="Arial"/>
           <w:color w:val="000000"/>
+          <w:sz w:val="24"/>
           <w:szCs w:val="24"/>
           <w:lang w:val="uk-UA"/>
         </w:rPr>
@@ -15233,6 +15996,7 @@
           <w:rFonts w:ascii="Times New Roman" w:eastAsia="Calibri" w:hAnsi="Times New Roman" w:cs="Arial"/>
           <w:i/>
           <w:color w:val="FF0000"/>
+          <w:sz w:val="24"/>
           <w:szCs w:val="24"/>
           <w:lang w:val="uk-UA"/>
         </w:rPr>
@@ -15242,6 +16006,7 @@
         <w:rPr>
           <w:rFonts w:ascii="Times New Roman" w:eastAsia="Calibri" w:hAnsi="Times New Roman" w:cs="Arial"/>
           <w:color w:val="000000"/>
+          <w:sz w:val="24"/>
           <w:szCs w:val="24"/>
           <w:lang w:val="uk-UA"/>
         </w:rPr>
@@ -15265,6 +16030,7 @@
           <w:i/>
           <w:iCs/>
           <w:color w:val="FF0000"/>
+          <w:sz w:val="24"/>
           <w:szCs w:val="24"/>
           <w:lang w:val="uk-UA"/>
         </w:rPr>
@@ -15288,6 +16054,7 @@
           <w:rFonts w:ascii="Times New Roman" w:eastAsia="Calibri" w:hAnsi="Times New Roman" w:cs="Arial"/>
           <w:color w:val="000000"/>
           <w:spacing w:val="-2"/>
+          <w:sz w:val="24"/>
           <w:szCs w:val="24"/>
           <w:lang w:val="uk-UA"/>
         </w:rPr>
@@ -15298,6 +16065,7 @@
           <w:rFonts w:ascii="Times New Roman" w:eastAsia="Calibri" w:hAnsi="Times New Roman" w:cs="Arial"/>
           <w:color w:val="000000"/>
           <w:spacing w:val="5"/>
+          <w:sz w:val="24"/>
           <w:szCs w:val="24"/>
           <w:lang w:val="uk-UA"/>
         </w:rPr>
@@ -15308,6 +16076,7 @@
           <w:rFonts w:ascii="Times New Roman" w:eastAsia="Calibri" w:hAnsi="Times New Roman" w:cs="Arial"/>
           <w:color w:val="000000"/>
           <w:spacing w:val="3"/>
+          <w:sz w:val="24"/>
           <w:szCs w:val="24"/>
           <w:lang w:val="uk-UA"/>
         </w:rPr>
@@ -15317,6 +16086,7 @@
         <w:rPr>
           <w:rFonts w:ascii="Times New Roman" w:eastAsia="Calibri" w:hAnsi="Times New Roman" w:cs="Arial"/>
           <w:color w:val="000000"/>
+          <w:sz w:val="24"/>
           <w:szCs w:val="24"/>
           <w:lang w:val="uk-UA"/>
         </w:rPr>
@@ -15327,6 +16097,7 @@
           <w:rFonts w:ascii="Times New Roman" w:eastAsia="Calibri" w:hAnsi="Times New Roman" w:cs="Arial"/>
           <w:color w:val="000000"/>
           <w:spacing w:val="2"/>
+          <w:sz w:val="24"/>
           <w:szCs w:val="24"/>
           <w:lang w:val="uk-UA"/>
         </w:rPr>
@@ -15363,6 +16134,7 @@
           <w:rFonts w:ascii="Times New Roman" w:eastAsia="Calibri" w:hAnsi="Times New Roman" w:cs="Arial"/>
           <w:i/>
           <w:color w:val="FF0000"/>
+          <w:sz w:val="24"/>
           <w:szCs w:val="24"/>
           <w:lang w:val="uk-UA"/>
         </w:rPr>
@@ -15374,6 +16146,7 @@
           <w:rFonts w:ascii="Times New Roman" w:eastAsia="Calibri" w:hAnsi="Times New Roman" w:cs="Arial"/>
           <w:b/>
           <w:color w:val="000000"/>
+          <w:sz w:val="24"/>
           <w:szCs w:val="24"/>
           <w:lang w:val="uk-UA"/>
         </w:rPr>
@@ -15398,6 +16171,7 @@
           <w:iCs/>
           <w:color w:val="FF0000"/>
           <w:spacing w:val="3"/>
+          <w:sz w:val="24"/>
           <w:szCs w:val="24"/>
           <w:lang w:val="uk-UA"/>
         </w:rPr>
@@ -15410,6 +16184,7 @@
           <w:iCs/>
           <w:color w:val="000000"/>
           <w:spacing w:val="3"/>
+          <w:sz w:val="24"/>
           <w:szCs w:val="24"/>
           <w:lang w:val="uk-UA"/>
         </w:rPr>
@@ -15420,6 +16195,7 @@
           <w:rFonts w:ascii="Times New Roman" w:eastAsia="Calibri" w:hAnsi="Times New Roman" w:cs="Arial"/>
           <w:color w:val="000000"/>
           <w:spacing w:val="3"/>
+          <w:sz w:val="24"/>
           <w:szCs w:val="24"/>
           <w:lang w:val="uk-UA"/>
         </w:rPr>
@@ -15445,6 +16221,7 @@
           <w:rFonts w:ascii="Times New Roman" w:eastAsia="Calibri" w:hAnsi="Times New Roman" w:cs="Arial"/>
           <w:color w:val="000000"/>
           <w:spacing w:val="11"/>
+          <w:sz w:val="24"/>
           <w:szCs w:val="24"/>
           <w:lang w:val="uk-UA"/>
         </w:rPr>
@@ -15455,6 +16232,7 @@
           <w:rFonts w:ascii="Times New Roman" w:eastAsia="Calibri" w:hAnsi="Times New Roman" w:cs="Arial"/>
           <w:color w:val="000000"/>
           <w:spacing w:val="8"/>
+          <w:sz w:val="24"/>
           <w:szCs w:val="24"/>
           <w:lang w:val="uk-UA"/>
         </w:rPr>
@@ -15465,6 +16243,7 @@
           <w:rFonts w:ascii="Times New Roman" w:eastAsia="Calibri" w:hAnsi="Times New Roman" w:cs="Arial"/>
           <w:color w:val="000000"/>
           <w:spacing w:val="1"/>
+          <w:sz w:val="24"/>
           <w:szCs w:val="24"/>
           <w:lang w:val="uk-UA"/>
         </w:rPr>
@@ -15494,6 +16273,7 @@
           <w:rFonts w:ascii="Times New Roman" w:eastAsia="Calibri" w:hAnsi="Times New Roman" w:cs="Arial"/>
           <w:color w:val="000000"/>
           <w:spacing w:val="1"/>
+          <w:sz w:val="24"/>
           <w:szCs w:val="24"/>
           <w:lang w:val="uk-UA"/>
         </w:rPr>
@@ -15504,6 +16284,7 @@
           <w:rFonts w:ascii="Times New Roman" w:eastAsia="Calibri" w:hAnsi="Times New Roman" w:cs="Arial"/>
           <w:color w:val="000000"/>
           <w:spacing w:val="7"/>
+          <w:sz w:val="24"/>
           <w:szCs w:val="24"/>
           <w:lang w:val="uk-UA"/>
         </w:rPr>
@@ -15514,6 +16295,7 @@
           <w:rFonts w:ascii="Times New Roman" w:eastAsia="Calibri" w:hAnsi="Times New Roman" w:cs="Arial"/>
           <w:color w:val="000000"/>
           <w:spacing w:val="4"/>
+          <w:sz w:val="24"/>
           <w:szCs w:val="24"/>
           <w:lang w:val="uk-UA"/>
         </w:rPr>
@@ -15550,6 +16332,7 @@
           <w:rFonts w:ascii="Times New Roman" w:eastAsia="Calibri" w:hAnsi="Times New Roman" w:cs="Arial"/>
           <w:i/>
           <w:color w:val="FF0000"/>
+          <w:sz w:val="24"/>
           <w:szCs w:val="24"/>
           <w:lang w:val="uk-UA"/>
         </w:rPr>
@@ -15560,6 +16343,7 @@
           <w:rFonts w:ascii="Times New Roman" w:eastAsia="Calibri" w:hAnsi="Times New Roman" w:cs="Arial"/>
           <w:b/>
           <w:color w:val="000000"/>
+          <w:sz w:val="24"/>
           <w:szCs w:val="24"/>
           <w:lang w:val="uk-UA"/>
         </w:rPr>
@@ -15584,6 +16368,7 @@
           <w:iCs/>
           <w:color w:val="FF0000"/>
           <w:spacing w:val="3"/>
+          <w:sz w:val="24"/>
           <w:szCs w:val="24"/>
           <w:lang w:val="uk-UA"/>
         </w:rPr>
@@ -15596,6 +16381,7 @@
           <w:iCs/>
           <w:color w:val="000000"/>
           <w:spacing w:val="3"/>
+          <w:sz w:val="24"/>
           <w:szCs w:val="24"/>
           <w:lang w:val="uk-UA"/>
         </w:rPr>
@@ -15606,6 +16392,7 @@
           <w:rFonts w:ascii="Times New Roman" w:eastAsia="Calibri" w:hAnsi="Times New Roman" w:cs="Arial"/>
           <w:color w:val="000000"/>
           <w:spacing w:val="3"/>
+          <w:sz w:val="24"/>
           <w:szCs w:val="24"/>
           <w:lang w:val="uk-UA"/>
         </w:rPr>
@@ -15635,6 +16422,7 @@
           <w:rFonts w:ascii="Times New Roman" w:eastAsia="Calibri" w:hAnsi="Times New Roman" w:cs="Arial"/>
           <w:color w:val="000000"/>
           <w:spacing w:val="2"/>
+          <w:sz w:val="24"/>
           <w:szCs w:val="24"/>
           <w:lang w:val="uk-UA"/>
         </w:rPr>
@@ -15645,6 +16433,7 @@
           <w:rFonts w:ascii="Times New Roman" w:eastAsia="Calibri" w:hAnsi="Times New Roman" w:cs="Arial"/>
           <w:color w:val="000000"/>
           <w:spacing w:val="3"/>
+          <w:sz w:val="24"/>
           <w:szCs w:val="24"/>
           <w:lang w:val="uk-UA"/>
         </w:rPr>
@@ -15655,6 +16444,7 @@
           <w:rFonts w:ascii="Times New Roman" w:eastAsia="Calibri" w:hAnsi="Times New Roman" w:cs="Arial"/>
           <w:color w:val="000000"/>
           <w:spacing w:val="7"/>
+          <w:sz w:val="24"/>
           <w:szCs w:val="24"/>
           <w:lang w:val="uk-UA"/>
         </w:rPr>
@@ -15665,6 +16455,7 @@
           <w:rFonts w:ascii="Times New Roman" w:eastAsia="Calibri" w:hAnsi="Times New Roman" w:cs="Arial"/>
           <w:color w:val="000000"/>
           <w:spacing w:val="-4"/>
+          <w:sz w:val="24"/>
           <w:szCs w:val="24"/>
           <w:lang w:val="uk-UA"/>
         </w:rPr>
@@ -15694,6 +16485,7 @@
           <w:rFonts w:ascii="Times New Roman" w:eastAsia="Calibri" w:hAnsi="Times New Roman" w:cs="Arial"/>
           <w:color w:val="000000"/>
           <w:spacing w:val="6"/>
+          <w:sz w:val="24"/>
           <w:szCs w:val="24"/>
           <w:lang w:val="uk-UA"/>
         </w:rPr>
@@ -15704,6 +16496,7 @@
           <w:rFonts w:ascii="Times New Roman" w:eastAsia="Calibri" w:hAnsi="Times New Roman" w:cs="Arial"/>
           <w:color w:val="000000"/>
           <w:spacing w:val="3"/>
+          <w:sz w:val="24"/>
           <w:szCs w:val="24"/>
           <w:lang w:val="uk-UA"/>
         </w:rPr>
@@ -15714,6 +16507,7 @@
           <w:rFonts w:ascii="Times New Roman" w:eastAsia="Calibri" w:hAnsi="Times New Roman" w:cs="Arial"/>
           <w:color w:val="000000"/>
           <w:spacing w:val="5"/>
+          <w:sz w:val="24"/>
           <w:szCs w:val="24"/>
           <w:lang w:val="uk-UA"/>
         </w:rPr>
@@ -15724,6 +16518,7 @@
           <w:rFonts w:ascii="Times New Roman" w:eastAsia="Calibri" w:hAnsi="Times New Roman" w:cs="Arial"/>
           <w:color w:val="000000"/>
           <w:spacing w:val="6"/>
+          <w:sz w:val="24"/>
           <w:szCs w:val="24"/>
           <w:lang w:val="uk-UA"/>
         </w:rPr>
@@ -15760,6 +16555,7 @@
           <w:rFonts w:ascii="Times New Roman" w:eastAsia="Calibri" w:hAnsi="Times New Roman" w:cs="Arial"/>
           <w:i/>
           <w:color w:val="FF0000"/>
+          <w:sz w:val="24"/>
           <w:szCs w:val="24"/>
           <w:lang w:val="uk-UA"/>
         </w:rPr>
@@ -15770,6 +16566,7 @@
           <w:rFonts w:ascii="Times New Roman" w:eastAsia="Calibri" w:hAnsi="Times New Roman" w:cs="Arial"/>
           <w:b/>
           <w:color w:val="000000"/>
+          <w:sz w:val="24"/>
           <w:szCs w:val="24"/>
           <w:lang w:val="uk-UA"/>
         </w:rPr>
@@ -15794,6 +16591,7 @@
           <w:iCs/>
           <w:color w:val="FF0000"/>
           <w:spacing w:val="3"/>
+          <w:sz w:val="24"/>
           <w:szCs w:val="24"/>
           <w:lang w:val="uk-UA"/>
         </w:rPr>
@@ -15806,6 +16604,7 @@
           <w:iCs/>
           <w:color w:val="000000"/>
           <w:spacing w:val="3"/>
+          <w:sz w:val="24"/>
           <w:szCs w:val="24"/>
           <w:lang w:val="uk-UA"/>
         </w:rPr>
@@ -15816,6 +16615,7 @@
           <w:rFonts w:ascii="Times New Roman" w:eastAsia="Calibri" w:hAnsi="Times New Roman" w:cs="Arial"/>
           <w:color w:val="000000"/>
           <w:spacing w:val="3"/>
+          <w:sz w:val="24"/>
           <w:szCs w:val="24"/>
           <w:lang w:val="uk-UA"/>
         </w:rPr>
@@ -15838,6 +16638,7 @@
         <w:rPr>
           <w:rFonts w:ascii="Times New Roman" w:eastAsia="Calibri" w:hAnsi="Times New Roman" w:cs="Arial"/>
           <w:color w:val="000000"/>
+          <w:sz w:val="24"/>
           <w:szCs w:val="24"/>
           <w:lang w:val="uk-UA"/>
         </w:rPr>
@@ -15848,6 +16649,7 @@
           <w:rFonts w:ascii="Times New Roman" w:eastAsia="Calibri" w:hAnsi="Times New Roman" w:cs="Arial"/>
           <w:color w:val="000000"/>
           <w:spacing w:val="3"/>
+          <w:sz w:val="24"/>
           <w:szCs w:val="24"/>
           <w:lang w:val="uk-UA"/>
         </w:rPr>
@@ -15858,6 +16660,7 @@
           <w:rFonts w:ascii="Times New Roman" w:eastAsia="Calibri" w:hAnsi="Times New Roman" w:cs="Arial"/>
           <w:color w:val="000000"/>
           <w:spacing w:val="7"/>
+          <w:sz w:val="24"/>
           <w:szCs w:val="24"/>
           <w:lang w:val="uk-UA"/>
         </w:rPr>
@@ -15868,6 +16671,7 @@
           <w:rFonts w:ascii="Times New Roman" w:eastAsia="Calibri" w:hAnsi="Times New Roman" w:cs="Arial"/>
           <w:color w:val="000000"/>
           <w:spacing w:val="4"/>
+          <w:sz w:val="24"/>
           <w:szCs w:val="24"/>
           <w:lang w:val="uk-UA"/>
         </w:rPr>
@@ -15891,6 +16695,7 @@
           <w:rFonts w:ascii="Times New Roman" w:eastAsia="Calibri" w:hAnsi="Times New Roman" w:cs="Arial"/>
           <w:color w:val="000000"/>
           <w:spacing w:val="10"/>
+          <w:sz w:val="24"/>
           <w:szCs w:val="24"/>
           <w:lang w:val="uk-UA"/>
         </w:rPr>
@@ -15901,6 +16706,7 @@
           <w:rFonts w:ascii="Times New Roman" w:eastAsia="Calibri" w:hAnsi="Times New Roman" w:cs="Arial"/>
           <w:color w:val="000000"/>
           <w:spacing w:val="5"/>
+          <w:sz w:val="24"/>
           <w:szCs w:val="24"/>
           <w:lang w:val="uk-UA"/>
         </w:rPr>
@@ -15940,6 +16746,7 @@
           <w:rFonts w:ascii="Times New Roman" w:eastAsia="Times New Roman" w:hAnsi="Times New Roman" w:cs="Times New Roman"/>
           <w:i/>
           <w:color w:val="FF0000"/>
+          <w:sz w:val="24"/>
           <w:szCs w:val="24"/>
           <w:lang w:val="uk-UA"/>
         </w:rPr>
@@ -15963,6 +16770,7 @@
           <w:rFonts w:ascii="Times New Roman" w:eastAsia="Calibri" w:hAnsi="Times New Roman" w:cs="Arial"/>
           <w:i/>
           <w:color w:val="FF0000"/>
+          <w:sz w:val="24"/>
           <w:szCs w:val="24"/>
           <w:lang w:val="uk-UA"/>
         </w:rPr>
@@ -15972,6 +16780,7 @@
         <w:rPr>
           <w:rFonts w:ascii="Times New Roman" w:eastAsia="Calibri" w:hAnsi="Times New Roman" w:cs="Arial"/>
           <w:color w:val="000000"/>
+          <w:sz w:val="24"/>
           <w:szCs w:val="24"/>
           <w:lang w:val="uk-UA"/>
         </w:rPr>
@@ -15995,6 +16804,7 @@
           <w:rFonts w:ascii="Times New Roman" w:eastAsia="Calibri" w:hAnsi="Times New Roman" w:cs="Arial"/>
           <w:i/>
           <w:color w:val="FF0000"/>
+          <w:sz w:val="24"/>
           <w:szCs w:val="24"/>
           <w:lang w:val="uk-UA"/>
         </w:rPr>
@@ -16004,6 +16814,7 @@
         <w:rPr>
           <w:rFonts w:ascii="Times New Roman" w:eastAsia="Calibri" w:hAnsi="Times New Roman" w:cs="Arial"/>
           <w:color w:val="000000"/>
+          <w:sz w:val="24"/>
           <w:szCs w:val="24"/>
           <w:lang w:val="uk-UA"/>
         </w:rPr>
@@ -16027,6 +16838,7 @@
           <w:rFonts w:ascii="Times New Roman" w:eastAsia="Calibri" w:hAnsi="Times New Roman" w:cs="Arial"/>
           <w:i/>
           <w:color w:val="FF0000"/>
+          <w:sz w:val="24"/>
           <w:szCs w:val="24"/>
           <w:lang w:val="uk-UA"/>
         </w:rPr>
@@ -16036,6 +16848,7 @@
         <w:rPr>
           <w:rFonts w:ascii="Times New Roman" w:eastAsia="Calibri" w:hAnsi="Times New Roman" w:cs="Arial"/>
           <w:color w:val="000000"/>
+          <w:sz w:val="24"/>
           <w:szCs w:val="24"/>
           <w:lang w:val="uk-UA"/>
         </w:rPr>
@@ -16059,6 +16872,7 @@
           <w:rFonts w:ascii="Times New Roman" w:eastAsia="Calibri" w:hAnsi="Times New Roman" w:cs="Arial"/>
           <w:i/>
           <w:color w:val="FF0000"/>
+          <w:sz w:val="24"/>
           <w:szCs w:val="24"/>
           <w:lang w:val="uk-UA"/>
         </w:rPr>
@@ -16068,6 +16882,7 @@
         <w:rPr>
           <w:rFonts w:ascii="Times New Roman" w:eastAsia="Calibri" w:hAnsi="Times New Roman" w:cs="Arial"/>
           <w:color w:val="000000"/>
+          <w:sz w:val="24"/>
           <w:szCs w:val="24"/>
           <w:lang w:val="uk-UA"/>
         </w:rPr>
@@ -16091,6 +16906,7 @@
           <w:rFonts w:ascii="Times New Roman" w:eastAsia="Calibri" w:hAnsi="Times New Roman" w:cs="Arial"/>
           <w:i/>
           <w:color w:val="FF0000"/>
+          <w:sz w:val="24"/>
           <w:szCs w:val="24"/>
           <w:lang w:val="uk-UA"/>
         </w:rPr>
@@ -16100,6 +16916,7 @@
         <w:rPr>
           <w:rFonts w:ascii="Times New Roman" w:eastAsia="Calibri" w:hAnsi="Times New Roman" w:cs="Arial"/>
           <w:color w:val="000000"/>
+          <w:sz w:val="24"/>
           <w:szCs w:val="24"/>
           <w:lang w:val="uk-UA"/>
         </w:rPr>
@@ -16123,6 +16940,7 @@
           <w:rFonts w:ascii="Times New Roman" w:eastAsia="Calibri" w:hAnsi="Times New Roman" w:cs="Arial"/>
           <w:i/>
           <w:color w:val="FF0000"/>
+          <w:sz w:val="24"/>
           <w:szCs w:val="24"/>
           <w:lang w:val="uk-UA"/>
         </w:rPr>
@@ -16133,6 +16951,7 @@
         <w:rPr>
           <w:rFonts w:ascii="Times New Roman" w:eastAsia="Calibri" w:hAnsi="Times New Roman" w:cs="Arial"/>
           <w:color w:val="000000"/>
+          <w:sz w:val="24"/>
           <w:szCs w:val="24"/>
           <w:lang w:val="uk-UA"/>
         </w:rPr>
@@ -16202,6 +17021,7 @@
           <w:rFonts w:ascii="Times New Roman" w:eastAsia="Calibri" w:hAnsi="Times New Roman" w:cs="Arial"/>
           <w:i/>
           <w:color w:val="FF0000"/>
+          <w:sz w:val="24"/>
           <w:szCs w:val="24"/>
           <w:lang w:val="uk-UA"/>
         </w:rPr>
@@ -16211,6 +17031,7 @@
         <w:rPr>
           <w:rFonts w:ascii="Times New Roman" w:eastAsia="Calibri" w:hAnsi="Times New Roman" w:cs="Arial"/>
           <w:color w:val="FF0000"/>
+          <w:sz w:val="24"/>
           <w:szCs w:val="24"/>
           <w:lang w:val="uk-UA"/>
         </w:rPr>
@@ -16220,6 +17041,7 @@
         <w:rPr>
           <w:rFonts w:ascii="Times New Roman" w:eastAsia="Calibri" w:hAnsi="Times New Roman" w:cs="Arial"/>
           <w:color w:val="000000"/>
+          <w:sz w:val="24"/>
           <w:szCs w:val="24"/>
           <w:lang w:val="uk-UA"/>
         </w:rPr>
@@ -16256,6 +17078,7 @@
           <w:rFonts w:ascii="Times New Roman" w:eastAsia="Calibri" w:hAnsi="Times New Roman" w:cs="Arial"/>
           <w:i/>
           <w:color w:val="FF0000"/>
+          <w:sz w:val="24"/>
           <w:szCs w:val="24"/>
           <w:lang w:val="uk-UA"/>
         </w:rPr>
@@ -16265,6 +17088,7 @@
         <w:rPr>
           <w:rFonts w:ascii="Times New Roman" w:eastAsia="Calibri" w:hAnsi="Times New Roman" w:cs="Arial"/>
           <w:color w:val="000000"/>
+          <w:sz w:val="24"/>
           <w:szCs w:val="24"/>
           <w:lang w:val="uk-UA"/>
         </w:rPr>
@@ -16275,6 +17099,7 @@
           <w:rFonts w:ascii="Times New Roman" w:eastAsia="Calibri" w:hAnsi="Times New Roman" w:cs="Arial"/>
           <w:i/>
           <w:color w:val="FF0000"/>
+          <w:sz w:val="24"/>
           <w:szCs w:val="24"/>
           <w:lang w:val="uk-UA"/>
         </w:rPr>
@@ -16284,6 +17109,7 @@
         <w:rPr>
           <w:rFonts w:ascii="Times New Roman" w:eastAsia="Calibri" w:hAnsi="Times New Roman" w:cs="Arial"/>
           <w:color w:val="000000"/>
+          <w:sz w:val="24"/>
           <w:szCs w:val="24"/>
           <w:lang w:val="uk-UA"/>
         </w:rPr>
@@ -16320,6 +17146,7 @@
           <w:rFonts w:ascii="Times New Roman" w:eastAsia="Calibri" w:hAnsi="Times New Roman" w:cs="Arial"/>
           <w:i/>
           <w:color w:val="FF0000"/>
+          <w:sz w:val="24"/>
           <w:szCs w:val="24"/>
           <w:lang w:val="uk-UA"/>
         </w:rPr>
@@ -16330,6 +17157,7 @@
           <w:rFonts w:ascii="Times New Roman" w:eastAsia="Calibri" w:hAnsi="Times New Roman" w:cs="Arial"/>
           <w:b/>
           <w:color w:val="000000"/>
+          <w:sz w:val="24"/>
           <w:szCs w:val="24"/>
           <w:lang w:val="uk-UA"/>
         </w:rPr>
@@ -16354,6 +17182,7 @@
           <w:iCs/>
           <w:color w:val="FF0000"/>
           <w:spacing w:val="3"/>
+          <w:sz w:val="24"/>
           <w:szCs w:val="24"/>
           <w:lang w:val="uk-UA"/>
         </w:rPr>
@@ -16366,6 +17195,7 @@
           <w:iCs/>
           <w:color w:val="000000"/>
           <w:spacing w:val="3"/>
+          <w:sz w:val="24"/>
           <w:szCs w:val="24"/>
           <w:lang w:val="uk-UA"/>
         </w:rPr>
@@ -16376,6 +17206,7 @@
           <w:rFonts w:ascii="Times New Roman" w:eastAsia="Calibri" w:hAnsi="Times New Roman" w:cs="Arial"/>
           <w:color w:val="000000"/>
           <w:spacing w:val="3"/>
+          <w:sz w:val="24"/>
           <w:szCs w:val="24"/>
           <w:lang w:val="uk-UA"/>
         </w:rPr>
@@ -16405,6 +17236,7 @@
           <w:rFonts w:ascii="Times New Roman" w:eastAsia="Calibri" w:hAnsi="Times New Roman" w:cs="Arial"/>
           <w:color w:val="000000"/>
           <w:spacing w:val="2"/>
+          <w:sz w:val="24"/>
           <w:szCs w:val="24"/>
           <w:lang w:val="uk-UA"/>
         </w:rPr>
@@ -16414,6 +17246,7 @@
         <w:rPr>
           <w:rFonts w:ascii="Times New Roman" w:eastAsia="Calibri" w:hAnsi="Times New Roman" w:cs="Arial"/>
           <w:color w:val="000000"/>
+          <w:sz w:val="24"/>
           <w:szCs w:val="24"/>
           <w:lang w:val="uk-UA"/>
         </w:rPr>
@@ -16424,6 +17257,7 @@
           <w:rFonts w:ascii="Times New Roman" w:eastAsia="Calibri" w:hAnsi="Times New Roman" w:cs="Arial"/>
           <w:color w:val="000000"/>
           <w:spacing w:val="3"/>
+          <w:sz w:val="24"/>
           <w:szCs w:val="24"/>
           <w:lang w:val="uk-UA"/>
         </w:rPr>
@@ -16434,6 +17268,7 @@
           <w:rFonts w:ascii="Times New Roman" w:eastAsia="Calibri" w:hAnsi="Times New Roman" w:cs="Arial"/>
           <w:color w:val="000000"/>
           <w:spacing w:val="4"/>
+          <w:sz w:val="24"/>
           <w:szCs w:val="24"/>
           <w:lang w:val="uk-UA"/>
         </w:rPr>
@@ -16463,6 +17298,7 @@
           <w:rFonts w:ascii="Times New Roman" w:eastAsia="Calibri" w:hAnsi="Times New Roman" w:cs="Arial"/>
           <w:color w:val="000000"/>
           <w:spacing w:val="7"/>
+          <w:sz w:val="24"/>
           <w:szCs w:val="24"/>
           <w:lang w:val="uk-UA"/>
         </w:rPr>
@@ -16473,6 +17309,7 @@
           <w:rFonts w:ascii="Times New Roman" w:eastAsia="Calibri" w:hAnsi="Times New Roman" w:cs="Arial"/>
           <w:color w:val="000000"/>
           <w:spacing w:val="5"/>
+          <w:sz w:val="24"/>
           <w:szCs w:val="24"/>
           <w:lang w:val="uk-UA"/>
         </w:rPr>
@@ -16483,6 +17320,7 @@
           <w:rFonts w:ascii="Times New Roman" w:eastAsia="Calibri" w:hAnsi="Times New Roman" w:cs="Arial"/>
           <w:color w:val="000000"/>
           <w:spacing w:val="10"/>
+          <w:sz w:val="24"/>
           <w:szCs w:val="24"/>
           <w:lang w:val="uk-UA"/>
         </w:rPr>
@@ -16493,6 +17331,7 @@
           <w:rFonts w:ascii="Times New Roman" w:eastAsia="Calibri" w:hAnsi="Times New Roman" w:cs="Arial"/>
           <w:color w:val="000000"/>
           <w:spacing w:val="4"/>
+          <w:sz w:val="24"/>
           <w:szCs w:val="24"/>
           <w:lang w:val="uk-UA"/>
         </w:rPr>
@@ -16529,6 +17368,7 @@
           <w:rFonts w:ascii="Times New Roman" w:eastAsia="Calibri" w:hAnsi="Times New Roman" w:cs="Arial"/>
           <w:i/>
           <w:color w:val="FF0000"/>
+          <w:sz w:val="24"/>
           <w:szCs w:val="24"/>
           <w:lang w:val="uk-UA"/>
         </w:rPr>
@@ -16539,6 +17379,7 @@
           <w:rFonts w:ascii="Times New Roman" w:eastAsia="Calibri" w:hAnsi="Times New Roman" w:cs="Arial"/>
           <w:b/>
           <w:color w:val="000000"/>
+          <w:sz w:val="24"/>
           <w:szCs w:val="24"/>
           <w:lang w:val="uk-UA"/>
         </w:rPr>
@@ -16563,6 +17404,7 @@
           <w:iCs/>
           <w:color w:val="FF0000"/>
           <w:spacing w:val="3"/>
+          <w:sz w:val="24"/>
           <w:szCs w:val="24"/>
           <w:lang w:val="uk-UA"/>
         </w:rPr>
@@ -16575,6 +17417,7 @@
           <w:iCs/>
           <w:color w:val="000000"/>
           <w:spacing w:val="3"/>
+          <w:sz w:val="24"/>
           <w:szCs w:val="24"/>
           <w:lang w:val="uk-UA"/>
         </w:rPr>
@@ -16585,6 +17428,7 @@
           <w:rFonts w:ascii="Times New Roman" w:eastAsia="Calibri" w:hAnsi="Times New Roman" w:cs="Arial"/>
           <w:color w:val="000000"/>
           <w:spacing w:val="3"/>
+          <w:sz w:val="24"/>
           <w:szCs w:val="24"/>
           <w:lang w:val="uk-UA"/>
         </w:rPr>
@@ -16613,6 +17457,7 @@
         <w:rPr>
           <w:rFonts w:ascii="Times New Roman" w:eastAsia="Calibri" w:hAnsi="Times New Roman" w:cs="Arial"/>
           <w:color w:val="000000"/>
+          <w:sz w:val="24"/>
           <w:szCs w:val="24"/>
           <w:lang w:val="uk-UA"/>
         </w:rPr>
@@ -16623,6 +17468,7 @@
           <w:rFonts w:ascii="Times New Roman" w:eastAsia="Calibri" w:hAnsi="Times New Roman" w:cs="Arial"/>
           <w:color w:val="000000"/>
           <w:spacing w:val="11"/>
+          <w:sz w:val="24"/>
           <w:szCs w:val="24"/>
           <w:lang w:val="uk-UA"/>
         </w:rPr>
@@ -16633,6 +17479,7 @@
           <w:rFonts w:ascii="Times New Roman" w:eastAsia="Calibri" w:hAnsi="Times New Roman" w:cs="Arial"/>
           <w:color w:val="000000"/>
           <w:spacing w:val="4"/>
+          <w:sz w:val="24"/>
           <w:szCs w:val="24"/>
           <w:lang w:val="uk-UA"/>
         </w:rPr>
@@ -16643,6 +17490,7 @@
           <w:rFonts w:ascii="Times New Roman" w:eastAsia="Calibri" w:hAnsi="Times New Roman" w:cs="Arial"/>
           <w:color w:val="000000"/>
           <w:spacing w:val="5"/>
+          <w:sz w:val="24"/>
           <w:szCs w:val="24"/>
           <w:lang w:val="uk-UA"/>
         </w:rPr>
@@ -16672,6 +17520,7 @@
           <w:rFonts w:ascii="Times New Roman" w:eastAsia="Calibri" w:hAnsi="Times New Roman" w:cs="Arial"/>
           <w:color w:val="000000"/>
           <w:spacing w:val="6"/>
+          <w:sz w:val="24"/>
           <w:szCs w:val="24"/>
           <w:lang w:val="uk-UA"/>
         </w:rPr>
@@ -16682,6 +17531,7 @@
           <w:rFonts w:ascii="Times New Roman" w:eastAsia="Calibri" w:hAnsi="Times New Roman" w:cs="Arial"/>
           <w:color w:val="000000"/>
           <w:spacing w:val="1"/>
+          <w:sz w:val="24"/>
           <w:szCs w:val="24"/>
           <w:lang w:val="uk-UA"/>
         </w:rPr>
@@ -16691,6 +17541,7 @@
         <w:rPr>
           <w:rFonts w:ascii="Times New Roman" w:eastAsia="Calibri" w:hAnsi="Times New Roman" w:cs="Arial"/>
           <w:color w:val="000000"/>
+          <w:sz w:val="24"/>
           <w:szCs w:val="24"/>
           <w:lang w:val="uk-UA"/>
         </w:rPr>
@@ -16701,6 +17552,7 @@
           <w:rFonts w:ascii="Times New Roman" w:eastAsia="Calibri" w:hAnsi="Times New Roman" w:cs="Arial"/>
           <w:color w:val="000000"/>
           <w:spacing w:val="5"/>
+          <w:sz w:val="24"/>
           <w:szCs w:val="24"/>
           <w:lang w:val="uk-UA"/>
         </w:rPr>
@@ -16711,6 +17563,7 @@
           <w:rFonts w:ascii="Times New Roman" w:eastAsia="Calibri" w:hAnsi="Times New Roman" w:cs="Arial"/>
           <w:color w:val="000000"/>
           <w:spacing w:val="3"/>
+          <w:sz w:val="24"/>
           <w:szCs w:val="24"/>
           <w:lang w:val="uk-UA"/>
         </w:rPr>
@@ -16752,6 +17605,7 @@
           <w:b/>
           <w:i/>
           <w:color w:val="FF0000"/>
+          <w:sz w:val="24"/>
           <w:szCs w:val="24"/>
           <w:lang w:val="uk-UA"/>
         </w:rPr>
@@ -16774,6 +17628,7 @@
           <w:rFonts w:ascii="Times New Roman" w:eastAsia="Calibri" w:hAnsi="Times New Roman" w:cs="Arial"/>
           <w:i/>
           <w:color w:val="FF0000"/>
+          <w:sz w:val="24"/>
           <w:szCs w:val="24"/>
           <w:lang w:val="uk-UA"/>
         </w:rPr>
@@ -16783,6 +17638,7 @@
         <w:rPr>
           <w:rFonts w:ascii="Times New Roman" w:eastAsia="Calibri" w:hAnsi="Times New Roman" w:cs="Arial"/>
           <w:color w:val="000000"/>
+          <w:sz w:val="24"/>
           <w:szCs w:val="24"/>
           <w:lang w:val="uk-UA"/>
         </w:rPr>
@@ -16805,6 +17661,7 @@
           <w:rFonts w:ascii="Times New Roman" w:eastAsia="Calibri" w:hAnsi="Times New Roman" w:cs="Arial"/>
           <w:i/>
           <w:color w:val="FF0000"/>
+          <w:sz w:val="24"/>
           <w:szCs w:val="24"/>
           <w:lang w:val="uk-UA"/>
         </w:rPr>
@@ -16814,6 +17671,7 @@
         <w:rPr>
           <w:rFonts w:ascii="Times New Roman" w:eastAsia="Calibri" w:hAnsi="Times New Roman" w:cs="Arial"/>
           <w:color w:val="000000"/>
+          <w:sz w:val="24"/>
           <w:szCs w:val="24"/>
           <w:lang w:val="uk-UA"/>
         </w:rPr>
@@ -16835,6 +17693,7 @@
         <w:rPr>
           <w:rFonts w:ascii="Times New Roman" w:eastAsia="Calibri" w:hAnsi="Times New Roman" w:cs="Arial"/>
           <w:color w:val="000000"/>
+          <w:sz w:val="24"/>
           <w:szCs w:val="24"/>
           <w:lang w:val="uk-UA"/>
         </w:rPr>
@@ -16845,6 +17704,7 @@
           <w:rFonts w:ascii="Times New Roman" w:eastAsia="Calibri" w:hAnsi="Times New Roman" w:cs="Arial"/>
           <w:i/>
           <w:color w:val="FF0000"/>
+          <w:sz w:val="24"/>
           <w:szCs w:val="24"/>
           <w:lang w:val="uk-UA"/>
         </w:rPr>
@@ -16854,6 +17714,7 @@
         <w:rPr>
           <w:rFonts w:ascii="Times New Roman" w:eastAsia="Calibri" w:hAnsi="Times New Roman" w:cs="Arial"/>
           <w:color w:val="000000"/>
+          <w:sz w:val="24"/>
           <w:szCs w:val="24"/>
           <w:lang w:val="uk-UA"/>
         </w:rPr>
@@ -16875,6 +17736,7 @@
         <w:rPr>
           <w:rFonts w:ascii="Times New Roman" w:eastAsia="Calibri" w:hAnsi="Times New Roman" w:cs="Arial"/>
           <w:color w:val="000000"/>
+          <w:sz w:val="24"/>
           <w:szCs w:val="24"/>
           <w:lang w:val="uk-UA"/>
         </w:rPr>
@@ -16897,6 +17759,7 @@
         <w:rPr>
           <w:rFonts w:ascii="Times New Roman" w:eastAsia="Calibri" w:hAnsi="Times New Roman" w:cs="Arial"/>
           <w:color w:val="000000"/>
+          <w:sz w:val="24"/>
           <w:szCs w:val="24"/>
           <w:lang w:val="uk-UA"/>
         </w:rPr>
@@ -16918,6 +17781,7 @@
         <w:rPr>
           <w:rFonts w:ascii="Times New Roman" w:eastAsia="Calibri" w:hAnsi="Times New Roman" w:cs="Arial"/>
           <w:color w:val="000000"/>
+          <w:sz w:val="24"/>
           <w:szCs w:val="24"/>
           <w:lang w:val="uk-UA"/>
         </w:rPr>
@@ -16939,6 +17803,7 @@
         <w:rPr>
           <w:rFonts w:ascii="Times New Roman" w:eastAsia="Calibri" w:hAnsi="Times New Roman" w:cs="Arial"/>
           <w:color w:val="000000"/>
+          <w:sz w:val="24"/>
           <w:szCs w:val="24"/>
           <w:lang w:val="uk-UA"/>
         </w:rPr>
@@ -16960,6 +17825,7 @@
         <w:rPr>
           <w:rFonts w:ascii="Times New Roman" w:eastAsia="Calibri" w:hAnsi="Times New Roman" w:cs="Arial"/>
           <w:color w:val="000000"/>
+          <w:sz w:val="24"/>
           <w:szCs w:val="24"/>
           <w:lang w:val="uk-UA"/>
         </w:rPr>
@@ -16995,6 +17861,7 @@
           <w:rFonts w:ascii="Times New Roman" w:eastAsia="Calibri" w:hAnsi="Times New Roman" w:cs="Arial"/>
           <w:b/>
           <w:color w:val="FF0000"/>
+          <w:sz w:val="24"/>
           <w:szCs w:val="24"/>
           <w:lang w:val="uk-UA"/>
         </w:rPr>
@@ -17018,6 +17885,7 @@
           <w:rFonts w:ascii="Times New Roman" w:eastAsia="Calibri" w:hAnsi="Times New Roman" w:cs="Arial"/>
           <w:i/>
           <w:color w:val="FF0000"/>
+          <w:sz w:val="24"/>
           <w:szCs w:val="24"/>
           <w:lang w:val="uk-UA"/>
         </w:rPr>
@@ -17027,6 +17895,7 @@
         <w:rPr>
           <w:rFonts w:ascii="Times New Roman" w:eastAsia="Calibri" w:hAnsi="Times New Roman" w:cs="Arial"/>
           <w:color w:val="000000"/>
+          <w:sz w:val="24"/>
           <w:szCs w:val="24"/>
           <w:lang w:val="uk-UA"/>
         </w:rPr>
@@ -17037,6 +17906,7 @@
           <w:rFonts w:ascii="Times New Roman" w:eastAsia="Calibri" w:hAnsi="Times New Roman" w:cs="Arial"/>
           <w:b/>
           <w:color w:val="000000"/>
+          <w:sz w:val="24"/>
           <w:szCs w:val="24"/>
           <w:lang w:val="uk-UA"/>
         </w:rPr>
@@ -17059,6 +17929,7 @@
           <w:rFonts w:ascii="Times New Roman" w:eastAsia="Calibri" w:hAnsi="Times New Roman" w:cs="Arial"/>
           <w:i/>
           <w:color w:val="FF0000"/>
+          <w:sz w:val="24"/>
           <w:szCs w:val="24"/>
           <w:lang w:val="uk-UA"/>
         </w:rPr>
@@ -17069,6 +17940,7 @@
           <w:rFonts w:ascii="Times New Roman" w:eastAsia="Calibri" w:hAnsi="Times New Roman" w:cs="Arial"/>
           <w:i/>
           <w:color w:val="000000"/>
+          <w:sz w:val="24"/>
           <w:szCs w:val="24"/>
           <w:lang w:val="uk-UA"/>
         </w:rPr>
@@ -17078,6 +17950,7 @@
         <w:rPr>
           <w:rFonts w:ascii="Times New Roman" w:eastAsia="Calibri" w:hAnsi="Times New Roman" w:cs="Arial"/>
           <w:color w:val="000000"/>
+          <w:sz w:val="24"/>
           <w:szCs w:val="24"/>
           <w:lang w:val="uk-UA"/>
         </w:rPr>
@@ -17099,6 +17972,7 @@
         <w:rPr>
           <w:rFonts w:ascii="Times New Roman" w:eastAsia="Calibri" w:hAnsi="Times New Roman" w:cs="Arial"/>
           <w:color w:val="000000"/>
+          <w:sz w:val="24"/>
           <w:szCs w:val="24"/>
           <w:lang w:val="uk-UA"/>
         </w:rPr>
@@ -17121,6 +17995,7 @@
           <w:rFonts w:ascii="Times New Roman" w:eastAsia="Calibri" w:hAnsi="Times New Roman" w:cs="Arial"/>
           <w:i/>
           <w:color w:val="FF0000"/>
+          <w:sz w:val="24"/>
           <w:szCs w:val="24"/>
           <w:lang w:val="uk-UA"/>
         </w:rPr>
@@ -17131,6 +18006,7 @@
           <w:rFonts w:ascii="Times New Roman" w:eastAsia="Calibri" w:hAnsi="Times New Roman" w:cs="Arial"/>
           <w:i/>
           <w:color w:val="000000"/>
+          <w:sz w:val="24"/>
           <w:szCs w:val="24"/>
           <w:lang w:val="uk-UA"/>
         </w:rPr>
@@ -17140,6 +18016,7 @@
         <w:rPr>
           <w:rFonts w:ascii="Times New Roman" w:eastAsia="Calibri" w:hAnsi="Times New Roman" w:cs="Arial"/>
           <w:color w:val="000000"/>
+          <w:sz w:val="24"/>
           <w:szCs w:val="24"/>
           <w:lang w:val="uk-UA"/>
         </w:rPr>
@@ -17161,6 +18038,7 @@
         <w:rPr>
           <w:rFonts w:ascii="Times New Roman" w:eastAsia="Calibri" w:hAnsi="Times New Roman" w:cs="Arial"/>
           <w:color w:val="000000"/>
+          <w:sz w:val="24"/>
           <w:szCs w:val="24"/>
           <w:lang w:val="uk-UA"/>
         </w:rPr>
@@ -17183,6 +18061,7 @@
           <w:rFonts w:ascii="Times New Roman" w:eastAsia="Calibri" w:hAnsi="Times New Roman" w:cs="Arial"/>
           <w:b/>
           <w:color w:val="000000"/>
+          <w:sz w:val="24"/>
           <w:szCs w:val="24"/>
           <w:lang w:val="uk-UA"/>
         </w:rPr>
@@ -17192,6 +18071,7 @@
         <w:rPr>
           <w:rFonts w:ascii="Times New Roman" w:eastAsia="Calibri" w:hAnsi="Times New Roman" w:cs="Arial"/>
           <w:color w:val="000000"/>
+          <w:sz w:val="24"/>
           <w:szCs w:val="24"/>
           <w:lang w:val="uk-UA"/>
         </w:rPr>
@@ -17216,6 +18096,7 @@
           <w:b/>
           <w:i/>
           <w:color w:val="FF0000"/>
+          <w:sz w:val="24"/>
           <w:szCs w:val="24"/>
           <w:lang w:val="uk-UA"/>
         </w:rPr>
@@ -17225,6 +18106,7 @@
         <w:rPr>
           <w:rFonts w:ascii="Times New Roman" w:eastAsia="Calibri" w:hAnsi="Times New Roman" w:cs="Arial"/>
           <w:color w:val="000000"/>
+          <w:sz w:val="24"/>
           <w:szCs w:val="24"/>
           <w:lang w:val="uk-UA"/>
         </w:rPr>
@@ -17235,6 +18117,7 @@
           <w:rFonts w:ascii="Times New Roman" w:eastAsia="Calibri" w:hAnsi="Times New Roman" w:cs="Arial"/>
           <w:i/>
           <w:color w:val="FF0000"/>
+          <w:sz w:val="24"/>
           <w:szCs w:val="24"/>
           <w:lang w:val="uk-UA"/>
         </w:rPr>
@@ -17244,6 +18127,7 @@
         <w:rPr>
           <w:rFonts w:ascii="Times New Roman" w:eastAsia="Calibri" w:hAnsi="Times New Roman" w:cs="Arial"/>
           <w:color w:val="000000"/>
+          <w:sz w:val="24"/>
           <w:szCs w:val="24"/>
           <w:lang w:val="uk-UA"/>
         </w:rPr>
@@ -17254,6 +18138,7 @@
           <w:rFonts w:ascii="Times New Roman" w:eastAsia="Calibri" w:hAnsi="Times New Roman" w:cs="Arial"/>
           <w:b/>
           <w:color w:val="000000"/>
+          <w:sz w:val="24"/>
           <w:szCs w:val="24"/>
           <w:lang w:val="uk-UA"/>
         </w:rPr>
@@ -17294,6 +18179,7 @@
           <w:b/>
           <w:i/>
           <w:color w:val="FF0000"/>
+          <w:sz w:val="24"/>
           <w:szCs w:val="24"/>
           <w:lang w:val="uk-UA"/>
         </w:rPr>
@@ -17317,6 +18203,7 @@
           <w:rFonts w:ascii="Times New Roman" w:eastAsia="Calibri" w:hAnsi="Times New Roman" w:cs="Arial"/>
           <w:i/>
           <w:color w:val="FF0000"/>
+          <w:sz w:val="24"/>
           <w:szCs w:val="24"/>
           <w:lang w:val="uk-UA"/>
         </w:rPr>
@@ -17326,6 +18213,7 @@
         <w:rPr>
           <w:rFonts w:ascii="Times New Roman" w:eastAsia="Calibri" w:hAnsi="Times New Roman" w:cs="Arial"/>
           <w:color w:val="000000"/>
+          <w:sz w:val="24"/>
           <w:szCs w:val="24"/>
           <w:lang w:val="uk-UA"/>
         </w:rPr>
@@ -17349,6 +18237,7 @@
           <w:rFonts w:ascii="Times New Roman" w:eastAsia="Calibri" w:hAnsi="Times New Roman" w:cs="Arial"/>
           <w:i/>
           <w:color w:val="FF0000"/>
+          <w:sz w:val="24"/>
           <w:szCs w:val="24"/>
           <w:lang w:val="uk-UA"/>
         </w:rPr>
@@ -17358,6 +18247,7 @@
         <w:rPr>
           <w:rFonts w:ascii="Times New Roman" w:eastAsia="Calibri" w:hAnsi="Times New Roman" w:cs="Arial"/>
           <w:color w:val="000000"/>
+          <w:sz w:val="24"/>
           <w:szCs w:val="24"/>
           <w:lang w:val="uk-UA"/>
         </w:rPr>
@@ -17381,6 +18271,7 @@
           <w:rFonts w:ascii="Times New Roman" w:eastAsia="Calibri" w:hAnsi="Times New Roman" w:cs="Arial"/>
           <w:i/>
           <w:color w:val="FF0000"/>
+          <w:sz w:val="24"/>
           <w:szCs w:val="24"/>
           <w:lang w:val="uk-UA"/>
         </w:rPr>
@@ -17390,6 +18281,7 @@
         <w:rPr>
           <w:rFonts w:ascii="Times New Roman" w:eastAsia="Calibri" w:hAnsi="Times New Roman" w:cs="Arial"/>
           <w:color w:val="000000"/>
+          <w:sz w:val="24"/>
           <w:szCs w:val="24"/>
           <w:lang w:val="uk-UA"/>
         </w:rPr>
@@ -17413,6 +18305,7 @@
           <w:rFonts w:ascii="Times New Roman" w:eastAsia="Calibri" w:hAnsi="Times New Roman" w:cs="Arial"/>
           <w:i/>
           <w:color w:val="FF0000"/>
+          <w:sz w:val="24"/>
           <w:szCs w:val="24"/>
           <w:lang w:val="uk-UA"/>
         </w:rPr>
@@ -17422,6 +18315,7 @@
         <w:rPr>
           <w:rFonts w:ascii="Times New Roman" w:eastAsia="Calibri" w:hAnsi="Times New Roman" w:cs="Arial"/>
           <w:color w:val="000000"/>
+          <w:sz w:val="24"/>
           <w:szCs w:val="24"/>
           <w:lang w:val="uk-UA"/>
         </w:rPr>
@@ -17445,6 +18339,7 @@
           <w:rFonts w:ascii="Times New Roman" w:eastAsia="Calibri" w:hAnsi="Times New Roman" w:cs="Arial"/>
           <w:i/>
           <w:color w:val="FF0000"/>
+          <w:sz w:val="24"/>
           <w:szCs w:val="24"/>
           <w:lang w:val="uk-UA"/>
         </w:rPr>
@@ -17454,6 +18349,7 @@
         <w:rPr>
           <w:rFonts w:ascii="Times New Roman" w:eastAsia="Calibri" w:hAnsi="Times New Roman" w:cs="Arial"/>
           <w:color w:val="000000"/>
+          <w:sz w:val="24"/>
           <w:szCs w:val="24"/>
           <w:lang w:val="uk-UA"/>
         </w:rPr>
@@ -17477,6 +18373,7 @@
           <w:rFonts w:ascii="Times New Roman" w:eastAsia="Calibri" w:hAnsi="Times New Roman" w:cs="Arial"/>
           <w:i/>
           <w:color w:val="FF0000"/>
+          <w:sz w:val="24"/>
           <w:szCs w:val="24"/>
           <w:lang w:val="uk-UA"/>
         </w:rPr>
@@ -17486,6 +18383,7 @@
         <w:rPr>
           <w:rFonts w:ascii="Times New Roman" w:eastAsia="Calibri" w:hAnsi="Times New Roman" w:cs="Arial"/>
           <w:color w:val="000000"/>
+          <w:sz w:val="24"/>
           <w:szCs w:val="24"/>
           <w:lang w:val="uk-UA"/>
         </w:rPr>
@@ -17509,6 +18407,7 @@
           <w:i/>
           <w:iCs/>
           <w:color w:val="FF0000"/>
+          <w:sz w:val="24"/>
           <w:szCs w:val="24"/>
           <w:lang w:val="uk-UA"/>
         </w:rPr>
@@ -17519,6 +18418,7 @@
         <w:rPr>
           <w:rFonts w:ascii="Times New Roman" w:eastAsia="Calibri" w:hAnsi="Times New Roman" w:cs="Arial"/>
           <w:color w:val="000000"/>
+          <w:sz w:val="24"/>
           <w:szCs w:val="24"/>
           <w:lang w:val="uk-UA"/>
         </w:rPr>
@@ -17541,6 +18441,7 @@
           <w:rFonts w:ascii="Times New Roman" w:eastAsia="Calibri" w:hAnsi="Times New Roman" w:cs="Arial"/>
           <w:i/>
           <w:color w:val="FF0000"/>
+          <w:sz w:val="24"/>
           <w:szCs w:val="24"/>
           <w:lang w:val="uk-UA"/>
         </w:rPr>
@@ -17550,6 +18451,7 @@
         <w:rPr>
           <w:rFonts w:ascii="Times New Roman" w:eastAsia="Calibri" w:hAnsi="Times New Roman" w:cs="Arial"/>
           <w:color w:val="FF0000"/>
+          <w:sz w:val="24"/>
           <w:szCs w:val="24"/>
           <w:lang w:val="uk-UA"/>
         </w:rPr>
@@ -17559,6 +18461,7 @@
         <w:rPr>
           <w:rFonts w:ascii="Times New Roman" w:eastAsia="Calibri" w:hAnsi="Times New Roman" w:cs="Arial"/>
           <w:color w:val="000000"/>
+          <w:sz w:val="24"/>
           <w:szCs w:val="24"/>
           <w:lang w:val="uk-UA"/>
         </w:rPr>
@@ -17598,6 +18501,7 @@
           <w:b/>
           <w:i/>
           <w:color w:val="FF0000"/>
+          <w:sz w:val="24"/>
           <w:szCs w:val="24"/>
           <w:lang w:val="uk-UA"/>
         </w:rPr>
@@ -17619,6 +18523,7 @@
         <w:rPr>
           <w:rFonts w:ascii="Times New Roman" w:eastAsia="Calibri" w:hAnsi="Times New Roman" w:cs="Arial"/>
           <w:color w:val="000000"/>
+          <w:sz w:val="24"/>
           <w:szCs w:val="24"/>
           <w:lang w:val="uk-UA"/>
         </w:rPr>
@@ -17659,6 +18564,7 @@
           <w:b/>
           <w:i/>
           <w:color w:val="FF0000"/>
+          <w:sz w:val="24"/>
           <w:szCs w:val="24"/>
           <w:lang w:val="uk-UA"/>
         </w:rPr>
@@ -17682,6 +18588,7 @@
           <w:rFonts w:ascii="Times New Roman" w:eastAsia="Calibri" w:hAnsi="Times New Roman" w:cs="Arial"/>
           <w:b/>
           <w:color w:val="FF0000"/>
+          <w:sz w:val="24"/>
           <w:szCs w:val="24"/>
           <w:lang w:val="uk-UA"/>
         </w:rPr>
@@ -17703,6 +18610,7 @@
         <w:rPr>
           <w:rFonts w:ascii="Times New Roman" w:eastAsia="Calibri" w:hAnsi="Times New Roman" w:cs="Arial"/>
           <w:color w:val="000000"/>
+          <w:sz w:val="24"/>
           <w:szCs w:val="24"/>
           <w:lang w:val="uk-UA"/>
         </w:rPr>
@@ -17724,6 +18632,7 @@
         <w:rPr>
           <w:rFonts w:ascii="Times New Roman" w:eastAsia="Calibri" w:hAnsi="Times New Roman" w:cs="Arial"/>
           <w:color w:val="000000"/>
+          <w:sz w:val="24"/>
           <w:szCs w:val="24"/>
           <w:lang w:val="uk-UA"/>
         </w:rPr>
@@ -17745,6 +18654,7 @@
         <w:rPr>
           <w:rFonts w:ascii="Times New Roman" w:eastAsia="Calibri" w:hAnsi="Times New Roman" w:cs="Arial"/>
           <w:color w:val="000000"/>
+          <w:sz w:val="24"/>
           <w:szCs w:val="24"/>
           <w:lang w:val="uk-UA"/>
         </w:rPr>
@@ -17766,6 +18676,7 @@
         <w:rPr>
           <w:rFonts w:ascii="Times New Roman" w:eastAsia="Calibri" w:hAnsi="Times New Roman" w:cs="Arial"/>
           <w:color w:val="000000"/>
+          <w:sz w:val="24"/>
           <w:szCs w:val="24"/>
           <w:lang w:val="uk-UA"/>
         </w:rPr>
@@ -17787,6 +18698,7 @@
         <w:rPr>
           <w:rFonts w:ascii="Times New Roman" w:eastAsia="Calibri" w:hAnsi="Times New Roman" w:cs="Arial"/>
           <w:color w:val="000000"/>
+          <w:sz w:val="24"/>
           <w:szCs w:val="24"/>
           <w:lang w:val="uk-UA"/>
         </w:rPr>
@@ -17808,6 +18720,7 @@
         <w:rPr>
           <w:rFonts w:ascii="Times New Roman" w:eastAsia="Calibri" w:hAnsi="Times New Roman" w:cs="Arial"/>
           <w:color w:val="000000"/>
+          <w:sz w:val="24"/>
           <w:szCs w:val="24"/>
           <w:lang w:val="uk-UA"/>
         </w:rPr>
@@ -17829,6 +18742,7 @@
         <w:rPr>
           <w:rFonts w:ascii="Times New Roman" w:eastAsia="Calibri" w:hAnsi="Times New Roman" w:cs="Arial"/>
           <w:color w:val="000000"/>
+          <w:sz w:val="24"/>
           <w:szCs w:val="24"/>
           <w:lang w:val="uk-UA"/>
         </w:rPr>
@@ -17850,6 +18764,7 @@
         <w:rPr>
           <w:rFonts w:ascii="Times New Roman" w:eastAsia="Calibri" w:hAnsi="Times New Roman" w:cs="Arial"/>
           <w:color w:val="000000"/>
+          <w:sz w:val="24"/>
           <w:szCs w:val="24"/>
           <w:lang w:val="uk-UA"/>
         </w:rPr>
@@ -17871,6 +18786,7 @@
         <w:rPr>
           <w:rFonts w:ascii="Times New Roman" w:eastAsia="Calibri" w:hAnsi="Times New Roman" w:cs="Arial"/>
           <w:color w:val="000000"/>
+          <w:sz w:val="24"/>
           <w:szCs w:val="24"/>
           <w:lang w:val="uk-UA"/>
         </w:rPr>
@@ -17892,6 +18808,7 @@
         <w:rPr>
           <w:rFonts w:ascii="Times New Roman" w:eastAsia="Calibri" w:hAnsi="Times New Roman" w:cs="Arial"/>
           <w:color w:val="000000"/>
+          <w:sz w:val="24"/>
           <w:szCs w:val="24"/>
           <w:lang w:val="uk-UA"/>
         </w:rPr>
@@ -17913,6 +18830,7 @@
         <w:rPr>
           <w:rFonts w:ascii="Times New Roman" w:eastAsia="Calibri" w:hAnsi="Times New Roman" w:cs="Arial"/>
           <w:color w:val="000000"/>
+          <w:sz w:val="24"/>
           <w:szCs w:val="24"/>
           <w:lang w:val="uk-UA"/>
         </w:rPr>
@@ -17934,6 +18852,7 @@
         <w:rPr>
           <w:rFonts w:ascii="Times New Roman" w:eastAsia="Calibri" w:hAnsi="Times New Roman" w:cs="Arial"/>
           <w:color w:val="000000"/>
+          <w:sz w:val="24"/>
           <w:szCs w:val="24"/>
           <w:lang w:val="uk-UA"/>
         </w:rPr>
@@ -17955,6 +18874,7 @@
         <w:rPr>
           <w:rFonts w:ascii="Times New Roman" w:eastAsia="Calibri" w:hAnsi="Times New Roman" w:cs="Arial"/>
           <w:color w:val="000000"/>
+          <w:sz w:val="24"/>
           <w:szCs w:val="24"/>
           <w:lang w:val="uk-UA"/>
         </w:rPr>
@@ -17976,6 +18896,7 @@
         <w:rPr>
           <w:rFonts w:ascii="Times New Roman" w:eastAsia="Calibri" w:hAnsi="Times New Roman" w:cs="Arial"/>
           <w:color w:val="000000"/>
+          <w:sz w:val="24"/>
           <w:szCs w:val="24"/>
           <w:lang w:val="uk-UA"/>
         </w:rPr>
@@ -17999,6 +18920,7 @@
           <w:rFonts w:ascii="Times New Roman" w:eastAsia="Calibri" w:hAnsi="Times New Roman" w:cs="Arial"/>
           <w:b/>
           <w:color w:val="FF0000"/>
+          <w:sz w:val="24"/>
           <w:szCs w:val="24"/>
           <w:lang w:val="uk-UA"/>
         </w:rPr>
@@ -18020,6 +18942,7 @@
         <w:rPr>
           <w:rFonts w:ascii="Times New Roman" w:eastAsia="Calibri" w:hAnsi="Times New Roman" w:cs="Arial"/>
           <w:color w:val="000000"/>
+          <w:sz w:val="24"/>
           <w:szCs w:val="24"/>
           <w:lang w:val="uk-UA"/>
         </w:rPr>
@@ -18041,6 +18964,7 @@
         <w:rPr>
           <w:rFonts w:ascii="Times New Roman" w:eastAsia="Calibri" w:hAnsi="Times New Roman" w:cs="Arial"/>
           <w:color w:val="000000"/>
+          <w:sz w:val="24"/>
           <w:szCs w:val="24"/>
           <w:lang w:val="uk-UA"/>
         </w:rPr>
@@ -18062,6 +18986,7 @@
         <w:rPr>
           <w:rFonts w:ascii="Times New Roman" w:eastAsia="Calibri" w:hAnsi="Times New Roman" w:cs="Arial"/>
           <w:color w:val="000000"/>
+          <w:sz w:val="24"/>
           <w:szCs w:val="24"/>
           <w:lang w:val="uk-UA"/>
         </w:rPr>
@@ -18083,6 +19008,7 @@
         <w:rPr>
           <w:rFonts w:ascii="Times New Roman" w:eastAsia="Calibri" w:hAnsi="Times New Roman" w:cs="Arial"/>
           <w:color w:val="000000"/>
+          <w:sz w:val="24"/>
           <w:szCs w:val="24"/>
           <w:lang w:val="uk-UA"/>
         </w:rPr>
@@ -18104,6 +19030,7 @@
         <w:rPr>
           <w:rFonts w:ascii="Times New Roman" w:eastAsia="Calibri" w:hAnsi="Times New Roman" w:cs="Arial"/>
           <w:color w:val="000000"/>
+          <w:sz w:val="24"/>
           <w:szCs w:val="24"/>
           <w:lang w:val="uk-UA"/>
         </w:rPr>
@@ -18125,6 +19052,7 @@
         <w:rPr>
           <w:rFonts w:ascii="Times New Roman" w:eastAsia="Calibri" w:hAnsi="Times New Roman" w:cs="Arial"/>
           <w:color w:val="000000"/>
+          <w:sz w:val="24"/>
           <w:szCs w:val="24"/>
           <w:lang w:val="uk-UA"/>
         </w:rPr>
@@ -18146,6 +19074,7 @@
         <w:rPr>
           <w:rFonts w:ascii="Times New Roman" w:eastAsia="Calibri" w:hAnsi="Times New Roman" w:cs="Arial"/>
           <w:color w:val="000000"/>
+          <w:sz w:val="24"/>
           <w:szCs w:val="24"/>
           <w:lang w:val="uk-UA"/>
         </w:rPr>
@@ -18167,6 +19096,7 @@
         <w:rPr>
           <w:rFonts w:ascii="Times New Roman" w:eastAsia="Calibri" w:hAnsi="Times New Roman" w:cs="Arial"/>
           <w:color w:val="000000"/>
+          <w:sz w:val="24"/>
           <w:szCs w:val="24"/>
           <w:lang w:val="uk-UA"/>
         </w:rPr>
@@ -18189,6 +19119,7 @@
         <w:rPr>
           <w:rFonts w:ascii="Times New Roman" w:eastAsia="Calibri" w:hAnsi="Times New Roman" w:cs="Arial"/>
           <w:color w:val="000000"/>
+          <w:sz w:val="24"/>
           <w:szCs w:val="24"/>
           <w:lang w:val="uk-UA"/>
         </w:rPr>
@@ -18212,6 +19143,7 @@
           <w:rFonts w:ascii="Times New Roman" w:eastAsia="Calibri" w:hAnsi="Times New Roman" w:cs="Arial"/>
           <w:b/>
           <w:color w:val="FF0000"/>
+          <w:sz w:val="24"/>
           <w:szCs w:val="24"/>
           <w:lang w:val="uk-UA"/>
         </w:rPr>
@@ -18233,6 +19165,7 @@
         <w:rPr>
           <w:rFonts w:ascii="Times New Roman" w:eastAsia="Calibri" w:hAnsi="Times New Roman" w:cs="Arial"/>
           <w:color w:val="000000"/>
+          <w:sz w:val="24"/>
           <w:szCs w:val="24"/>
           <w:lang w:val="uk-UA"/>
         </w:rPr>
@@ -18254,6 +19187,7 @@
         <w:rPr>
           <w:rFonts w:ascii="Times New Roman" w:eastAsia="Calibri" w:hAnsi="Times New Roman" w:cs="Arial"/>
           <w:color w:val="000000"/>
+          <w:sz w:val="24"/>
           <w:szCs w:val="24"/>
           <w:lang w:val="uk-UA"/>
         </w:rPr>
@@ -18275,6 +19209,7 @@
         <w:rPr>
           <w:rFonts w:ascii="Times New Roman" w:eastAsia="Calibri" w:hAnsi="Times New Roman" w:cs="Arial"/>
           <w:color w:val="000000"/>
+          <w:sz w:val="24"/>
           <w:szCs w:val="24"/>
           <w:lang w:val="uk-UA"/>
         </w:rPr>
@@ -18296,6 +19231,7 @@
         <w:rPr>
           <w:rFonts w:ascii="Times New Roman" w:eastAsia="Calibri" w:hAnsi="Times New Roman" w:cs="Arial"/>
           <w:color w:val="000000"/>
+          <w:sz w:val="24"/>
           <w:szCs w:val="24"/>
           <w:lang w:val="uk-UA"/>
         </w:rPr>
@@ -18317,6 +19253,7 @@
         <w:rPr>
           <w:rFonts w:ascii="Times New Roman" w:eastAsia="Calibri" w:hAnsi="Times New Roman" w:cs="Arial"/>
           <w:color w:val="000000"/>
+          <w:sz w:val="24"/>
           <w:szCs w:val="24"/>
           <w:lang w:val="uk-UA"/>
         </w:rPr>
@@ -18357,6 +19294,7 @@
           <w:b/>
           <w:i/>
           <w:color w:val="FF0000"/>
+          <w:sz w:val="24"/>
           <w:szCs w:val="24"/>
           <w:lang w:val="uk-UA"/>
         </w:rPr>
@@ -18379,6 +19317,7 @@
           <w:rFonts w:ascii="Times New Roman" w:eastAsia="Calibri" w:hAnsi="Times New Roman" w:cs="Arial"/>
           <w:i/>
           <w:color w:val="FF0000"/>
+          <w:sz w:val="24"/>
           <w:szCs w:val="24"/>
           <w:lang w:val="uk-UA"/>
         </w:rPr>
@@ -18388,6 +19327,7 @@
         <w:rPr>
           <w:rFonts w:ascii="Times New Roman" w:eastAsia="Calibri" w:hAnsi="Times New Roman" w:cs="Arial"/>
           <w:color w:val="000000"/>
+          <w:sz w:val="24"/>
           <w:szCs w:val="24"/>
           <w:lang w:val="uk-UA"/>
         </w:rPr>
@@ -18410,6 +19350,7 @@
           <w:rFonts w:ascii="Times New Roman" w:eastAsia="Calibri" w:hAnsi="Times New Roman" w:cs="Arial"/>
           <w:i/>
           <w:color w:val="FF0000"/>
+          <w:sz w:val="24"/>
           <w:szCs w:val="24"/>
           <w:lang w:val="uk-UA"/>
         </w:rPr>
@@ -18419,6 +19360,7 @@
         <w:rPr>
           <w:rFonts w:ascii="Times New Roman" w:eastAsia="Calibri" w:hAnsi="Times New Roman" w:cs="Arial"/>
           <w:color w:val="000000"/>
+          <w:sz w:val="24"/>
           <w:szCs w:val="24"/>
           <w:lang w:val="uk-UA"/>
         </w:rPr>
@@ -18440,6 +19382,7 @@
         <w:rPr>
           <w:rFonts w:ascii="Times New Roman" w:eastAsia="Calibri" w:hAnsi="Times New Roman" w:cs="Arial"/>
           <w:color w:val="000000"/>
+          <w:sz w:val="24"/>
           <w:szCs w:val="24"/>
           <w:lang w:val="uk-UA"/>
         </w:rPr>
@@ -18461,6 +19404,7 @@
         <w:rPr>
           <w:rFonts w:ascii="Times New Roman" w:eastAsia="Calibri" w:hAnsi="Times New Roman" w:cs="Arial"/>
           <w:color w:val="000000"/>
+          <w:sz w:val="24"/>
           <w:szCs w:val="24"/>
           <w:lang w:val="uk-UA"/>
         </w:rPr>
@@ -18482,6 +19426,7 @@
         <w:rPr>
           <w:rFonts w:ascii="Times New Roman" w:eastAsia="Calibri" w:hAnsi="Times New Roman" w:cs="Arial"/>
           <w:color w:val="000000"/>
+          <w:sz w:val="24"/>
           <w:szCs w:val="24"/>
           <w:lang w:val="uk-UA"/>
         </w:rPr>
@@ -18503,6 +19448,7 @@
         <w:rPr>
           <w:rFonts w:ascii="Times New Roman" w:eastAsia="Calibri" w:hAnsi="Times New Roman" w:cs="Arial"/>
           <w:color w:val="000000"/>
+          <w:sz w:val="24"/>
           <w:szCs w:val="24"/>
           <w:lang w:val="uk-UA"/>
         </w:rPr>
@@ -18524,6 +19470,7 @@
         <w:rPr>
           <w:rFonts w:ascii="Times New Roman" w:eastAsia="Calibri" w:hAnsi="Times New Roman" w:cs="Arial"/>
           <w:color w:val="000000"/>
+          <w:sz w:val="24"/>
           <w:szCs w:val="24"/>
           <w:lang w:val="uk-UA"/>
         </w:rPr>
@@ -18545,6 +19492,7 @@
         <w:rPr>
           <w:rFonts w:ascii="Times New Roman" w:eastAsia="Calibri" w:hAnsi="Times New Roman" w:cs="Arial"/>
           <w:color w:val="000000"/>
+          <w:sz w:val="24"/>
           <w:szCs w:val="24"/>
           <w:lang w:val="uk-UA"/>
         </w:rPr>
@@ -18566,6 +19514,7 @@
         <w:rPr>
           <w:rFonts w:ascii="Times New Roman" w:eastAsia="Calibri" w:hAnsi="Times New Roman" w:cs="Arial"/>
           <w:color w:val="000000"/>
+          <w:sz w:val="24"/>
           <w:szCs w:val="24"/>
           <w:lang w:val="uk-UA"/>
         </w:rPr>
@@ -18587,6 +19536,7 @@
         <w:rPr>
           <w:rFonts w:ascii="Times New Roman" w:eastAsia="Calibri" w:hAnsi="Times New Roman" w:cs="Arial"/>
           <w:color w:val="000000"/>
+          <w:sz w:val="24"/>
           <w:szCs w:val="24"/>
           <w:lang w:val="uk-UA"/>
         </w:rPr>
@@ -18608,6 +19558,7 @@
         <w:rPr>
           <w:rFonts w:ascii="Times New Roman" w:eastAsia="Calibri" w:hAnsi="Times New Roman" w:cs="Arial"/>
           <w:color w:val="000000"/>
+          <w:sz w:val="24"/>
           <w:szCs w:val="24"/>
           <w:lang w:val="uk-UA"/>
         </w:rPr>
@@ -18629,6 +19580,7 @@
         <w:rPr>
           <w:rFonts w:ascii="Times New Roman" w:eastAsia="Calibri" w:hAnsi="Times New Roman" w:cs="Arial"/>
           <w:color w:val="000000"/>
+          <w:sz w:val="24"/>
           <w:szCs w:val="24"/>
           <w:lang w:val="uk-UA"/>
         </w:rPr>
@@ -18650,6 +19602,7 @@
         <w:rPr>
           <w:rFonts w:ascii="Times New Roman" w:eastAsia="Calibri" w:hAnsi="Times New Roman" w:cs="Arial"/>
           <w:color w:val="000000"/>
+          <w:sz w:val="24"/>
           <w:szCs w:val="24"/>
           <w:lang w:val="uk-UA"/>
         </w:rPr>
@@ -18671,6 +19624,7 @@
         <w:rPr>
           <w:rFonts w:ascii="Times New Roman" w:eastAsia="Calibri" w:hAnsi="Times New Roman" w:cs="Arial"/>
           <w:color w:val="000000"/>
+          <w:sz w:val="24"/>
           <w:szCs w:val="24"/>
           <w:lang w:val="uk-UA"/>
         </w:rPr>
@@ -18692,6 +19646,7 @@
         <w:rPr>
           <w:rFonts w:ascii="Times New Roman" w:eastAsia="Calibri" w:hAnsi="Times New Roman" w:cs="Arial"/>
           <w:color w:val="000000"/>
+          <w:sz w:val="24"/>
           <w:szCs w:val="24"/>
           <w:lang w:val="uk-UA"/>
         </w:rPr>
@@ -18713,6 +19668,7 @@
         <w:rPr>
           <w:rFonts w:ascii="Times New Roman" w:eastAsia="Calibri" w:hAnsi="Times New Roman" w:cs="Arial"/>
           <w:color w:val="000000"/>
+          <w:sz w:val="24"/>
           <w:szCs w:val="24"/>
           <w:lang w:val="uk-UA"/>
         </w:rPr>
@@ -18734,6 +19690,7 @@
         <w:rPr>
           <w:rFonts w:ascii="Times New Roman" w:eastAsia="Calibri" w:hAnsi="Times New Roman" w:cs="Arial"/>
           <w:color w:val="000000"/>
+          <w:sz w:val="24"/>
           <w:szCs w:val="24"/>
           <w:lang w:val="uk-UA"/>
         </w:rPr>
@@ -18755,6 +19712,7 @@
         <w:rPr>
           <w:rFonts w:ascii="Times New Roman" w:eastAsia="Calibri" w:hAnsi="Times New Roman" w:cs="Arial"/>
           <w:color w:val="000000"/>
+          <w:sz w:val="24"/>
           <w:szCs w:val="24"/>
           <w:lang w:val="uk-UA"/>
         </w:rPr>
@@ -18776,6 +19734,7 @@
         <w:rPr>
           <w:rFonts w:ascii="Times New Roman" w:eastAsia="Calibri" w:hAnsi="Times New Roman" w:cs="Arial"/>
           <w:color w:val="000000"/>
+          <w:sz w:val="24"/>
           <w:szCs w:val="24"/>
           <w:lang w:val="uk-UA"/>
         </w:rPr>
@@ -18797,6 +19756,7 @@
         <w:rPr>
           <w:rFonts w:ascii="Times New Roman" w:eastAsia="Calibri" w:hAnsi="Times New Roman" w:cs="Arial"/>
           <w:color w:val="000000"/>
+          <w:sz w:val="24"/>
           <w:szCs w:val="24"/>
           <w:lang w:val="uk-UA"/>
         </w:rPr>
@@ -18819,6 +19779,7 @@
         <w:rPr>
           <w:rFonts w:ascii="Times New Roman" w:eastAsia="Calibri" w:hAnsi="Times New Roman" w:cs="Arial"/>
           <w:color w:val="000000"/>
+          <w:sz w:val="24"/>
           <w:szCs w:val="24"/>
           <w:lang w:val="uk-UA"/>
         </w:rPr>
@@ -18840,6 +19801,7 @@
         <w:rPr>
           <w:rFonts w:ascii="Times New Roman" w:eastAsia="Calibri" w:hAnsi="Times New Roman" w:cs="Arial"/>
           <w:color w:val="000000"/>
+          <w:sz w:val="24"/>
           <w:szCs w:val="24"/>
           <w:lang w:val="uk-UA"/>
         </w:rPr>
@@ -18861,6 +19823,7 @@
         <w:rPr>
           <w:rFonts w:ascii="Times New Roman" w:eastAsia="Calibri" w:hAnsi="Times New Roman" w:cs="Arial"/>
           <w:color w:val="000000"/>
+          <w:sz w:val="24"/>
           <w:szCs w:val="24"/>
           <w:lang w:val="uk-UA"/>
         </w:rPr>
@@ -18902,6 +19865,7 @@
           <w:b/>
           <w:i/>
           <w:color w:val="FF0000"/>
+          <w:sz w:val="24"/>
           <w:szCs w:val="24"/>
           <w:lang w:val="uk-UA"/>
         </w:rPr>
@@ -18924,6 +19888,7 @@
           <w:rFonts w:ascii="Times New Roman" w:eastAsia="Calibri" w:hAnsi="Times New Roman" w:cs="Arial"/>
           <w:i/>
           <w:color w:val="FF0000"/>
+          <w:sz w:val="24"/>
           <w:szCs w:val="24"/>
           <w:lang w:val="uk-UA"/>
         </w:rPr>
@@ -18933,6 +19898,7 @@
         <w:rPr>
           <w:rFonts w:ascii="Times New Roman" w:eastAsia="Calibri" w:hAnsi="Times New Roman" w:cs="Arial"/>
           <w:color w:val="000000"/>
+          <w:sz w:val="24"/>
           <w:szCs w:val="24"/>
           <w:lang w:val="uk-UA"/>
         </w:rPr>
@@ -18955,6 +19921,7 @@
           <w:rFonts w:ascii="Times New Roman" w:eastAsia="Calibri" w:hAnsi="Times New Roman" w:cs="Arial"/>
           <w:i/>
           <w:color w:val="FF0000"/>
+          <w:sz w:val="24"/>
           <w:szCs w:val="24"/>
           <w:lang w:val="uk-UA"/>
         </w:rPr>
@@ -18964,6 +19931,7 @@
         <w:rPr>
           <w:rFonts w:ascii="Times New Roman" w:eastAsia="Calibri" w:hAnsi="Times New Roman" w:cs="Arial"/>
           <w:color w:val="000000"/>
+          <w:sz w:val="24"/>
           <w:szCs w:val="24"/>
           <w:lang w:val="uk-UA"/>
         </w:rPr>
@@ -18986,6 +19954,7 @@
           <w:rFonts w:ascii="Times New Roman" w:eastAsia="Calibri" w:hAnsi="Times New Roman" w:cs="Arial"/>
           <w:i/>
           <w:color w:val="FF0000"/>
+          <w:sz w:val="24"/>
           <w:szCs w:val="24"/>
           <w:lang w:val="uk-UA"/>
         </w:rPr>
@@ -18995,6 +19964,7 @@
         <w:rPr>
           <w:rFonts w:ascii="Times New Roman" w:eastAsia="Calibri" w:hAnsi="Times New Roman" w:cs="Arial"/>
           <w:color w:val="000000"/>
+          <w:sz w:val="24"/>
           <w:szCs w:val="24"/>
           <w:lang w:val="uk-UA"/>
         </w:rPr>
@@ -19017,6 +19987,7 @@
           <w:rFonts w:ascii="Times New Roman" w:eastAsia="Calibri" w:hAnsi="Times New Roman" w:cs="Arial"/>
           <w:i/>
           <w:color w:val="FF0000"/>
+          <w:sz w:val="24"/>
           <w:szCs w:val="24"/>
           <w:lang w:val="uk-UA"/>
         </w:rPr>
@@ -19026,6 +19997,7 @@
         <w:rPr>
           <w:rFonts w:ascii="Times New Roman" w:eastAsia="Calibri" w:hAnsi="Times New Roman" w:cs="Arial"/>
           <w:color w:val="000000"/>
+          <w:sz w:val="24"/>
           <w:szCs w:val="24"/>
           <w:lang w:val="uk-UA"/>
         </w:rPr>
@@ -19048,6 +20020,7 @@
           <w:rFonts w:ascii="Times New Roman" w:eastAsia="Calibri" w:hAnsi="Times New Roman" w:cs="Arial"/>
           <w:i/>
           <w:color w:val="FF0000"/>
+          <w:sz w:val="24"/>
           <w:szCs w:val="24"/>
           <w:lang w:val="uk-UA"/>
         </w:rPr>
@@ -19057,6 +20030,7 @@
         <w:rPr>
           <w:rFonts w:ascii="Times New Roman" w:eastAsia="Calibri" w:hAnsi="Times New Roman" w:cs="Arial"/>
           <w:color w:val="000000"/>
+          <w:sz w:val="24"/>
           <w:szCs w:val="24"/>
           <w:lang w:val="uk-UA"/>
         </w:rPr>
@@ -19079,6 +20053,7 @@
           <w:rFonts w:ascii="Times New Roman" w:eastAsia="Calibri" w:hAnsi="Times New Roman" w:cs="Arial"/>
           <w:i/>
           <w:color w:val="FF0000"/>
+          <w:sz w:val="24"/>
           <w:szCs w:val="24"/>
           <w:lang w:val="uk-UA"/>
         </w:rPr>
@@ -19088,6 +20063,7 @@
         <w:rPr>
           <w:rFonts w:ascii="Times New Roman" w:eastAsia="Calibri" w:hAnsi="Times New Roman" w:cs="Arial"/>
           <w:color w:val="000000"/>
+          <w:sz w:val="24"/>
           <w:szCs w:val="24"/>
           <w:lang w:val="uk-UA"/>
         </w:rPr>
@@ -19098,6 +20074,7 @@
           <w:rFonts w:ascii="Times New Roman" w:eastAsia="Calibri" w:hAnsi="Times New Roman" w:cs="Arial"/>
           <w:i/>
           <w:color w:val="000000"/>
+          <w:sz w:val="24"/>
           <w:szCs w:val="24"/>
           <w:lang w:val="uk-UA"/>
         </w:rPr>
@@ -19120,6 +20097,7 @@
           <w:rFonts w:ascii="Times New Roman" w:eastAsia="Calibri" w:hAnsi="Times New Roman" w:cs="Arial"/>
           <w:i/>
           <w:color w:val="FF0000"/>
+          <w:sz w:val="24"/>
           <w:szCs w:val="24"/>
           <w:lang w:val="uk-UA"/>
         </w:rPr>
@@ -19129,6 +20107,7 @@
         <w:rPr>
           <w:rFonts w:ascii="Times New Roman" w:eastAsia="Calibri" w:hAnsi="Times New Roman" w:cs="Arial"/>
           <w:color w:val="000000"/>
+          <w:sz w:val="24"/>
           <w:szCs w:val="24"/>
           <w:lang w:val="uk-UA"/>
         </w:rPr>
@@ -19151,6 +20130,7 @@
           <w:rFonts w:ascii="Times New Roman" w:eastAsia="Calibri" w:hAnsi="Times New Roman" w:cs="Arial"/>
           <w:i/>
           <w:color w:val="FF0000"/>
+          <w:sz w:val="24"/>
           <w:szCs w:val="24"/>
           <w:lang w:val="uk-UA"/>
         </w:rPr>
@@ -19160,6 +20140,7 @@
         <w:rPr>
           <w:rFonts w:ascii="Times New Roman" w:eastAsia="Calibri" w:hAnsi="Times New Roman" w:cs="Arial"/>
           <w:color w:val="000000"/>
+          <w:sz w:val="24"/>
           <w:szCs w:val="24"/>
           <w:lang w:val="uk-UA"/>
         </w:rPr>
@@ -19170,6 +20151,7 @@
           <w:rFonts w:ascii="Times New Roman" w:eastAsia="Calibri" w:hAnsi="Times New Roman" w:cs="Arial"/>
           <w:i/>
           <w:color w:val="000000"/>
+          <w:sz w:val="24"/>
           <w:szCs w:val="24"/>
           <w:lang w:val="uk-UA"/>
         </w:rPr>
@@ -19192,6 +20174,7 @@
           <w:rFonts w:ascii="Times New Roman" w:eastAsia="Calibri" w:hAnsi="Times New Roman" w:cs="Arial"/>
           <w:i/>
           <w:color w:val="FF0000"/>
+          <w:sz w:val="24"/>
           <w:szCs w:val="24"/>
           <w:lang w:val="uk-UA"/>
         </w:rPr>
@@ -19201,6 +20184,7 @@
         <w:rPr>
           <w:rFonts w:ascii="Times New Roman" w:eastAsia="Calibri" w:hAnsi="Times New Roman" w:cs="Arial"/>
           <w:color w:val="000000"/>
+          <w:sz w:val="24"/>
           <w:szCs w:val="24"/>
           <w:lang w:val="uk-UA"/>
         </w:rPr>
@@ -19223,6 +20207,7 @@
           <w:rFonts w:ascii="Times New Roman" w:eastAsia="Calibri" w:hAnsi="Times New Roman" w:cs="Arial"/>
           <w:i/>
           <w:color w:val="FF0000"/>
+          <w:sz w:val="24"/>
           <w:szCs w:val="24"/>
           <w:lang w:val="uk-UA"/>
         </w:rPr>
@@ -19232,6 +20217,7 @@
         <w:rPr>
           <w:rFonts w:ascii="Times New Roman" w:eastAsia="Calibri" w:hAnsi="Times New Roman" w:cs="Arial"/>
           <w:color w:val="000000"/>
+          <w:sz w:val="24"/>
           <w:szCs w:val="24"/>
           <w:lang w:val="uk-UA"/>
         </w:rPr>
@@ -19242,6 +20228,7 @@
           <w:rFonts w:ascii="Times New Roman" w:eastAsia="Calibri" w:hAnsi="Times New Roman" w:cs="Arial"/>
           <w:i/>
           <w:color w:val="000000"/>
+          <w:sz w:val="24"/>
           <w:szCs w:val="24"/>
           <w:lang w:val="uk-UA"/>
         </w:rPr>
@@ -19264,6 +20251,7 @@
           <w:rFonts w:ascii="Times New Roman" w:eastAsia="Calibri" w:hAnsi="Times New Roman" w:cs="Arial"/>
           <w:i/>
           <w:color w:val="FF0000"/>
+          <w:sz w:val="24"/>
           <w:szCs w:val="24"/>
           <w:lang w:val="uk-UA"/>
         </w:rPr>
@@ -19273,6 +20261,7 @@
         <w:rPr>
           <w:rFonts w:ascii="Times New Roman" w:eastAsia="Calibri" w:hAnsi="Times New Roman" w:cs="Arial"/>
           <w:color w:val="000000"/>
+          <w:sz w:val="24"/>
           <w:szCs w:val="24"/>
           <w:lang w:val="uk-UA"/>
         </w:rPr>
@@ -19295,6 +20284,7 @@
           <w:rFonts w:ascii="Times New Roman" w:eastAsia="Calibri" w:hAnsi="Times New Roman" w:cs="Arial"/>
           <w:i/>
           <w:color w:val="FF0000"/>
+          <w:sz w:val="24"/>
           <w:szCs w:val="24"/>
           <w:lang w:val="uk-UA"/>
         </w:rPr>
@@ -19304,6 +20294,7 @@
         <w:rPr>
           <w:rFonts w:ascii="Times New Roman" w:eastAsia="Calibri" w:hAnsi="Times New Roman" w:cs="Arial"/>
           <w:color w:val="000000"/>
+          <w:sz w:val="24"/>
           <w:szCs w:val="24"/>
           <w:lang w:val="uk-UA"/>
         </w:rPr>
@@ -19314,6 +20305,7 @@
           <w:rFonts w:ascii="Times New Roman" w:eastAsia="Calibri" w:hAnsi="Times New Roman" w:cs="Arial"/>
           <w:i/>
           <w:color w:val="000000"/>
+          <w:sz w:val="24"/>
           <w:szCs w:val="24"/>
           <w:lang w:val="uk-UA"/>
         </w:rPr>
@@ -19336,6 +20328,7 @@
           <w:rFonts w:ascii="Times New Roman" w:eastAsia="Calibri" w:hAnsi="Times New Roman" w:cs="Arial"/>
           <w:i/>
           <w:color w:val="FF0000"/>
+          <w:sz w:val="24"/>
           <w:szCs w:val="24"/>
           <w:lang w:val="uk-UA"/>
         </w:rPr>
@@ -19345,6 +20338,7 @@
         <w:rPr>
           <w:rFonts w:ascii="Times New Roman" w:eastAsia="Calibri" w:hAnsi="Times New Roman" w:cs="Arial"/>
           <w:color w:val="000000"/>
+          <w:sz w:val="24"/>
           <w:szCs w:val="24"/>
           <w:lang w:val="uk-UA"/>
         </w:rPr>
@@ -19367,6 +20361,7 @@
           <w:rFonts w:ascii="Times New Roman" w:eastAsia="Calibri" w:hAnsi="Times New Roman" w:cs="Arial"/>
           <w:i/>
           <w:color w:val="FF0000"/>
+          <w:sz w:val="24"/>
           <w:szCs w:val="24"/>
           <w:lang w:val="uk-UA"/>
         </w:rPr>
@@ -19376,6 +20371,7 @@
         <w:rPr>
           <w:rFonts w:ascii="Times New Roman" w:eastAsia="Calibri" w:hAnsi="Times New Roman" w:cs="Arial"/>
           <w:color w:val="000000"/>
+          <w:sz w:val="24"/>
           <w:szCs w:val="24"/>
           <w:lang w:val="uk-UA"/>
         </w:rPr>
@@ -19386,6 +20382,7 @@
           <w:rFonts w:ascii="Times New Roman" w:eastAsia="Calibri" w:hAnsi="Times New Roman" w:cs="Arial"/>
           <w:i/>
           <w:color w:val="000000"/>
+          <w:sz w:val="24"/>
           <w:szCs w:val="24"/>
           <w:lang w:val="uk-UA"/>
         </w:rPr>
@@ -19408,6 +20405,7 @@
           <w:rFonts w:ascii="Times New Roman" w:eastAsia="Calibri" w:hAnsi="Times New Roman" w:cs="Arial"/>
           <w:i/>
           <w:color w:val="FF0000"/>
+          <w:sz w:val="24"/>
           <w:szCs w:val="24"/>
           <w:lang w:val="uk-UA"/>
         </w:rPr>
@@ -19417,6 +20415,7 @@
         <w:rPr>
           <w:rFonts w:ascii="Times New Roman" w:eastAsia="Calibri" w:hAnsi="Times New Roman" w:cs="Arial"/>
           <w:color w:val="000000"/>
+          <w:sz w:val="24"/>
           <w:szCs w:val="24"/>
           <w:lang w:val="uk-UA"/>
         </w:rPr>
@@ -19439,6 +20438,7 @@
           <w:rFonts w:ascii="Times New Roman" w:eastAsia="Calibri" w:hAnsi="Times New Roman" w:cs="Arial"/>
           <w:i/>
           <w:color w:val="FF0000"/>
+          <w:sz w:val="24"/>
           <w:szCs w:val="24"/>
           <w:lang w:val="uk-UA"/>
         </w:rPr>
@@ -19448,6 +20448,7 @@
         <w:rPr>
           <w:rFonts w:ascii="Times New Roman" w:eastAsia="Calibri" w:hAnsi="Times New Roman" w:cs="Arial"/>
           <w:color w:val="000000"/>
+          <w:sz w:val="24"/>
           <w:szCs w:val="24"/>
           <w:lang w:val="uk-UA"/>
         </w:rPr>
@@ -19458,6 +20459,7 @@
           <w:rFonts w:ascii="Times New Roman" w:eastAsia="Calibri" w:hAnsi="Times New Roman" w:cs="Arial"/>
           <w:i/>
           <w:color w:val="000000"/>
+          <w:sz w:val="24"/>
           <w:szCs w:val="24"/>
           <w:lang w:val="uk-UA"/>
         </w:rPr>
@@ -19480,6 +20482,7 @@
           <w:rFonts w:ascii="Times New Roman" w:eastAsia="Calibri" w:hAnsi="Times New Roman" w:cs="Arial"/>
           <w:i/>
           <w:color w:val="FF0000"/>
+          <w:sz w:val="24"/>
           <w:szCs w:val="24"/>
           <w:lang w:val="uk-UA"/>
         </w:rPr>
@@ -19489,6 +20492,7 @@
         <w:rPr>
           <w:rFonts w:ascii="Times New Roman" w:eastAsia="Calibri" w:hAnsi="Times New Roman" w:cs="Arial"/>
           <w:color w:val="000000"/>
+          <w:sz w:val="24"/>
           <w:szCs w:val="24"/>
           <w:lang w:val="uk-UA"/>
         </w:rPr>
@@ -19511,6 +20515,7 @@
           <w:rFonts w:ascii="Times New Roman" w:eastAsia="Calibri" w:hAnsi="Times New Roman" w:cs="Arial"/>
           <w:i/>
           <w:color w:val="FF0000"/>
+          <w:sz w:val="24"/>
           <w:szCs w:val="24"/>
           <w:lang w:val="uk-UA"/>
         </w:rPr>
@@ -19520,6 +20525,7 @@
         <w:rPr>
           <w:rFonts w:ascii="Times New Roman" w:eastAsia="Calibri" w:hAnsi="Times New Roman" w:cs="Arial"/>
           <w:color w:val="FF0000"/>
+          <w:sz w:val="24"/>
           <w:szCs w:val="24"/>
           <w:lang w:val="uk-UA"/>
         </w:rPr>
@@ -19529,6 +20535,7 @@
         <w:rPr>
           <w:rFonts w:ascii="Times New Roman" w:eastAsia="Calibri" w:hAnsi="Times New Roman" w:cs="Arial"/>
           <w:color w:val="000000"/>
+          <w:sz w:val="24"/>
           <w:szCs w:val="24"/>
           <w:lang w:val="uk-UA"/>
         </w:rPr>
@@ -19630,6 +20637,7 @@
           <w:rFonts w:ascii="Times New Roman" w:eastAsia="Calibri" w:hAnsi="Times New Roman" w:cs="Arial"/>
           <w:i/>
           <w:color w:val="FF0000"/>
+          <w:sz w:val="24"/>
           <w:szCs w:val="24"/>
           <w:lang w:val="uk-UA"/>
         </w:rPr>
@@ -19639,6 +20647,7 @@
         <w:rPr>
           <w:rFonts w:ascii="Times New Roman" w:eastAsia="Calibri" w:hAnsi="Times New Roman" w:cs="Arial"/>
           <w:color w:val="FF0000"/>
+          <w:sz w:val="24"/>
           <w:szCs w:val="24"/>
           <w:lang w:val="uk-UA"/>
         </w:rPr>
@@ -19648,6 +20657,7 @@
         <w:rPr>
           <w:rFonts w:ascii="Times New Roman" w:eastAsia="Calibri" w:hAnsi="Times New Roman" w:cs="Arial"/>
           <w:color w:val="000000"/>
+          <w:sz w:val="24"/>
           <w:szCs w:val="24"/>
           <w:lang w:val="uk-UA"/>
         </w:rPr>
@@ -19670,6 +20680,7 @@
           <w:rFonts w:ascii="Times New Roman" w:eastAsia="Calibri" w:hAnsi="Times New Roman" w:cs="Arial"/>
           <w:i/>
           <w:color w:val="FF0000"/>
+          <w:sz w:val="24"/>
           <w:szCs w:val="24"/>
           <w:lang w:val="uk-UA"/>
         </w:rPr>
@@ -19679,6 +20690,7 @@
         <w:rPr>
           <w:rFonts w:ascii="Times New Roman" w:eastAsia="Calibri" w:hAnsi="Times New Roman" w:cs="Arial"/>
           <w:color w:val="000000"/>
+          <w:sz w:val="24"/>
           <w:szCs w:val="24"/>
           <w:lang w:val="uk-UA"/>
         </w:rPr>
@@ -19701,6 +20713,7 @@
           <w:rFonts w:ascii="Times New Roman" w:eastAsia="Calibri" w:hAnsi="Times New Roman" w:cs="Arial"/>
           <w:i/>
           <w:color w:val="FF0000"/>
+          <w:sz w:val="24"/>
           <w:szCs w:val="24"/>
           <w:lang w:val="uk-UA"/>
         </w:rPr>
@@ -19710,6 +20723,7 @@
         <w:rPr>
           <w:rFonts w:ascii="Times New Roman" w:eastAsia="Calibri" w:hAnsi="Times New Roman" w:cs="Arial"/>
           <w:color w:val="FF0000"/>
+          <w:sz w:val="24"/>
           <w:szCs w:val="24"/>
           <w:lang w:val="uk-UA"/>
         </w:rPr>
@@ -19719,6 +20733,7 @@
         <w:rPr>
           <w:rFonts w:ascii="Times New Roman" w:eastAsia="Calibri" w:hAnsi="Times New Roman" w:cs="Arial"/>
           <w:color w:val="000000"/>
+          <w:sz w:val="24"/>
           <w:szCs w:val="24"/>
           <w:lang w:val="uk-UA"/>
         </w:rPr>
@@ -19741,6 +20756,7 @@
           <w:rFonts w:ascii="Times New Roman" w:eastAsia="Calibri" w:hAnsi="Times New Roman" w:cs="Arial"/>
           <w:i/>
           <w:color w:val="FF0000"/>
+          <w:sz w:val="24"/>
           <w:szCs w:val="24"/>
           <w:lang w:val="uk-UA"/>
         </w:rPr>
@@ -19750,6 +20766,7 @@
         <w:rPr>
           <w:rFonts w:ascii="Times New Roman" w:eastAsia="Calibri" w:hAnsi="Times New Roman" w:cs="Arial"/>
           <w:color w:val="000000"/>
+          <w:sz w:val="24"/>
           <w:szCs w:val="24"/>
           <w:lang w:val="uk-UA"/>
         </w:rPr>
@@ -19772,6 +20789,7 @@
           <w:rFonts w:ascii="Times New Roman" w:eastAsia="Calibri" w:hAnsi="Times New Roman" w:cs="Arial"/>
           <w:i/>
           <w:color w:val="FF0000"/>
+          <w:sz w:val="24"/>
           <w:szCs w:val="24"/>
           <w:lang w:val="uk-UA"/>
         </w:rPr>
@@ -19781,6 +20799,7 @@
         <w:rPr>
           <w:rFonts w:ascii="Times New Roman" w:eastAsia="Calibri" w:hAnsi="Times New Roman" w:cs="Arial"/>
           <w:color w:val="FF0000"/>
+          <w:sz w:val="24"/>
           <w:szCs w:val="24"/>
           <w:lang w:val="uk-UA"/>
         </w:rPr>
@@ -19790,6 +20809,7 @@
         <w:rPr>
           <w:rFonts w:ascii="Times New Roman" w:eastAsia="Calibri" w:hAnsi="Times New Roman" w:cs="Arial"/>
           <w:color w:val="000000"/>
+          <w:sz w:val="24"/>
           <w:szCs w:val="24"/>
           <w:lang w:val="uk-UA"/>
         </w:rPr>
@@ -19812,6 +20832,7 @@
           <w:rFonts w:ascii="Times New Roman" w:eastAsia="Calibri" w:hAnsi="Times New Roman" w:cs="Arial"/>
           <w:i/>
           <w:color w:val="FF0000"/>
+          <w:sz w:val="24"/>
           <w:szCs w:val="24"/>
           <w:lang w:val="uk-UA"/>
         </w:rPr>
@@ -19822,6 +20843,7 @@
         <w:rPr>
           <w:rFonts w:ascii="Times New Roman" w:eastAsia="Calibri" w:hAnsi="Times New Roman" w:cs="Arial"/>
           <w:color w:val="000000"/>
+          <w:sz w:val="24"/>
           <w:szCs w:val="24"/>
           <w:lang w:val="uk-UA"/>
         </w:rPr>
@@ -19867,6 +20889,7 @@
           <w:rFonts w:ascii="Times New Roman" w:eastAsia="Calibri" w:hAnsi="Times New Roman" w:cs="Arial"/>
           <w:i/>
           <w:color w:val="FF0000"/>
+          <w:sz w:val="24"/>
           <w:szCs w:val="24"/>
           <w:lang w:val="uk-UA"/>
         </w:rPr>
@@ -19876,6 +20899,7 @@
         <w:rPr>
           <w:rFonts w:ascii="Times New Roman" w:eastAsia="Calibri" w:hAnsi="Times New Roman" w:cs="Arial"/>
           <w:color w:val="FF0000"/>
+          <w:sz w:val="24"/>
           <w:szCs w:val="24"/>
           <w:lang w:val="uk-UA"/>
         </w:rPr>
@@ -19885,6 +20909,7 @@
         <w:rPr>
           <w:rFonts w:ascii="Times New Roman" w:eastAsia="Calibri" w:hAnsi="Times New Roman" w:cs="Arial"/>
           <w:color w:val="000000"/>
+          <w:sz w:val="24"/>
           <w:szCs w:val="24"/>
           <w:lang w:val="uk-UA"/>
         </w:rPr>
@@ -19926,6 +20951,7 @@
           <w:b/>
           <w:i/>
           <w:color w:val="FF0000"/>
+          <w:sz w:val="24"/>
           <w:szCs w:val="24"/>
           <w:lang w:val="uk-UA"/>
         </w:rPr>
@@ -19948,6 +20974,7 @@
           <w:rFonts w:ascii="Times New Roman" w:eastAsia="Calibri" w:hAnsi="Times New Roman" w:cs="Arial"/>
           <w:i/>
           <w:color w:val="FF0000"/>
+          <w:sz w:val="24"/>
           <w:szCs w:val="24"/>
           <w:lang w:val="uk-UA"/>
         </w:rPr>
@@ -19957,6 +20984,7 @@
         <w:rPr>
           <w:rFonts w:ascii="Times New Roman" w:eastAsia="Calibri" w:hAnsi="Times New Roman" w:cs="Arial"/>
           <w:color w:val="000000"/>
+          <w:sz w:val="24"/>
           <w:szCs w:val="24"/>
           <w:lang w:val="uk-UA"/>
         </w:rPr>
@@ -19979,6 +21007,7 @@
           <w:rFonts w:ascii="Times New Roman" w:eastAsia="Calibri" w:hAnsi="Times New Roman" w:cs="Arial"/>
           <w:i/>
           <w:color w:val="FF0000"/>
+          <w:sz w:val="24"/>
           <w:szCs w:val="24"/>
           <w:lang w:val="uk-UA"/>
         </w:rPr>
@@ -19989,6 +21018,7 @@
           <w:rFonts w:ascii="Times New Roman" w:eastAsia="Calibri" w:hAnsi="Times New Roman" w:cs="Arial"/>
           <w:i/>
           <w:color w:val="000000"/>
+          <w:sz w:val="24"/>
           <w:szCs w:val="24"/>
           <w:lang w:val="uk-UA"/>
         </w:rPr>
@@ -19998,6 +21028,7 @@
         <w:rPr>
           <w:rFonts w:ascii="Times New Roman" w:eastAsia="Calibri" w:hAnsi="Times New Roman" w:cs="Arial"/>
           <w:color w:val="000000"/>
+          <w:sz w:val="24"/>
           <w:szCs w:val="24"/>
           <w:lang w:val="uk-UA"/>
         </w:rPr>
@@ -20019,6 +21050,7 @@
         <w:rPr>
           <w:rFonts w:ascii="Times New Roman" w:eastAsia="Calibri" w:hAnsi="Times New Roman" w:cs="Arial"/>
           <w:color w:val="000000"/>
+          <w:sz w:val="24"/>
           <w:szCs w:val="24"/>
           <w:lang w:val="uk-UA"/>
         </w:rPr>
@@ -20041,6 +21073,7 @@
           <w:rFonts w:ascii="Times New Roman" w:eastAsia="Calibri" w:hAnsi="Times New Roman" w:cs="Arial"/>
           <w:i/>
           <w:color w:val="FF0000"/>
+          <w:sz w:val="24"/>
           <w:szCs w:val="24"/>
           <w:lang w:val="uk-UA"/>
         </w:rPr>
@@ -20051,6 +21084,7 @@
           <w:rFonts w:ascii="Times New Roman" w:eastAsia="Calibri" w:hAnsi="Times New Roman" w:cs="Arial"/>
           <w:i/>
           <w:color w:val="000000"/>
+          <w:sz w:val="24"/>
           <w:szCs w:val="24"/>
           <w:lang w:val="uk-UA"/>
         </w:rPr>
@@ -20060,6 +21094,7 @@
         <w:rPr>
           <w:rFonts w:ascii="Times New Roman" w:eastAsia="Calibri" w:hAnsi="Times New Roman" w:cs="Arial"/>
           <w:color w:val="000000"/>
+          <w:sz w:val="24"/>
           <w:szCs w:val="24"/>
           <w:lang w:val="uk-UA"/>
         </w:rPr>
@@ -20081,6 +21116,7 @@
         <w:rPr>
           <w:rFonts w:ascii="Times New Roman" w:eastAsia="Calibri" w:hAnsi="Times New Roman" w:cs="Arial"/>
           <w:color w:val="000000"/>
+          <w:sz w:val="24"/>
           <w:szCs w:val="24"/>
           <w:lang w:val="uk-UA"/>
         </w:rPr>
@@ -20103,6 +21139,7 @@
           <w:rFonts w:ascii="Times New Roman" w:eastAsia="Calibri" w:hAnsi="Times New Roman" w:cs="Arial"/>
           <w:b/>
           <w:color w:val="000000"/>
+          <w:sz w:val="24"/>
           <w:szCs w:val="24"/>
           <w:lang w:val="uk-UA"/>
         </w:rPr>
@@ -20112,6 +21149,7 @@
         <w:rPr>
           <w:rFonts w:ascii="Times New Roman" w:eastAsia="Calibri" w:hAnsi="Times New Roman" w:cs="Arial"/>
           <w:color w:val="000000"/>
+          <w:sz w:val="24"/>
           <w:szCs w:val="24"/>
           <w:lang w:val="uk-UA"/>
         </w:rPr>
@@ -20122,6 +21160,7 @@
           <w:rFonts w:ascii="Times New Roman" w:eastAsia="Calibri" w:hAnsi="Times New Roman" w:cs="Arial"/>
           <w:i/>
           <w:color w:val="FF0000"/>
+          <w:sz w:val="24"/>
           <w:szCs w:val="24"/>
           <w:lang w:val="uk-UA"/>
         </w:rPr>
@@ -20131,6 +21170,7 @@
         <w:rPr>
           <w:rFonts w:ascii="Times New Roman" w:eastAsia="Calibri" w:hAnsi="Times New Roman" w:cs="Arial"/>
           <w:color w:val="000000"/>
+          <w:sz w:val="24"/>
           <w:szCs w:val="24"/>
           <w:lang w:val="uk-UA"/>
         </w:rPr>
@@ -20166,6 +21206,7 @@
           <w:rFonts w:ascii="Times New Roman" w:eastAsia="Calibri" w:hAnsi="Times New Roman" w:cs="Arial"/>
           <w:i/>
           <w:color w:val="FF0000"/>
+          <w:sz w:val="24"/>
           <w:szCs w:val="24"/>
           <w:lang w:val="uk-UA"/>
         </w:rPr>
@@ -20187,6 +21228,7 @@
         <w:rPr>
           <w:rFonts w:ascii="Times New Roman" w:eastAsia="Calibri" w:hAnsi="Times New Roman" w:cs="Arial"/>
           <w:color w:val="000000"/>
+          <w:sz w:val="24"/>
           <w:szCs w:val="24"/>
           <w:lang w:val="uk-UA"/>
         </w:rPr>
@@ -20208,6 +21250,7 @@
         <w:rPr>
           <w:rFonts w:ascii="Times New Roman" w:eastAsia="Calibri" w:hAnsi="Times New Roman" w:cs="Arial"/>
           <w:color w:val="000000"/>
+          <w:sz w:val="24"/>
           <w:szCs w:val="24"/>
           <w:lang w:val="uk-UA"/>
         </w:rPr>
@@ -20229,6 +21272,7 @@
         <w:rPr>
           <w:rFonts w:ascii="Times New Roman" w:eastAsia="Calibri" w:hAnsi="Times New Roman" w:cs="Arial"/>
           <w:color w:val="000000"/>
+          <w:sz w:val="24"/>
           <w:szCs w:val="24"/>
           <w:lang w:val="uk-UA"/>
         </w:rPr>
@@ -20239,6 +21283,7 @@
           <w:rFonts w:ascii="Times New Roman" w:eastAsia="Calibri" w:hAnsi="Times New Roman" w:cs="Arial"/>
           <w:i/>
           <w:color w:val="FF0000"/>
+          <w:sz w:val="24"/>
           <w:szCs w:val="24"/>
           <w:lang w:val="uk-UA"/>
         </w:rPr>
@@ -20249,6 +21294,7 @@
           <w:rFonts w:ascii="Times New Roman" w:eastAsia="Calibri" w:hAnsi="Times New Roman" w:cs="Arial"/>
           <w:i/>
           <w:color w:val="000000"/>
+          <w:sz w:val="24"/>
           <w:szCs w:val="24"/>
           <w:lang w:val="uk-UA"/>
         </w:rPr>
@@ -20270,6 +21316,7 @@
         <w:rPr>
           <w:rFonts w:ascii="Times New Roman" w:eastAsia="Calibri" w:hAnsi="Times New Roman" w:cs="Arial"/>
           <w:color w:val="000000"/>
+          <w:sz w:val="24"/>
           <w:szCs w:val="24"/>
           <w:lang w:val="uk-UA"/>
         </w:rPr>
@@ -20291,6 +21338,7 @@
         <w:rPr>
           <w:rFonts w:ascii="Times New Roman" w:eastAsia="Calibri" w:hAnsi="Times New Roman" w:cs="Arial"/>
           <w:color w:val="000000"/>
+          <w:sz w:val="24"/>
           <w:szCs w:val="24"/>
           <w:lang w:val="uk-UA"/>
         </w:rPr>
@@ -20313,6 +21361,7 @@
         <w:rPr>
           <w:rFonts w:ascii="Times New Roman" w:eastAsia="Calibri" w:hAnsi="Times New Roman" w:cs="Arial"/>
           <w:color w:val="000000"/>
+          <w:sz w:val="24"/>
           <w:szCs w:val="24"/>
           <w:lang w:val="uk-UA"/>
         </w:rPr>
@@ -20323,6 +21372,7 @@
           <w:rFonts w:ascii="Times New Roman" w:eastAsia="Calibri" w:hAnsi="Times New Roman" w:cs="Arial"/>
           <w:i/>
           <w:color w:val="FF0000"/>
+          <w:sz w:val="24"/>
           <w:szCs w:val="24"/>
           <w:lang w:val="uk-UA"/>
         </w:rPr>
@@ -20333,6 +21383,7 @@
           <w:rFonts w:ascii="Times New Roman" w:eastAsia="Calibri" w:hAnsi="Times New Roman" w:cs="Arial"/>
           <w:i/>
           <w:color w:val="000000"/>
+          <w:sz w:val="24"/>
           <w:szCs w:val="24"/>
           <w:lang w:val="uk-UA"/>
         </w:rPr>
@@ -20382,6 +21433,7 @@
         <w:rPr>
           <w:rFonts w:ascii="Times New Roman" w:eastAsia="Calibri" w:hAnsi="Times New Roman" w:cs="Arial"/>
           <w:color w:val="000000"/>
+          <w:sz w:val="24"/>
           <w:szCs w:val="24"/>
           <w:lang w:val="uk-UA"/>
         </w:rPr>
@@ -20427,6 +21479,7 @@
           <w:rFonts w:ascii="Times New Roman" w:eastAsia="Calibri" w:hAnsi="Times New Roman" w:cs="Arial"/>
           <w:i/>
           <w:color w:val="FF0000"/>
+          <w:sz w:val="24"/>
           <w:szCs w:val="24"/>
           <w:lang w:val="uk-UA"/>
         </w:rPr>
@@ -20436,6 +21489,7 @@
         <w:rPr>
           <w:rFonts w:ascii="Times New Roman" w:eastAsia="Calibri" w:hAnsi="Times New Roman" w:cs="Arial"/>
           <w:color w:val="FF0000"/>
+          <w:sz w:val="24"/>
           <w:szCs w:val="24"/>
           <w:lang w:val="uk-UA"/>
         </w:rPr>
@@ -20445,6 +21499,7 @@
         <w:rPr>
           <w:rFonts w:ascii="Times New Roman" w:eastAsia="Calibri" w:hAnsi="Times New Roman" w:cs="Arial"/>
           <w:color w:val="000000"/>
+          <w:sz w:val="24"/>
           <w:szCs w:val="24"/>
           <w:lang w:val="uk-UA"/>
         </w:rPr>
@@ -20455,6 +21510,7 @@
           <w:rFonts w:ascii="Times New Roman" w:eastAsia="Calibri" w:hAnsi="Times New Roman" w:cs="Arial"/>
           <w:i/>
           <w:color w:val="000000"/>
+          <w:sz w:val="24"/>
           <w:szCs w:val="24"/>
           <w:lang w:val="uk-UA"/>
         </w:rPr>
@@ -20496,6 +21552,7 @@
           <w:b/>
           <w:i/>
           <w:color w:val="FF0000"/>
+          <w:sz w:val="24"/>
           <w:szCs w:val="24"/>
           <w:lang w:val="uk-UA"/>
         </w:rPr>
@@ -20518,6 +21575,7 @@
           <w:rFonts w:ascii="Times New Roman" w:eastAsia="Calibri" w:hAnsi="Times New Roman" w:cs="Arial"/>
           <w:i/>
           <w:color w:val="FF0000"/>
+          <w:sz w:val="24"/>
           <w:szCs w:val="24"/>
           <w:lang w:val="uk-UA"/>
         </w:rPr>
@@ -20527,6 +21585,7 @@
         <w:rPr>
           <w:rFonts w:ascii="Times New Roman" w:eastAsia="Calibri" w:hAnsi="Times New Roman" w:cs="Arial"/>
           <w:color w:val="FF0000"/>
+          <w:sz w:val="24"/>
           <w:szCs w:val="24"/>
           <w:lang w:val="uk-UA"/>
         </w:rPr>
@@ -20536,6 +21595,7 @@
         <w:rPr>
           <w:rFonts w:ascii="Times New Roman" w:eastAsia="Calibri" w:hAnsi="Times New Roman" w:cs="Arial"/>
           <w:color w:val="000000"/>
+          <w:sz w:val="24"/>
           <w:szCs w:val="24"/>
           <w:lang w:val="uk-UA"/>
         </w:rPr>
@@ -20546,6 +21606,7 @@
           <w:rFonts w:ascii="Times New Roman" w:eastAsia="Calibri" w:hAnsi="Times New Roman" w:cs="Arial"/>
           <w:i/>
           <w:color w:val="FF0000"/>
+          <w:sz w:val="24"/>
           <w:szCs w:val="24"/>
           <w:lang w:val="uk-UA"/>
         </w:rPr>
@@ -20555,6 +21616,7 @@
         <w:rPr>
           <w:rFonts w:ascii="Times New Roman" w:eastAsia="Calibri" w:hAnsi="Times New Roman" w:cs="Arial"/>
           <w:color w:val="000000"/>
+          <w:sz w:val="24"/>
           <w:szCs w:val="24"/>
           <w:lang w:val="uk-UA"/>
         </w:rPr>
@@ -20577,6 +21639,7 @@
           <w:rFonts w:ascii="Times New Roman" w:eastAsia="Calibri" w:hAnsi="Times New Roman" w:cs="Arial"/>
           <w:b/>
           <w:color w:val="000000"/>
+          <w:sz w:val="24"/>
           <w:szCs w:val="24"/>
           <w:lang w:val="ru-RU"/>
         </w:rPr>
@@ -20587,6 +21650,7 @@
           <w:rFonts w:ascii="Times New Roman" w:eastAsia="Calibri" w:hAnsi="Times New Roman" w:cs="Arial"/>
           <w:b/>
           <w:color w:val="000000"/>
+          <w:sz w:val="24"/>
           <w:szCs w:val="24"/>
           <w:lang w:val="uk-UA"/>
         </w:rPr>
@@ -20597,6 +21661,7 @@
           <w:rFonts w:ascii="Times New Roman" w:eastAsia="Calibri" w:hAnsi="Times New Roman" w:cs="Arial"/>
           <w:b/>
           <w:color w:val="000000"/>
+          <w:sz w:val="24"/>
           <w:szCs w:val="24"/>
           <w:lang w:val="ru-RU"/>
         </w:rPr>
@@ -20606,6 +21671,7 @@
         <w:rPr>
           <w:rFonts w:ascii="Times New Roman" w:eastAsia="Calibri" w:hAnsi="Times New Roman" w:cs="Arial"/>
           <w:color w:val="000000"/>
+          <w:sz w:val="24"/>
           <w:szCs w:val="24"/>
           <w:lang w:val="ru-RU"/>
         </w:rPr>
@@ -20616,6 +21682,7 @@
           <w:rFonts w:ascii="Times New Roman" w:eastAsia="Calibri" w:hAnsi="Times New Roman" w:cs="Arial"/>
           <w:i/>
           <w:color w:val="FF0000"/>
+          <w:sz w:val="24"/>
           <w:szCs w:val="24"/>
           <w:lang w:val="uk-UA"/>
         </w:rPr>
@@ -20625,6 +21692,7 @@
         <w:rPr>
           <w:rFonts w:ascii="Times New Roman" w:eastAsia="Calibri" w:hAnsi="Times New Roman" w:cs="Arial"/>
           <w:color w:val="000000"/>
+          <w:sz w:val="24"/>
           <w:szCs w:val="24"/>
           <w:lang w:val="uk-UA"/>
         </w:rPr>
@@ -20665,6 +21733,7 @@
           <w:b/>
           <w:i/>
           <w:color w:val="FF0000"/>
+          <w:sz w:val="24"/>
           <w:szCs w:val="24"/>
           <w:lang w:val="uk-UA"/>
         </w:rPr>
@@ -20688,6 +21757,7 @@
           <w:rFonts w:ascii="Times New Roman" w:eastAsia="Calibri" w:hAnsi="Times New Roman" w:cs="Arial"/>
           <w:i/>
           <w:color w:val="FF0000"/>
+          <w:sz w:val="24"/>
           <w:szCs w:val="24"/>
           <w:lang w:val="uk-UA"/>
         </w:rPr>
@@ -20697,6 +21767,7 @@
         <w:rPr>
           <w:rFonts w:ascii="Times New Roman" w:eastAsia="Calibri" w:hAnsi="Times New Roman" w:cs="Arial"/>
           <w:color w:val="000000"/>
+          <w:sz w:val="24"/>
           <w:szCs w:val="24"/>
           <w:lang w:val="uk-UA"/>
         </w:rPr>
@@ -20719,6 +21790,7 @@
           <w:rFonts w:ascii="Times New Roman" w:eastAsia="Calibri" w:hAnsi="Times New Roman" w:cs="Arial"/>
           <w:i/>
           <w:color w:val="FF0000"/>
+          <w:sz w:val="24"/>
           <w:szCs w:val="24"/>
           <w:lang w:val="uk-UA"/>
         </w:rPr>
@@ -20728,6 +21800,7 @@
         <w:rPr>
           <w:rFonts w:ascii="Times New Roman" w:eastAsia="Calibri" w:hAnsi="Times New Roman" w:cs="Arial"/>
           <w:color w:val="000000"/>
+          <w:sz w:val="24"/>
           <w:szCs w:val="24"/>
           <w:lang w:val="uk-UA"/>
         </w:rPr>
@@ -20738,6 +21811,7 @@
           <w:rFonts w:ascii="Times New Roman" w:eastAsia="Calibri" w:hAnsi="Times New Roman" w:cs="Arial"/>
           <w:i/>
           <w:color w:val="FF0000"/>
+          <w:sz w:val="24"/>
           <w:szCs w:val="24"/>
           <w:lang w:val="uk-UA"/>
         </w:rPr>
@@ -20760,6 +21834,7 @@
           <w:rFonts w:ascii="Times New Roman" w:eastAsia="Calibri" w:hAnsi="Times New Roman" w:cs="Arial"/>
           <w:i/>
           <w:color w:val="FF0000"/>
+          <w:sz w:val="24"/>
           <w:szCs w:val="24"/>
           <w:lang w:val="uk-UA"/>
         </w:rPr>
@@ -20769,6 +21844,7 @@
         <w:rPr>
           <w:rFonts w:ascii="Times New Roman" w:eastAsia="Calibri" w:hAnsi="Times New Roman" w:cs="Arial"/>
           <w:color w:val="000000"/>
+          <w:sz w:val="24"/>
           <w:szCs w:val="24"/>
           <w:lang w:val="uk-UA"/>
         </w:rPr>
@@ -20779,6 +21855,7 @@
           <w:rFonts w:ascii="Times New Roman" w:eastAsia="Calibri" w:hAnsi="Times New Roman" w:cs="Arial"/>
           <w:i/>
           <w:color w:val="FF0000"/>
+          <w:sz w:val="24"/>
           <w:szCs w:val="24"/>
           <w:lang w:val="uk-UA"/>
         </w:rPr>
@@ -20788,6 +21865,7 @@
         <w:rPr>
           <w:rFonts w:ascii="Times New Roman" w:eastAsia="Calibri" w:hAnsi="Times New Roman" w:cs="Arial"/>
           <w:color w:val="000000"/>
+          <w:sz w:val="24"/>
           <w:szCs w:val="24"/>
           <w:lang w:val="uk-UA"/>
         </w:rPr>
@@ -20798,6 +21876,7 @@
           <w:rFonts w:ascii="Times New Roman" w:eastAsia="Calibri" w:hAnsi="Times New Roman" w:cs="Arial"/>
           <w:i/>
           <w:color w:val="FF0000"/>
+          <w:sz w:val="24"/>
           <w:szCs w:val="24"/>
           <w:lang w:val="uk-UA"/>
         </w:rPr>
@@ -20807,6 +21886,7 @@
         <w:rPr>
           <w:rFonts w:ascii="Times New Roman" w:eastAsia="Calibri" w:hAnsi="Times New Roman" w:cs="Arial"/>
           <w:color w:val="000000"/>
+          <w:sz w:val="24"/>
           <w:szCs w:val="24"/>
           <w:lang w:val="uk-UA"/>
         </w:rPr>
@@ -20817,6 +21897,7 @@
           <w:rFonts w:ascii="Times New Roman" w:eastAsia="Calibri" w:hAnsi="Times New Roman" w:cs="Arial"/>
           <w:i/>
           <w:color w:val="FF0000"/>
+          <w:sz w:val="24"/>
           <w:szCs w:val="24"/>
           <w:lang w:val="uk-UA"/>
         </w:rPr>
@@ -20826,6 +21907,7 @@
         <w:rPr>
           <w:rFonts w:ascii="Times New Roman" w:eastAsia="Calibri" w:hAnsi="Times New Roman" w:cs="Arial"/>
           <w:color w:val="000000"/>
+          <w:sz w:val="24"/>
           <w:szCs w:val="24"/>
           <w:lang w:val="uk-UA"/>
         </w:rPr>
@@ -20836,6 +21918,7 @@
           <w:rFonts w:ascii="Times New Roman" w:eastAsia="Calibri" w:hAnsi="Times New Roman" w:cs="Arial"/>
           <w:i/>
           <w:color w:val="FF0000"/>
+          <w:sz w:val="24"/>
           <w:szCs w:val="24"/>
           <w:lang w:val="uk-UA"/>
         </w:rPr>
@@ -20845,6 +21928,7 @@
         <w:rPr>
           <w:rFonts w:ascii="Times New Roman" w:eastAsia="Calibri" w:hAnsi="Times New Roman" w:cs="Arial"/>
           <w:color w:val="000000"/>
+          <w:sz w:val="24"/>
           <w:szCs w:val="24"/>
           <w:lang w:val="uk-UA"/>
         </w:rPr>
@@ -20855,6 +21939,7 @@
           <w:rFonts w:ascii="Times New Roman" w:eastAsia="Calibri" w:hAnsi="Times New Roman" w:cs="Arial"/>
           <w:i/>
           <w:color w:val="FF0000"/>
+          <w:sz w:val="24"/>
           <w:szCs w:val="24"/>
           <w:lang w:val="uk-UA"/>
         </w:rPr>
@@ -20864,6 +21949,7 @@
         <w:rPr>
           <w:rFonts w:ascii="Times New Roman" w:eastAsia="Calibri" w:hAnsi="Times New Roman" w:cs="Arial"/>
           <w:color w:val="000000"/>
+          <w:sz w:val="24"/>
           <w:szCs w:val="24"/>
           <w:lang w:val="uk-UA"/>
         </w:rPr>
@@ -20874,6 +21960,7 @@
           <w:rFonts w:ascii="Times New Roman" w:eastAsia="Calibri" w:hAnsi="Times New Roman" w:cs="Arial"/>
           <w:i/>
           <w:color w:val="FF0000"/>
+          <w:sz w:val="24"/>
           <w:szCs w:val="24"/>
           <w:lang w:val="uk-UA"/>
         </w:rPr>
@@ -20883,6 +21970,7 @@
         <w:rPr>
           <w:rFonts w:ascii="Times New Roman" w:eastAsia="Calibri" w:hAnsi="Times New Roman" w:cs="Arial"/>
           <w:color w:val="000000"/>
+          <w:sz w:val="24"/>
           <w:szCs w:val="24"/>
           <w:lang w:val="uk-UA"/>
         </w:rPr>
@@ -20893,6 +21981,7 @@
           <w:rFonts w:ascii="Times New Roman" w:eastAsia="Calibri" w:hAnsi="Times New Roman" w:cs="Arial"/>
           <w:i/>
           <w:color w:val="FF0000"/>
+          <w:sz w:val="24"/>
           <w:szCs w:val="24"/>
           <w:lang w:val="uk-UA"/>
         </w:rPr>
@@ -20902,6 +21991,7 @@
         <w:rPr>
           <w:rFonts w:ascii="Times New Roman" w:eastAsia="Calibri" w:hAnsi="Times New Roman" w:cs="Arial"/>
           <w:color w:val="000000"/>
+          <w:sz w:val="24"/>
           <w:szCs w:val="24"/>
           <w:lang w:val="uk-UA"/>
         </w:rPr>
@@ -20912,6 +22002,7 @@
           <w:rFonts w:ascii="Times New Roman" w:eastAsia="Calibri" w:hAnsi="Times New Roman" w:cs="Arial"/>
           <w:i/>
           <w:color w:val="FF0000"/>
+          <w:sz w:val="24"/>
           <w:szCs w:val="24"/>
           <w:lang w:val="uk-UA"/>
         </w:rPr>
@@ -20921,6 +22012,7 @@
         <w:rPr>
           <w:rFonts w:ascii="Times New Roman" w:eastAsia="Calibri" w:hAnsi="Times New Roman" w:cs="Arial"/>
           <w:color w:val="000000"/>
+          <w:sz w:val="24"/>
           <w:szCs w:val="24"/>
           <w:lang w:val="uk-UA"/>
         </w:rPr>
@@ -20943,6 +22035,7 @@
           <w:rFonts w:ascii="Times New Roman" w:eastAsia="Calibri" w:hAnsi="Times New Roman" w:cs="Arial"/>
           <w:i/>
           <w:color w:val="FF0000"/>
+          <w:sz w:val="24"/>
           <w:szCs w:val="24"/>
           <w:lang w:val="uk-UA"/>
         </w:rPr>
@@ -20952,6 +22045,7 @@
         <w:rPr>
           <w:rFonts w:ascii="Times New Roman" w:eastAsia="Calibri" w:hAnsi="Times New Roman" w:cs="Arial"/>
           <w:color w:val="000000"/>
+          <w:sz w:val="24"/>
           <w:szCs w:val="24"/>
           <w:lang w:val="uk-UA"/>
         </w:rPr>
@@ -20962,6 +22056,7 @@
           <w:rFonts w:ascii="Times New Roman" w:eastAsia="Calibri" w:hAnsi="Times New Roman" w:cs="Arial"/>
           <w:i/>
           <w:color w:val="FF0000"/>
+          <w:sz w:val="24"/>
           <w:szCs w:val="24"/>
           <w:lang w:val="uk-UA"/>
         </w:rPr>
@@ -20984,6 +22079,7 @@
           <w:rFonts w:ascii="Times New Roman" w:eastAsia="Calibri" w:hAnsi="Times New Roman" w:cs="Arial"/>
           <w:i/>
           <w:color w:val="FF0000"/>
+          <w:sz w:val="24"/>
           <w:szCs w:val="24"/>
           <w:lang w:val="uk-UA"/>
         </w:rPr>
@@ -20993,6 +22089,7 @@
         <w:rPr>
           <w:rFonts w:ascii="Times New Roman" w:eastAsia="Calibri" w:hAnsi="Times New Roman" w:cs="Arial"/>
           <w:color w:val="000000"/>
+          <w:sz w:val="24"/>
           <w:szCs w:val="24"/>
           <w:lang w:val="uk-UA"/>
         </w:rPr>
@@ -21015,6 +22112,7 @@
           <w:rFonts w:ascii="Times New Roman" w:eastAsia="Calibri" w:hAnsi="Times New Roman" w:cs="Arial"/>
           <w:i/>
           <w:color w:val="FF0000"/>
+          <w:sz w:val="24"/>
           <w:szCs w:val="24"/>
           <w:lang w:val="uk-UA"/>
         </w:rPr>
@@ -21024,6 +22122,7 @@
         <w:rPr>
           <w:rFonts w:ascii="Times New Roman" w:eastAsia="Calibri" w:hAnsi="Times New Roman" w:cs="Arial"/>
           <w:color w:val="000000"/>
+          <w:sz w:val="24"/>
           <w:szCs w:val="24"/>
           <w:lang w:val="uk-UA"/>
         </w:rPr>
@@ -21034,6 +22133,7 @@
           <w:rFonts w:ascii="Times New Roman" w:eastAsia="Calibri" w:hAnsi="Times New Roman" w:cs="Arial"/>
           <w:i/>
           <w:color w:val="FF0000"/>
+          <w:sz w:val="24"/>
           <w:szCs w:val="24"/>
           <w:lang w:val="uk-UA"/>
         </w:rPr>
@@ -21056,6 +22156,7 @@
           <w:rFonts w:ascii="Times New Roman" w:eastAsia="Calibri" w:hAnsi="Times New Roman" w:cs="Arial"/>
           <w:i/>
           <w:color w:val="FF0000"/>
+          <w:sz w:val="24"/>
           <w:szCs w:val="24"/>
           <w:lang w:val="uk-UA"/>
         </w:rPr>
@@ -21065,6 +22166,7 @@
         <w:rPr>
           <w:rFonts w:ascii="Times New Roman" w:eastAsia="Calibri" w:hAnsi="Times New Roman" w:cs="Arial"/>
           <w:color w:val="000000"/>
+          <w:sz w:val="24"/>
           <w:szCs w:val="24"/>
           <w:lang w:val="uk-UA"/>
         </w:rPr>
@@ -21087,6 +22189,7 @@
           <w:rFonts w:ascii="Times New Roman" w:eastAsia="Calibri" w:hAnsi="Times New Roman" w:cs="Arial"/>
           <w:i/>
           <w:color w:val="FF0000"/>
+          <w:sz w:val="24"/>
           <w:szCs w:val="24"/>
           <w:lang w:val="uk-UA"/>
         </w:rPr>
@@ -21096,6 +22199,7 @@
         <w:rPr>
           <w:rFonts w:ascii="Times New Roman" w:eastAsia="Calibri" w:hAnsi="Times New Roman" w:cs="Arial"/>
           <w:color w:val="000000"/>
+          <w:sz w:val="24"/>
           <w:szCs w:val="24"/>
           <w:lang w:val="uk-UA"/>
         </w:rPr>
@@ -21106,6 +22210,7 @@
           <w:rFonts w:ascii="Times New Roman" w:eastAsia="Calibri" w:hAnsi="Times New Roman" w:cs="Arial"/>
           <w:i/>
           <w:color w:val="FF0000"/>
+          <w:sz w:val="24"/>
           <w:szCs w:val="24"/>
           <w:lang w:val="uk-UA"/>
         </w:rPr>
@@ -21164,6 +22269,7 @@
           <w:rFonts w:ascii="Times New Roman" w:eastAsia="Calibri" w:hAnsi="Times New Roman" w:cs="Arial"/>
           <w:i/>
           <w:color w:val="FF0000"/>
+          <w:sz w:val="24"/>
           <w:szCs w:val="24"/>
           <w:lang w:val="uk-UA"/>
         </w:rPr>
@@ -21173,6 +22279,7 @@
         <w:rPr>
           <w:rFonts w:ascii="Times New Roman" w:eastAsia="Calibri" w:hAnsi="Times New Roman" w:cs="Arial"/>
           <w:color w:val="000000"/>
+          <w:sz w:val="24"/>
           <w:szCs w:val="24"/>
           <w:lang w:val="uk-UA"/>
         </w:rPr>
@@ -21216,6 +22323,7 @@
           <w:i/>
           <w:iCs/>
           <w:color w:val="FF0000"/>
+          <w:sz w:val="24"/>
           <w:szCs w:val="24"/>
           <w:lang w:val="uk-UA"/>
         </w:rPr>
@@ -21237,6 +22345,7 @@
           <w:rFonts w:ascii="Times New Roman" w:eastAsia="Calibri" w:hAnsi="Times New Roman" w:cs="Arial"/>
           <w:i/>
           <w:color w:val="FF0000"/>
+          <w:sz w:val="24"/>
           <w:szCs w:val="24"/>
           <w:lang w:val="uk-UA"/>
         </w:rPr>
@@ -21246,6 +22355,7 @@
         <w:rPr>
           <w:rFonts w:ascii="Times New Roman" w:eastAsia="Calibri" w:hAnsi="Times New Roman" w:cs="Arial"/>
           <w:color w:val="000000"/>
+          <w:sz w:val="24"/>
           <w:szCs w:val="24"/>
           <w:lang w:val="uk-UA"/>
         </w:rPr>
@@ -21254,6 +22364,7 @@
       <w:r>
         <w:rPr>
           <w:rFonts w:ascii="Times New Roman" w:eastAsia="Calibri" w:hAnsi="Times New Roman" w:cs="Times New Roman"/>
+          <w:sz w:val="24"/>
           <w:szCs w:val="24"/>
           <w:lang w:val="uk-UA"/>
         </w:rPr>
@@ -21275,6 +22386,7 @@
           <w:rFonts w:ascii="Times New Roman" w:eastAsia="Calibri" w:hAnsi="Times New Roman" w:cs="Times New Roman"/>
           <w:i/>
           <w:color w:val="FF0000"/>
+          <w:sz w:val="24"/>
           <w:szCs w:val="24"/>
           <w:lang w:val="uk-UA"/>
         </w:rPr>
@@ -21284,6 +22396,7 @@
         <w:rPr>
           <w:rFonts w:ascii="Times New Roman" w:eastAsia="Calibri" w:hAnsi="Times New Roman" w:cs="Times New Roman"/>
           <w:color w:val="FF0000"/>
+          <w:sz w:val="24"/>
           <w:szCs w:val="24"/>
           <w:lang w:val="uk-UA"/>
         </w:rPr>
@@ -21292,6 +22405,7 @@
       <w:r>
         <w:rPr>
           <w:rFonts w:ascii="Times New Roman" w:eastAsia="Calibri" w:hAnsi="Times New Roman" w:cs="Times New Roman"/>
+          <w:sz w:val="24"/>
           <w:szCs w:val="24"/>
           <w:lang w:val="uk-UA"/>
         </w:rPr>
@@ -21313,6 +22427,7 @@
           <w:rFonts w:ascii="Times New Roman" w:eastAsia="Calibri" w:hAnsi="Times New Roman" w:cs="Times New Roman"/>
           <w:i/>
           <w:color w:val="FF0000"/>
+          <w:sz w:val="24"/>
           <w:szCs w:val="24"/>
           <w:lang w:val="uk-UA"/>
         </w:rPr>
@@ -21322,6 +22437,7 @@
         <w:rPr>
           <w:rFonts w:ascii="Times New Roman" w:eastAsia="Calibri" w:hAnsi="Times New Roman" w:cs="Times New Roman"/>
           <w:color w:val="FF0000"/>
+          <w:sz w:val="24"/>
           <w:szCs w:val="24"/>
           <w:lang w:val="uk-UA"/>
         </w:rPr>
@@ -21330,6 +22446,7 @@
       <w:r>
         <w:rPr>
           <w:rFonts w:ascii="Times New Roman" w:eastAsia="Calibri" w:hAnsi="Times New Roman" w:cs="Times New Roman"/>
+          <w:sz w:val="24"/>
           <w:szCs w:val="24"/>
           <w:lang w:val="uk-UA"/>
         </w:rPr>
@@ -21351,6 +22468,7 @@
           <w:rFonts w:ascii="Times New Roman" w:eastAsia="Calibri" w:hAnsi="Times New Roman" w:cs="Times New Roman"/>
           <w:i/>
           <w:color w:val="FF0000"/>
+          <w:sz w:val="24"/>
           <w:szCs w:val="24"/>
           <w:lang w:val="uk-UA"/>
         </w:rPr>
@@ -21360,6 +22478,7 @@
         <w:rPr>
           <w:rFonts w:ascii="Times New Roman" w:eastAsia="Calibri" w:hAnsi="Times New Roman" w:cs="Times New Roman"/>
           <w:color w:val="FF0000"/>
+          <w:sz w:val="24"/>
           <w:szCs w:val="24"/>
           <w:lang w:val="uk-UA"/>
         </w:rPr>
@@ -21368,6 +22487,7 @@
       <w:r>
         <w:rPr>
           <w:rFonts w:ascii="Times New Roman" w:eastAsia="Calibri" w:hAnsi="Times New Roman" w:cs="Times New Roman"/>
+          <w:sz w:val="24"/>
           <w:szCs w:val="24"/>
           <w:lang w:val="uk-UA"/>
         </w:rPr>
@@ -21389,6 +22509,7 @@
           <w:rFonts w:ascii="Times New Roman" w:eastAsia="Calibri" w:hAnsi="Times New Roman" w:cs="Times New Roman"/>
           <w:i/>
           <w:color w:val="FF0000"/>
+          <w:sz w:val="24"/>
           <w:szCs w:val="24"/>
           <w:lang w:val="uk-UA"/>
         </w:rPr>
@@ -21399,6 +22520,7 @@
         <w:rPr>
           <w:rFonts w:ascii="Times New Roman" w:eastAsia="Calibri" w:hAnsi="Times New Roman" w:cs="Times New Roman"/>
           <w:color w:val="FF0000"/>
+          <w:sz w:val="24"/>
           <w:szCs w:val="24"/>
           <w:lang w:val="uk-UA"/>
         </w:rPr>
@@ -21407,6 +22529,7 @@
       <w:r>
         <w:rPr>
           <w:rFonts w:ascii="Times New Roman" w:eastAsia="Calibri" w:hAnsi="Times New Roman" w:cs="Times New Roman"/>
+          <w:sz w:val="24"/>
           <w:szCs w:val="24"/>
           <w:lang w:val="uk-UA"/>
         </w:rPr>
@@ -21428,6 +22551,7 @@
           <w:rFonts w:ascii="Times New Roman" w:eastAsia="Calibri" w:hAnsi="Times New Roman" w:cs="Times New Roman"/>
           <w:i/>
           <w:color w:val="FF0000"/>
+          <w:sz w:val="24"/>
           <w:szCs w:val="24"/>
           <w:lang w:val="uk-UA"/>
         </w:rPr>
@@ -21436,6 +22560,7 @@
       <w:r>
         <w:rPr>
           <w:rFonts w:ascii="Times New Roman" w:eastAsia="Calibri" w:hAnsi="Times New Roman" w:cs="Times New Roman"/>
+          <w:sz w:val="24"/>
           <w:szCs w:val="24"/>
           <w:lang w:val="uk-UA"/>
         </w:rPr>
@@ -21457,6 +22582,7 @@
           <w:rFonts w:ascii="Times New Roman" w:eastAsia="Calibri" w:hAnsi="Times New Roman" w:cs="Times New Roman"/>
           <w:i/>
           <w:color w:val="FF0000"/>
+          <w:sz w:val="24"/>
           <w:szCs w:val="24"/>
           <w:lang w:val="uk-UA"/>
         </w:rPr>
@@ -21466,6 +22592,7 @@
         <w:rPr>
           <w:rFonts w:ascii="Times New Roman" w:eastAsia="Calibri" w:hAnsi="Times New Roman" w:cs="Times New Roman"/>
           <w:color w:val="FF0000"/>
+          <w:sz w:val="24"/>
           <w:szCs w:val="24"/>
           <w:lang w:val="uk-UA"/>
         </w:rPr>
@@ -21474,6 +22601,7 @@
       <w:r>
         <w:rPr>
           <w:rFonts w:ascii="Times New Roman" w:eastAsia="Calibri" w:hAnsi="Times New Roman" w:cs="Times New Roman"/>
+          <w:sz w:val="24"/>
           <w:szCs w:val="24"/>
           <w:lang w:val="uk-UA"/>
         </w:rPr>
@@ -21495,6 +22623,7 @@
           <w:rFonts w:ascii="Times New Roman" w:eastAsia="Calibri" w:hAnsi="Times New Roman" w:cs="Times New Roman"/>
           <w:i/>
           <w:color w:val="FF0000"/>
+          <w:sz w:val="24"/>
           <w:szCs w:val="24"/>
           <w:lang w:val="uk-UA"/>
         </w:rPr>
@@ -21503,6 +22632,7 @@
       <w:r>
         <w:rPr>
           <w:rFonts w:ascii="Times New Roman" w:eastAsia="Calibri" w:hAnsi="Times New Roman" w:cs="Times New Roman"/>
+          <w:sz w:val="24"/>
           <w:szCs w:val="24"/>
           <w:lang w:val="uk-UA"/>
         </w:rPr>
@@ -21513,6 +22643,7 @@
           <w:rFonts w:ascii="Times New Roman" w:eastAsia="Calibri" w:hAnsi="Times New Roman" w:cs="Times New Roman"/>
           <w:i/>
           <w:color w:val="FF0000"/>
+          <w:sz w:val="24"/>
           <w:szCs w:val="24"/>
           <w:lang w:val="uk-UA"/>
         </w:rPr>
@@ -21522,6 +22653,7 @@
         <w:rPr>
           <w:rFonts w:ascii="Times New Roman" w:eastAsia="Calibri" w:hAnsi="Times New Roman" w:cs="Times New Roman"/>
           <w:i/>
+          <w:sz w:val="24"/>
           <w:szCs w:val="24"/>
           <w:lang w:val="uk-UA"/>
         </w:rPr>
@@ -21530,6 +22662,7 @@
       <w:r>
         <w:rPr>
           <w:rFonts w:ascii="Times New Roman" w:eastAsia="Calibri" w:hAnsi="Times New Roman" w:cs="Times New Roman"/>
+          <w:sz w:val="24"/>
           <w:szCs w:val="24"/>
           <w:lang w:val="uk-UA"/>
         </w:rPr>
@@ -21552,6 +22685,7 @@
           <w:rFonts w:ascii="Times New Roman" w:eastAsia="Calibri" w:hAnsi="Times New Roman" w:cs="Arial"/>
           <w:i/>
           <w:color w:val="FF0000"/>
+          <w:sz w:val="24"/>
           <w:szCs w:val="24"/>
           <w:lang w:val="uk-UA"/>
         </w:rPr>
@@ -21561,6 +22695,7 @@
         <w:rPr>
           <w:rFonts w:ascii="Times New Roman" w:eastAsia="Calibri" w:hAnsi="Times New Roman" w:cs="Arial"/>
           <w:color w:val="000000"/>
+          <w:sz w:val="24"/>
           <w:szCs w:val="24"/>
           <w:lang w:val="uk-UA"/>
         </w:rPr>
@@ -21571,6 +22706,7 @@
           <w:rFonts w:ascii="Times New Roman" w:eastAsia="Calibri" w:hAnsi="Times New Roman" w:cs="Arial"/>
           <w:i/>
           <w:color w:val="FF0000"/>
+          <w:sz w:val="24"/>
           <w:szCs w:val="24"/>
           <w:lang w:val="uk-UA"/>
         </w:rPr>
@@ -21580,6 +22716,7 @@
         <w:rPr>
           <w:rFonts w:ascii="Times New Roman" w:eastAsia="Calibri" w:hAnsi="Times New Roman" w:cs="Arial"/>
           <w:color w:val="000000"/>
+          <w:sz w:val="24"/>
           <w:szCs w:val="24"/>
           <w:lang w:val="uk-UA"/>
         </w:rPr>
@@ -21589,6 +22726,7 @@
         <w:rPr>
           <w:rFonts w:ascii="Times New Roman" w:eastAsia="Calibri" w:hAnsi="Times New Roman" w:cs="Arial"/>
           <w:color w:val="000000"/>
+          <w:sz w:val="24"/>
           <w:szCs w:val="24"/>
           <w:lang w:val="ru-RU"/>
         </w:rPr>
@@ -21598,6 +22736,7 @@
         <w:rPr>
           <w:rFonts w:ascii="Times New Roman" w:eastAsia="Calibri" w:hAnsi="Times New Roman" w:cs="Arial"/>
           <w:color w:val="000000"/>
+          <w:sz w:val="24"/>
           <w:szCs w:val="24"/>
           <w:lang w:val="uk-UA"/>
         </w:rPr>
@@ -21620,6 +22759,7 @@
           <w:rFonts w:ascii="Times New Roman" w:eastAsia="Calibri" w:hAnsi="Times New Roman" w:cs="Arial"/>
           <w:i/>
           <w:color w:val="FF0000"/>
+          <w:sz w:val="24"/>
           <w:szCs w:val="24"/>
           <w:lang w:val="uk-UA"/>
         </w:rPr>
@@ -21629,6 +22769,7 @@
         <w:rPr>
           <w:rFonts w:ascii="Times New Roman" w:eastAsia="Calibri" w:hAnsi="Times New Roman" w:cs="Arial"/>
           <w:color w:val="FF0000"/>
+          <w:sz w:val="24"/>
           <w:szCs w:val="24"/>
           <w:lang w:val="uk-UA"/>
         </w:rPr>
@@ -21638,6 +22779,7 @@
         <w:rPr>
           <w:rFonts w:ascii="Times New Roman" w:eastAsia="Calibri" w:hAnsi="Times New Roman" w:cs="Arial"/>
           <w:color w:val="000000"/>
+          <w:sz w:val="24"/>
           <w:szCs w:val="24"/>
           <w:lang w:val="uk-UA"/>
         </w:rPr>
